--- a/discoverer-neo/docs/user-guide/manual/Discoverer-Neo-MANAGER-Guide-Quick-en.docx
+++ b/discoverer-neo/docs/user-guide/manual/Discoverer-Neo-MANAGER-Guide-Quick-en.docx
@@ -54,7 +54,7 @@
           <w:sz w:val="22"/>
           <w:szCs w:val="22"/>
         </w:rPr>
-        <w:t>Version 2.0.0</w:t>
+        <w:t>Version 2.0.1</w:t>
       </w:r>
     </w:p>
     <w:p>
@@ -74,7 +74,7 @@
     <w:sdt>
       <w:sdtPr>
         <w:alias w:val="Contents"/>
-        <w:id w:val="-1853789775"/>
+        <w:id w:val="-324664575"/>
       </w:sdtPr>
       <w:sdtEndPr/>
       <w:sdtContent>
@@ -102,7 +102,7 @@
           <w:r>
             <w:fldChar w:fldCharType="separate"/>
           </w:r>
-          <w:hyperlink w:anchor="_Toc241668799" w:history="1">
+          <w:hyperlink w:anchor="_Toc241671330" w:history="1">
             <w:r>
               <w:rPr>
                 <w:rStyle w:val="Hiperligao"/>
@@ -126,7 +126,7 @@
               <w:rPr>
                 <w:noProof/>
               </w:rPr>
-              <w:instrText xml:space="preserve"> PAGEREF _Toc241668799 \h </w:instrText>
+              <w:instrText xml:space="preserve"> PAGEREF _Toc241671330 \h </w:instrText>
             </w:r>
             <w:r>
               <w:rPr>
@@ -168,7 +168,7 @@
               <w14:ligatures w14:val="standardContextual"/>
             </w:rPr>
           </w:pPr>
-          <w:hyperlink w:anchor="_Toc241668800" w:history="1">
+          <w:hyperlink w:anchor="_Toc241671331" w:history="1">
             <w:r>
               <w:rPr>
                 <w:rStyle w:val="Hiperligao"/>
@@ -192,7 +192,7 @@
               <w:rPr>
                 <w:noProof/>
               </w:rPr>
-              <w:instrText xml:space="preserve"> PAGEREF _Toc241668800 \h </w:instrText>
+              <w:instrText xml:space="preserve"> PAGEREF _Toc241671331 \h </w:instrText>
             </w:r>
             <w:r>
               <w:rPr>
@@ -234,7 +234,7 @@
               <w14:ligatures w14:val="standardContextual"/>
             </w:rPr>
           </w:pPr>
-          <w:hyperlink w:anchor="_Toc241668801" w:history="1">
+          <w:hyperlink w:anchor="_Toc241671332" w:history="1">
             <w:r>
               <w:rPr>
                 <w:rStyle w:val="Hiperligao"/>
@@ -258,7 +258,7 @@
               <w:rPr>
                 <w:noProof/>
               </w:rPr>
-              <w:instrText xml:space="preserve"> PAGEREF _Toc241668801 \h </w:instrText>
+              <w:instrText xml:space="preserve"> PAGEREF _Toc241671332 \h </w:instrText>
             </w:r>
             <w:r>
               <w:rPr>
@@ -300,7 +300,7 @@
               <w14:ligatures w14:val="standardContextual"/>
             </w:rPr>
           </w:pPr>
-          <w:hyperlink w:anchor="_Toc241668802" w:history="1">
+          <w:hyperlink w:anchor="_Toc241671333" w:history="1">
             <w:r>
               <w:rPr>
                 <w:rStyle w:val="Hiperligao"/>
@@ -324,7 +324,7 @@
               <w:rPr>
                 <w:noProof/>
               </w:rPr>
-              <w:instrText xml:space="preserve"> PAGEREF _Toc241668802 \h </w:instrText>
+              <w:instrText xml:space="preserve"> PAGEREF _Toc241671333 \h </w:instrText>
             </w:r>
             <w:r>
               <w:rPr>
@@ -366,7 +366,7 @@
               <w14:ligatures w14:val="standardContextual"/>
             </w:rPr>
           </w:pPr>
-          <w:hyperlink w:anchor="_Toc241668803" w:history="1">
+          <w:hyperlink w:anchor="_Toc241671334" w:history="1">
             <w:r>
               <w:rPr>
                 <w:rStyle w:val="Hiperligao"/>
@@ -390,7 +390,7 @@
               <w:rPr>
                 <w:noProof/>
               </w:rPr>
-              <w:instrText xml:space="preserve"> PAGEREF _Toc241668803 \h </w:instrText>
+              <w:instrText xml:space="preserve"> PAGEREF _Toc241671334 \h </w:instrText>
             </w:r>
             <w:r>
               <w:rPr>
@@ -432,7 +432,7 @@
               <w14:ligatures w14:val="standardContextual"/>
             </w:rPr>
           </w:pPr>
-          <w:hyperlink w:anchor="_Toc241668804" w:history="1">
+          <w:hyperlink w:anchor="_Toc241671335" w:history="1">
             <w:r>
               <w:rPr>
                 <w:rStyle w:val="Hiperligao"/>
@@ -456,7 +456,7 @@
               <w:rPr>
                 <w:noProof/>
               </w:rPr>
-              <w:instrText xml:space="preserve"> PAGEREF _Toc241668804 \h </w:instrText>
+              <w:instrText xml:space="preserve"> PAGEREF _Toc241671335 \h </w:instrText>
             </w:r>
             <w:r>
               <w:rPr>
@@ -498,7 +498,7 @@
               <w14:ligatures w14:val="standardContextual"/>
             </w:rPr>
           </w:pPr>
-          <w:hyperlink w:anchor="_Toc241668805" w:history="1">
+          <w:hyperlink w:anchor="_Toc241671336" w:history="1">
             <w:r>
               <w:rPr>
                 <w:rStyle w:val="Hiperligao"/>
@@ -522,7 +522,7 @@
               <w:rPr>
                 <w:noProof/>
               </w:rPr>
-              <w:instrText xml:space="preserve"> PAGEREF _Toc241668805 \h </w:instrText>
+              <w:instrText xml:space="preserve"> PAGEREF _Toc241671336 \h </w:instrText>
             </w:r>
             <w:r>
               <w:rPr>
@@ -564,7 +564,7 @@
               <w14:ligatures w14:val="standardContextual"/>
             </w:rPr>
           </w:pPr>
-          <w:hyperlink w:anchor="_Toc241668806" w:history="1">
+          <w:hyperlink w:anchor="_Toc241671337" w:history="1">
             <w:r>
               <w:rPr>
                 <w:rStyle w:val="Hiperligao"/>
@@ -588,7 +588,7 @@
               <w:rPr>
                 <w:noProof/>
               </w:rPr>
-              <w:instrText xml:space="preserve"> PAGEREF _Toc241668806 \h </w:instrText>
+              <w:instrText xml:space="preserve"> PAGEREF _Toc241671337 \h </w:instrText>
             </w:r>
             <w:r>
               <w:rPr>
@@ -630,7 +630,7 @@
               <w14:ligatures w14:val="standardContextual"/>
             </w:rPr>
           </w:pPr>
-          <w:hyperlink w:anchor="_Toc241668807" w:history="1">
+          <w:hyperlink w:anchor="_Toc241671338" w:history="1">
             <w:r>
               <w:rPr>
                 <w:rStyle w:val="Hiperligao"/>
@@ -654,7 +654,7 @@
               <w:rPr>
                 <w:noProof/>
               </w:rPr>
-              <w:instrText xml:space="preserve"> PAGEREF _Toc241668807 \h </w:instrText>
+              <w:instrText xml:space="preserve"> PAGEREF _Toc241671338 \h </w:instrText>
             </w:r>
             <w:r>
               <w:rPr>
@@ -696,7 +696,7 @@
               <w14:ligatures w14:val="standardContextual"/>
             </w:rPr>
           </w:pPr>
-          <w:hyperlink w:anchor="_Toc241668808" w:history="1">
+          <w:hyperlink w:anchor="_Toc241671339" w:history="1">
             <w:r>
               <w:rPr>
                 <w:rStyle w:val="Hiperligao"/>
@@ -720,7 +720,7 @@
               <w:rPr>
                 <w:noProof/>
               </w:rPr>
-              <w:instrText xml:space="preserve"> PAGEREF _Toc241668808 \h </w:instrText>
+              <w:instrText xml:space="preserve"> PAGEREF _Toc241671339 \h </w:instrText>
             </w:r>
             <w:r>
               <w:rPr>
@@ -762,7 +762,7 @@
               <w14:ligatures w14:val="standardContextual"/>
             </w:rPr>
           </w:pPr>
-          <w:hyperlink w:anchor="_Toc241668809" w:history="1">
+          <w:hyperlink w:anchor="_Toc241671340" w:history="1">
             <w:r>
               <w:rPr>
                 <w:rStyle w:val="Hiperligao"/>
@@ -786,7 +786,7 @@
               <w:rPr>
                 <w:noProof/>
               </w:rPr>
-              <w:instrText xml:space="preserve"> PAGEREF _Toc241668809 \h </w:instrText>
+              <w:instrText xml:space="preserve"> PAGEREF _Toc241671340 \h </w:instrText>
             </w:r>
             <w:r>
               <w:rPr>
@@ -834,7 +834,7 @@
       <w:pPr>
         <w:pStyle w:val="Ttulo1"/>
       </w:pPr>
-      <w:bookmarkStart w:id="0" w:name="_Toc241668799"/>
+      <w:bookmarkStart w:id="0" w:name="_Toc241671330"/>
       <w:r>
         <w:lastRenderedPageBreak/>
         <w:t>Your role in one page</w:t>
@@ -1454,7 +1454,7 @@
         <w:pStyle w:val="Ttulo1"/>
         <w:pageBreakBefore/>
       </w:pPr>
-      <w:bookmarkStart w:id="1" w:name="_Toc241668800"/>
+      <w:bookmarkStart w:id="1" w:name="_Toc241671331"/>
       <w:r>
         <w:lastRenderedPageBreak/>
         <w:t>Maps</w:t>
@@ -1487,7 +1487,7 @@
           <w:noProof/>
         </w:rPr>
         <w:drawing>
-          <wp:inline distT="0" distB="0" distL="0" distR="0" wp14:anchorId="6F63D7F4" wp14:editId="64609B22">
+          <wp:inline distT="0" distB="0" distL="0" distR="0" wp14:anchorId="07D758CF" wp14:editId="6B76C14F">
             <wp:extent cx="5715000" cy="3429000"/>
             <wp:effectExtent l="0" t="0" r="0" b="0"/>
             <wp:docPr id="277" name="02-maps-all.png" descr="The Maps list, All tab, with Copy, Share, Schedule and Export icons on each row." title="The Maps list, All tab, with Copy, Share, Schedule and Export icons on each row."/>
@@ -1951,7 +1951,7 @@
         <w:pStyle w:val="Ttulo1"/>
         <w:pageBreakBefore/>
       </w:pPr>
-      <w:bookmarkStart w:id="2" w:name="_Toc241668801"/>
+      <w:bookmarkStart w:id="2" w:name="_Toc241671332"/>
       <w:r>
         <w:lastRenderedPageBreak/>
         <w:t>Sharing a map</w:t>
@@ -1974,7 +1974,7 @@
           <w:noProof/>
         </w:rPr>
         <w:drawing>
-          <wp:inline distT="0" distB="0" distL="0" distR="0" wp14:anchorId="692C4BFA" wp14:editId="636BB3D9">
+          <wp:inline distT="0" distB="0" distL="0" distR="0" wp14:anchorId="45E2D1CF" wp14:editId="2997D16F">
             <wp:extent cx="3743325" cy="3895725"/>
             <wp:effectExtent l="0" t="0" r="0" b="0"/>
             <wp:docPr id="278" name="03-share-dialog.png" descr="The Share map dialog with a search box and Can view, Can export and Can edit buttons." title="The Share map dialog with a search box and Can view, Can export and Can edit buttons."/>
@@ -2377,7 +2377,7 @@
         <w:pStyle w:val="Ttulo1"/>
         <w:pageBreakBefore/>
       </w:pPr>
-      <w:bookmarkStart w:id="3" w:name="_Toc241668802"/>
+      <w:bookmarkStart w:id="3" w:name="_Toc241671333"/>
       <w:r>
         <w:lastRenderedPageBreak/>
         <w:t>Viewing, running and exporting</w:t>
@@ -2400,7 +2400,7 @@
           <w:noProof/>
         </w:rPr>
         <w:drawing>
-          <wp:inline distT="0" distB="0" distL="0" distR="0" wp14:anchorId="35DF799A" wp14:editId="5948E6C1">
+          <wp:inline distT="0" distB="0" distL="0" distR="0" wp14:anchorId="404A63FE" wp14:editId="00EAEADB">
             <wp:extent cx="5715000" cy="3571875"/>
             <wp:effectExtent l="0" t="0" r="0" b="0"/>
             <wp:docPr id="279" name="06-viewer-results.png" descr="A completed run with Excel, CSV and PDF buttons over the results grid." title="A completed run with Excel, CSV and PDF buttons over the results grid."/>
@@ -2598,7 +2598,7 @@
         <w:pStyle w:val="Ttulo1"/>
         <w:pageBreakBefore/>
       </w:pPr>
-      <w:bookmarkStart w:id="4" w:name="_Toc241668803"/>
+      <w:bookmarkStart w:id="4" w:name="_Toc241671334"/>
       <w:r>
         <w:lastRenderedPageBreak/>
         <w:t>Map builder</w:t>
@@ -2631,7 +2631,7 @@
           <w:noProof/>
         </w:rPr>
         <w:drawing>
-          <wp:inline distT="0" distB="0" distL="0" distR="0" wp14:anchorId="5CC963D6" wp14:editId="3507EDE5">
+          <wp:inline distT="0" distB="0" distL="0" distR="0" wp14:anchorId="4F409665" wp14:editId="7BD67B6D">
             <wp:extent cx="5715000" cy="3571875"/>
             <wp:effectExtent l="0" t="0" r="0" b="0"/>
             <wp:docPr id="280" name="05-builder-overview.png" descr="The map builder with the Business Areas tree, the columns canvas and the Properties panel." title="The map builder with the Business Areas tree, the columns canvas and the Properties panel."/>
@@ -2869,7 +2869,7 @@
         <w:pStyle w:val="Ttulo1"/>
         <w:pageBreakBefore/>
       </w:pPr>
-      <w:bookmarkStart w:id="5" w:name="_Toc241668804"/>
+      <w:bookmarkStart w:id="5" w:name="_Toc241671335"/>
       <w:r>
         <w:lastRenderedPageBreak/>
         <w:t>Schedules</w:t>
@@ -2892,7 +2892,7 @@
           <w:noProof/>
         </w:rPr>
         <w:drawing>
-          <wp:inline distT="0" distB="0" distL="0" distR="0" wp14:anchorId="0C3E4C47" wp14:editId="4D00EA5A">
+          <wp:inline distT="0" distB="0" distL="0" distR="0" wp14:anchorId="6E4A0EFD" wp14:editId="2A2DECA2">
             <wp:extent cx="5715000" cy="3571875"/>
             <wp:effectExtent l="0" t="0" r="0" b="0"/>
             <wp:docPr id="281" name="38-schedules-list.png" descr="The Schedules page with a paused schedule and its action icons." title="The Schedules page with a paused schedule and its action icons."/>
@@ -3428,7 +3428,7 @@
         <w:pStyle w:val="Ttulo1"/>
         <w:pageBreakBefore/>
       </w:pPr>
-      <w:bookmarkStart w:id="6" w:name="_Toc241668805"/>
+      <w:bookmarkStart w:id="6" w:name="_Toc241671336"/>
       <w:r>
         <w:lastRenderedPageBreak/>
         <w:t>Runs and Exports</w:t>
@@ -3468,7 +3468,7 @@
           <w:noProof/>
         </w:rPr>
         <w:drawing>
-          <wp:inline distT="0" distB="0" distL="0" distR="0" wp14:anchorId="372B5F21" wp14:editId="15ED4610">
+          <wp:inline distT="0" distB="0" distL="0" distR="0" wp14:anchorId="3EDBCBE8" wp14:editId="112A60F2">
             <wp:extent cx="5715000" cy="3571875"/>
             <wp:effectExtent l="0" t="0" r="0" b="0"/>
             <wp:docPr id="282" name="11-runs.png" descr="The Runs page with map, status and kind filters and the list of runs." title="The Runs page with map, status and kind filters and the list of runs."/>
@@ -3643,7 +3643,7 @@
         <w:pStyle w:val="Ttulo1"/>
         <w:pageBreakBefore/>
       </w:pPr>
-      <w:bookmarkStart w:id="7" w:name="_Toc241668806"/>
+      <w:bookmarkStart w:id="7" w:name="_Toc241671337"/>
       <w:r>
         <w:lastRenderedPageBreak/>
         <w:t>Users</w:t>
@@ -3676,7 +3676,7 @@
           <w:noProof/>
         </w:rPr>
         <w:drawing>
-          <wp:inline distT="0" distB="0" distL="0" distR="0" wp14:anchorId="4AA59BD1" wp14:editId="4E57901E">
+          <wp:inline distT="0" distB="0" distL="0" distR="0" wp14:anchorId="21D5D957" wp14:editId="23FFA5A4">
             <wp:extent cx="4362450" cy="2190750"/>
             <wp:effectExtent l="0" t="0" r="0" b="0"/>
             <wp:docPr id="283" name="12-users-maps-dialog.png" descr="The Maps dialog for a user, with share-level selects and owner and remove icons." title="The Maps dialog for a user, with share-level selects and owner and remove icons."/>
@@ -3831,7 +3831,7 @@
         <w:pStyle w:val="Ttulo1"/>
         <w:pageBreakBefore/>
       </w:pPr>
-      <w:bookmarkStart w:id="8" w:name="_Toc241668807"/>
+      <w:bookmarkStart w:id="8" w:name="_Toc241671338"/>
       <w:r>
         <w:lastRenderedPageBreak/>
         <w:t>Data modeling</w:t>
@@ -3904,7 +3904,7 @@
           <w:noProof/>
         </w:rPr>
         <w:drawing>
-          <wp:inline distT="0" distB="0" distL="0" distR="0" wp14:anchorId="1040BE05" wp14:editId="1EC6879B">
+          <wp:inline distT="0" distB="0" distL="0" distR="0" wp14:anchorId="21823F8D" wp14:editId="1CCCB5D4">
             <wp:extent cx="5715000" cy="3571875"/>
             <wp:effectExtent l="0" t="0" r="0" b="0"/>
             <wp:docPr id="284" name="11-folders.png" descr="The Folders page with a business area chosen and its folders listed." title="The Folders page with a business area chosen and its folders listed."/>
@@ -4462,7 +4462,7 @@
         <w:pStyle w:val="Ttulo1"/>
         <w:pageBreakBefore/>
       </w:pPr>
-      <w:bookmarkStart w:id="9" w:name="_Toc241668808"/>
+      <w:bookmarkStart w:id="9" w:name="_Toc241671339"/>
       <w:r>
         <w:lastRenderedPageBreak/>
         <w:t>Custom Functions and Data Sources</w:t>
@@ -4502,7 +4502,7 @@
           <w:noProof/>
         </w:rPr>
         <w:drawing>
-          <wp:inline distT="0" distB="0" distL="0" distR="0" wp14:anchorId="414D0B38" wp14:editId="43B428E1">
+          <wp:inline distT="0" distB="0" distL="0" distR="0" wp14:anchorId="746842EE" wp14:editId="5EDC9826">
             <wp:extent cx="5715000" cy="3571875"/>
             <wp:effectExtent l="0" t="0" r="0" b="0"/>
             <wp:docPr id="285" name="09-custom-functions.png" descr="The Custom Functions page with the list, Refresh all and New Function." title="The Custom Functions page with the list, Refresh all and New Function."/>
@@ -4757,7 +4757,7 @@
         <w:pStyle w:val="Ttulo1"/>
         <w:pageBreakBefore/>
       </w:pPr>
-      <w:bookmarkStart w:id="10" w:name="_Toc241668809"/>
+      <w:bookmarkStart w:id="10" w:name="_Toc241671340"/>
       <w:r>
         <w:lastRenderedPageBreak/>
         <w:t>Settings</w:t>
@@ -4790,7 +4790,7 @@
           <w:noProof/>
         </w:rPr>
         <w:drawing>
-          <wp:inline distT="0" distB="0" distL="0" distR="0" wp14:anchorId="719108CA" wp14:editId="640B3168">
+          <wp:inline distT="0" distB="0" distL="0" distR="0" wp14:anchorId="4FC5D507" wp14:editId="738A449B">
             <wp:extent cx="5715000" cy="3571875"/>
             <wp:effectExtent l="0" t="0" r="0" b="0"/>
             <wp:docPr id="286" name="04-settings.png" descr="The Settings page with the Language, Theme and Color palette cards." title="The Settings page with the Language, Theme and Color palette cards."/>
@@ -5059,7 +5059,7 @@
         <w:sz w:val="16"/>
         <w:szCs w:val="16"/>
       </w:rPr>
-      <w:t>Discoverer Neo 2.0.0 · Quick guide · MANAGER</w:t>
+      <w:t>Discoverer Neo 2.0.1 · Quick guide · MANAGER</w:t>
     </w:r>
   </w:p>
 </w:hdr>
@@ -5068,10 +5068,10 @@
 <file path=word/numbering.xml><?xml version="1.0" encoding="utf-8"?>
 <w:numbering xmlns:wpc="http://schemas.microsoft.com/office/word/2010/wordprocessingCanvas" xmlns:cx="http://schemas.microsoft.com/office/drawing/2014/chartex" xmlns:cx1="http://schemas.microsoft.com/office/drawing/2015/9/8/chartex" xmlns:cx2="http://schemas.microsoft.com/office/drawing/2015/10/21/chartex" xmlns:cx3="http://schemas.microsoft.com/office/drawing/2016/5/9/chartex" xmlns:cx4="http://schemas.microsoft.com/office/drawing/2016/5/10/chartex" xmlns:cx5="http://schemas.microsoft.com/office/drawing/2016/5/11/chartex" xmlns:cx6="http://schemas.microsoft.com/office/drawing/2016/5/12/chartex" xmlns:cx7="http://schemas.microsoft.com/office/drawing/2016/5/13/chartex" xmlns:cx8="http://schemas.microsoft.com/office/drawing/2016/5/14/chartex" xmlns:mc="http://schemas.openxmlformats.org/markup-compatibility/2006" xmlns:aink="http://schemas.microsoft.com/office/drawing/2016/ink" xmlns:am3d="http://schemas.microsoft.com/office/drawing/2017/model3d" xmlns:o="urn:schemas-microsoft-com:office:office" xmlns:oel="http://schemas.microsoft.com/office/2019/extlst" xmlns:r="http://schemas.openxmlformats.org/officeDocument/2006/relationships" xmlns:m="http://schemas.openxmlformats.org/officeDocument/2006/math" xmlns:v="urn:schemas-microsoft-com:vml" xmlns:wp14="http://schemas.microsoft.com/office/word/2010/wordprocessingDrawing" xmlns:wp="http://schemas.openxmlformats.org/drawingml/2006/wordprocessingDrawing" xmlns:w10="urn:schemas-microsoft-com:office:word" xmlns:w="http://schemas.openxmlformats.org/wordprocessingml/2006/main" xmlns:w14="http://schemas.microsoft.com/office/word/2010/wordml" xmlns:w15="http://schemas.microsoft.com/office/word/2012/wordml" xmlns:w16cex="http://schemas.microsoft.com/office/word/2018/wordml/cex" xmlns:w16cid="http://schemas.microsoft.com/office/word/2016/wordml/cid" xmlns:w16="http://schemas.microsoft.com/office/word/2018/wordml" xmlns:w16sdtdh="http://schemas.microsoft.com/office/word/2020/wordml/sdtdatahash" xmlns:w16se="http://schemas.microsoft.com/office/word/2015/wordml/symex" xmlns:wpg="http://schemas.microsoft.com/office/word/2010/wordprocessingGroup" xmlns:wpi="http://schemas.microsoft.com/office/word/2010/wordprocessingInk" xmlns:wne="http://schemas.microsoft.com/office/word/2006/wordml" xmlns:wps="http://schemas.microsoft.com/office/word/2010/wordprocessingShape" mc:Ignorable="w14 w15 w16se w16cid w16 w16cex w16sdtdh wp14">
   <w:abstractNum w:abstractNumId="0" w15:restartNumberingAfterBreak="0">
-    <w:nsid w:val="093F61B0"/>
+    <w:nsid w:val="0AC55F97"/>
     <w:multiLevelType w:val="hybridMultilevel"/>
-    <w:tmpl w:val="F2DA461A"/>
-    <w:lvl w:ilvl="0" w:tplc="B7B4163C">
+    <w:tmpl w:val="C38E94DE"/>
+    <w:lvl w:ilvl="0" w:tplc="A5124D72">
       <w:start w:val="1"/>
       <w:numFmt w:val="decimal"/>
       <w:lvlText w:val="%1."/>
@@ -5080,7 +5080,7 @@
         <w:ind w:left="360" w:hanging="300"/>
       </w:pPr>
     </w:lvl>
-    <w:lvl w:ilvl="1" w:tplc="45C04D48" w:tentative="1">
+    <w:lvl w:ilvl="1" w:tplc="6C9068DE" w:tentative="1">
       <w:start w:val="1"/>
       <w:numFmt w:val="lowerLetter"/>
       <w:lvlText w:val="%2."/>
@@ -5089,48 +5089,106 @@
         <w:ind w:left="720" w:hanging="300"/>
       </w:pPr>
     </w:lvl>
-    <w:lvl w:ilvl="2" w:tplc="18AA7AE0">
-      <w:numFmt w:val="decimal"/>
-      <w:lvlText w:val=""/>
-      <w:lvlJc w:val="left"/>
-    </w:lvl>
-    <w:lvl w:ilvl="3" w:tplc="8778AB3A">
-      <w:numFmt w:val="decimal"/>
-      <w:lvlText w:val=""/>
-      <w:lvlJc w:val="left"/>
-    </w:lvl>
-    <w:lvl w:ilvl="4" w:tplc="6CD6D420">
-      <w:numFmt w:val="decimal"/>
-      <w:lvlText w:val=""/>
-      <w:lvlJc w:val="left"/>
-    </w:lvl>
-    <w:lvl w:ilvl="5" w:tplc="8C2867C6">
-      <w:numFmt w:val="decimal"/>
-      <w:lvlText w:val=""/>
-      <w:lvlJc w:val="left"/>
-    </w:lvl>
-    <w:lvl w:ilvl="6" w:tplc="6FA452F4">
-      <w:numFmt w:val="decimal"/>
-      <w:lvlText w:val=""/>
-      <w:lvlJc w:val="left"/>
-    </w:lvl>
-    <w:lvl w:ilvl="7" w:tplc="DC1E2B4C">
-      <w:numFmt w:val="decimal"/>
-      <w:lvlText w:val=""/>
-      <w:lvlJc w:val="left"/>
-    </w:lvl>
-    <w:lvl w:ilvl="8" w:tplc="66A8C842">
+    <w:lvl w:ilvl="2" w:tplc="6E8EDDE4">
+      <w:numFmt w:val="decimal"/>
+      <w:lvlText w:val=""/>
+      <w:lvlJc w:val="left"/>
+    </w:lvl>
+    <w:lvl w:ilvl="3" w:tplc="F244B4EE">
+      <w:numFmt w:val="decimal"/>
+      <w:lvlText w:val=""/>
+      <w:lvlJc w:val="left"/>
+    </w:lvl>
+    <w:lvl w:ilvl="4" w:tplc="B746AF26">
+      <w:numFmt w:val="decimal"/>
+      <w:lvlText w:val=""/>
+      <w:lvlJc w:val="left"/>
+    </w:lvl>
+    <w:lvl w:ilvl="5" w:tplc="E8A0D4F4">
+      <w:numFmt w:val="decimal"/>
+      <w:lvlText w:val=""/>
+      <w:lvlJc w:val="left"/>
+    </w:lvl>
+    <w:lvl w:ilvl="6" w:tplc="0FB01098">
+      <w:numFmt w:val="decimal"/>
+      <w:lvlText w:val=""/>
+      <w:lvlJc w:val="left"/>
+    </w:lvl>
+    <w:lvl w:ilvl="7" w:tplc="F64C59CA">
+      <w:numFmt w:val="decimal"/>
+      <w:lvlText w:val=""/>
+      <w:lvlJc w:val="left"/>
+    </w:lvl>
+    <w:lvl w:ilvl="8" w:tplc="3510096A">
       <w:numFmt w:val="decimal"/>
       <w:lvlText w:val=""/>
       <w:lvlJc w:val="left"/>
     </w:lvl>
   </w:abstractNum>
   <w:abstractNum w:abstractNumId="1" w15:restartNumberingAfterBreak="0">
-    <w:nsid w:val="0BDE799D"/>
+    <w:nsid w:val="17997373"/>
     <w:multiLevelType w:val="hybridMultilevel"/>
-    <w:tmpl w:val="B2E45924"/>
-    <w:lvl w:ilvl="0" w:tplc="2B4C5316">
+    <w:tmpl w:val="BC14BE44"/>
+    <w:lvl w:ilvl="0" w:tplc="BFD25382" w:tentative="1">
       <w:start w:val="1"/>
+      <w:numFmt w:val="bullet"/>
+      <w:lvlText w:val="•"/>
+      <w:lvlJc w:val="left"/>
+      <w:pPr>
+        <w:ind w:left="360" w:hanging="260"/>
+      </w:pPr>
+    </w:lvl>
+    <w:lvl w:ilvl="1" w:tplc="046281DA" w:tentative="1">
+      <w:start w:val="1"/>
+      <w:numFmt w:val="bullet"/>
+      <w:lvlText w:val="–"/>
+      <w:lvlJc w:val="left"/>
+      <w:pPr>
+        <w:ind w:left="720" w:hanging="260"/>
+      </w:pPr>
+    </w:lvl>
+    <w:lvl w:ilvl="2" w:tplc="2D4E8A4A">
+      <w:numFmt w:val="decimal"/>
+      <w:lvlText w:val=""/>
+      <w:lvlJc w:val="left"/>
+    </w:lvl>
+    <w:lvl w:ilvl="3" w:tplc="A6B601B2">
+      <w:numFmt w:val="decimal"/>
+      <w:lvlText w:val=""/>
+      <w:lvlJc w:val="left"/>
+    </w:lvl>
+    <w:lvl w:ilvl="4" w:tplc="46B053C6">
+      <w:numFmt w:val="decimal"/>
+      <w:lvlText w:val=""/>
+      <w:lvlJc w:val="left"/>
+    </w:lvl>
+    <w:lvl w:ilvl="5" w:tplc="36165A7A">
+      <w:numFmt w:val="decimal"/>
+      <w:lvlText w:val=""/>
+      <w:lvlJc w:val="left"/>
+    </w:lvl>
+    <w:lvl w:ilvl="6" w:tplc="5A62D0BA">
+      <w:numFmt w:val="decimal"/>
+      <w:lvlText w:val=""/>
+      <w:lvlJc w:val="left"/>
+    </w:lvl>
+    <w:lvl w:ilvl="7" w:tplc="0B10E610">
+      <w:numFmt w:val="decimal"/>
+      <w:lvlText w:val=""/>
+      <w:lvlJc w:val="left"/>
+    </w:lvl>
+    <w:lvl w:ilvl="8" w:tplc="9E581A4C">
+      <w:numFmt w:val="decimal"/>
+      <w:lvlText w:val=""/>
+      <w:lvlJc w:val="left"/>
+    </w:lvl>
+  </w:abstractNum>
+  <w:abstractNum w:abstractNumId="2" w15:restartNumberingAfterBreak="0">
+    <w:nsid w:val="17EC5B6E"/>
+    <w:multiLevelType w:val="hybridMultilevel"/>
+    <w:tmpl w:val="C62659AE"/>
+    <w:lvl w:ilvl="0" w:tplc="CF628D60">
+      <w:start w:val="1"/>
       <w:numFmt w:val="decimal"/>
       <w:lvlText w:val="%1."/>
       <w:lvlJc w:val="left"/>
@@ -5138,7 +5196,7 @@
         <w:ind w:left="360" w:hanging="300"/>
       </w:pPr>
     </w:lvl>
-    <w:lvl w:ilvl="1" w:tplc="F8B60FDA" w:tentative="1">
+    <w:lvl w:ilvl="1" w:tplc="45F093D6" w:tentative="1">
       <w:start w:val="1"/>
       <w:numFmt w:val="lowerLetter"/>
       <w:lvlText w:val="%2."/>
@@ -5147,47 +5205,47 @@
         <w:ind w:left="720" w:hanging="300"/>
       </w:pPr>
     </w:lvl>
-    <w:lvl w:ilvl="2" w:tplc="816EECCC">
-      <w:numFmt w:val="decimal"/>
-      <w:lvlText w:val=""/>
-      <w:lvlJc w:val="left"/>
-    </w:lvl>
-    <w:lvl w:ilvl="3" w:tplc="F1DAD074">
-      <w:numFmt w:val="decimal"/>
-      <w:lvlText w:val=""/>
-      <w:lvlJc w:val="left"/>
-    </w:lvl>
-    <w:lvl w:ilvl="4" w:tplc="9E22F246">
-      <w:numFmt w:val="decimal"/>
-      <w:lvlText w:val=""/>
-      <w:lvlJc w:val="left"/>
-    </w:lvl>
-    <w:lvl w:ilvl="5" w:tplc="202A3468">
-      <w:numFmt w:val="decimal"/>
-      <w:lvlText w:val=""/>
-      <w:lvlJc w:val="left"/>
-    </w:lvl>
-    <w:lvl w:ilvl="6" w:tplc="C832AFD4">
-      <w:numFmt w:val="decimal"/>
-      <w:lvlText w:val=""/>
-      <w:lvlJc w:val="left"/>
-    </w:lvl>
-    <w:lvl w:ilvl="7" w:tplc="DF7AE420">
-      <w:numFmt w:val="decimal"/>
-      <w:lvlText w:val=""/>
-      <w:lvlJc w:val="left"/>
-    </w:lvl>
-    <w:lvl w:ilvl="8" w:tplc="35CAF446">
+    <w:lvl w:ilvl="2" w:tplc="FAC85782">
+      <w:numFmt w:val="decimal"/>
+      <w:lvlText w:val=""/>
+      <w:lvlJc w:val="left"/>
+    </w:lvl>
+    <w:lvl w:ilvl="3" w:tplc="9808F41E">
+      <w:numFmt w:val="decimal"/>
+      <w:lvlText w:val=""/>
+      <w:lvlJc w:val="left"/>
+    </w:lvl>
+    <w:lvl w:ilvl="4" w:tplc="C074B9DA">
+      <w:numFmt w:val="decimal"/>
+      <w:lvlText w:val=""/>
+      <w:lvlJc w:val="left"/>
+    </w:lvl>
+    <w:lvl w:ilvl="5" w:tplc="65E0C434">
+      <w:numFmt w:val="decimal"/>
+      <w:lvlText w:val=""/>
+      <w:lvlJc w:val="left"/>
+    </w:lvl>
+    <w:lvl w:ilvl="6" w:tplc="986A8E42">
+      <w:numFmt w:val="decimal"/>
+      <w:lvlText w:val=""/>
+      <w:lvlJc w:val="left"/>
+    </w:lvl>
+    <w:lvl w:ilvl="7" w:tplc="16761B04">
+      <w:numFmt w:val="decimal"/>
+      <w:lvlText w:val=""/>
+      <w:lvlJc w:val="left"/>
+    </w:lvl>
+    <w:lvl w:ilvl="8" w:tplc="EFBEF4E4">
       <w:numFmt w:val="decimal"/>
       <w:lvlText w:val=""/>
       <w:lvlJc w:val="left"/>
     </w:lvl>
   </w:abstractNum>
-  <w:abstractNum w:abstractNumId="2" w15:restartNumberingAfterBreak="0">
-    <w:nsid w:val="1CB800DC"/>
+  <w:abstractNum w:abstractNumId="3" w15:restartNumberingAfterBreak="0">
+    <w:nsid w:val="30530AD2"/>
     <w:multiLevelType w:val="hybridMultilevel"/>
-    <w:tmpl w:val="4E6A8D3A"/>
-    <w:lvl w:ilvl="0" w:tplc="8B0E340A">
+    <w:tmpl w:val="9E606BF4"/>
+    <w:lvl w:ilvl="0" w:tplc="0F406CE6">
       <w:start w:val="1"/>
       <w:numFmt w:val="decimal"/>
       <w:lvlText w:val="%1."/>
@@ -5196,7 +5254,7 @@
         <w:ind w:left="360" w:hanging="300"/>
       </w:pPr>
     </w:lvl>
-    <w:lvl w:ilvl="1" w:tplc="F342CE3C" w:tentative="1">
+    <w:lvl w:ilvl="1" w:tplc="3028C370" w:tentative="1">
       <w:start w:val="1"/>
       <w:numFmt w:val="lowerLetter"/>
       <w:lvlText w:val="%2."/>
@@ -5205,47 +5263,47 @@
         <w:ind w:left="720" w:hanging="300"/>
       </w:pPr>
     </w:lvl>
-    <w:lvl w:ilvl="2" w:tplc="8E609A76">
-      <w:numFmt w:val="decimal"/>
-      <w:lvlText w:val=""/>
-      <w:lvlJc w:val="left"/>
-    </w:lvl>
-    <w:lvl w:ilvl="3" w:tplc="2318C1CA">
-      <w:numFmt w:val="decimal"/>
-      <w:lvlText w:val=""/>
-      <w:lvlJc w:val="left"/>
-    </w:lvl>
-    <w:lvl w:ilvl="4" w:tplc="0512D10A">
-      <w:numFmt w:val="decimal"/>
-      <w:lvlText w:val=""/>
-      <w:lvlJc w:val="left"/>
-    </w:lvl>
-    <w:lvl w:ilvl="5" w:tplc="1416DF8E">
-      <w:numFmt w:val="decimal"/>
-      <w:lvlText w:val=""/>
-      <w:lvlJc w:val="left"/>
-    </w:lvl>
-    <w:lvl w:ilvl="6" w:tplc="ED265972">
-      <w:numFmt w:val="decimal"/>
-      <w:lvlText w:val=""/>
-      <w:lvlJc w:val="left"/>
-    </w:lvl>
-    <w:lvl w:ilvl="7" w:tplc="00B2F586">
-      <w:numFmt w:val="decimal"/>
-      <w:lvlText w:val=""/>
-      <w:lvlJc w:val="left"/>
-    </w:lvl>
-    <w:lvl w:ilvl="8" w:tplc="BBF8C9E2">
+    <w:lvl w:ilvl="2" w:tplc="2F041C8E">
+      <w:numFmt w:val="decimal"/>
+      <w:lvlText w:val=""/>
+      <w:lvlJc w:val="left"/>
+    </w:lvl>
+    <w:lvl w:ilvl="3" w:tplc="FD58BDAA">
+      <w:numFmt w:val="decimal"/>
+      <w:lvlText w:val=""/>
+      <w:lvlJc w:val="left"/>
+    </w:lvl>
+    <w:lvl w:ilvl="4" w:tplc="BBFA0AAE">
+      <w:numFmt w:val="decimal"/>
+      <w:lvlText w:val=""/>
+      <w:lvlJc w:val="left"/>
+    </w:lvl>
+    <w:lvl w:ilvl="5" w:tplc="F840461A">
+      <w:numFmt w:val="decimal"/>
+      <w:lvlText w:val=""/>
+      <w:lvlJc w:val="left"/>
+    </w:lvl>
+    <w:lvl w:ilvl="6" w:tplc="BE565EA0">
+      <w:numFmt w:val="decimal"/>
+      <w:lvlText w:val=""/>
+      <w:lvlJc w:val="left"/>
+    </w:lvl>
+    <w:lvl w:ilvl="7" w:tplc="873EB796">
+      <w:numFmt w:val="decimal"/>
+      <w:lvlText w:val=""/>
+      <w:lvlJc w:val="left"/>
+    </w:lvl>
+    <w:lvl w:ilvl="8" w:tplc="9D125242">
       <w:numFmt w:val="decimal"/>
       <w:lvlText w:val=""/>
       <w:lvlJc w:val="left"/>
     </w:lvl>
   </w:abstractNum>
-  <w:abstractNum w:abstractNumId="3" w15:restartNumberingAfterBreak="0">
-    <w:nsid w:val="23B04024"/>
+  <w:abstractNum w:abstractNumId="4" w15:restartNumberingAfterBreak="0">
+    <w:nsid w:val="4022226A"/>
     <w:multiLevelType w:val="hybridMultilevel"/>
-    <w:tmpl w:val="E57A0058"/>
-    <w:lvl w:ilvl="0" w:tplc="867481B4">
+    <w:tmpl w:val="DE7AA65C"/>
+    <w:lvl w:ilvl="0" w:tplc="8D4AB9BA">
       <w:start w:val="1"/>
       <w:numFmt w:val="decimal"/>
       <w:lvlText w:val="%1."/>
@@ -5254,7 +5312,7 @@
         <w:ind w:left="360" w:hanging="300"/>
       </w:pPr>
     </w:lvl>
-    <w:lvl w:ilvl="1" w:tplc="6E46E670" w:tentative="1">
+    <w:lvl w:ilvl="1" w:tplc="C756AAA6" w:tentative="1">
       <w:start w:val="1"/>
       <w:numFmt w:val="lowerLetter"/>
       <w:lvlText w:val="%2."/>
@@ -5263,47 +5321,47 @@
         <w:ind w:left="720" w:hanging="300"/>
       </w:pPr>
     </w:lvl>
-    <w:lvl w:ilvl="2" w:tplc="0E146F6A">
-      <w:numFmt w:val="decimal"/>
-      <w:lvlText w:val=""/>
-      <w:lvlJc w:val="left"/>
-    </w:lvl>
-    <w:lvl w:ilvl="3" w:tplc="BC98ACF0">
-      <w:numFmt w:val="decimal"/>
-      <w:lvlText w:val=""/>
-      <w:lvlJc w:val="left"/>
-    </w:lvl>
-    <w:lvl w:ilvl="4" w:tplc="2274298C">
-      <w:numFmt w:val="decimal"/>
-      <w:lvlText w:val=""/>
-      <w:lvlJc w:val="left"/>
-    </w:lvl>
-    <w:lvl w:ilvl="5" w:tplc="3ECCA462">
-      <w:numFmt w:val="decimal"/>
-      <w:lvlText w:val=""/>
-      <w:lvlJc w:val="left"/>
-    </w:lvl>
-    <w:lvl w:ilvl="6" w:tplc="DB445114">
-      <w:numFmt w:val="decimal"/>
-      <w:lvlText w:val=""/>
-      <w:lvlJc w:val="left"/>
-    </w:lvl>
-    <w:lvl w:ilvl="7" w:tplc="C546A64E">
-      <w:numFmt w:val="decimal"/>
-      <w:lvlText w:val=""/>
-      <w:lvlJc w:val="left"/>
-    </w:lvl>
-    <w:lvl w:ilvl="8" w:tplc="A11635BE">
+    <w:lvl w:ilvl="2" w:tplc="179E91A8">
+      <w:numFmt w:val="decimal"/>
+      <w:lvlText w:val=""/>
+      <w:lvlJc w:val="left"/>
+    </w:lvl>
+    <w:lvl w:ilvl="3" w:tplc="5A169A20">
+      <w:numFmt w:val="decimal"/>
+      <w:lvlText w:val=""/>
+      <w:lvlJc w:val="left"/>
+    </w:lvl>
+    <w:lvl w:ilvl="4" w:tplc="43F6B220">
+      <w:numFmt w:val="decimal"/>
+      <w:lvlText w:val=""/>
+      <w:lvlJc w:val="left"/>
+    </w:lvl>
+    <w:lvl w:ilvl="5" w:tplc="E77AF4A0">
+      <w:numFmt w:val="decimal"/>
+      <w:lvlText w:val=""/>
+      <w:lvlJc w:val="left"/>
+    </w:lvl>
+    <w:lvl w:ilvl="6" w:tplc="4C9A45A2">
+      <w:numFmt w:val="decimal"/>
+      <w:lvlText w:val=""/>
+      <w:lvlJc w:val="left"/>
+    </w:lvl>
+    <w:lvl w:ilvl="7" w:tplc="A70AAD20">
+      <w:numFmt w:val="decimal"/>
+      <w:lvlText w:val=""/>
+      <w:lvlJc w:val="left"/>
+    </w:lvl>
+    <w:lvl w:ilvl="8" w:tplc="1BD05FF4">
       <w:numFmt w:val="decimal"/>
       <w:lvlText w:val=""/>
       <w:lvlJc w:val="left"/>
     </w:lvl>
   </w:abstractNum>
-  <w:abstractNum w:abstractNumId="4" w15:restartNumberingAfterBreak="0">
-    <w:nsid w:val="36C30378"/>
+  <w:abstractNum w:abstractNumId="5" w15:restartNumberingAfterBreak="0">
+    <w:nsid w:val="461276E3"/>
     <w:multiLevelType w:val="hybridMultilevel"/>
-    <w:tmpl w:val="95102346"/>
-    <w:lvl w:ilvl="0" w:tplc="79DC71D6">
+    <w:tmpl w:val="45FEB2DC"/>
+    <w:lvl w:ilvl="0" w:tplc="55120E46">
       <w:start w:val="1"/>
       <w:numFmt w:val="decimal"/>
       <w:lvlText w:val="%1."/>
@@ -5312,7 +5370,7 @@
         <w:ind w:left="360" w:hanging="300"/>
       </w:pPr>
     </w:lvl>
-    <w:lvl w:ilvl="1" w:tplc="932444F8" w:tentative="1">
+    <w:lvl w:ilvl="1" w:tplc="0F905D86" w:tentative="1">
       <w:start w:val="1"/>
       <w:numFmt w:val="lowerLetter"/>
       <w:lvlText w:val="%2."/>
@@ -5321,47 +5379,47 @@
         <w:ind w:left="720" w:hanging="300"/>
       </w:pPr>
     </w:lvl>
-    <w:lvl w:ilvl="2" w:tplc="6C50D676">
-      <w:numFmt w:val="decimal"/>
-      <w:lvlText w:val=""/>
-      <w:lvlJc w:val="left"/>
-    </w:lvl>
-    <w:lvl w:ilvl="3" w:tplc="228A6ECA">
-      <w:numFmt w:val="decimal"/>
-      <w:lvlText w:val=""/>
-      <w:lvlJc w:val="left"/>
-    </w:lvl>
-    <w:lvl w:ilvl="4" w:tplc="DA78E55A">
-      <w:numFmt w:val="decimal"/>
-      <w:lvlText w:val=""/>
-      <w:lvlJc w:val="left"/>
-    </w:lvl>
-    <w:lvl w:ilvl="5" w:tplc="754098FA">
-      <w:numFmt w:val="decimal"/>
-      <w:lvlText w:val=""/>
-      <w:lvlJc w:val="left"/>
-    </w:lvl>
-    <w:lvl w:ilvl="6" w:tplc="399678D8">
-      <w:numFmt w:val="decimal"/>
-      <w:lvlText w:val=""/>
-      <w:lvlJc w:val="left"/>
-    </w:lvl>
-    <w:lvl w:ilvl="7" w:tplc="9B4E96D0">
-      <w:numFmt w:val="decimal"/>
-      <w:lvlText w:val=""/>
-      <w:lvlJc w:val="left"/>
-    </w:lvl>
-    <w:lvl w:ilvl="8" w:tplc="1C400842">
+    <w:lvl w:ilvl="2" w:tplc="5C28F862">
+      <w:numFmt w:val="decimal"/>
+      <w:lvlText w:val=""/>
+      <w:lvlJc w:val="left"/>
+    </w:lvl>
+    <w:lvl w:ilvl="3" w:tplc="7BC24FA0">
+      <w:numFmt w:val="decimal"/>
+      <w:lvlText w:val=""/>
+      <w:lvlJc w:val="left"/>
+    </w:lvl>
+    <w:lvl w:ilvl="4" w:tplc="3586A25A">
+      <w:numFmt w:val="decimal"/>
+      <w:lvlText w:val=""/>
+      <w:lvlJc w:val="left"/>
+    </w:lvl>
+    <w:lvl w:ilvl="5" w:tplc="073028F0">
+      <w:numFmt w:val="decimal"/>
+      <w:lvlText w:val=""/>
+      <w:lvlJc w:val="left"/>
+    </w:lvl>
+    <w:lvl w:ilvl="6" w:tplc="F44EDE0A">
+      <w:numFmt w:val="decimal"/>
+      <w:lvlText w:val=""/>
+      <w:lvlJc w:val="left"/>
+    </w:lvl>
+    <w:lvl w:ilvl="7" w:tplc="CD302846">
+      <w:numFmt w:val="decimal"/>
+      <w:lvlText w:val=""/>
+      <w:lvlJc w:val="left"/>
+    </w:lvl>
+    <w:lvl w:ilvl="8" w:tplc="5608DAFE">
       <w:numFmt w:val="decimal"/>
       <w:lvlText w:val=""/>
       <w:lvlJc w:val="left"/>
     </w:lvl>
   </w:abstractNum>
-  <w:abstractNum w:abstractNumId="5" w15:restartNumberingAfterBreak="0">
-    <w:nsid w:val="40037A65"/>
+  <w:abstractNum w:abstractNumId="6" w15:restartNumberingAfterBreak="0">
+    <w:nsid w:val="59253407"/>
     <w:multiLevelType w:val="hybridMultilevel"/>
-    <w:tmpl w:val="8736B6F6"/>
-    <w:lvl w:ilvl="0" w:tplc="70FCF68C">
+    <w:tmpl w:val="41E43CFC"/>
+    <w:lvl w:ilvl="0" w:tplc="14962100">
       <w:start w:val="1"/>
       <w:numFmt w:val="decimal"/>
       <w:lvlText w:val="%1."/>
@@ -5370,7 +5428,7 @@
         <w:ind w:left="360" w:hanging="300"/>
       </w:pPr>
     </w:lvl>
-    <w:lvl w:ilvl="1" w:tplc="0EC4F93C" w:tentative="1">
+    <w:lvl w:ilvl="1" w:tplc="82489C02" w:tentative="1">
       <w:start w:val="1"/>
       <w:numFmt w:val="lowerLetter"/>
       <w:lvlText w:val="%2."/>
@@ -5379,47 +5437,47 @@
         <w:ind w:left="720" w:hanging="300"/>
       </w:pPr>
     </w:lvl>
-    <w:lvl w:ilvl="2" w:tplc="0338ED1A">
-      <w:numFmt w:val="decimal"/>
-      <w:lvlText w:val=""/>
-      <w:lvlJc w:val="left"/>
-    </w:lvl>
-    <w:lvl w:ilvl="3" w:tplc="B43C0E0E">
-      <w:numFmt w:val="decimal"/>
-      <w:lvlText w:val=""/>
-      <w:lvlJc w:val="left"/>
-    </w:lvl>
-    <w:lvl w:ilvl="4" w:tplc="8848AB02">
-      <w:numFmt w:val="decimal"/>
-      <w:lvlText w:val=""/>
-      <w:lvlJc w:val="left"/>
-    </w:lvl>
-    <w:lvl w:ilvl="5" w:tplc="19E84980">
-      <w:numFmt w:val="decimal"/>
-      <w:lvlText w:val=""/>
-      <w:lvlJc w:val="left"/>
-    </w:lvl>
-    <w:lvl w:ilvl="6" w:tplc="407AE330">
-      <w:numFmt w:val="decimal"/>
-      <w:lvlText w:val=""/>
-      <w:lvlJc w:val="left"/>
-    </w:lvl>
-    <w:lvl w:ilvl="7" w:tplc="6BE83182">
-      <w:numFmt w:val="decimal"/>
-      <w:lvlText w:val=""/>
-      <w:lvlJc w:val="left"/>
-    </w:lvl>
-    <w:lvl w:ilvl="8" w:tplc="ADE6EB92">
+    <w:lvl w:ilvl="2" w:tplc="81669D82">
+      <w:numFmt w:val="decimal"/>
+      <w:lvlText w:val=""/>
+      <w:lvlJc w:val="left"/>
+    </w:lvl>
+    <w:lvl w:ilvl="3" w:tplc="2B58349C">
+      <w:numFmt w:val="decimal"/>
+      <w:lvlText w:val=""/>
+      <w:lvlJc w:val="left"/>
+    </w:lvl>
+    <w:lvl w:ilvl="4" w:tplc="9B00F4D2">
+      <w:numFmt w:val="decimal"/>
+      <w:lvlText w:val=""/>
+      <w:lvlJc w:val="left"/>
+    </w:lvl>
+    <w:lvl w:ilvl="5" w:tplc="B1D233A0">
+      <w:numFmt w:val="decimal"/>
+      <w:lvlText w:val=""/>
+      <w:lvlJc w:val="left"/>
+    </w:lvl>
+    <w:lvl w:ilvl="6" w:tplc="FF60C42E">
+      <w:numFmt w:val="decimal"/>
+      <w:lvlText w:val=""/>
+      <w:lvlJc w:val="left"/>
+    </w:lvl>
+    <w:lvl w:ilvl="7" w:tplc="A3BE2F06">
+      <w:numFmt w:val="decimal"/>
+      <w:lvlText w:val=""/>
+      <w:lvlJc w:val="left"/>
+    </w:lvl>
+    <w:lvl w:ilvl="8" w:tplc="501A7748">
       <w:numFmt w:val="decimal"/>
       <w:lvlText w:val=""/>
       <w:lvlJc w:val="left"/>
     </w:lvl>
   </w:abstractNum>
-  <w:abstractNum w:abstractNumId="6" w15:restartNumberingAfterBreak="0">
-    <w:nsid w:val="450E6E70"/>
+  <w:abstractNum w:abstractNumId="7" w15:restartNumberingAfterBreak="0">
+    <w:nsid w:val="59CC357C"/>
     <w:multiLevelType w:val="hybridMultilevel"/>
-    <w:tmpl w:val="0F14D6AE"/>
-    <w:lvl w:ilvl="0" w:tplc="4C780F6E">
+    <w:tmpl w:val="4BAA1FCA"/>
+    <w:lvl w:ilvl="0" w:tplc="E1086D1E">
       <w:start w:val="1"/>
       <w:numFmt w:val="decimal"/>
       <w:lvlText w:val="%1."/>
@@ -5428,7 +5486,7 @@
         <w:ind w:left="360" w:hanging="300"/>
       </w:pPr>
     </w:lvl>
-    <w:lvl w:ilvl="1" w:tplc="5E88FA86" w:tentative="1">
+    <w:lvl w:ilvl="1" w:tplc="B0B80FDE" w:tentative="1">
       <w:start w:val="1"/>
       <w:numFmt w:val="lowerLetter"/>
       <w:lvlText w:val="%2."/>
@@ -5437,47 +5495,47 @@
         <w:ind w:left="720" w:hanging="300"/>
       </w:pPr>
     </w:lvl>
-    <w:lvl w:ilvl="2" w:tplc="8B885790">
-      <w:numFmt w:val="decimal"/>
-      <w:lvlText w:val=""/>
-      <w:lvlJc w:val="left"/>
-    </w:lvl>
-    <w:lvl w:ilvl="3" w:tplc="A3EAE532">
-      <w:numFmt w:val="decimal"/>
-      <w:lvlText w:val=""/>
-      <w:lvlJc w:val="left"/>
-    </w:lvl>
-    <w:lvl w:ilvl="4" w:tplc="54FCBE32">
-      <w:numFmt w:val="decimal"/>
-      <w:lvlText w:val=""/>
-      <w:lvlJc w:val="left"/>
-    </w:lvl>
-    <w:lvl w:ilvl="5" w:tplc="1E364262">
-      <w:numFmt w:val="decimal"/>
-      <w:lvlText w:val=""/>
-      <w:lvlJc w:val="left"/>
-    </w:lvl>
-    <w:lvl w:ilvl="6" w:tplc="3F96BAEC">
-      <w:numFmt w:val="decimal"/>
-      <w:lvlText w:val=""/>
-      <w:lvlJc w:val="left"/>
-    </w:lvl>
-    <w:lvl w:ilvl="7" w:tplc="6FAED902">
-      <w:numFmt w:val="decimal"/>
-      <w:lvlText w:val=""/>
-      <w:lvlJc w:val="left"/>
-    </w:lvl>
-    <w:lvl w:ilvl="8" w:tplc="B8D8D9B6">
+    <w:lvl w:ilvl="2" w:tplc="FF702198">
+      <w:numFmt w:val="decimal"/>
+      <w:lvlText w:val=""/>
+      <w:lvlJc w:val="left"/>
+    </w:lvl>
+    <w:lvl w:ilvl="3" w:tplc="4D82E870">
+      <w:numFmt w:val="decimal"/>
+      <w:lvlText w:val=""/>
+      <w:lvlJc w:val="left"/>
+    </w:lvl>
+    <w:lvl w:ilvl="4" w:tplc="ABDC8A80">
+      <w:numFmt w:val="decimal"/>
+      <w:lvlText w:val=""/>
+      <w:lvlJc w:val="left"/>
+    </w:lvl>
+    <w:lvl w:ilvl="5" w:tplc="E8B28E6A">
+      <w:numFmt w:val="decimal"/>
+      <w:lvlText w:val=""/>
+      <w:lvlJc w:val="left"/>
+    </w:lvl>
+    <w:lvl w:ilvl="6" w:tplc="06C27B2C">
+      <w:numFmt w:val="decimal"/>
+      <w:lvlText w:val=""/>
+      <w:lvlJc w:val="left"/>
+    </w:lvl>
+    <w:lvl w:ilvl="7" w:tplc="D1CC2436">
+      <w:numFmt w:val="decimal"/>
+      <w:lvlText w:val=""/>
+      <w:lvlJc w:val="left"/>
+    </w:lvl>
+    <w:lvl w:ilvl="8" w:tplc="A6A6D726">
       <w:numFmt w:val="decimal"/>
       <w:lvlText w:val=""/>
       <w:lvlJc w:val="left"/>
     </w:lvl>
   </w:abstractNum>
-  <w:abstractNum w:abstractNumId="7" w15:restartNumberingAfterBreak="0">
-    <w:nsid w:val="484424A1"/>
+  <w:abstractNum w:abstractNumId="8" w15:restartNumberingAfterBreak="0">
+    <w:nsid w:val="629C4A7B"/>
     <w:multiLevelType w:val="hybridMultilevel"/>
-    <w:tmpl w:val="FE7EAF6C"/>
-    <w:lvl w:ilvl="0" w:tplc="4A9E04A4">
+    <w:tmpl w:val="22AEDD16"/>
+    <w:lvl w:ilvl="0" w:tplc="36FA63E6">
       <w:start w:val="1"/>
       <w:numFmt w:val="decimal"/>
       <w:lvlText w:val="%1."/>
@@ -5486,7 +5544,7 @@
         <w:ind w:left="360" w:hanging="300"/>
       </w:pPr>
     </w:lvl>
-    <w:lvl w:ilvl="1" w:tplc="64C8EB64" w:tentative="1">
+    <w:lvl w:ilvl="1" w:tplc="E0A263B4" w:tentative="1">
       <w:start w:val="1"/>
       <w:numFmt w:val="lowerLetter"/>
       <w:lvlText w:val="%2."/>
@@ -5495,105 +5553,47 @@
         <w:ind w:left="720" w:hanging="300"/>
       </w:pPr>
     </w:lvl>
-    <w:lvl w:ilvl="2" w:tplc="23609FB4">
-      <w:numFmt w:val="decimal"/>
-      <w:lvlText w:val=""/>
-      <w:lvlJc w:val="left"/>
-    </w:lvl>
-    <w:lvl w:ilvl="3" w:tplc="48E8400C">
-      <w:numFmt w:val="decimal"/>
-      <w:lvlText w:val=""/>
-      <w:lvlJc w:val="left"/>
-    </w:lvl>
-    <w:lvl w:ilvl="4" w:tplc="829E5C0C">
-      <w:numFmt w:val="decimal"/>
-      <w:lvlText w:val=""/>
-      <w:lvlJc w:val="left"/>
-    </w:lvl>
-    <w:lvl w:ilvl="5" w:tplc="CB12048C">
-      <w:numFmt w:val="decimal"/>
-      <w:lvlText w:val=""/>
-      <w:lvlJc w:val="left"/>
-    </w:lvl>
-    <w:lvl w:ilvl="6" w:tplc="B440A316">
-      <w:numFmt w:val="decimal"/>
-      <w:lvlText w:val=""/>
-      <w:lvlJc w:val="left"/>
-    </w:lvl>
-    <w:lvl w:ilvl="7" w:tplc="EB744642">
-      <w:numFmt w:val="decimal"/>
-      <w:lvlText w:val=""/>
-      <w:lvlJc w:val="left"/>
-    </w:lvl>
-    <w:lvl w:ilvl="8" w:tplc="C6F2A9C0">
-      <w:numFmt w:val="decimal"/>
-      <w:lvlText w:val=""/>
-      <w:lvlJc w:val="left"/>
-    </w:lvl>
-  </w:abstractNum>
-  <w:abstractNum w:abstractNumId="8" w15:restartNumberingAfterBreak="0">
-    <w:nsid w:val="68B54274"/>
-    <w:multiLevelType w:val="hybridMultilevel"/>
-    <w:tmpl w:val="3C8042DA"/>
-    <w:lvl w:ilvl="0" w:tplc="F626BF66" w:tentative="1">
-      <w:start w:val="1"/>
-      <w:numFmt w:val="bullet"/>
-      <w:lvlText w:val="•"/>
-      <w:lvlJc w:val="left"/>
-      <w:pPr>
-        <w:ind w:left="360" w:hanging="260"/>
-      </w:pPr>
-    </w:lvl>
-    <w:lvl w:ilvl="1" w:tplc="1C60F306" w:tentative="1">
-      <w:start w:val="1"/>
-      <w:numFmt w:val="bullet"/>
-      <w:lvlText w:val="–"/>
-      <w:lvlJc w:val="left"/>
-      <w:pPr>
-        <w:ind w:left="720" w:hanging="260"/>
-      </w:pPr>
-    </w:lvl>
-    <w:lvl w:ilvl="2" w:tplc="C018D298">
-      <w:numFmt w:val="decimal"/>
-      <w:lvlText w:val=""/>
-      <w:lvlJc w:val="left"/>
-    </w:lvl>
-    <w:lvl w:ilvl="3" w:tplc="CEA66404">
-      <w:numFmt w:val="decimal"/>
-      <w:lvlText w:val=""/>
-      <w:lvlJc w:val="left"/>
-    </w:lvl>
-    <w:lvl w:ilvl="4" w:tplc="653E766C">
-      <w:numFmt w:val="decimal"/>
-      <w:lvlText w:val=""/>
-      <w:lvlJc w:val="left"/>
-    </w:lvl>
-    <w:lvl w:ilvl="5" w:tplc="A4E2E5DA">
-      <w:numFmt w:val="decimal"/>
-      <w:lvlText w:val=""/>
-      <w:lvlJc w:val="left"/>
-    </w:lvl>
-    <w:lvl w:ilvl="6" w:tplc="8B001A40">
-      <w:numFmt w:val="decimal"/>
-      <w:lvlText w:val=""/>
-      <w:lvlJc w:val="left"/>
-    </w:lvl>
-    <w:lvl w:ilvl="7" w:tplc="6C36E158">
-      <w:numFmt w:val="decimal"/>
-      <w:lvlText w:val=""/>
-      <w:lvlJc w:val="left"/>
-    </w:lvl>
-    <w:lvl w:ilvl="8" w:tplc="9DEE29AA">
+    <w:lvl w:ilvl="2" w:tplc="85A8EE0E">
+      <w:numFmt w:val="decimal"/>
+      <w:lvlText w:val=""/>
+      <w:lvlJc w:val="left"/>
+    </w:lvl>
+    <w:lvl w:ilvl="3" w:tplc="48704D9C">
+      <w:numFmt w:val="decimal"/>
+      <w:lvlText w:val=""/>
+      <w:lvlJc w:val="left"/>
+    </w:lvl>
+    <w:lvl w:ilvl="4" w:tplc="B78C0BA6">
+      <w:numFmt w:val="decimal"/>
+      <w:lvlText w:val=""/>
+      <w:lvlJc w:val="left"/>
+    </w:lvl>
+    <w:lvl w:ilvl="5" w:tplc="656E8EF2">
+      <w:numFmt w:val="decimal"/>
+      <w:lvlText w:val=""/>
+      <w:lvlJc w:val="left"/>
+    </w:lvl>
+    <w:lvl w:ilvl="6" w:tplc="4064C77E">
+      <w:numFmt w:val="decimal"/>
+      <w:lvlText w:val=""/>
+      <w:lvlJc w:val="left"/>
+    </w:lvl>
+    <w:lvl w:ilvl="7" w:tplc="D2F82CEE">
+      <w:numFmt w:val="decimal"/>
+      <w:lvlText w:val=""/>
+      <w:lvlJc w:val="left"/>
+    </w:lvl>
+    <w:lvl w:ilvl="8" w:tplc="26AC220C">
       <w:numFmt w:val="decimal"/>
       <w:lvlText w:val=""/>
       <w:lvlJc w:val="left"/>
     </w:lvl>
   </w:abstractNum>
   <w:abstractNum w:abstractNumId="9" w15:restartNumberingAfterBreak="0">
-    <w:nsid w:val="691F28C6"/>
+    <w:nsid w:val="6EA9138E"/>
     <w:multiLevelType w:val="hybridMultilevel"/>
-    <w:tmpl w:val="BB00A354"/>
-    <w:lvl w:ilvl="0" w:tplc="503C5F5C">
+    <w:tmpl w:val="D43EE64E"/>
+    <w:lvl w:ilvl="0" w:tplc="EA74E428">
       <w:start w:val="1"/>
       <w:numFmt w:val="decimal"/>
       <w:lvlText w:val="%1."/>
@@ -5602,7 +5602,7 @@
         <w:ind w:left="360" w:hanging="300"/>
       </w:pPr>
     </w:lvl>
-    <w:lvl w:ilvl="1" w:tplc="B5142E24" w:tentative="1">
+    <w:lvl w:ilvl="1" w:tplc="6D860672" w:tentative="1">
       <w:start w:val="1"/>
       <w:numFmt w:val="lowerLetter"/>
       <w:lvlText w:val="%2."/>
@@ -5611,47 +5611,47 @@
         <w:ind w:left="720" w:hanging="300"/>
       </w:pPr>
     </w:lvl>
-    <w:lvl w:ilvl="2" w:tplc="864CB40E">
-      <w:numFmt w:val="decimal"/>
-      <w:lvlText w:val=""/>
-      <w:lvlJc w:val="left"/>
-    </w:lvl>
-    <w:lvl w:ilvl="3" w:tplc="0A244AE4">
-      <w:numFmt w:val="decimal"/>
-      <w:lvlText w:val=""/>
-      <w:lvlJc w:val="left"/>
-    </w:lvl>
-    <w:lvl w:ilvl="4" w:tplc="7AAA30D4">
-      <w:numFmt w:val="decimal"/>
-      <w:lvlText w:val=""/>
-      <w:lvlJc w:val="left"/>
-    </w:lvl>
-    <w:lvl w:ilvl="5" w:tplc="A8ECCEBE">
-      <w:numFmt w:val="decimal"/>
-      <w:lvlText w:val=""/>
-      <w:lvlJc w:val="left"/>
-    </w:lvl>
-    <w:lvl w:ilvl="6" w:tplc="EE1EA12C">
-      <w:numFmt w:val="decimal"/>
-      <w:lvlText w:val=""/>
-      <w:lvlJc w:val="left"/>
-    </w:lvl>
-    <w:lvl w:ilvl="7" w:tplc="AF12F528">
-      <w:numFmt w:val="decimal"/>
-      <w:lvlText w:val=""/>
-      <w:lvlJc w:val="left"/>
-    </w:lvl>
-    <w:lvl w:ilvl="8" w:tplc="89586294">
+    <w:lvl w:ilvl="2" w:tplc="A5FE8D60">
+      <w:numFmt w:val="decimal"/>
+      <w:lvlText w:val=""/>
+      <w:lvlJc w:val="left"/>
+    </w:lvl>
+    <w:lvl w:ilvl="3" w:tplc="1BC4A0A0">
+      <w:numFmt w:val="decimal"/>
+      <w:lvlText w:val=""/>
+      <w:lvlJc w:val="left"/>
+    </w:lvl>
+    <w:lvl w:ilvl="4" w:tplc="9B6AAB9E">
+      <w:numFmt w:val="decimal"/>
+      <w:lvlText w:val=""/>
+      <w:lvlJc w:val="left"/>
+    </w:lvl>
+    <w:lvl w:ilvl="5" w:tplc="7D8CF486">
+      <w:numFmt w:val="decimal"/>
+      <w:lvlText w:val=""/>
+      <w:lvlJc w:val="left"/>
+    </w:lvl>
+    <w:lvl w:ilvl="6" w:tplc="5A201A2C">
+      <w:numFmt w:val="decimal"/>
+      <w:lvlText w:val=""/>
+      <w:lvlJc w:val="left"/>
+    </w:lvl>
+    <w:lvl w:ilvl="7" w:tplc="4A4827D4">
+      <w:numFmt w:val="decimal"/>
+      <w:lvlText w:val=""/>
+      <w:lvlJc w:val="left"/>
+    </w:lvl>
+    <w:lvl w:ilvl="8" w:tplc="5F92C6CA">
       <w:numFmt w:val="decimal"/>
       <w:lvlText w:val=""/>
       <w:lvlJc w:val="left"/>
     </w:lvl>
   </w:abstractNum>
   <w:abstractNum w:abstractNumId="10" w15:restartNumberingAfterBreak="0">
-    <w:nsid w:val="6A575DAC"/>
+    <w:nsid w:val="75F173C6"/>
     <w:multiLevelType w:val="hybridMultilevel"/>
-    <w:tmpl w:val="A46EBBC8"/>
-    <w:lvl w:ilvl="0" w:tplc="6EA2B5C6">
+    <w:tmpl w:val="A1B65F68"/>
+    <w:lvl w:ilvl="0" w:tplc="9D7AD9F8">
       <w:start w:val="1"/>
       <w:numFmt w:val="decimal"/>
       <w:lvlText w:val="%1."/>
@@ -5660,7 +5660,7 @@
         <w:ind w:left="360" w:hanging="300"/>
       </w:pPr>
     </w:lvl>
-    <w:lvl w:ilvl="1" w:tplc="F7E239EC" w:tentative="1">
+    <w:lvl w:ilvl="1" w:tplc="8AF67424" w:tentative="1">
       <w:start w:val="1"/>
       <w:numFmt w:val="lowerLetter"/>
       <w:lvlText w:val="%2."/>
@@ -5669,47 +5669,47 @@
         <w:ind w:left="720" w:hanging="300"/>
       </w:pPr>
     </w:lvl>
-    <w:lvl w:ilvl="2" w:tplc="69985490">
-      <w:numFmt w:val="decimal"/>
-      <w:lvlText w:val=""/>
-      <w:lvlJc w:val="left"/>
-    </w:lvl>
-    <w:lvl w:ilvl="3" w:tplc="6BE4758A">
-      <w:numFmt w:val="decimal"/>
-      <w:lvlText w:val=""/>
-      <w:lvlJc w:val="left"/>
-    </w:lvl>
-    <w:lvl w:ilvl="4" w:tplc="B0240002">
-      <w:numFmt w:val="decimal"/>
-      <w:lvlText w:val=""/>
-      <w:lvlJc w:val="left"/>
-    </w:lvl>
-    <w:lvl w:ilvl="5" w:tplc="B40CBA96">
-      <w:numFmt w:val="decimal"/>
-      <w:lvlText w:val=""/>
-      <w:lvlJc w:val="left"/>
-    </w:lvl>
-    <w:lvl w:ilvl="6" w:tplc="9EA478D8">
-      <w:numFmt w:val="decimal"/>
-      <w:lvlText w:val=""/>
-      <w:lvlJc w:val="left"/>
-    </w:lvl>
-    <w:lvl w:ilvl="7" w:tplc="85F44A10">
-      <w:numFmt w:val="decimal"/>
-      <w:lvlText w:val=""/>
-      <w:lvlJc w:val="left"/>
-    </w:lvl>
-    <w:lvl w:ilvl="8" w:tplc="CA1E8B0C">
+    <w:lvl w:ilvl="2" w:tplc="008A1A8E">
+      <w:numFmt w:val="decimal"/>
+      <w:lvlText w:val=""/>
+      <w:lvlJc w:val="left"/>
+    </w:lvl>
+    <w:lvl w:ilvl="3" w:tplc="300EEADE">
+      <w:numFmt w:val="decimal"/>
+      <w:lvlText w:val=""/>
+      <w:lvlJc w:val="left"/>
+    </w:lvl>
+    <w:lvl w:ilvl="4" w:tplc="D00E45F6">
+      <w:numFmt w:val="decimal"/>
+      <w:lvlText w:val=""/>
+      <w:lvlJc w:val="left"/>
+    </w:lvl>
+    <w:lvl w:ilvl="5" w:tplc="50A4F86C">
+      <w:numFmt w:val="decimal"/>
+      <w:lvlText w:val=""/>
+      <w:lvlJc w:val="left"/>
+    </w:lvl>
+    <w:lvl w:ilvl="6" w:tplc="CB7CDBB6">
+      <w:numFmt w:val="decimal"/>
+      <w:lvlText w:val=""/>
+      <w:lvlJc w:val="left"/>
+    </w:lvl>
+    <w:lvl w:ilvl="7" w:tplc="6CD6AC2C">
+      <w:numFmt w:val="decimal"/>
+      <w:lvlText w:val=""/>
+      <w:lvlJc w:val="left"/>
+    </w:lvl>
+    <w:lvl w:ilvl="8" w:tplc="BEAA2174">
       <w:numFmt w:val="decimal"/>
       <w:lvlText w:val=""/>
       <w:lvlJc w:val="left"/>
     </w:lvl>
   </w:abstractNum>
   <w:abstractNum w:abstractNumId="11" w15:restartNumberingAfterBreak="0">
-    <w:nsid w:val="733041C9"/>
+    <w:nsid w:val="7BD20223"/>
     <w:multiLevelType w:val="hybridMultilevel"/>
-    <w:tmpl w:val="F87E9EA6"/>
-    <w:lvl w:ilvl="0" w:tplc="E1EE15C6" w:tentative="1">
+    <w:tmpl w:val="5B66B3CE"/>
+    <w:lvl w:ilvl="0" w:tplc="860859B8" w:tentative="1">
       <w:start w:val="1"/>
       <w:numFmt w:val="bullet"/>
       <w:lvlText w:val="●"/>
@@ -5718,7 +5718,7 @@
         <w:ind w:left="720" w:hanging="360"/>
       </w:pPr>
     </w:lvl>
-    <w:lvl w:ilvl="1" w:tplc="B104815C" w:tentative="1">
+    <w:lvl w:ilvl="1" w:tplc="686A1384" w:tentative="1">
       <w:start w:val="1"/>
       <w:numFmt w:val="bullet"/>
       <w:lvlText w:val="○"/>
@@ -5727,7 +5727,7 @@
         <w:ind w:left="1440" w:hanging="360"/>
       </w:pPr>
     </w:lvl>
-    <w:lvl w:ilvl="2" w:tplc="0D605B48" w:tentative="1">
+    <w:lvl w:ilvl="2" w:tplc="2A8203D2" w:tentative="1">
       <w:start w:val="1"/>
       <w:numFmt w:val="bullet"/>
       <w:lvlText w:val="■"/>
@@ -5736,7 +5736,7 @@
         <w:ind w:left="2160" w:hanging="360"/>
       </w:pPr>
     </w:lvl>
-    <w:lvl w:ilvl="3" w:tplc="5C56D93A" w:tentative="1">
+    <w:lvl w:ilvl="3" w:tplc="ED28CB9A" w:tentative="1">
       <w:start w:val="1"/>
       <w:numFmt w:val="bullet"/>
       <w:lvlText w:val="●"/>
@@ -5745,7 +5745,7 @@
         <w:ind w:left="2880" w:hanging="360"/>
       </w:pPr>
     </w:lvl>
-    <w:lvl w:ilvl="4" w:tplc="0D303F80" w:tentative="1">
+    <w:lvl w:ilvl="4" w:tplc="82DCC8FC" w:tentative="1">
       <w:start w:val="1"/>
       <w:numFmt w:val="bullet"/>
       <w:lvlText w:val="○"/>
@@ -5754,7 +5754,7 @@
         <w:ind w:left="3600" w:hanging="360"/>
       </w:pPr>
     </w:lvl>
-    <w:lvl w:ilvl="5" w:tplc="9B9E73F8" w:tentative="1">
+    <w:lvl w:ilvl="5" w:tplc="FEACA7A4" w:tentative="1">
       <w:start w:val="1"/>
       <w:numFmt w:val="bullet"/>
       <w:lvlText w:val="■"/>
@@ -5763,7 +5763,7 @@
         <w:ind w:left="4320" w:hanging="360"/>
       </w:pPr>
     </w:lvl>
-    <w:lvl w:ilvl="6" w:tplc="59F0B2AA" w:tentative="1">
+    <w:lvl w:ilvl="6" w:tplc="CDEA44E8" w:tentative="1">
       <w:start w:val="1"/>
       <w:numFmt w:val="bullet"/>
       <w:lvlText w:val="●"/>
@@ -5772,7 +5772,7 @@
         <w:ind w:left="5040" w:hanging="360"/>
       </w:pPr>
     </w:lvl>
-    <w:lvl w:ilvl="7" w:tplc="98009C46" w:tentative="1">
+    <w:lvl w:ilvl="7" w:tplc="C5EED0AA" w:tentative="1">
       <w:start w:val="1"/>
       <w:numFmt w:val="bullet"/>
       <w:lvlText w:val="●"/>
@@ -5781,7 +5781,7 @@
         <w:ind w:left="5760" w:hanging="360"/>
       </w:pPr>
     </w:lvl>
-    <w:lvl w:ilvl="8" w:tplc="C994BCDC" w:tentative="1">
+    <w:lvl w:ilvl="8" w:tplc="9238D204" w:tentative="1">
       <w:start w:val="1"/>
       <w:numFmt w:val="bullet"/>
       <w:lvlText w:val="●"/>
@@ -5791,68 +5791,68 @@
       </w:pPr>
     </w:lvl>
   </w:abstractNum>
-  <w:num w:numId="1" w16cid:durableId="391659386">
+  <w:num w:numId="1" w16cid:durableId="2145152693">
     <w:abstractNumId w:val="11"/>
     <w:lvlOverride w:ilvl="0">
       <w:startOverride w:val="1"/>
     </w:lvlOverride>
   </w:num>
-  <w:num w:numId="2" w16cid:durableId="1697383930">
+  <w:num w:numId="2" w16cid:durableId="1100032461">
     <w:abstractNumId w:val="4"/>
     <w:lvlOverride w:ilvl="0">
       <w:startOverride w:val="1"/>
     </w:lvlOverride>
   </w:num>
-  <w:num w:numId="3" w16cid:durableId="1475870827">
+  <w:num w:numId="3" w16cid:durableId="1302274890">
     <w:abstractNumId w:val="0"/>
     <w:lvlOverride w:ilvl="0">
       <w:startOverride w:val="1"/>
     </w:lvlOverride>
   </w:num>
-  <w:num w:numId="4" w16cid:durableId="1829590224">
+  <w:num w:numId="4" w16cid:durableId="1517771225">
     <w:abstractNumId w:val="6"/>
     <w:lvlOverride w:ilvl="0">
       <w:startOverride w:val="1"/>
     </w:lvlOverride>
   </w:num>
-  <w:num w:numId="5" w16cid:durableId="1022047084">
+  <w:num w:numId="5" w16cid:durableId="1895580366">
+    <w:abstractNumId w:val="9"/>
+    <w:lvlOverride w:ilvl="0">
+      <w:startOverride w:val="1"/>
+    </w:lvlOverride>
+  </w:num>
+  <w:num w:numId="6" w16cid:durableId="1268350006">
+    <w:abstractNumId w:val="5"/>
+    <w:lvlOverride w:ilvl="0">
+      <w:startOverride w:val="1"/>
+    </w:lvlOverride>
+  </w:num>
+  <w:num w:numId="7" w16cid:durableId="2074040347">
+    <w:abstractNumId w:val="8"/>
+    <w:lvlOverride w:ilvl="0">
+      <w:startOverride w:val="1"/>
+    </w:lvlOverride>
+  </w:num>
+  <w:num w:numId="8" w16cid:durableId="2025209005">
+    <w:abstractNumId w:val="10"/>
+    <w:lvlOverride w:ilvl="0">
+      <w:startOverride w:val="1"/>
+    </w:lvlOverride>
+  </w:num>
+  <w:num w:numId="9" w16cid:durableId="1661303332">
     <w:abstractNumId w:val="7"/>
     <w:lvlOverride w:ilvl="0">
       <w:startOverride w:val="1"/>
     </w:lvlOverride>
   </w:num>
-  <w:num w:numId="6" w16cid:durableId="171335615">
-    <w:abstractNumId w:val="1"/>
-    <w:lvlOverride w:ilvl="0">
-      <w:startOverride w:val="1"/>
-    </w:lvlOverride>
-  </w:num>
-  <w:num w:numId="7" w16cid:durableId="721945120">
-    <w:abstractNumId w:val="2"/>
-    <w:lvlOverride w:ilvl="0">
-      <w:startOverride w:val="1"/>
-    </w:lvlOverride>
-  </w:num>
-  <w:num w:numId="8" w16cid:durableId="1223757601">
-    <w:abstractNumId w:val="5"/>
-    <w:lvlOverride w:ilvl="0">
-      <w:startOverride w:val="1"/>
-    </w:lvlOverride>
-  </w:num>
-  <w:num w:numId="9" w16cid:durableId="473716081">
-    <w:abstractNumId w:val="10"/>
-    <w:lvlOverride w:ilvl="0">
-      <w:startOverride w:val="1"/>
-    </w:lvlOverride>
-  </w:num>
-  <w:num w:numId="10" w16cid:durableId="2082553627">
+  <w:num w:numId="10" w16cid:durableId="2142113860">
     <w:abstractNumId w:val="3"/>
     <w:lvlOverride w:ilvl="0">
       <w:startOverride w:val="1"/>
     </w:lvlOverride>
   </w:num>
-  <w:num w:numId="11" w16cid:durableId="1996840332">
-    <w:abstractNumId w:val="9"/>
+  <w:num w:numId="11" w16cid:durableId="1027560752">
+    <w:abstractNumId w:val="2"/>
     <w:lvlOverride w:ilvl="0">
       <w:startOverride w:val="1"/>
     </w:lvlOverride>
@@ -6533,7 +6533,7 @@
     <w:autoRedefine/>
     <w:uiPriority w:val="39"/>
     <w:unhideWhenUsed/>
-    <w:rsid w:val="00516694"/>
+    <w:rsid w:val="005D21C4"/>
     <w:pPr>
       <w:spacing w:after="100"/>
     </w:pPr>

--- a/discoverer-neo/docs/user-guide/manual/Discoverer-Neo-MANAGER-Guide-Quick-en.docx
+++ b/discoverer-neo/docs/user-guide/manual/Discoverer-Neo-MANAGER-Guide-Quick-en.docx
@@ -74,7 +74,7 @@
     <w:sdt>
       <w:sdtPr>
         <w:alias w:val="Contents"/>
-        <w:id w:val="-324664575"/>
+        <w:id w:val="-1804140049"/>
       </w:sdtPr>
       <w:sdtEndPr/>
       <w:sdtContent>
@@ -102,7 +102,7 @@
           <w:r>
             <w:fldChar w:fldCharType="separate"/>
           </w:r>
-          <w:hyperlink w:anchor="_Toc241671330" w:history="1">
+          <w:hyperlink w:anchor="_Toc241692229" w:history="1">
             <w:r>
               <w:rPr>
                 <w:rStyle w:val="Hiperligao"/>
@@ -126,7 +126,7 @@
               <w:rPr>
                 <w:noProof/>
               </w:rPr>
-              <w:instrText xml:space="preserve"> PAGEREF _Toc241671330 \h </w:instrText>
+              <w:instrText xml:space="preserve"> PAGEREF _Toc241692229 \h </w:instrText>
             </w:r>
             <w:r>
               <w:rPr>
@@ -168,7 +168,7 @@
               <w14:ligatures w14:val="standardContextual"/>
             </w:rPr>
           </w:pPr>
-          <w:hyperlink w:anchor="_Toc241671331" w:history="1">
+          <w:hyperlink w:anchor="_Toc241692230" w:history="1">
             <w:r>
               <w:rPr>
                 <w:rStyle w:val="Hiperligao"/>
@@ -192,7 +192,7 @@
               <w:rPr>
                 <w:noProof/>
               </w:rPr>
-              <w:instrText xml:space="preserve"> PAGEREF _Toc241671331 \h </w:instrText>
+              <w:instrText xml:space="preserve"> PAGEREF _Toc241692230 \h </w:instrText>
             </w:r>
             <w:r>
               <w:rPr>
@@ -234,7 +234,7 @@
               <w14:ligatures w14:val="standardContextual"/>
             </w:rPr>
           </w:pPr>
-          <w:hyperlink w:anchor="_Toc241671332" w:history="1">
+          <w:hyperlink w:anchor="_Toc241692231" w:history="1">
             <w:r>
               <w:rPr>
                 <w:rStyle w:val="Hiperligao"/>
@@ -258,7 +258,7 @@
               <w:rPr>
                 <w:noProof/>
               </w:rPr>
-              <w:instrText xml:space="preserve"> PAGEREF _Toc241671332 \h </w:instrText>
+              <w:instrText xml:space="preserve"> PAGEREF _Toc241692231 \h </w:instrText>
             </w:r>
             <w:r>
               <w:rPr>
@@ -300,7 +300,7 @@
               <w14:ligatures w14:val="standardContextual"/>
             </w:rPr>
           </w:pPr>
-          <w:hyperlink w:anchor="_Toc241671333" w:history="1">
+          <w:hyperlink w:anchor="_Toc241692232" w:history="1">
             <w:r>
               <w:rPr>
                 <w:rStyle w:val="Hiperligao"/>
@@ -324,7 +324,7 @@
               <w:rPr>
                 <w:noProof/>
               </w:rPr>
-              <w:instrText xml:space="preserve"> PAGEREF _Toc241671333 \h </w:instrText>
+              <w:instrText xml:space="preserve"> PAGEREF _Toc241692232 \h </w:instrText>
             </w:r>
             <w:r>
               <w:rPr>
@@ -366,7 +366,7 @@
               <w14:ligatures w14:val="standardContextual"/>
             </w:rPr>
           </w:pPr>
-          <w:hyperlink w:anchor="_Toc241671334" w:history="1">
+          <w:hyperlink w:anchor="_Toc241692233" w:history="1">
             <w:r>
               <w:rPr>
                 <w:rStyle w:val="Hiperligao"/>
@@ -390,7 +390,7 @@
               <w:rPr>
                 <w:noProof/>
               </w:rPr>
-              <w:instrText xml:space="preserve"> PAGEREF _Toc241671334 \h </w:instrText>
+              <w:instrText xml:space="preserve"> PAGEREF _Toc241692233 \h </w:instrText>
             </w:r>
             <w:r>
               <w:rPr>
@@ -432,7 +432,7 @@
               <w14:ligatures w14:val="standardContextual"/>
             </w:rPr>
           </w:pPr>
-          <w:hyperlink w:anchor="_Toc241671335" w:history="1">
+          <w:hyperlink w:anchor="_Toc241692234" w:history="1">
             <w:r>
               <w:rPr>
                 <w:rStyle w:val="Hiperligao"/>
@@ -456,7 +456,7 @@
               <w:rPr>
                 <w:noProof/>
               </w:rPr>
-              <w:instrText xml:space="preserve"> PAGEREF _Toc241671335 \h </w:instrText>
+              <w:instrText xml:space="preserve"> PAGEREF _Toc241692234 \h </w:instrText>
             </w:r>
             <w:r>
               <w:rPr>
@@ -498,7 +498,7 @@
               <w14:ligatures w14:val="standardContextual"/>
             </w:rPr>
           </w:pPr>
-          <w:hyperlink w:anchor="_Toc241671336" w:history="1">
+          <w:hyperlink w:anchor="_Toc241692235" w:history="1">
             <w:r>
               <w:rPr>
                 <w:rStyle w:val="Hiperligao"/>
@@ -522,7 +522,7 @@
               <w:rPr>
                 <w:noProof/>
               </w:rPr>
-              <w:instrText xml:space="preserve"> PAGEREF _Toc241671336 \h </w:instrText>
+              <w:instrText xml:space="preserve"> PAGEREF _Toc241692235 \h </w:instrText>
             </w:r>
             <w:r>
               <w:rPr>
@@ -564,7 +564,7 @@
               <w14:ligatures w14:val="standardContextual"/>
             </w:rPr>
           </w:pPr>
-          <w:hyperlink w:anchor="_Toc241671337" w:history="1">
+          <w:hyperlink w:anchor="_Toc241692236" w:history="1">
             <w:r>
               <w:rPr>
                 <w:rStyle w:val="Hiperligao"/>
@@ -588,7 +588,7 @@
               <w:rPr>
                 <w:noProof/>
               </w:rPr>
-              <w:instrText xml:space="preserve"> PAGEREF _Toc241671337 \h </w:instrText>
+              <w:instrText xml:space="preserve"> PAGEREF _Toc241692236 \h </w:instrText>
             </w:r>
             <w:r>
               <w:rPr>
@@ -630,13 +630,13 @@
               <w14:ligatures w14:val="standardContextual"/>
             </w:rPr>
           </w:pPr>
-          <w:hyperlink w:anchor="_Toc241671338" w:history="1">
+          <w:hyperlink w:anchor="_Toc241692237" w:history="1">
             <w:r>
               <w:rPr>
                 <w:rStyle w:val="Hiperligao"/>
                 <w:noProof/>
               </w:rPr>
-              <w:t>Data modeling</w:t>
+              <w:t>Custom Functions and Data Sources</w:t>
             </w:r>
             <w:r>
               <w:rPr>
@@ -654,7 +654,7 @@
               <w:rPr>
                 <w:noProof/>
               </w:rPr>
-              <w:instrText xml:space="preserve"> PAGEREF _Toc241671338 \h </w:instrText>
+              <w:instrText xml:space="preserve"> PAGEREF _Toc241692237 \h </w:instrText>
             </w:r>
             <w:r>
               <w:rPr>
@@ -696,13 +696,13 @@
               <w14:ligatures w14:val="standardContextual"/>
             </w:rPr>
           </w:pPr>
-          <w:hyperlink w:anchor="_Toc241671339" w:history="1">
+          <w:hyperlink w:anchor="_Toc241692238" w:history="1">
             <w:r>
               <w:rPr>
                 <w:rStyle w:val="Hiperligao"/>
                 <w:noProof/>
               </w:rPr>
-              <w:t>Custom Functions and Data Sources</w:t>
+              <w:t>Settings</w:t>
             </w:r>
             <w:r>
               <w:rPr>
@@ -720,7 +720,7 @@
               <w:rPr>
                 <w:noProof/>
               </w:rPr>
-              <w:instrText xml:space="preserve"> PAGEREF _Toc241671339 \h </w:instrText>
+              <w:instrText xml:space="preserve"> PAGEREF _Toc241692238 \h </w:instrText>
             </w:r>
             <w:r>
               <w:rPr>
@@ -738,72 +738,6 @@
                 <w:noProof/>
               </w:rPr>
               <w:t>10</w:t>
-            </w:r>
-            <w:r>
-              <w:rPr>
-                <w:noProof/>
-              </w:rPr>
-              <w:fldChar w:fldCharType="end"/>
-            </w:r>
-          </w:hyperlink>
-        </w:p>
-        <w:p>
-          <w:pPr>
-            <w:pStyle w:val="ndice1"/>
-            <w:tabs>
-              <w:tab w:val="right" w:leader="dot" w:pos="9016"/>
-            </w:tabs>
-            <w:rPr>
-              <w:rFonts w:asciiTheme="minorHAnsi" w:eastAsiaTheme="minorEastAsia" w:hAnsiTheme="minorHAnsi" w:cstheme="minorBidi"/>
-              <w:noProof/>
-              <w:kern w:val="2"/>
-              <w:sz w:val="24"/>
-              <w:szCs w:val="24"/>
-              <w14:ligatures w14:val="standardContextual"/>
-            </w:rPr>
-          </w:pPr>
-          <w:hyperlink w:anchor="_Toc241671340" w:history="1">
-            <w:r>
-              <w:rPr>
-                <w:rStyle w:val="Hiperligao"/>
-                <w:noProof/>
-              </w:rPr>
-              <w:t>Settings</w:t>
-            </w:r>
-            <w:r>
-              <w:rPr>
-                <w:noProof/>
-              </w:rPr>
-              <w:tab/>
-            </w:r>
-            <w:r>
-              <w:rPr>
-                <w:noProof/>
-              </w:rPr>
-              <w:fldChar w:fldCharType="begin"/>
-            </w:r>
-            <w:r>
-              <w:rPr>
-                <w:noProof/>
-              </w:rPr>
-              <w:instrText xml:space="preserve"> PAGEREF _Toc241671340 \h </w:instrText>
-            </w:r>
-            <w:r>
-              <w:rPr>
-                <w:noProof/>
-              </w:rPr>
-            </w:r>
-            <w:r>
-              <w:rPr>
-                <w:noProof/>
-              </w:rPr>
-              <w:fldChar w:fldCharType="separate"/>
-            </w:r>
-            <w:r>
-              <w:rPr>
-                <w:noProof/>
-              </w:rPr>
-              <w:t>11</w:t>
             </w:r>
             <w:r>
               <w:rPr>
@@ -834,7 +768,7 @@
       <w:pPr>
         <w:pStyle w:val="Ttulo1"/>
       </w:pPr>
-      <w:bookmarkStart w:id="0" w:name="_Toc241671330"/>
+      <w:bookmarkStart w:id="0" w:name="_Toc241692229"/>
       <w:r>
         <w:lastRenderedPageBreak/>
         <w:t>Your role in one page</w:t>
@@ -853,7 +787,7 @@
         <w:t>Manager</w:t>
       </w:r>
       <w:r>
-        <w:t>. You see, run, export, schedule and share every map. Data modeling is limited to business areas where an administrator gave you a grant.</w:t>
+        <w:t>. You see, run, export, schedule and share every map. You do not change the data model. That is an administrator's job.</w:t>
       </w:r>
     </w:p>
     <w:tbl>
@@ -1333,6 +1267,67 @@
           </w:p>
         </w:tc>
       </w:tr>
+      <w:tr>
+        <w:tblPrEx>
+          <w:tblCellMar>
+            <w:top w:w="0" w:type="dxa"/>
+            <w:bottom w:w="0" w:type="dxa"/>
+          </w:tblCellMar>
+        </w:tblPrEx>
+        <w:trPr>
+          <w:cantSplit/>
+        </w:trPr>
+        <w:tc>
+          <w:tcPr>
+            <w:tcW w:w="4011" w:type="dxa"/>
+            <w:tcBorders>
+              <w:top w:val="single" w:sz="4" w:space="0" w:color="BFC7D1"/>
+              <w:left w:val="single" w:sz="4" w:space="0" w:color="BFC7D1"/>
+              <w:bottom w:val="single" w:sz="4" w:space="0" w:color="BFC7D1"/>
+              <w:right w:val="single" w:sz="4" w:space="0" w:color="BFC7D1"/>
+            </w:tcBorders>
+            <w:tcMar>
+              <w:top w:w="60" w:type="dxa"/>
+              <w:left w:w="100" w:type="dxa"/>
+              <w:bottom w:w="60" w:type="dxa"/>
+              <w:right w:w="100" w:type="dxa"/>
+            </w:tcMar>
+          </w:tcPr>
+          <w:p>
+            <w:pPr>
+              <w:spacing w:after="0"/>
+            </w:pPr>
+            <w:r>
+              <w:t>Build maps on the business areas you hold a grant on</w:t>
+            </w:r>
+          </w:p>
+        </w:tc>
+        <w:tc>
+          <w:tcPr>
+            <w:tcW w:w="5015" w:type="dxa"/>
+            <w:tcBorders>
+              <w:top w:val="single" w:sz="4" w:space="0" w:color="BFC7D1"/>
+              <w:left w:val="single" w:sz="4" w:space="0" w:color="BFC7D1"/>
+              <w:bottom w:val="single" w:sz="4" w:space="0" w:color="BFC7D1"/>
+              <w:right w:val="single" w:sz="4" w:space="0" w:color="BFC7D1"/>
+            </w:tcBorders>
+            <w:tcMar>
+              <w:top w:w="60" w:type="dxa"/>
+              <w:left w:w="100" w:type="dxa"/>
+              <w:bottom w:w="60" w:type="dxa"/>
+              <w:right w:w="100" w:type="dxa"/>
+            </w:tcMar>
+          </w:tcPr>
+          <w:p>
+            <w:pPr>
+              <w:spacing w:after="0"/>
+            </w:pPr>
+            <w:r>
+              <w:t>Change business areas, folders, items, joins or hierarchies</w:t>
+            </w:r>
+          </w:p>
+        </w:tc>
+      </w:tr>
     </w:tbl>
     <w:p>
       <w:pPr>
@@ -1363,6 +1358,56 @@
           <w:b/>
           <w:bCs/>
         </w:rPr>
+        <w:t>Business Areas</w:t>
+      </w:r>
+      <w:r>
+        <w:t xml:space="preserve">, </w:t>
+      </w:r>
+      <w:r>
+        <w:rPr>
+          <w:b/>
+          <w:bCs/>
+        </w:rPr>
+        <w:t>Folders</w:t>
+      </w:r>
+      <w:r>
+        <w:t xml:space="preserve">, </w:t>
+      </w:r>
+      <w:r>
+        <w:rPr>
+          <w:b/>
+          <w:bCs/>
+        </w:rPr>
+        <w:t>Items</w:t>
+      </w:r>
+      <w:r>
+        <w:t xml:space="preserve">, </w:t>
+      </w:r>
+      <w:r>
+        <w:rPr>
+          <w:b/>
+          <w:bCs/>
+        </w:rPr>
+        <w:t>Joins</w:t>
+      </w:r>
+      <w:r>
+        <w:t xml:space="preserve">, </w:t>
+      </w:r>
+      <w:r>
+        <w:rPr>
+          <w:b/>
+          <w:bCs/>
+        </w:rPr>
+        <w:t>Hierarchies</w:t>
+      </w:r>
+      <w:r>
+        <w:t xml:space="preserve">, </w:t>
+      </w:r>
+      <w:r>
+        <w:rPr>
+          <w:b/>
+          <w:bCs/>
+        </w:rPr>
         <w:t>Security</w:t>
       </w:r>
       <w:r>
@@ -1454,7 +1499,7 @@
         <w:pStyle w:val="Ttulo1"/>
         <w:pageBreakBefore/>
       </w:pPr>
-      <w:bookmarkStart w:id="1" w:name="_Toc241671331"/>
+      <w:bookmarkStart w:id="1" w:name="_Toc241692230"/>
       <w:r>
         <w:lastRenderedPageBreak/>
         <w:t>Maps</w:t>
@@ -1487,10 +1532,10 @@
           <w:noProof/>
         </w:rPr>
         <w:drawing>
-          <wp:inline distT="0" distB="0" distL="0" distR="0" wp14:anchorId="07D758CF" wp14:editId="6B76C14F">
+          <wp:inline distT="0" distB="0" distL="0" distR="0" wp14:anchorId="2E47E746" wp14:editId="1780450B">
             <wp:extent cx="5715000" cy="3429000"/>
             <wp:effectExtent l="0" t="0" r="0" b="0"/>
-            <wp:docPr id="277" name="02-maps-all.png" descr="The Maps list, All tab, with Copy, Share, Schedule and Export icons on each row." title="The Maps list, All tab, with Copy, Share, Schedule and Export icons on each row."/>
+            <wp:docPr id="257" name="02-maps-all.png" descr="The Maps list, All tab, with Copy, Share, Schedule and Export icons on each row." title="The Maps list, All tab, with Copy, Share, Schedule and Export icons on each row."/>
             <wp:cNvGraphicFramePr>
               <a:graphicFrameLocks xmlns:a="http://schemas.openxmlformats.org/drawingml/2006/main" noChangeAspect="1"/>
             </wp:cNvGraphicFramePr>
@@ -1951,7 +1996,7 @@
         <w:pStyle w:val="Ttulo1"/>
         <w:pageBreakBefore/>
       </w:pPr>
-      <w:bookmarkStart w:id="2" w:name="_Toc241671332"/>
+      <w:bookmarkStart w:id="2" w:name="_Toc241692231"/>
       <w:r>
         <w:lastRenderedPageBreak/>
         <w:t>Sharing a map</w:t>
@@ -1974,10 +2019,10 @@
           <w:noProof/>
         </w:rPr>
         <w:drawing>
-          <wp:inline distT="0" distB="0" distL="0" distR="0" wp14:anchorId="45E2D1CF" wp14:editId="2997D16F">
+          <wp:inline distT="0" distB="0" distL="0" distR="0" wp14:anchorId="2EE57DF4" wp14:editId="351DD401">
             <wp:extent cx="3743325" cy="3895725"/>
             <wp:effectExtent l="0" t="0" r="0" b="0"/>
-            <wp:docPr id="278" name="03-share-dialog.png" descr="The Share map dialog with a search box and Can view, Can export and Can edit buttons." title="The Share map dialog with a search box and Can view, Can export and Can edit buttons."/>
+            <wp:docPr id="258" name="03-share-dialog.png" descr="The Share map dialog with a search box and Can view, Can export and Can edit buttons." title="The Share map dialog with a search box and Can view, Can export and Can edit buttons."/>
             <wp:cNvGraphicFramePr>
               <a:graphicFrameLocks xmlns:a="http://schemas.openxmlformats.org/drawingml/2006/main" noChangeAspect="1"/>
             </wp:cNvGraphicFramePr>
@@ -2377,7 +2422,7 @@
         <w:pStyle w:val="Ttulo1"/>
         <w:pageBreakBefore/>
       </w:pPr>
-      <w:bookmarkStart w:id="3" w:name="_Toc241671333"/>
+      <w:bookmarkStart w:id="3" w:name="_Toc241692232"/>
       <w:r>
         <w:lastRenderedPageBreak/>
         <w:t>Viewing, running and exporting</w:t>
@@ -2400,10 +2445,10 @@
           <w:noProof/>
         </w:rPr>
         <w:drawing>
-          <wp:inline distT="0" distB="0" distL="0" distR="0" wp14:anchorId="404A63FE" wp14:editId="00EAEADB">
+          <wp:inline distT="0" distB="0" distL="0" distR="0" wp14:anchorId="545B0673" wp14:editId="43134CAF">
             <wp:extent cx="5715000" cy="3571875"/>
             <wp:effectExtent l="0" t="0" r="0" b="0"/>
-            <wp:docPr id="279" name="06-viewer-results.png" descr="A completed run with Excel, CSV and PDF buttons over the results grid." title="A completed run with Excel, CSV and PDF buttons over the results grid."/>
+            <wp:docPr id="259" name="06-viewer-results.png" descr="A completed run with Excel, CSV and PDF buttons over the results grid." title="A completed run with Excel, CSV and PDF buttons over the results grid."/>
             <wp:cNvGraphicFramePr>
               <a:graphicFrameLocks xmlns:a="http://schemas.openxmlformats.org/drawingml/2006/main" noChangeAspect="1"/>
             </wp:cNvGraphicFramePr>
@@ -2598,7 +2643,7 @@
         <w:pStyle w:val="Ttulo1"/>
         <w:pageBreakBefore/>
       </w:pPr>
-      <w:bookmarkStart w:id="4" w:name="_Toc241671334"/>
+      <w:bookmarkStart w:id="4" w:name="_Toc241692233"/>
       <w:r>
         <w:lastRenderedPageBreak/>
         <w:t>Map builder</w:t>
@@ -2631,10 +2676,10 @@
           <w:noProof/>
         </w:rPr>
         <w:drawing>
-          <wp:inline distT="0" distB="0" distL="0" distR="0" wp14:anchorId="4F409665" wp14:editId="7BD67B6D">
+          <wp:inline distT="0" distB="0" distL="0" distR="0" wp14:anchorId="5671A66C" wp14:editId="610A56B2">
             <wp:extent cx="5715000" cy="3571875"/>
             <wp:effectExtent l="0" t="0" r="0" b="0"/>
-            <wp:docPr id="280" name="05-builder-overview.png" descr="The map builder with the Business Areas tree, the columns canvas and the Properties panel." title="The map builder with the Business Areas tree, the columns canvas and the Properties panel."/>
+            <wp:docPr id="260" name="05-builder-overview.png" descr="The map builder with the Business Areas tree, the columns canvas and the Properties panel." title="The map builder with the Business Areas tree, the columns canvas and the Properties panel."/>
             <wp:cNvGraphicFramePr>
               <a:graphicFrameLocks xmlns:a="http://schemas.openxmlformats.org/drawingml/2006/main" noChangeAspect="1"/>
             </wp:cNvGraphicFramePr>
@@ -2869,7 +2914,7 @@
         <w:pStyle w:val="Ttulo1"/>
         <w:pageBreakBefore/>
       </w:pPr>
-      <w:bookmarkStart w:id="5" w:name="_Toc241671335"/>
+      <w:bookmarkStart w:id="5" w:name="_Toc241692234"/>
       <w:r>
         <w:lastRenderedPageBreak/>
         <w:t>Schedules</w:t>
@@ -2892,10 +2937,10 @@
           <w:noProof/>
         </w:rPr>
         <w:drawing>
-          <wp:inline distT="0" distB="0" distL="0" distR="0" wp14:anchorId="6E4A0EFD" wp14:editId="2A2DECA2">
+          <wp:inline distT="0" distB="0" distL="0" distR="0" wp14:anchorId="64ACE638" wp14:editId="5808E056">
             <wp:extent cx="5715000" cy="3571875"/>
             <wp:effectExtent l="0" t="0" r="0" b="0"/>
-            <wp:docPr id="281" name="38-schedules-list.png" descr="The Schedules page with a paused schedule and its action icons." title="The Schedules page with a paused schedule and its action icons."/>
+            <wp:docPr id="261" name="38-schedules-list.png" descr="The Schedules page with a paused schedule and its action icons." title="The Schedules page with a paused schedule and its action icons."/>
             <wp:cNvGraphicFramePr>
               <a:graphicFrameLocks xmlns:a="http://schemas.openxmlformats.org/drawingml/2006/main" noChangeAspect="1"/>
             </wp:cNvGraphicFramePr>
@@ -3428,7 +3473,7 @@
         <w:pStyle w:val="Ttulo1"/>
         <w:pageBreakBefore/>
       </w:pPr>
-      <w:bookmarkStart w:id="6" w:name="_Toc241671336"/>
+      <w:bookmarkStart w:id="6" w:name="_Toc241692235"/>
       <w:r>
         <w:lastRenderedPageBreak/>
         <w:t>Runs and Exports</w:t>
@@ -3468,10 +3513,10 @@
           <w:noProof/>
         </w:rPr>
         <w:drawing>
-          <wp:inline distT="0" distB="0" distL="0" distR="0" wp14:anchorId="3EDBCBE8" wp14:editId="112A60F2">
+          <wp:inline distT="0" distB="0" distL="0" distR="0" wp14:anchorId="679335F5" wp14:editId="1589D55E">
             <wp:extent cx="5715000" cy="3571875"/>
             <wp:effectExtent l="0" t="0" r="0" b="0"/>
-            <wp:docPr id="282" name="11-runs.png" descr="The Runs page with map, status and kind filters and the list of runs." title="The Runs page with map, status and kind filters and the list of runs."/>
+            <wp:docPr id="262" name="10-runs.png" descr="The Runs page with map, status and kind filters and the list of runs." title="The Runs page with map, status and kind filters and the list of runs."/>
             <wp:cNvGraphicFramePr>
               <a:graphicFrameLocks xmlns:a="http://schemas.openxmlformats.org/drawingml/2006/main" noChangeAspect="1"/>
             </wp:cNvGraphicFramePr>
@@ -3643,7 +3688,7 @@
         <w:pStyle w:val="Ttulo1"/>
         <w:pageBreakBefore/>
       </w:pPr>
-      <w:bookmarkStart w:id="7" w:name="_Toc241671337"/>
+      <w:bookmarkStart w:id="7" w:name="_Toc241692236"/>
       <w:r>
         <w:lastRenderedPageBreak/>
         <w:t>Users</w:t>
@@ -3676,10 +3721,10 @@
           <w:noProof/>
         </w:rPr>
         <w:drawing>
-          <wp:inline distT="0" distB="0" distL="0" distR="0" wp14:anchorId="21D5D957" wp14:editId="23FFA5A4">
+          <wp:inline distT="0" distB="0" distL="0" distR="0" wp14:anchorId="63CB370F" wp14:editId="060C3855">
             <wp:extent cx="4362450" cy="2190750"/>
             <wp:effectExtent l="0" t="0" r="0" b="0"/>
-            <wp:docPr id="283" name="12-users-maps-dialog.png" descr="The Maps dialog for a user, with share-level selects and owner and remove icons." title="The Maps dialog for a user, with share-level selects and owner and remove icons."/>
+            <wp:docPr id="263" name="11-users-maps-dialog.png" descr="The Maps dialog for a user, with share-level selects and owner and remove icons." title="The Maps dialog for a user, with share-level selects and owner and remove icons."/>
             <wp:cNvGraphicFramePr>
               <a:graphicFrameLocks xmlns:a="http://schemas.openxmlformats.org/drawingml/2006/main" noChangeAspect="1"/>
             </wp:cNvGraphicFramePr>
@@ -3831,66 +3876,33 @@
         <w:pStyle w:val="Ttulo1"/>
         <w:pageBreakBefore/>
       </w:pPr>
-      <w:bookmarkStart w:id="8" w:name="_Toc241671338"/>
+      <w:bookmarkStart w:id="8" w:name="_Toc241692237"/>
       <w:r>
         <w:lastRenderedPageBreak/>
-        <w:t>Data modeling</w:t>
+        <w:t>Custom Functions and Data Sources</w:t>
       </w:r>
       <w:bookmarkEnd w:id="8"/>
     </w:p>
     <w:p>
       <w:r>
-        <w:t xml:space="preserve">The pages </w:t>
-      </w:r>
-      <w:r>
-        <w:rPr>
-          <w:b/>
-          <w:bCs/>
-        </w:rPr>
-        <w:t>Business Areas</w:t>
-      </w:r>
-      <w:r>
-        <w:t xml:space="preserve">, </w:t>
-      </w:r>
-      <w:r>
-        <w:rPr>
-          <w:b/>
-          <w:bCs/>
-        </w:rPr>
-        <w:t>Folders</w:t>
-      </w:r>
-      <w:r>
-        <w:t xml:space="preserve">, </w:t>
-      </w:r>
-      <w:r>
-        <w:rPr>
-          <w:b/>
-          <w:bCs/>
-        </w:rPr>
-        <w:t>Items</w:t>
-      </w:r>
-      <w:r>
-        <w:t xml:space="preserve">, </w:t>
-      </w:r>
-      <w:r>
-        <w:rPr>
-          <w:b/>
-          <w:bCs/>
-        </w:rPr>
-        <w:t>Joins</w:t>
-      </w:r>
-      <w:r>
-        <w:t xml:space="preserve"> and </w:t>
-      </w:r>
-      <w:r>
-        <w:rPr>
-          <w:b/>
-          <w:bCs/>
-        </w:rPr>
-        <w:t>Hierarchies</w:t>
-      </w:r>
-      <w:r>
-        <w:t xml:space="preserve"> list only business areas where you hold a grant. Your grant level sets what you may do.</w:t>
+        <w:rPr>
+          <w:b/>
+          <w:bCs/>
+        </w:rPr>
+        <w:t>Custom Functions</w:t>
+      </w:r>
+      <w:r>
+        <w:t xml:space="preserve"> are database functions that calculated items can call. You have full rights. </w:t>
+      </w:r>
+      <w:r>
+        <w:rPr>
+          <w:b/>
+          <w:bCs/>
+        </w:rPr>
+        <w:t>Data Sources</w:t>
+      </w:r>
+      <w:r>
+        <w:t xml:space="preserve"> are saved database connections. You can only look and test.</w:t>
       </w:r>
     </w:p>
     <w:p>
@@ -3904,10 +3916,10 @@
           <w:noProof/>
         </w:rPr>
         <w:drawing>
-          <wp:inline distT="0" distB="0" distL="0" distR="0" wp14:anchorId="21823F8D" wp14:editId="1CCCB5D4">
+          <wp:inline distT="0" distB="0" distL="0" distR="0" wp14:anchorId="1DD9CE5A" wp14:editId="47CE1262">
             <wp:extent cx="5715000" cy="3571875"/>
             <wp:effectExtent l="0" t="0" r="0" b="0"/>
-            <wp:docPr id="284" name="11-folders.png" descr="The Folders page with a business area chosen and its folders listed." title="The Folders page with a business area chosen and its folders listed."/>
+            <wp:docPr id="264" name="08-custom-functions.png" descr="The Custom Functions page with the list, Refresh all and New Function." title="The Custom Functions page with the list, Refresh all and New Function."/>
             <wp:cNvGraphicFramePr>
               <a:graphicFrameLocks xmlns:a="http://schemas.openxmlformats.org/drawingml/2006/main" noChangeAspect="1"/>
             </wp:cNvGraphicFramePr>
@@ -3949,357 +3961,8 @@
         <w:jc w:val="center"/>
       </w:pPr>
       <w:r>
-        <w:t>The Folders page with a business area chosen and its folders listed.</w:t>
-      </w:r>
-    </w:p>
-    <w:tbl>
-      <w:tblPr>
-        <w:tblW w:w="9026" w:type="dxa"/>
-        <w:tblBorders>
-          <w:top w:val="single" w:sz="4" w:space="0" w:color="auto"/>
-          <w:left w:val="single" w:sz="4" w:space="0" w:color="auto"/>
-          <w:bottom w:val="single" w:sz="4" w:space="0" w:color="auto"/>
-          <w:right w:val="single" w:sz="4" w:space="0" w:color="auto"/>
-          <w:insideH w:val="single" w:sz="4" w:space="0" w:color="auto"/>
-          <w:insideV w:val="single" w:sz="4" w:space="0" w:color="auto"/>
-        </w:tblBorders>
-        <w:tblCellMar>
-          <w:left w:w="10" w:type="dxa"/>
-          <w:right w:w="10" w:type="dxa"/>
-        </w:tblCellMar>
-        <w:tblLook w:val="04A0" w:firstRow="1" w:lastRow="0" w:firstColumn="1" w:lastColumn="0" w:noHBand="0" w:noVBand="1"/>
-      </w:tblPr>
-      <w:tblGrid>
-        <w:gridCol w:w="3139"/>
-        <w:gridCol w:w="5887"/>
-      </w:tblGrid>
-      <w:tr>
-        <w:tblPrEx>
-          <w:tblCellMar>
-            <w:top w:w="0" w:type="dxa"/>
-            <w:bottom w:w="0" w:type="dxa"/>
-          </w:tblCellMar>
-        </w:tblPrEx>
-        <w:trPr>
-          <w:cantSplit/>
-          <w:tblHeader/>
-        </w:trPr>
-        <w:tc>
-          <w:tcPr>
-            <w:tcW w:w="3139" w:type="dxa"/>
-            <w:tcBorders>
-              <w:top w:val="single" w:sz="4" w:space="0" w:color="BFC7D1"/>
-              <w:left w:val="single" w:sz="4" w:space="0" w:color="BFC7D1"/>
-              <w:bottom w:val="single" w:sz="4" w:space="0" w:color="BFC7D1"/>
-              <w:right w:val="single" w:sz="4" w:space="0" w:color="BFC7D1"/>
-            </w:tcBorders>
-            <w:shd w:val="clear" w:color="auto" w:fill="1F3A5F"/>
-            <w:tcMar>
-              <w:top w:w="60" w:type="dxa"/>
-              <w:left w:w="100" w:type="dxa"/>
-              <w:bottom w:w="60" w:type="dxa"/>
-              <w:right w:w="100" w:type="dxa"/>
-            </w:tcMar>
-          </w:tcPr>
-          <w:p>
-            <w:pPr>
-              <w:spacing w:after="0"/>
-            </w:pPr>
-            <w:r>
-              <w:rPr>
-                <w:b/>
-                <w:bCs/>
-                <w:color w:val="FFFFFF"/>
-              </w:rPr>
-              <w:t>Grant</w:t>
-            </w:r>
-          </w:p>
-        </w:tc>
-        <w:tc>
-          <w:tcPr>
-            <w:tcW w:w="5887" w:type="dxa"/>
-            <w:tcBorders>
-              <w:top w:val="single" w:sz="4" w:space="0" w:color="BFC7D1"/>
-              <w:left w:val="single" w:sz="4" w:space="0" w:color="BFC7D1"/>
-              <w:bottom w:val="single" w:sz="4" w:space="0" w:color="BFC7D1"/>
-              <w:right w:val="single" w:sz="4" w:space="0" w:color="BFC7D1"/>
-            </w:tcBorders>
-            <w:shd w:val="clear" w:color="auto" w:fill="1F3A5F"/>
-            <w:tcMar>
-              <w:top w:w="60" w:type="dxa"/>
-              <w:left w:w="100" w:type="dxa"/>
-              <w:bottom w:w="60" w:type="dxa"/>
-              <w:right w:w="100" w:type="dxa"/>
-            </w:tcMar>
-          </w:tcPr>
-          <w:p>
-            <w:pPr>
-              <w:spacing w:after="0"/>
-            </w:pPr>
-            <w:r>
-              <w:rPr>
-                <w:b/>
-                <w:bCs/>
-                <w:color w:val="FFFFFF"/>
-              </w:rPr>
-              <w:t>What you may do</w:t>
-            </w:r>
-          </w:p>
-        </w:tc>
-      </w:tr>
-      <w:tr>
-        <w:tblPrEx>
-          <w:tblCellMar>
-            <w:top w:w="0" w:type="dxa"/>
-            <w:bottom w:w="0" w:type="dxa"/>
-          </w:tblCellMar>
-        </w:tblPrEx>
-        <w:trPr>
-          <w:cantSplit/>
-        </w:trPr>
-        <w:tc>
-          <w:tcPr>
-            <w:tcW w:w="3139" w:type="dxa"/>
-            <w:tcBorders>
-              <w:top w:val="single" w:sz="4" w:space="0" w:color="BFC7D1"/>
-              <w:left w:val="single" w:sz="4" w:space="0" w:color="BFC7D1"/>
-              <w:bottom w:val="single" w:sz="4" w:space="0" w:color="BFC7D1"/>
-              <w:right w:val="single" w:sz="4" w:space="0" w:color="BFC7D1"/>
-            </w:tcBorders>
-            <w:tcMar>
-              <w:top w:w="60" w:type="dxa"/>
-              <w:left w:w="100" w:type="dxa"/>
-              <w:bottom w:w="60" w:type="dxa"/>
-              <w:right w:w="100" w:type="dxa"/>
-            </w:tcMar>
-          </w:tcPr>
-          <w:p>
-            <w:pPr>
-              <w:spacing w:after="0"/>
-            </w:pPr>
-            <w:r>
-              <w:t>VIEW, EXPORT, SCHEDULE</w:t>
-            </w:r>
-          </w:p>
-        </w:tc>
-        <w:tc>
-          <w:tcPr>
-            <w:tcW w:w="5887" w:type="dxa"/>
-            <w:tcBorders>
-              <w:top w:val="single" w:sz="4" w:space="0" w:color="BFC7D1"/>
-              <w:left w:val="single" w:sz="4" w:space="0" w:color="BFC7D1"/>
-              <w:bottom w:val="single" w:sz="4" w:space="0" w:color="BFC7D1"/>
-              <w:right w:val="single" w:sz="4" w:space="0" w:color="BFC7D1"/>
-            </w:tcBorders>
-            <w:tcMar>
-              <w:top w:w="60" w:type="dxa"/>
-              <w:left w:w="100" w:type="dxa"/>
-              <w:bottom w:w="60" w:type="dxa"/>
-              <w:right w:w="100" w:type="dxa"/>
-            </w:tcMar>
-          </w:tcPr>
-          <w:p>
-            <w:pPr>
-              <w:spacing w:after="0"/>
-            </w:pPr>
-            <w:r>
-              <w:t>Read folders, items, joins and hierarchies.</w:t>
-            </w:r>
-          </w:p>
-        </w:tc>
-      </w:tr>
-      <w:tr>
-        <w:tblPrEx>
-          <w:tblCellMar>
-            <w:top w:w="0" w:type="dxa"/>
-            <w:bottom w:w="0" w:type="dxa"/>
-          </w:tblCellMar>
-        </w:tblPrEx>
-        <w:trPr>
-          <w:cantSplit/>
-        </w:trPr>
-        <w:tc>
-          <w:tcPr>
-            <w:tcW w:w="3139" w:type="dxa"/>
-            <w:tcBorders>
-              <w:top w:val="single" w:sz="4" w:space="0" w:color="BFC7D1"/>
-              <w:left w:val="single" w:sz="4" w:space="0" w:color="BFC7D1"/>
-              <w:bottom w:val="single" w:sz="4" w:space="0" w:color="BFC7D1"/>
-              <w:right w:val="single" w:sz="4" w:space="0" w:color="BFC7D1"/>
-            </w:tcBorders>
-            <w:shd w:val="clear" w:color="auto" w:fill="F3F6F9"/>
-            <w:tcMar>
-              <w:top w:w="60" w:type="dxa"/>
-              <w:left w:w="100" w:type="dxa"/>
-              <w:bottom w:w="60" w:type="dxa"/>
-              <w:right w:w="100" w:type="dxa"/>
-            </w:tcMar>
-          </w:tcPr>
-          <w:p>
-            <w:pPr>
-              <w:spacing w:after="0"/>
-            </w:pPr>
-            <w:r>
-              <w:t>CREATE</w:t>
-            </w:r>
-          </w:p>
-        </w:tc>
-        <w:tc>
-          <w:tcPr>
-            <w:tcW w:w="5887" w:type="dxa"/>
-            <w:tcBorders>
-              <w:top w:val="single" w:sz="4" w:space="0" w:color="BFC7D1"/>
-              <w:left w:val="single" w:sz="4" w:space="0" w:color="BFC7D1"/>
-              <w:bottom w:val="single" w:sz="4" w:space="0" w:color="BFC7D1"/>
-              <w:right w:val="single" w:sz="4" w:space="0" w:color="BFC7D1"/>
-            </w:tcBorders>
-            <w:shd w:val="clear" w:color="auto" w:fill="F3F6F9"/>
-            <w:tcMar>
-              <w:top w:w="60" w:type="dxa"/>
-              <w:left w:w="100" w:type="dxa"/>
-              <w:bottom w:w="60" w:type="dxa"/>
-              <w:right w:w="100" w:type="dxa"/>
-            </w:tcMar>
-          </w:tcPr>
-          <w:p>
-            <w:pPr>
-              <w:spacing w:after="0"/>
-            </w:pPr>
-            <w:r>
-              <w:t>Also add folders, items, joins and hierarchies.</w:t>
-            </w:r>
-          </w:p>
-        </w:tc>
-      </w:tr>
-      <w:tr>
-        <w:tblPrEx>
-          <w:tblCellMar>
-            <w:top w:w="0" w:type="dxa"/>
-            <w:bottom w:w="0" w:type="dxa"/>
-          </w:tblCellMar>
-        </w:tblPrEx>
-        <w:trPr>
-          <w:cantSplit/>
-        </w:trPr>
-        <w:tc>
-          <w:tcPr>
-            <w:tcW w:w="3139" w:type="dxa"/>
-            <w:tcBorders>
-              <w:top w:val="single" w:sz="4" w:space="0" w:color="BFC7D1"/>
-              <w:left w:val="single" w:sz="4" w:space="0" w:color="BFC7D1"/>
-              <w:bottom w:val="single" w:sz="4" w:space="0" w:color="BFC7D1"/>
-              <w:right w:val="single" w:sz="4" w:space="0" w:color="BFC7D1"/>
-            </w:tcBorders>
-            <w:tcMar>
-              <w:top w:w="60" w:type="dxa"/>
-              <w:left w:w="100" w:type="dxa"/>
-              <w:bottom w:w="60" w:type="dxa"/>
-              <w:right w:w="100" w:type="dxa"/>
-            </w:tcMar>
-          </w:tcPr>
-          <w:p>
-            <w:pPr>
-              <w:spacing w:after="0"/>
-            </w:pPr>
-            <w:r>
-              <w:t>EDIT</w:t>
-            </w:r>
-          </w:p>
-        </w:tc>
-        <w:tc>
-          <w:tcPr>
-            <w:tcW w:w="5887" w:type="dxa"/>
-            <w:tcBorders>
-              <w:top w:val="single" w:sz="4" w:space="0" w:color="BFC7D1"/>
-              <w:left w:val="single" w:sz="4" w:space="0" w:color="BFC7D1"/>
-              <w:bottom w:val="single" w:sz="4" w:space="0" w:color="BFC7D1"/>
-              <w:right w:val="single" w:sz="4" w:space="0" w:color="BFC7D1"/>
-            </w:tcBorders>
-            <w:tcMar>
-              <w:top w:w="60" w:type="dxa"/>
-              <w:left w:w="100" w:type="dxa"/>
-              <w:bottom w:w="60" w:type="dxa"/>
-              <w:right w:w="100" w:type="dxa"/>
-            </w:tcMar>
-          </w:tcPr>
-          <w:p>
-            <w:pPr>
-              <w:spacing w:after="0"/>
-            </w:pPr>
-            <w:r>
-              <w:t>Also change them, and refresh folders from the database.</w:t>
-            </w:r>
-          </w:p>
-        </w:tc>
-      </w:tr>
-      <w:tr>
-        <w:tblPrEx>
-          <w:tblCellMar>
-            <w:top w:w="0" w:type="dxa"/>
-            <w:bottom w:w="0" w:type="dxa"/>
-          </w:tblCellMar>
-        </w:tblPrEx>
-        <w:trPr>
-          <w:cantSplit/>
-        </w:trPr>
-        <w:tc>
-          <w:tcPr>
-            <w:tcW w:w="3139" w:type="dxa"/>
-            <w:tcBorders>
-              <w:top w:val="single" w:sz="4" w:space="0" w:color="BFC7D1"/>
-              <w:left w:val="single" w:sz="4" w:space="0" w:color="BFC7D1"/>
-              <w:bottom w:val="single" w:sz="4" w:space="0" w:color="BFC7D1"/>
-              <w:right w:val="single" w:sz="4" w:space="0" w:color="BFC7D1"/>
-            </w:tcBorders>
-            <w:shd w:val="clear" w:color="auto" w:fill="F3F6F9"/>
-            <w:tcMar>
-              <w:top w:w="60" w:type="dxa"/>
-              <w:left w:w="100" w:type="dxa"/>
-              <w:bottom w:w="60" w:type="dxa"/>
-              <w:right w:w="100" w:type="dxa"/>
-            </w:tcMar>
-          </w:tcPr>
-          <w:p>
-            <w:pPr>
-              <w:spacing w:after="0"/>
-            </w:pPr>
-            <w:r>
-              <w:t>DELETE</w:t>
-            </w:r>
-          </w:p>
-        </w:tc>
-        <w:tc>
-          <w:tcPr>
-            <w:tcW w:w="5887" w:type="dxa"/>
-            <w:tcBorders>
-              <w:top w:val="single" w:sz="4" w:space="0" w:color="BFC7D1"/>
-              <w:left w:val="single" w:sz="4" w:space="0" w:color="BFC7D1"/>
-              <w:bottom w:val="single" w:sz="4" w:space="0" w:color="BFC7D1"/>
-              <w:right w:val="single" w:sz="4" w:space="0" w:color="BFC7D1"/>
-            </w:tcBorders>
-            <w:shd w:val="clear" w:color="auto" w:fill="F3F6F9"/>
-            <w:tcMar>
-              <w:top w:w="60" w:type="dxa"/>
-              <w:left w:w="100" w:type="dxa"/>
-              <w:bottom w:w="60" w:type="dxa"/>
-              <w:right w:w="100" w:type="dxa"/>
-            </w:tcMar>
-          </w:tcPr>
-          <w:p>
-            <w:pPr>
-              <w:spacing w:after="0"/>
-            </w:pPr>
-            <w:r>
-              <w:t>Also delete them.</w:t>
-            </w:r>
-          </w:p>
-        </w:tc>
-      </w:tr>
-    </w:tbl>
-    <w:p>
-      <w:pPr>
-        <w:spacing w:after="60"/>
-      </w:pPr>
+        <w:t>The Custom Functions page with the list, Refresh all and New Function.</w:t>
+      </w:r>
     </w:p>
     <w:p>
       <w:pPr>
@@ -4311,17 +3974,27 @@
         <w:spacing w:after="60"/>
       </w:pPr>
       <w:r>
-        <w:t xml:space="preserve">Choose a </w:t>
-      </w:r>
-      <w:r>
-        <w:rPr>
-          <w:b/>
-          <w:bCs/>
-        </w:rPr>
-        <w:t>Business Area</w:t>
-      </w:r>
-      <w:r>
-        <w:t>. If the list is empty, ask an administrator for a grant.</w:t>
+        <w:t xml:space="preserve">On </w:t>
+      </w:r>
+      <w:r>
+        <w:rPr>
+          <w:b/>
+          <w:bCs/>
+        </w:rPr>
+        <w:t>Custom Functions</w:t>
+      </w:r>
+      <w:r>
+        <w:t xml:space="preserve">, click </w:t>
+      </w:r>
+      <w:r>
+        <w:rPr>
+          <w:b/>
+          <w:bCs/>
+        </w:rPr>
+        <w:t>New Function</w:t>
+      </w:r>
+      <w:r>
+        <w:t>.</w:t>
       </w:r>
     </w:p>
     <w:p>
@@ -4334,24 +4007,24 @@
         <w:spacing w:after="60"/>
       </w:pPr>
       <w:r>
-        <w:t xml:space="preserve">To add a folder: click </w:t>
-      </w:r>
-      <w:r>
-        <w:rPr>
-          <w:b/>
-          <w:bCs/>
-        </w:rPr>
-        <w:t>New Folder</w:t>
-      </w:r>
-      <w:r>
-        <w:t xml:space="preserve">, choose a </w:t>
-      </w:r>
-      <w:r>
-        <w:rPr>
-          <w:b/>
-          <w:bCs/>
-        </w:rPr>
-        <w:t>Data Source</w:t>
+        <w:t xml:space="preserve">Choose a </w:t>
+      </w:r>
+      <w:r>
+        <w:rPr>
+          <w:b/>
+          <w:bCs/>
+        </w:rPr>
+        <w:t>Data source</w:t>
+      </w:r>
+      <w:r>
+        <w:t xml:space="preserve">, type part of a name in </w:t>
+      </w:r>
+      <w:r>
+        <w:rPr>
+          <w:b/>
+          <w:bCs/>
+        </w:rPr>
+        <w:t>Find a function</w:t>
       </w:r>
       <w:r>
         <w:t xml:space="preserve">, click </w:t>
@@ -4361,17 +4034,7 @@
           <w:b/>
           <w:bCs/>
         </w:rPr>
-        <w:t>Discover Tables</w:t>
-      </w:r>
-      <w:r>
-        <w:t xml:space="preserve">, pick a table, click </w:t>
-      </w:r>
-      <w:r>
-        <w:rPr>
-          <w:b/>
-          <w:bCs/>
-        </w:rPr>
-        <w:t>Save</w:t>
+        <w:t>Search</w:t>
       </w:r>
       <w:r>
         <w:t>.</w:t>
@@ -4387,14 +4050,60 @@
         <w:spacing w:after="60"/>
       </w:pPr>
       <w:r>
-        <w:t xml:space="preserve">To connect two folders: on </w:t>
-      </w:r>
-      <w:r>
-        <w:rPr>
-          <w:b/>
-          <w:bCs/>
-        </w:rPr>
-        <w:t>Joins</w:t>
+        <w:t xml:space="preserve">Click a result to fill the dialog, then click </w:t>
+      </w:r>
+      <w:r>
+        <w:rPr>
+          <w:b/>
+          <w:bCs/>
+        </w:rPr>
+        <w:t>Save</w:t>
+      </w:r>
+      <w:r>
+        <w:t>.</w:t>
+      </w:r>
+    </w:p>
+    <w:p>
+      <w:pPr>
+        <w:pStyle w:val="PargrafodaLista"/>
+        <w:numPr>
+          <w:ilvl w:val="0"/>
+          <w:numId w:val="9"/>
+        </w:numPr>
+        <w:spacing w:after="60"/>
+      </w:pPr>
+      <w:r>
+        <w:t xml:space="preserve">Use </w:t>
+      </w:r>
+      <w:r>
+        <w:rPr>
+          <w:b/>
+          <w:bCs/>
+        </w:rPr>
+        <w:t>Refresh all</w:t>
+      </w:r>
+      <w:r>
+        <w:t xml:space="preserve"> to re-read every function from Oracle.</w:t>
+      </w:r>
+    </w:p>
+    <w:p>
+      <w:pPr>
+        <w:pStyle w:val="PargrafodaLista"/>
+        <w:numPr>
+          <w:ilvl w:val="0"/>
+          <w:numId w:val="9"/>
+        </w:numPr>
+        <w:spacing w:after="60"/>
+      </w:pPr>
+      <w:r>
+        <w:t xml:space="preserve">On </w:t>
+      </w:r>
+      <w:r>
+        <w:rPr>
+          <w:b/>
+          <w:bCs/>
+        </w:rPr>
+        <w:t>Data Sources</w:t>
       </w:r>
       <w:r>
         <w:t xml:space="preserve">, click </w:t>
@@ -4404,30 +4113,10 @@
           <w:b/>
           <w:bCs/>
         </w:rPr>
-        <w:t>New Join</w:t>
-      </w:r>
-      <w:r>
-        <w:t xml:space="preserve">, click </w:t>
-      </w:r>
-      <w:r>
-        <w:rPr>
-          <w:b/>
-          <w:bCs/>
-        </w:rPr>
-        <w:t>Suggest Joins</w:t>
-      </w:r>
-      <w:r>
-        <w:t xml:space="preserve">, then </w:t>
-      </w:r>
-      <w:r>
-        <w:rPr>
-          <w:b/>
-          <w:bCs/>
-        </w:rPr>
-        <w:t>Save</w:t>
-      </w:r>
-      <w:r>
-        <w:t>.</w:t>
+        <w:t>Test connection</w:t>
+      </w:r>
+      <w:r>
+        <w:t xml:space="preserve"> to check a connection.</w:t>
       </w:r>
     </w:p>
     <w:p>
@@ -4441,7 +4130,7 @@
           <w:b/>
           <w:bCs/>
         </w:rPr>
-        <w:t>New Business Area</w:t>
+        <w:t>New Data Source</w:t>
       </w:r>
       <w:r>
         <w:t xml:space="preserve">, </w:t>
@@ -4451,10 +4140,30 @@
           <w:b/>
           <w:bCs/>
         </w:rPr>
+        <w:t>Edit</w:t>
+      </w:r>
+      <w:r>
+        <w:t xml:space="preserve">, </w:t>
+      </w:r>
+      <w:r>
+        <w:rPr>
+          <w:b/>
+          <w:bCs/>
+        </w:rPr>
         <w:t>Delete</w:t>
       </w:r>
       <w:r>
-        <w:t xml:space="preserve"> on a business area and grant changes are for administrators, even though the screen shows them. The system refuses them.</w:t>
+        <w:t xml:space="preserve"> and </w:t>
+      </w:r>
+      <w:r>
+        <w:rPr>
+          <w:b/>
+          <w:bCs/>
+        </w:rPr>
+        <w:t>Import</w:t>
+      </w:r>
+      <w:r>
+        <w:t xml:space="preserve"> on a data source are for administrators. The system refuses them.</w:t>
       </w:r>
     </w:p>
     <w:p>
@@ -4462,33 +4171,26 @@
         <w:pStyle w:val="Ttulo1"/>
         <w:pageBreakBefore/>
       </w:pPr>
-      <w:bookmarkStart w:id="9" w:name="_Toc241671339"/>
+      <w:bookmarkStart w:id="9" w:name="_Toc241692238"/>
       <w:r>
         <w:lastRenderedPageBreak/>
-        <w:t>Custom Functions and Data Sources</w:t>
+        <w:t>Settings</w:t>
       </w:r>
       <w:bookmarkEnd w:id="9"/>
     </w:p>
     <w:p>
       <w:r>
-        <w:rPr>
-          <w:b/>
-          <w:bCs/>
-        </w:rPr>
-        <w:t>Custom Functions</w:t>
-      </w:r>
-      <w:r>
-        <w:t xml:space="preserve"> are database functions that calculated items can call. You have full rights. </w:t>
-      </w:r>
-      <w:r>
-        <w:rPr>
-          <w:b/>
-          <w:bCs/>
-        </w:rPr>
-        <w:t>Data Sources</w:t>
-      </w:r>
-      <w:r>
-        <w:t xml:space="preserve"> are saved database connections. You can only look and test.</w:t>
+        <w:t xml:space="preserve">Open </w:t>
+      </w:r>
+      <w:r>
+        <w:rPr>
+          <w:b/>
+          <w:bCs/>
+        </w:rPr>
+        <w:t>Settings</w:t>
+      </w:r>
+      <w:r>
+        <w:t xml:space="preserve"> from the sidebar or your name menu.</w:t>
       </w:r>
     </w:p>
     <w:p>
@@ -4502,10 +4204,10 @@
           <w:noProof/>
         </w:rPr>
         <w:drawing>
-          <wp:inline distT="0" distB="0" distL="0" distR="0" wp14:anchorId="746842EE" wp14:editId="5EDC9826">
+          <wp:inline distT="0" distB="0" distL="0" distR="0" wp14:anchorId="47A42293" wp14:editId="7ECF4D98">
             <wp:extent cx="5715000" cy="3571875"/>
             <wp:effectExtent l="0" t="0" r="0" b="0"/>
-            <wp:docPr id="285" name="09-custom-functions.png" descr="The Custom Functions page with the list, Refresh all and New Function." title="The Custom Functions page with the list, Refresh all and New Function."/>
+            <wp:docPr id="265" name="04-settings.png" descr="The Settings page with the Language, Theme and Color palette cards." title="The Settings page with the Language, Theme and Color palette cards."/>
             <wp:cNvGraphicFramePr>
               <a:graphicFrameLocks xmlns:a="http://schemas.openxmlformats.org/drawingml/2006/main" noChangeAspect="1"/>
             </wp:cNvGraphicFramePr>
@@ -4547,7 +4249,7 @@
         <w:jc w:val="center"/>
       </w:pPr>
       <w:r>
-        <w:t>The Custom Functions page with the list, Refresh all and New Function.</w:t>
+        <w:t>The Settings page with the Language, Theme and Color palette cards.</w:t>
       </w:r>
     </w:p>
     <w:p>
@@ -4560,24 +4262,34 @@
         <w:spacing w:after="60"/>
       </w:pPr>
       <w:r>
-        <w:t xml:space="preserve">On </w:t>
-      </w:r>
-      <w:r>
-        <w:rPr>
-          <w:b/>
-          <w:bCs/>
-        </w:rPr>
-        <w:t>Custom Functions</w:t>
-      </w:r>
-      <w:r>
-        <w:t xml:space="preserve">, click </w:t>
-      </w:r>
-      <w:r>
-        <w:rPr>
-          <w:b/>
-          <w:bCs/>
-        </w:rPr>
-        <w:t>New Function</w:t>
+        <w:t xml:space="preserve">Choose your </w:t>
+      </w:r>
+      <w:r>
+        <w:rPr>
+          <w:b/>
+          <w:bCs/>
+        </w:rPr>
+        <w:t>Display language</w:t>
+      </w:r>
+      <w:r>
+        <w:t xml:space="preserve">, </w:t>
+      </w:r>
+      <w:r>
+        <w:rPr>
+          <w:b/>
+          <w:bCs/>
+        </w:rPr>
+        <w:t>Appearance</w:t>
+      </w:r>
+      <w:r>
+        <w:t xml:space="preserve"> and </w:t>
+      </w:r>
+      <w:r>
+        <w:rPr>
+          <w:b/>
+          <w:bCs/>
+        </w:rPr>
+        <w:t>Palette</w:t>
       </w:r>
       <w:r>
         <w:t>.</w:t>
@@ -4593,304 +4305,6 @@
         <w:spacing w:after="60"/>
       </w:pPr>
       <w:r>
-        <w:t xml:space="preserve">Choose a </w:t>
-      </w:r>
-      <w:r>
-        <w:rPr>
-          <w:b/>
-          <w:bCs/>
-        </w:rPr>
-        <w:t>Data source</w:t>
-      </w:r>
-      <w:r>
-        <w:t xml:space="preserve">, type part of a name in </w:t>
-      </w:r>
-      <w:r>
-        <w:rPr>
-          <w:b/>
-          <w:bCs/>
-        </w:rPr>
-        <w:t>Find a function</w:t>
-      </w:r>
-      <w:r>
-        <w:t xml:space="preserve">, click </w:t>
-      </w:r>
-      <w:r>
-        <w:rPr>
-          <w:b/>
-          <w:bCs/>
-        </w:rPr>
-        <w:t>Search</w:t>
-      </w:r>
-      <w:r>
-        <w:t>.</w:t>
-      </w:r>
-    </w:p>
-    <w:p>
-      <w:pPr>
-        <w:pStyle w:val="PargrafodaLista"/>
-        <w:numPr>
-          <w:ilvl w:val="0"/>
-          <w:numId w:val="10"/>
-        </w:numPr>
-        <w:spacing w:after="60"/>
-      </w:pPr>
-      <w:r>
-        <w:t xml:space="preserve">Click a result to fill the dialog, then click </w:t>
-      </w:r>
-      <w:r>
-        <w:rPr>
-          <w:b/>
-          <w:bCs/>
-        </w:rPr>
-        <w:t>Save</w:t>
-      </w:r>
-      <w:r>
-        <w:t>.</w:t>
-      </w:r>
-    </w:p>
-    <w:p>
-      <w:pPr>
-        <w:pStyle w:val="PargrafodaLista"/>
-        <w:numPr>
-          <w:ilvl w:val="0"/>
-          <w:numId w:val="10"/>
-        </w:numPr>
-        <w:spacing w:after="60"/>
-      </w:pPr>
-      <w:r>
-        <w:t xml:space="preserve">Use </w:t>
-      </w:r>
-      <w:r>
-        <w:rPr>
-          <w:b/>
-          <w:bCs/>
-        </w:rPr>
-        <w:t>Refresh all</w:t>
-      </w:r>
-      <w:r>
-        <w:t xml:space="preserve"> to re-read every function from Oracle.</w:t>
-      </w:r>
-    </w:p>
-    <w:p>
-      <w:pPr>
-        <w:pStyle w:val="PargrafodaLista"/>
-        <w:numPr>
-          <w:ilvl w:val="0"/>
-          <w:numId w:val="10"/>
-        </w:numPr>
-        <w:spacing w:after="60"/>
-      </w:pPr>
-      <w:r>
-        <w:t xml:space="preserve">On </w:t>
-      </w:r>
-      <w:r>
-        <w:rPr>
-          <w:b/>
-          <w:bCs/>
-        </w:rPr>
-        <w:t>Data Sources</w:t>
-      </w:r>
-      <w:r>
-        <w:t xml:space="preserve">, click </w:t>
-      </w:r>
-      <w:r>
-        <w:rPr>
-          <w:b/>
-          <w:bCs/>
-        </w:rPr>
-        <w:t>Test connection</w:t>
-      </w:r>
-      <w:r>
-        <w:t xml:space="preserve"> to check a connection.</w:t>
-      </w:r>
-    </w:p>
-    <w:p>
-      <w:pPr>
-        <w:spacing w:after="60"/>
-      </w:pPr>
-    </w:p>
-    <w:p>
-      <w:r>
-        <w:rPr>
-          <w:b/>
-          <w:bCs/>
-        </w:rPr>
-        <w:t>New Data Source</w:t>
-      </w:r>
-      <w:r>
-        <w:t xml:space="preserve">, </w:t>
-      </w:r>
-      <w:r>
-        <w:rPr>
-          <w:b/>
-          <w:bCs/>
-        </w:rPr>
-        <w:t>Edit</w:t>
-      </w:r>
-      <w:r>
-        <w:t xml:space="preserve">, </w:t>
-      </w:r>
-      <w:r>
-        <w:rPr>
-          <w:b/>
-          <w:bCs/>
-        </w:rPr>
-        <w:t>Delete</w:t>
-      </w:r>
-      <w:r>
-        <w:t xml:space="preserve"> and </w:t>
-      </w:r>
-      <w:r>
-        <w:rPr>
-          <w:b/>
-          <w:bCs/>
-        </w:rPr>
-        <w:t>Import</w:t>
-      </w:r>
-      <w:r>
-        <w:t xml:space="preserve"> on a data source are for administrators. The system refuses them.</w:t>
-      </w:r>
-    </w:p>
-    <w:p>
-      <w:pPr>
-        <w:pStyle w:val="Ttulo1"/>
-        <w:pageBreakBefore/>
-      </w:pPr>
-      <w:bookmarkStart w:id="10" w:name="_Toc241671340"/>
-      <w:r>
-        <w:lastRenderedPageBreak/>
-        <w:t>Settings</w:t>
-      </w:r>
-      <w:bookmarkEnd w:id="10"/>
-    </w:p>
-    <w:p>
-      <w:r>
-        <w:t xml:space="preserve">Open </w:t>
-      </w:r>
-      <w:r>
-        <w:rPr>
-          <w:b/>
-          <w:bCs/>
-        </w:rPr>
-        <w:t>Settings</w:t>
-      </w:r>
-      <w:r>
-        <w:t xml:space="preserve"> from the sidebar or your name menu.</w:t>
-      </w:r>
-    </w:p>
-    <w:p>
-      <w:pPr>
-        <w:keepNext/>
-        <w:spacing w:before="120" w:after="60"/>
-        <w:jc w:val="center"/>
-      </w:pPr>
-      <w:r>
-        <w:rPr>
-          <w:noProof/>
-        </w:rPr>
-        <w:drawing>
-          <wp:inline distT="0" distB="0" distL="0" distR="0" wp14:anchorId="4FC5D507" wp14:editId="738A449B">
-            <wp:extent cx="5715000" cy="3571875"/>
-            <wp:effectExtent l="0" t="0" r="0" b="0"/>
-            <wp:docPr id="286" name="04-settings.png" descr="The Settings page with the Language, Theme and Color palette cards." title="The Settings page with the Language, Theme and Color palette cards."/>
-            <wp:cNvGraphicFramePr>
-              <a:graphicFrameLocks xmlns:a="http://schemas.openxmlformats.org/drawingml/2006/main" noChangeAspect="1"/>
-            </wp:cNvGraphicFramePr>
-            <a:graphic xmlns:a="http://schemas.openxmlformats.org/drawingml/2006/main">
-              <a:graphicData uri="http://schemas.openxmlformats.org/drawingml/2006/picture">
-                <pic:pic xmlns:pic="http://schemas.openxmlformats.org/drawingml/2006/picture">
-                  <pic:nvPicPr>
-                    <pic:cNvPr id="0" name=""/>
-                    <pic:cNvPicPr>
-                      <a:picLocks noChangeAspect="1" noChangeArrowheads="1"/>
-                    </pic:cNvPicPr>
-                  </pic:nvPicPr>
-                  <pic:blipFill>
-                    <a:blip r:embed="rId16"/>
-                    <a:srcRect/>
-                    <a:stretch>
-                      <a:fillRect/>
-                    </a:stretch>
-                  </pic:blipFill>
-                  <pic:spPr bwMode="auto">
-                    <a:xfrm>
-                      <a:off x="0" y="0"/>
-                      <a:ext cx="5715000" cy="3571875"/>
-                    </a:xfrm>
-                    <a:prstGeom prst="rect">
-                      <a:avLst/>
-                    </a:prstGeom>
-                  </pic:spPr>
-                </pic:pic>
-              </a:graphicData>
-            </a:graphic>
-          </wp:inline>
-        </w:drawing>
-      </w:r>
-    </w:p>
-    <w:p>
-      <w:pPr>
-        <w:pStyle w:val="Legenda"/>
-        <w:jc w:val="center"/>
-      </w:pPr>
-      <w:r>
-        <w:t>The Settings page with the Language, Theme and Color palette cards.</w:t>
-      </w:r>
-    </w:p>
-    <w:p>
-      <w:pPr>
-        <w:pStyle w:val="PargrafodaLista"/>
-        <w:numPr>
-          <w:ilvl w:val="0"/>
-          <w:numId w:val="11"/>
-        </w:numPr>
-        <w:spacing w:after="60"/>
-      </w:pPr>
-      <w:r>
-        <w:t xml:space="preserve">Choose your </w:t>
-      </w:r>
-      <w:r>
-        <w:rPr>
-          <w:b/>
-          <w:bCs/>
-        </w:rPr>
-        <w:t>Display language</w:t>
-      </w:r>
-      <w:r>
-        <w:t xml:space="preserve">, </w:t>
-      </w:r>
-      <w:r>
-        <w:rPr>
-          <w:b/>
-          <w:bCs/>
-        </w:rPr>
-        <w:t>Appearance</w:t>
-      </w:r>
-      <w:r>
-        <w:t xml:space="preserve"> and </w:t>
-      </w:r>
-      <w:r>
-        <w:rPr>
-          <w:b/>
-          <w:bCs/>
-        </w:rPr>
-        <w:t>Palette</w:t>
-      </w:r>
-      <w:r>
-        <w:t>.</w:t>
-      </w:r>
-    </w:p>
-    <w:p>
-      <w:pPr>
-        <w:pStyle w:val="PargrafodaLista"/>
-        <w:numPr>
-          <w:ilvl w:val="0"/>
-          <w:numId w:val="11"/>
-        </w:numPr>
-        <w:spacing w:after="60"/>
-      </w:pPr>
-      <w:r>
         <w:t xml:space="preserve">Click </w:t>
       </w:r>
       <w:r>
@@ -4926,8 +4340,8 @@
       </w:r>
     </w:p>
     <w:sectPr>
-      <w:headerReference w:type="default" r:id="rId17"/>
-      <w:footerReference w:type="default" r:id="rId18"/>
+      <w:headerReference w:type="default" r:id="rId16"/>
+      <w:footerReference w:type="default" r:id="rId17"/>
       <w:pgSz w:w="11906" w:h="16838"/>
       <w:pgMar w:top="1440" w:right="1440" w:bottom="1440" w:left="1440" w:header="708" w:footer="708" w:gutter="0"/>
       <w:pgNumType w:start="1"/>
@@ -5068,10 +4482,10 @@
 <file path=word/numbering.xml><?xml version="1.0" encoding="utf-8"?>
 <w:numbering xmlns:wpc="http://schemas.microsoft.com/office/word/2010/wordprocessingCanvas" xmlns:cx="http://schemas.microsoft.com/office/drawing/2014/chartex" xmlns:cx1="http://schemas.microsoft.com/office/drawing/2015/9/8/chartex" xmlns:cx2="http://schemas.microsoft.com/office/drawing/2015/10/21/chartex" xmlns:cx3="http://schemas.microsoft.com/office/drawing/2016/5/9/chartex" xmlns:cx4="http://schemas.microsoft.com/office/drawing/2016/5/10/chartex" xmlns:cx5="http://schemas.microsoft.com/office/drawing/2016/5/11/chartex" xmlns:cx6="http://schemas.microsoft.com/office/drawing/2016/5/12/chartex" xmlns:cx7="http://schemas.microsoft.com/office/drawing/2016/5/13/chartex" xmlns:cx8="http://schemas.microsoft.com/office/drawing/2016/5/14/chartex" xmlns:mc="http://schemas.openxmlformats.org/markup-compatibility/2006" xmlns:aink="http://schemas.microsoft.com/office/drawing/2016/ink" xmlns:am3d="http://schemas.microsoft.com/office/drawing/2017/model3d" xmlns:o="urn:schemas-microsoft-com:office:office" xmlns:oel="http://schemas.microsoft.com/office/2019/extlst" xmlns:r="http://schemas.openxmlformats.org/officeDocument/2006/relationships" xmlns:m="http://schemas.openxmlformats.org/officeDocument/2006/math" xmlns:v="urn:schemas-microsoft-com:vml" xmlns:wp14="http://schemas.microsoft.com/office/word/2010/wordprocessingDrawing" xmlns:wp="http://schemas.openxmlformats.org/drawingml/2006/wordprocessingDrawing" xmlns:w10="urn:schemas-microsoft-com:office:word" xmlns:w="http://schemas.openxmlformats.org/wordprocessingml/2006/main" xmlns:w14="http://schemas.microsoft.com/office/word/2010/wordml" xmlns:w15="http://schemas.microsoft.com/office/word/2012/wordml" xmlns:w16cex="http://schemas.microsoft.com/office/word/2018/wordml/cex" xmlns:w16cid="http://schemas.microsoft.com/office/word/2016/wordml/cid" xmlns:w16="http://schemas.microsoft.com/office/word/2018/wordml" xmlns:w16sdtdh="http://schemas.microsoft.com/office/word/2020/wordml/sdtdatahash" xmlns:w16se="http://schemas.microsoft.com/office/word/2015/wordml/symex" xmlns:wpg="http://schemas.microsoft.com/office/word/2010/wordprocessingGroup" xmlns:wpi="http://schemas.microsoft.com/office/word/2010/wordprocessingInk" xmlns:wne="http://schemas.microsoft.com/office/word/2006/wordml" xmlns:wps="http://schemas.microsoft.com/office/word/2010/wordprocessingShape" mc:Ignorable="w14 w15 w16se w16cid w16 w16cex w16sdtdh wp14">
   <w:abstractNum w:abstractNumId="0" w15:restartNumberingAfterBreak="0">
-    <w:nsid w:val="0AC55F97"/>
+    <w:nsid w:val="05066623"/>
     <w:multiLevelType w:val="hybridMultilevel"/>
-    <w:tmpl w:val="C38E94DE"/>
-    <w:lvl w:ilvl="0" w:tplc="A5124D72">
+    <w:tmpl w:val="40E02578"/>
+    <w:lvl w:ilvl="0" w:tplc="E1D445C6">
       <w:start w:val="1"/>
       <w:numFmt w:val="decimal"/>
       <w:lvlText w:val="%1."/>
@@ -5080,7 +4494,7 @@
         <w:ind w:left="360" w:hanging="300"/>
       </w:pPr>
     </w:lvl>
-    <w:lvl w:ilvl="1" w:tplc="6C9068DE" w:tentative="1">
+    <w:lvl w:ilvl="1" w:tplc="42482700" w:tentative="1">
       <w:start w:val="1"/>
       <w:numFmt w:val="lowerLetter"/>
       <w:lvlText w:val="%2."/>
@@ -5089,47 +4503,597 @@
         <w:ind w:left="720" w:hanging="300"/>
       </w:pPr>
     </w:lvl>
-    <w:lvl w:ilvl="2" w:tplc="6E8EDDE4">
-      <w:numFmt w:val="decimal"/>
-      <w:lvlText w:val=""/>
-      <w:lvlJc w:val="left"/>
-    </w:lvl>
-    <w:lvl w:ilvl="3" w:tplc="F244B4EE">
-      <w:numFmt w:val="decimal"/>
-      <w:lvlText w:val=""/>
-      <w:lvlJc w:val="left"/>
-    </w:lvl>
-    <w:lvl w:ilvl="4" w:tplc="B746AF26">
-      <w:numFmt w:val="decimal"/>
-      <w:lvlText w:val=""/>
-      <w:lvlJc w:val="left"/>
-    </w:lvl>
-    <w:lvl w:ilvl="5" w:tplc="E8A0D4F4">
-      <w:numFmt w:val="decimal"/>
-      <w:lvlText w:val=""/>
-      <w:lvlJc w:val="left"/>
-    </w:lvl>
-    <w:lvl w:ilvl="6" w:tplc="0FB01098">
-      <w:numFmt w:val="decimal"/>
-      <w:lvlText w:val=""/>
-      <w:lvlJc w:val="left"/>
-    </w:lvl>
-    <w:lvl w:ilvl="7" w:tplc="F64C59CA">
-      <w:numFmt w:val="decimal"/>
-      <w:lvlText w:val=""/>
-      <w:lvlJc w:val="left"/>
-    </w:lvl>
-    <w:lvl w:ilvl="8" w:tplc="3510096A">
+    <w:lvl w:ilvl="2" w:tplc="B63CC89C">
+      <w:numFmt w:val="decimal"/>
+      <w:lvlText w:val=""/>
+      <w:lvlJc w:val="left"/>
+    </w:lvl>
+    <w:lvl w:ilvl="3" w:tplc="B37C1464">
+      <w:numFmt w:val="decimal"/>
+      <w:lvlText w:val=""/>
+      <w:lvlJc w:val="left"/>
+    </w:lvl>
+    <w:lvl w:ilvl="4" w:tplc="C180E7FE">
+      <w:numFmt w:val="decimal"/>
+      <w:lvlText w:val=""/>
+      <w:lvlJc w:val="left"/>
+    </w:lvl>
+    <w:lvl w:ilvl="5" w:tplc="A22E45CA">
+      <w:numFmt w:val="decimal"/>
+      <w:lvlText w:val=""/>
+      <w:lvlJc w:val="left"/>
+    </w:lvl>
+    <w:lvl w:ilvl="6" w:tplc="E454FC4E">
+      <w:numFmt w:val="decimal"/>
+      <w:lvlText w:val=""/>
+      <w:lvlJc w:val="left"/>
+    </w:lvl>
+    <w:lvl w:ilvl="7" w:tplc="EBF01A20">
+      <w:numFmt w:val="decimal"/>
+      <w:lvlText w:val=""/>
+      <w:lvlJc w:val="left"/>
+    </w:lvl>
+    <w:lvl w:ilvl="8" w:tplc="9990D79E">
       <w:numFmt w:val="decimal"/>
       <w:lvlText w:val=""/>
       <w:lvlJc w:val="left"/>
     </w:lvl>
   </w:abstractNum>
   <w:abstractNum w:abstractNumId="1" w15:restartNumberingAfterBreak="0">
-    <w:nsid w:val="17997373"/>
+    <w:nsid w:val="05C336C6"/>
     <w:multiLevelType w:val="hybridMultilevel"/>
-    <w:tmpl w:val="BC14BE44"/>
-    <w:lvl w:ilvl="0" w:tplc="BFD25382" w:tentative="1">
+    <w:tmpl w:val="25687284"/>
+    <w:lvl w:ilvl="0" w:tplc="B53C61BC">
+      <w:start w:val="1"/>
+      <w:numFmt w:val="decimal"/>
+      <w:lvlText w:val="%1."/>
+      <w:lvlJc w:val="left"/>
+      <w:pPr>
+        <w:ind w:left="360" w:hanging="300"/>
+      </w:pPr>
+    </w:lvl>
+    <w:lvl w:ilvl="1" w:tplc="FA0E6C92" w:tentative="1">
+      <w:start w:val="1"/>
+      <w:numFmt w:val="lowerLetter"/>
+      <w:lvlText w:val="%2."/>
+      <w:lvlJc w:val="left"/>
+      <w:pPr>
+        <w:ind w:left="720" w:hanging="300"/>
+      </w:pPr>
+    </w:lvl>
+    <w:lvl w:ilvl="2" w:tplc="BA1EA096">
+      <w:numFmt w:val="decimal"/>
+      <w:lvlText w:val=""/>
+      <w:lvlJc w:val="left"/>
+    </w:lvl>
+    <w:lvl w:ilvl="3" w:tplc="0A62AA30">
+      <w:numFmt w:val="decimal"/>
+      <w:lvlText w:val=""/>
+      <w:lvlJc w:val="left"/>
+    </w:lvl>
+    <w:lvl w:ilvl="4" w:tplc="6E8EDE76">
+      <w:numFmt w:val="decimal"/>
+      <w:lvlText w:val=""/>
+      <w:lvlJc w:val="left"/>
+    </w:lvl>
+    <w:lvl w:ilvl="5" w:tplc="129EBADA">
+      <w:numFmt w:val="decimal"/>
+      <w:lvlText w:val=""/>
+      <w:lvlJc w:val="left"/>
+    </w:lvl>
+    <w:lvl w:ilvl="6" w:tplc="CCC43922">
+      <w:numFmt w:val="decimal"/>
+      <w:lvlText w:val=""/>
+      <w:lvlJc w:val="left"/>
+    </w:lvl>
+    <w:lvl w:ilvl="7" w:tplc="1D12B54C">
+      <w:numFmt w:val="decimal"/>
+      <w:lvlText w:val=""/>
+      <w:lvlJc w:val="left"/>
+    </w:lvl>
+    <w:lvl w:ilvl="8" w:tplc="B504ED86">
+      <w:numFmt w:val="decimal"/>
+      <w:lvlText w:val=""/>
+      <w:lvlJc w:val="left"/>
+    </w:lvl>
+  </w:abstractNum>
+  <w:abstractNum w:abstractNumId="2" w15:restartNumberingAfterBreak="0">
+    <w:nsid w:val="0E562DEA"/>
+    <w:multiLevelType w:val="hybridMultilevel"/>
+    <w:tmpl w:val="58C26074"/>
+    <w:lvl w:ilvl="0" w:tplc="A0AA0AC0">
+      <w:start w:val="1"/>
+      <w:numFmt w:val="decimal"/>
+      <w:lvlText w:val="%1."/>
+      <w:lvlJc w:val="left"/>
+      <w:pPr>
+        <w:ind w:left="360" w:hanging="300"/>
+      </w:pPr>
+    </w:lvl>
+    <w:lvl w:ilvl="1" w:tplc="B02066A4" w:tentative="1">
+      <w:start w:val="1"/>
+      <w:numFmt w:val="lowerLetter"/>
+      <w:lvlText w:val="%2."/>
+      <w:lvlJc w:val="left"/>
+      <w:pPr>
+        <w:ind w:left="720" w:hanging="300"/>
+      </w:pPr>
+    </w:lvl>
+    <w:lvl w:ilvl="2" w:tplc="1B2CAC66">
+      <w:numFmt w:val="decimal"/>
+      <w:lvlText w:val=""/>
+      <w:lvlJc w:val="left"/>
+    </w:lvl>
+    <w:lvl w:ilvl="3" w:tplc="52FAC858">
+      <w:numFmt w:val="decimal"/>
+      <w:lvlText w:val=""/>
+      <w:lvlJc w:val="left"/>
+    </w:lvl>
+    <w:lvl w:ilvl="4" w:tplc="7700C1F8">
+      <w:numFmt w:val="decimal"/>
+      <w:lvlText w:val=""/>
+      <w:lvlJc w:val="left"/>
+    </w:lvl>
+    <w:lvl w:ilvl="5" w:tplc="D94A9FB0">
+      <w:numFmt w:val="decimal"/>
+      <w:lvlText w:val=""/>
+      <w:lvlJc w:val="left"/>
+    </w:lvl>
+    <w:lvl w:ilvl="6" w:tplc="92C039AC">
+      <w:numFmt w:val="decimal"/>
+      <w:lvlText w:val=""/>
+      <w:lvlJc w:val="left"/>
+    </w:lvl>
+    <w:lvl w:ilvl="7" w:tplc="FFCE2746">
+      <w:numFmt w:val="decimal"/>
+      <w:lvlText w:val=""/>
+      <w:lvlJc w:val="left"/>
+    </w:lvl>
+    <w:lvl w:ilvl="8" w:tplc="13B66D5E">
+      <w:numFmt w:val="decimal"/>
+      <w:lvlText w:val=""/>
+      <w:lvlJc w:val="left"/>
+    </w:lvl>
+  </w:abstractNum>
+  <w:abstractNum w:abstractNumId="3" w15:restartNumberingAfterBreak="0">
+    <w:nsid w:val="11E067FD"/>
+    <w:multiLevelType w:val="hybridMultilevel"/>
+    <w:tmpl w:val="24564560"/>
+    <w:lvl w:ilvl="0" w:tplc="EF7E5550" w:tentative="1">
+      <w:start w:val="1"/>
+      <w:numFmt w:val="bullet"/>
+      <w:lvlText w:val="●"/>
+      <w:lvlJc w:val="left"/>
+      <w:pPr>
+        <w:ind w:left="720" w:hanging="360"/>
+      </w:pPr>
+    </w:lvl>
+    <w:lvl w:ilvl="1" w:tplc="35B27BE0" w:tentative="1">
+      <w:start w:val="1"/>
+      <w:numFmt w:val="bullet"/>
+      <w:lvlText w:val="○"/>
+      <w:lvlJc w:val="left"/>
+      <w:pPr>
+        <w:ind w:left="1440" w:hanging="360"/>
+      </w:pPr>
+    </w:lvl>
+    <w:lvl w:ilvl="2" w:tplc="E28CD3A0" w:tentative="1">
+      <w:start w:val="1"/>
+      <w:numFmt w:val="bullet"/>
+      <w:lvlText w:val="■"/>
+      <w:lvlJc w:val="left"/>
+      <w:pPr>
+        <w:ind w:left="2160" w:hanging="360"/>
+      </w:pPr>
+    </w:lvl>
+    <w:lvl w:ilvl="3" w:tplc="3E6E649C" w:tentative="1">
+      <w:start w:val="1"/>
+      <w:numFmt w:val="bullet"/>
+      <w:lvlText w:val="●"/>
+      <w:lvlJc w:val="left"/>
+      <w:pPr>
+        <w:ind w:left="2880" w:hanging="360"/>
+      </w:pPr>
+    </w:lvl>
+    <w:lvl w:ilvl="4" w:tplc="47CCBB18" w:tentative="1">
+      <w:start w:val="1"/>
+      <w:numFmt w:val="bullet"/>
+      <w:lvlText w:val="○"/>
+      <w:lvlJc w:val="left"/>
+      <w:pPr>
+        <w:ind w:left="3600" w:hanging="360"/>
+      </w:pPr>
+    </w:lvl>
+    <w:lvl w:ilvl="5" w:tplc="0D8E827C" w:tentative="1">
+      <w:start w:val="1"/>
+      <w:numFmt w:val="bullet"/>
+      <w:lvlText w:val="■"/>
+      <w:lvlJc w:val="left"/>
+      <w:pPr>
+        <w:ind w:left="4320" w:hanging="360"/>
+      </w:pPr>
+    </w:lvl>
+    <w:lvl w:ilvl="6" w:tplc="4A28430A" w:tentative="1">
+      <w:start w:val="1"/>
+      <w:numFmt w:val="bullet"/>
+      <w:lvlText w:val="●"/>
+      <w:lvlJc w:val="left"/>
+      <w:pPr>
+        <w:ind w:left="5040" w:hanging="360"/>
+      </w:pPr>
+    </w:lvl>
+    <w:lvl w:ilvl="7" w:tplc="64BE4C0E" w:tentative="1">
+      <w:start w:val="1"/>
+      <w:numFmt w:val="bullet"/>
+      <w:lvlText w:val="●"/>
+      <w:lvlJc w:val="left"/>
+      <w:pPr>
+        <w:ind w:left="5760" w:hanging="360"/>
+      </w:pPr>
+    </w:lvl>
+    <w:lvl w:ilvl="8" w:tplc="1BE6C782" w:tentative="1">
+      <w:start w:val="1"/>
+      <w:numFmt w:val="bullet"/>
+      <w:lvlText w:val="●"/>
+      <w:lvlJc w:val="left"/>
+      <w:pPr>
+        <w:ind w:left="6480" w:hanging="360"/>
+      </w:pPr>
+    </w:lvl>
+  </w:abstractNum>
+  <w:abstractNum w:abstractNumId="4" w15:restartNumberingAfterBreak="0">
+    <w:nsid w:val="296B28A5"/>
+    <w:multiLevelType w:val="hybridMultilevel"/>
+    <w:tmpl w:val="1C426A12"/>
+    <w:lvl w:ilvl="0" w:tplc="919EC63E">
+      <w:start w:val="1"/>
+      <w:numFmt w:val="decimal"/>
+      <w:lvlText w:val="%1."/>
+      <w:lvlJc w:val="left"/>
+      <w:pPr>
+        <w:ind w:left="360" w:hanging="300"/>
+      </w:pPr>
+    </w:lvl>
+    <w:lvl w:ilvl="1" w:tplc="C7DCBAE4" w:tentative="1">
+      <w:start w:val="1"/>
+      <w:numFmt w:val="lowerLetter"/>
+      <w:lvlText w:val="%2."/>
+      <w:lvlJc w:val="left"/>
+      <w:pPr>
+        <w:ind w:left="720" w:hanging="300"/>
+      </w:pPr>
+    </w:lvl>
+    <w:lvl w:ilvl="2" w:tplc="57A0F9B8">
+      <w:numFmt w:val="decimal"/>
+      <w:lvlText w:val=""/>
+      <w:lvlJc w:val="left"/>
+    </w:lvl>
+    <w:lvl w:ilvl="3" w:tplc="AE32624A">
+      <w:numFmt w:val="decimal"/>
+      <w:lvlText w:val=""/>
+      <w:lvlJc w:val="left"/>
+    </w:lvl>
+    <w:lvl w:ilvl="4" w:tplc="2550B6EE">
+      <w:numFmt w:val="decimal"/>
+      <w:lvlText w:val=""/>
+      <w:lvlJc w:val="left"/>
+    </w:lvl>
+    <w:lvl w:ilvl="5" w:tplc="6436DA22">
+      <w:numFmt w:val="decimal"/>
+      <w:lvlText w:val=""/>
+      <w:lvlJc w:val="left"/>
+    </w:lvl>
+    <w:lvl w:ilvl="6" w:tplc="E3B2A408">
+      <w:numFmt w:val="decimal"/>
+      <w:lvlText w:val=""/>
+      <w:lvlJc w:val="left"/>
+    </w:lvl>
+    <w:lvl w:ilvl="7" w:tplc="5CD8321C">
+      <w:numFmt w:val="decimal"/>
+      <w:lvlText w:val=""/>
+      <w:lvlJc w:val="left"/>
+    </w:lvl>
+    <w:lvl w:ilvl="8" w:tplc="C908DEC0">
+      <w:numFmt w:val="decimal"/>
+      <w:lvlText w:val=""/>
+      <w:lvlJc w:val="left"/>
+    </w:lvl>
+  </w:abstractNum>
+  <w:abstractNum w:abstractNumId="5" w15:restartNumberingAfterBreak="0">
+    <w:nsid w:val="2C730414"/>
+    <w:multiLevelType w:val="hybridMultilevel"/>
+    <w:tmpl w:val="3CDE5CE6"/>
+    <w:lvl w:ilvl="0" w:tplc="68E47FE6">
+      <w:start w:val="1"/>
+      <w:numFmt w:val="decimal"/>
+      <w:lvlText w:val="%1."/>
+      <w:lvlJc w:val="left"/>
+      <w:pPr>
+        <w:ind w:left="360" w:hanging="300"/>
+      </w:pPr>
+    </w:lvl>
+    <w:lvl w:ilvl="1" w:tplc="0930EAC4" w:tentative="1">
+      <w:start w:val="1"/>
+      <w:numFmt w:val="lowerLetter"/>
+      <w:lvlText w:val="%2."/>
+      <w:lvlJc w:val="left"/>
+      <w:pPr>
+        <w:ind w:left="720" w:hanging="300"/>
+      </w:pPr>
+    </w:lvl>
+    <w:lvl w:ilvl="2" w:tplc="204ED17A">
+      <w:numFmt w:val="decimal"/>
+      <w:lvlText w:val=""/>
+      <w:lvlJc w:val="left"/>
+    </w:lvl>
+    <w:lvl w:ilvl="3" w:tplc="DE38A7A6">
+      <w:numFmt w:val="decimal"/>
+      <w:lvlText w:val=""/>
+      <w:lvlJc w:val="left"/>
+    </w:lvl>
+    <w:lvl w:ilvl="4" w:tplc="3F4CAD44">
+      <w:numFmt w:val="decimal"/>
+      <w:lvlText w:val=""/>
+      <w:lvlJc w:val="left"/>
+    </w:lvl>
+    <w:lvl w:ilvl="5" w:tplc="B92A122E">
+      <w:numFmt w:val="decimal"/>
+      <w:lvlText w:val=""/>
+      <w:lvlJc w:val="left"/>
+    </w:lvl>
+    <w:lvl w:ilvl="6" w:tplc="C642709A">
+      <w:numFmt w:val="decimal"/>
+      <w:lvlText w:val=""/>
+      <w:lvlJc w:val="left"/>
+    </w:lvl>
+    <w:lvl w:ilvl="7" w:tplc="225ECBCC">
+      <w:numFmt w:val="decimal"/>
+      <w:lvlText w:val=""/>
+      <w:lvlJc w:val="left"/>
+    </w:lvl>
+    <w:lvl w:ilvl="8" w:tplc="CCBCF490">
+      <w:numFmt w:val="decimal"/>
+      <w:lvlText w:val=""/>
+      <w:lvlJc w:val="left"/>
+    </w:lvl>
+  </w:abstractNum>
+  <w:abstractNum w:abstractNumId="6" w15:restartNumberingAfterBreak="0">
+    <w:nsid w:val="2D636468"/>
+    <w:multiLevelType w:val="hybridMultilevel"/>
+    <w:tmpl w:val="9138B9AC"/>
+    <w:lvl w:ilvl="0" w:tplc="B1F6CF80">
+      <w:start w:val="1"/>
+      <w:numFmt w:val="decimal"/>
+      <w:lvlText w:val="%1."/>
+      <w:lvlJc w:val="left"/>
+      <w:pPr>
+        <w:ind w:left="360" w:hanging="300"/>
+      </w:pPr>
+    </w:lvl>
+    <w:lvl w:ilvl="1" w:tplc="18E087DC" w:tentative="1">
+      <w:start w:val="1"/>
+      <w:numFmt w:val="lowerLetter"/>
+      <w:lvlText w:val="%2."/>
+      <w:lvlJc w:val="left"/>
+      <w:pPr>
+        <w:ind w:left="720" w:hanging="300"/>
+      </w:pPr>
+    </w:lvl>
+    <w:lvl w:ilvl="2" w:tplc="9946B81E">
+      <w:numFmt w:val="decimal"/>
+      <w:lvlText w:val=""/>
+      <w:lvlJc w:val="left"/>
+    </w:lvl>
+    <w:lvl w:ilvl="3" w:tplc="FD682396">
+      <w:numFmt w:val="decimal"/>
+      <w:lvlText w:val=""/>
+      <w:lvlJc w:val="left"/>
+    </w:lvl>
+    <w:lvl w:ilvl="4" w:tplc="AADC4FA2">
+      <w:numFmt w:val="decimal"/>
+      <w:lvlText w:val=""/>
+      <w:lvlJc w:val="left"/>
+    </w:lvl>
+    <w:lvl w:ilvl="5" w:tplc="613C8F78">
+      <w:numFmt w:val="decimal"/>
+      <w:lvlText w:val=""/>
+      <w:lvlJc w:val="left"/>
+    </w:lvl>
+    <w:lvl w:ilvl="6" w:tplc="78D2A840">
+      <w:numFmt w:val="decimal"/>
+      <w:lvlText w:val=""/>
+      <w:lvlJc w:val="left"/>
+    </w:lvl>
+    <w:lvl w:ilvl="7" w:tplc="404867C4">
+      <w:numFmt w:val="decimal"/>
+      <w:lvlText w:val=""/>
+      <w:lvlJc w:val="left"/>
+    </w:lvl>
+    <w:lvl w:ilvl="8" w:tplc="6234E21E">
+      <w:numFmt w:val="decimal"/>
+      <w:lvlText w:val=""/>
+      <w:lvlJc w:val="left"/>
+    </w:lvl>
+  </w:abstractNum>
+  <w:abstractNum w:abstractNumId="7" w15:restartNumberingAfterBreak="0">
+    <w:nsid w:val="60D34288"/>
+    <w:multiLevelType w:val="hybridMultilevel"/>
+    <w:tmpl w:val="33326F56"/>
+    <w:lvl w:ilvl="0" w:tplc="A6D83234">
+      <w:start w:val="1"/>
+      <w:numFmt w:val="decimal"/>
+      <w:lvlText w:val="%1."/>
+      <w:lvlJc w:val="left"/>
+      <w:pPr>
+        <w:ind w:left="360" w:hanging="300"/>
+      </w:pPr>
+    </w:lvl>
+    <w:lvl w:ilvl="1" w:tplc="6032C1F6" w:tentative="1">
+      <w:start w:val="1"/>
+      <w:numFmt w:val="lowerLetter"/>
+      <w:lvlText w:val="%2."/>
+      <w:lvlJc w:val="left"/>
+      <w:pPr>
+        <w:ind w:left="720" w:hanging="300"/>
+      </w:pPr>
+    </w:lvl>
+    <w:lvl w:ilvl="2" w:tplc="9E4E8974">
+      <w:numFmt w:val="decimal"/>
+      <w:lvlText w:val=""/>
+      <w:lvlJc w:val="left"/>
+    </w:lvl>
+    <w:lvl w:ilvl="3" w:tplc="B1663B1A">
+      <w:numFmt w:val="decimal"/>
+      <w:lvlText w:val=""/>
+      <w:lvlJc w:val="left"/>
+    </w:lvl>
+    <w:lvl w:ilvl="4" w:tplc="DCAA07BA">
+      <w:numFmt w:val="decimal"/>
+      <w:lvlText w:val=""/>
+      <w:lvlJc w:val="left"/>
+    </w:lvl>
+    <w:lvl w:ilvl="5" w:tplc="BD669384">
+      <w:numFmt w:val="decimal"/>
+      <w:lvlText w:val=""/>
+      <w:lvlJc w:val="left"/>
+    </w:lvl>
+    <w:lvl w:ilvl="6" w:tplc="D548A15C">
+      <w:numFmt w:val="decimal"/>
+      <w:lvlText w:val=""/>
+      <w:lvlJc w:val="left"/>
+    </w:lvl>
+    <w:lvl w:ilvl="7" w:tplc="B5E83A60">
+      <w:numFmt w:val="decimal"/>
+      <w:lvlText w:val=""/>
+      <w:lvlJc w:val="left"/>
+    </w:lvl>
+    <w:lvl w:ilvl="8" w:tplc="D6BC8F9A">
+      <w:numFmt w:val="decimal"/>
+      <w:lvlText w:val=""/>
+      <w:lvlJc w:val="left"/>
+    </w:lvl>
+  </w:abstractNum>
+  <w:abstractNum w:abstractNumId="8" w15:restartNumberingAfterBreak="0">
+    <w:nsid w:val="6D1500A4"/>
+    <w:multiLevelType w:val="hybridMultilevel"/>
+    <w:tmpl w:val="A1E086FC"/>
+    <w:lvl w:ilvl="0" w:tplc="DD549642">
+      <w:start w:val="1"/>
+      <w:numFmt w:val="decimal"/>
+      <w:lvlText w:val="%1."/>
+      <w:lvlJc w:val="left"/>
+      <w:pPr>
+        <w:ind w:left="360" w:hanging="300"/>
+      </w:pPr>
+    </w:lvl>
+    <w:lvl w:ilvl="1" w:tplc="E71A6DD8" w:tentative="1">
+      <w:start w:val="1"/>
+      <w:numFmt w:val="lowerLetter"/>
+      <w:lvlText w:val="%2."/>
+      <w:lvlJc w:val="left"/>
+      <w:pPr>
+        <w:ind w:left="720" w:hanging="300"/>
+      </w:pPr>
+    </w:lvl>
+    <w:lvl w:ilvl="2" w:tplc="81AE9848">
+      <w:numFmt w:val="decimal"/>
+      <w:lvlText w:val=""/>
+      <w:lvlJc w:val="left"/>
+    </w:lvl>
+    <w:lvl w:ilvl="3" w:tplc="83B4FDCC">
+      <w:numFmt w:val="decimal"/>
+      <w:lvlText w:val=""/>
+      <w:lvlJc w:val="left"/>
+    </w:lvl>
+    <w:lvl w:ilvl="4" w:tplc="0BE24352">
+      <w:numFmt w:val="decimal"/>
+      <w:lvlText w:val=""/>
+      <w:lvlJc w:val="left"/>
+    </w:lvl>
+    <w:lvl w:ilvl="5" w:tplc="2D821E36">
+      <w:numFmt w:val="decimal"/>
+      <w:lvlText w:val=""/>
+      <w:lvlJc w:val="left"/>
+    </w:lvl>
+    <w:lvl w:ilvl="6" w:tplc="67EC2786">
+      <w:numFmt w:val="decimal"/>
+      <w:lvlText w:val=""/>
+      <w:lvlJc w:val="left"/>
+    </w:lvl>
+    <w:lvl w:ilvl="7" w:tplc="C054FC04">
+      <w:numFmt w:val="decimal"/>
+      <w:lvlText w:val=""/>
+      <w:lvlJc w:val="left"/>
+    </w:lvl>
+    <w:lvl w:ilvl="8" w:tplc="E472AAD6">
+      <w:numFmt w:val="decimal"/>
+      <w:lvlText w:val=""/>
+      <w:lvlJc w:val="left"/>
+    </w:lvl>
+  </w:abstractNum>
+  <w:abstractNum w:abstractNumId="9" w15:restartNumberingAfterBreak="0">
+    <w:nsid w:val="719E7FD9"/>
+    <w:multiLevelType w:val="hybridMultilevel"/>
+    <w:tmpl w:val="FFB4658C"/>
+    <w:lvl w:ilvl="0" w:tplc="0608B510">
+      <w:start w:val="1"/>
+      <w:numFmt w:val="decimal"/>
+      <w:lvlText w:val="%1."/>
+      <w:lvlJc w:val="left"/>
+      <w:pPr>
+        <w:ind w:left="360" w:hanging="300"/>
+      </w:pPr>
+    </w:lvl>
+    <w:lvl w:ilvl="1" w:tplc="D13C7E46" w:tentative="1">
+      <w:start w:val="1"/>
+      <w:numFmt w:val="lowerLetter"/>
+      <w:lvlText w:val="%2."/>
+      <w:lvlJc w:val="left"/>
+      <w:pPr>
+        <w:ind w:left="720" w:hanging="300"/>
+      </w:pPr>
+    </w:lvl>
+    <w:lvl w:ilvl="2" w:tplc="A07E8F5A">
+      <w:numFmt w:val="decimal"/>
+      <w:lvlText w:val=""/>
+      <w:lvlJc w:val="left"/>
+    </w:lvl>
+    <w:lvl w:ilvl="3" w:tplc="0442C904">
+      <w:numFmt w:val="decimal"/>
+      <w:lvlText w:val=""/>
+      <w:lvlJc w:val="left"/>
+    </w:lvl>
+    <w:lvl w:ilvl="4" w:tplc="2CFADFC6">
+      <w:numFmt w:val="decimal"/>
+      <w:lvlText w:val=""/>
+      <w:lvlJc w:val="left"/>
+    </w:lvl>
+    <w:lvl w:ilvl="5" w:tplc="47224504">
+      <w:numFmt w:val="decimal"/>
+      <w:lvlText w:val=""/>
+      <w:lvlJc w:val="left"/>
+    </w:lvl>
+    <w:lvl w:ilvl="6" w:tplc="1EB0CDC0">
+      <w:numFmt w:val="decimal"/>
+      <w:lvlText w:val=""/>
+      <w:lvlJc w:val="left"/>
+    </w:lvl>
+    <w:lvl w:ilvl="7" w:tplc="EC702CEA">
+      <w:numFmt w:val="decimal"/>
+      <w:lvlText w:val=""/>
+      <w:lvlJc w:val="left"/>
+    </w:lvl>
+    <w:lvl w:ilvl="8" w:tplc="71ECD81A">
+      <w:numFmt w:val="decimal"/>
+      <w:lvlText w:val=""/>
+      <w:lvlJc w:val="left"/>
+    </w:lvl>
+  </w:abstractNum>
+  <w:abstractNum w:abstractNumId="10" w15:restartNumberingAfterBreak="0">
+    <w:nsid w:val="78F94D2B"/>
+    <w:multiLevelType w:val="hybridMultilevel"/>
+    <w:tmpl w:val="598E0362"/>
+    <w:lvl w:ilvl="0" w:tplc="2910D626" w:tentative="1">
       <w:start w:val="1"/>
       <w:numFmt w:val="bullet"/>
       <w:lvlText w:val="•"/>
@@ -5138,7 +5102,7 @@
         <w:ind w:left="360" w:hanging="260"/>
       </w:pPr>
     </w:lvl>
-    <w:lvl w:ilvl="1" w:tplc="046281DA" w:tentative="1">
+    <w:lvl w:ilvl="1" w:tplc="05584FC4" w:tentative="1">
       <w:start w:val="1"/>
       <w:numFmt w:val="bullet"/>
       <w:lvlText w:val="–"/>
@@ -5147,712 +5111,98 @@
         <w:ind w:left="720" w:hanging="260"/>
       </w:pPr>
     </w:lvl>
-    <w:lvl w:ilvl="2" w:tplc="2D4E8A4A">
-      <w:numFmt w:val="decimal"/>
-      <w:lvlText w:val=""/>
-      <w:lvlJc w:val="left"/>
-    </w:lvl>
-    <w:lvl w:ilvl="3" w:tplc="A6B601B2">
-      <w:numFmt w:val="decimal"/>
-      <w:lvlText w:val=""/>
-      <w:lvlJc w:val="left"/>
-    </w:lvl>
-    <w:lvl w:ilvl="4" w:tplc="46B053C6">
-      <w:numFmt w:val="decimal"/>
-      <w:lvlText w:val=""/>
-      <w:lvlJc w:val="left"/>
-    </w:lvl>
-    <w:lvl w:ilvl="5" w:tplc="36165A7A">
-      <w:numFmt w:val="decimal"/>
-      <w:lvlText w:val=""/>
-      <w:lvlJc w:val="left"/>
-    </w:lvl>
-    <w:lvl w:ilvl="6" w:tplc="5A62D0BA">
-      <w:numFmt w:val="decimal"/>
-      <w:lvlText w:val=""/>
-      <w:lvlJc w:val="left"/>
-    </w:lvl>
-    <w:lvl w:ilvl="7" w:tplc="0B10E610">
-      <w:numFmt w:val="decimal"/>
-      <w:lvlText w:val=""/>
-      <w:lvlJc w:val="left"/>
-    </w:lvl>
-    <w:lvl w:ilvl="8" w:tplc="9E581A4C">
+    <w:lvl w:ilvl="2" w:tplc="68D65D50">
+      <w:numFmt w:val="decimal"/>
+      <w:lvlText w:val=""/>
+      <w:lvlJc w:val="left"/>
+    </w:lvl>
+    <w:lvl w:ilvl="3" w:tplc="25A0F480">
+      <w:numFmt w:val="decimal"/>
+      <w:lvlText w:val=""/>
+      <w:lvlJc w:val="left"/>
+    </w:lvl>
+    <w:lvl w:ilvl="4" w:tplc="72A6CAAC">
+      <w:numFmt w:val="decimal"/>
+      <w:lvlText w:val=""/>
+      <w:lvlJc w:val="left"/>
+    </w:lvl>
+    <w:lvl w:ilvl="5" w:tplc="D41CD840">
+      <w:numFmt w:val="decimal"/>
+      <w:lvlText w:val=""/>
+      <w:lvlJc w:val="left"/>
+    </w:lvl>
+    <w:lvl w:ilvl="6" w:tplc="B19E65E6">
+      <w:numFmt w:val="decimal"/>
+      <w:lvlText w:val=""/>
+      <w:lvlJc w:val="left"/>
+    </w:lvl>
+    <w:lvl w:ilvl="7" w:tplc="93E6738E">
+      <w:numFmt w:val="decimal"/>
+      <w:lvlText w:val=""/>
+      <w:lvlJc w:val="left"/>
+    </w:lvl>
+    <w:lvl w:ilvl="8" w:tplc="B388FAE2">
       <w:numFmt w:val="decimal"/>
       <w:lvlText w:val=""/>
       <w:lvlJc w:val="left"/>
     </w:lvl>
   </w:abstractNum>
-  <w:abstractNum w:abstractNumId="2" w15:restartNumberingAfterBreak="0">
-    <w:nsid w:val="17EC5B6E"/>
-    <w:multiLevelType w:val="hybridMultilevel"/>
-    <w:tmpl w:val="C62659AE"/>
-    <w:lvl w:ilvl="0" w:tplc="CF628D60">
-      <w:start w:val="1"/>
-      <w:numFmt w:val="decimal"/>
-      <w:lvlText w:val="%1."/>
-      <w:lvlJc w:val="left"/>
-      <w:pPr>
-        <w:ind w:left="360" w:hanging="300"/>
-      </w:pPr>
-    </w:lvl>
-    <w:lvl w:ilvl="1" w:tplc="45F093D6" w:tentative="1">
-      <w:start w:val="1"/>
-      <w:numFmt w:val="lowerLetter"/>
-      <w:lvlText w:val="%2."/>
-      <w:lvlJc w:val="left"/>
-      <w:pPr>
-        <w:ind w:left="720" w:hanging="300"/>
-      </w:pPr>
-    </w:lvl>
-    <w:lvl w:ilvl="2" w:tplc="FAC85782">
-      <w:numFmt w:val="decimal"/>
-      <w:lvlText w:val=""/>
-      <w:lvlJc w:val="left"/>
-    </w:lvl>
-    <w:lvl w:ilvl="3" w:tplc="9808F41E">
-      <w:numFmt w:val="decimal"/>
-      <w:lvlText w:val=""/>
-      <w:lvlJc w:val="left"/>
-    </w:lvl>
-    <w:lvl w:ilvl="4" w:tplc="C074B9DA">
-      <w:numFmt w:val="decimal"/>
-      <w:lvlText w:val=""/>
-      <w:lvlJc w:val="left"/>
-    </w:lvl>
-    <w:lvl w:ilvl="5" w:tplc="65E0C434">
-      <w:numFmt w:val="decimal"/>
-      <w:lvlText w:val=""/>
-      <w:lvlJc w:val="left"/>
-    </w:lvl>
-    <w:lvl w:ilvl="6" w:tplc="986A8E42">
-      <w:numFmt w:val="decimal"/>
-      <w:lvlText w:val=""/>
-      <w:lvlJc w:val="left"/>
-    </w:lvl>
-    <w:lvl w:ilvl="7" w:tplc="16761B04">
-      <w:numFmt w:val="decimal"/>
-      <w:lvlText w:val=""/>
-      <w:lvlJc w:val="left"/>
-    </w:lvl>
-    <w:lvl w:ilvl="8" w:tplc="EFBEF4E4">
-      <w:numFmt w:val="decimal"/>
-      <w:lvlText w:val=""/>
-      <w:lvlJc w:val="left"/>
-    </w:lvl>
-  </w:abstractNum>
-  <w:abstractNum w:abstractNumId="3" w15:restartNumberingAfterBreak="0">
-    <w:nsid w:val="30530AD2"/>
-    <w:multiLevelType w:val="hybridMultilevel"/>
-    <w:tmpl w:val="9E606BF4"/>
-    <w:lvl w:ilvl="0" w:tplc="0F406CE6">
-      <w:start w:val="1"/>
-      <w:numFmt w:val="decimal"/>
-      <w:lvlText w:val="%1."/>
-      <w:lvlJc w:val="left"/>
-      <w:pPr>
-        <w:ind w:left="360" w:hanging="300"/>
-      </w:pPr>
-    </w:lvl>
-    <w:lvl w:ilvl="1" w:tplc="3028C370" w:tentative="1">
-      <w:start w:val="1"/>
-      <w:numFmt w:val="lowerLetter"/>
-      <w:lvlText w:val="%2."/>
-      <w:lvlJc w:val="left"/>
-      <w:pPr>
-        <w:ind w:left="720" w:hanging="300"/>
-      </w:pPr>
-    </w:lvl>
-    <w:lvl w:ilvl="2" w:tplc="2F041C8E">
-      <w:numFmt w:val="decimal"/>
-      <w:lvlText w:val=""/>
-      <w:lvlJc w:val="left"/>
-    </w:lvl>
-    <w:lvl w:ilvl="3" w:tplc="FD58BDAA">
-      <w:numFmt w:val="decimal"/>
-      <w:lvlText w:val=""/>
-      <w:lvlJc w:val="left"/>
-    </w:lvl>
-    <w:lvl w:ilvl="4" w:tplc="BBFA0AAE">
-      <w:numFmt w:val="decimal"/>
-      <w:lvlText w:val=""/>
-      <w:lvlJc w:val="left"/>
-    </w:lvl>
-    <w:lvl w:ilvl="5" w:tplc="F840461A">
-      <w:numFmt w:val="decimal"/>
-      <w:lvlText w:val=""/>
-      <w:lvlJc w:val="left"/>
-    </w:lvl>
-    <w:lvl w:ilvl="6" w:tplc="BE565EA0">
-      <w:numFmt w:val="decimal"/>
-      <w:lvlText w:val=""/>
-      <w:lvlJc w:val="left"/>
-    </w:lvl>
-    <w:lvl w:ilvl="7" w:tplc="873EB796">
-      <w:numFmt w:val="decimal"/>
-      <w:lvlText w:val=""/>
-      <w:lvlJc w:val="left"/>
-    </w:lvl>
-    <w:lvl w:ilvl="8" w:tplc="9D125242">
-      <w:numFmt w:val="decimal"/>
-      <w:lvlText w:val=""/>
-      <w:lvlJc w:val="left"/>
-    </w:lvl>
-  </w:abstractNum>
-  <w:abstractNum w:abstractNumId="4" w15:restartNumberingAfterBreak="0">
-    <w:nsid w:val="4022226A"/>
-    <w:multiLevelType w:val="hybridMultilevel"/>
-    <w:tmpl w:val="DE7AA65C"/>
-    <w:lvl w:ilvl="0" w:tplc="8D4AB9BA">
-      <w:start w:val="1"/>
-      <w:numFmt w:val="decimal"/>
-      <w:lvlText w:val="%1."/>
-      <w:lvlJc w:val="left"/>
-      <w:pPr>
-        <w:ind w:left="360" w:hanging="300"/>
-      </w:pPr>
-    </w:lvl>
-    <w:lvl w:ilvl="1" w:tplc="C756AAA6" w:tentative="1">
-      <w:start w:val="1"/>
-      <w:numFmt w:val="lowerLetter"/>
-      <w:lvlText w:val="%2."/>
-      <w:lvlJc w:val="left"/>
-      <w:pPr>
-        <w:ind w:left="720" w:hanging="300"/>
-      </w:pPr>
-    </w:lvl>
-    <w:lvl w:ilvl="2" w:tplc="179E91A8">
-      <w:numFmt w:val="decimal"/>
-      <w:lvlText w:val=""/>
-      <w:lvlJc w:val="left"/>
-    </w:lvl>
-    <w:lvl w:ilvl="3" w:tplc="5A169A20">
-      <w:numFmt w:val="decimal"/>
-      <w:lvlText w:val=""/>
-      <w:lvlJc w:val="left"/>
-    </w:lvl>
-    <w:lvl w:ilvl="4" w:tplc="43F6B220">
-      <w:numFmt w:val="decimal"/>
-      <w:lvlText w:val=""/>
-      <w:lvlJc w:val="left"/>
-    </w:lvl>
-    <w:lvl w:ilvl="5" w:tplc="E77AF4A0">
-      <w:numFmt w:val="decimal"/>
-      <w:lvlText w:val=""/>
-      <w:lvlJc w:val="left"/>
-    </w:lvl>
-    <w:lvl w:ilvl="6" w:tplc="4C9A45A2">
-      <w:numFmt w:val="decimal"/>
-      <w:lvlText w:val=""/>
-      <w:lvlJc w:val="left"/>
-    </w:lvl>
-    <w:lvl w:ilvl="7" w:tplc="A70AAD20">
-      <w:numFmt w:val="decimal"/>
-      <w:lvlText w:val=""/>
-      <w:lvlJc w:val="left"/>
-    </w:lvl>
-    <w:lvl w:ilvl="8" w:tplc="1BD05FF4">
-      <w:numFmt w:val="decimal"/>
-      <w:lvlText w:val=""/>
-      <w:lvlJc w:val="left"/>
-    </w:lvl>
-  </w:abstractNum>
-  <w:abstractNum w:abstractNumId="5" w15:restartNumberingAfterBreak="0">
-    <w:nsid w:val="461276E3"/>
-    <w:multiLevelType w:val="hybridMultilevel"/>
-    <w:tmpl w:val="45FEB2DC"/>
-    <w:lvl w:ilvl="0" w:tplc="55120E46">
-      <w:start w:val="1"/>
-      <w:numFmt w:val="decimal"/>
-      <w:lvlText w:val="%1."/>
-      <w:lvlJc w:val="left"/>
-      <w:pPr>
-        <w:ind w:left="360" w:hanging="300"/>
-      </w:pPr>
-    </w:lvl>
-    <w:lvl w:ilvl="1" w:tplc="0F905D86" w:tentative="1">
-      <w:start w:val="1"/>
-      <w:numFmt w:val="lowerLetter"/>
-      <w:lvlText w:val="%2."/>
-      <w:lvlJc w:val="left"/>
-      <w:pPr>
-        <w:ind w:left="720" w:hanging="300"/>
-      </w:pPr>
-    </w:lvl>
-    <w:lvl w:ilvl="2" w:tplc="5C28F862">
-      <w:numFmt w:val="decimal"/>
-      <w:lvlText w:val=""/>
-      <w:lvlJc w:val="left"/>
-    </w:lvl>
-    <w:lvl w:ilvl="3" w:tplc="7BC24FA0">
-      <w:numFmt w:val="decimal"/>
-      <w:lvlText w:val=""/>
-      <w:lvlJc w:val="left"/>
-    </w:lvl>
-    <w:lvl w:ilvl="4" w:tplc="3586A25A">
-      <w:numFmt w:val="decimal"/>
-      <w:lvlText w:val=""/>
-      <w:lvlJc w:val="left"/>
-    </w:lvl>
-    <w:lvl w:ilvl="5" w:tplc="073028F0">
-      <w:numFmt w:val="decimal"/>
-      <w:lvlText w:val=""/>
-      <w:lvlJc w:val="left"/>
-    </w:lvl>
-    <w:lvl w:ilvl="6" w:tplc="F44EDE0A">
-      <w:numFmt w:val="decimal"/>
-      <w:lvlText w:val=""/>
-      <w:lvlJc w:val="left"/>
-    </w:lvl>
-    <w:lvl w:ilvl="7" w:tplc="CD302846">
-      <w:numFmt w:val="decimal"/>
-      <w:lvlText w:val=""/>
-      <w:lvlJc w:val="left"/>
-    </w:lvl>
-    <w:lvl w:ilvl="8" w:tplc="5608DAFE">
-      <w:numFmt w:val="decimal"/>
-      <w:lvlText w:val=""/>
-      <w:lvlJc w:val="left"/>
-    </w:lvl>
-  </w:abstractNum>
-  <w:abstractNum w:abstractNumId="6" w15:restartNumberingAfterBreak="0">
-    <w:nsid w:val="59253407"/>
-    <w:multiLevelType w:val="hybridMultilevel"/>
-    <w:tmpl w:val="41E43CFC"/>
-    <w:lvl w:ilvl="0" w:tplc="14962100">
-      <w:start w:val="1"/>
-      <w:numFmt w:val="decimal"/>
-      <w:lvlText w:val="%1."/>
-      <w:lvlJc w:val="left"/>
-      <w:pPr>
-        <w:ind w:left="360" w:hanging="300"/>
-      </w:pPr>
-    </w:lvl>
-    <w:lvl w:ilvl="1" w:tplc="82489C02" w:tentative="1">
-      <w:start w:val="1"/>
-      <w:numFmt w:val="lowerLetter"/>
-      <w:lvlText w:val="%2."/>
-      <w:lvlJc w:val="left"/>
-      <w:pPr>
-        <w:ind w:left="720" w:hanging="300"/>
-      </w:pPr>
-    </w:lvl>
-    <w:lvl w:ilvl="2" w:tplc="81669D82">
-      <w:numFmt w:val="decimal"/>
-      <w:lvlText w:val=""/>
-      <w:lvlJc w:val="left"/>
-    </w:lvl>
-    <w:lvl w:ilvl="3" w:tplc="2B58349C">
-      <w:numFmt w:val="decimal"/>
-      <w:lvlText w:val=""/>
-      <w:lvlJc w:val="left"/>
-    </w:lvl>
-    <w:lvl w:ilvl="4" w:tplc="9B00F4D2">
-      <w:numFmt w:val="decimal"/>
-      <w:lvlText w:val=""/>
-      <w:lvlJc w:val="left"/>
-    </w:lvl>
-    <w:lvl w:ilvl="5" w:tplc="B1D233A0">
-      <w:numFmt w:val="decimal"/>
-      <w:lvlText w:val=""/>
-      <w:lvlJc w:val="left"/>
-    </w:lvl>
-    <w:lvl w:ilvl="6" w:tplc="FF60C42E">
-      <w:numFmt w:val="decimal"/>
-      <w:lvlText w:val=""/>
-      <w:lvlJc w:val="left"/>
-    </w:lvl>
-    <w:lvl w:ilvl="7" w:tplc="A3BE2F06">
-      <w:numFmt w:val="decimal"/>
-      <w:lvlText w:val=""/>
-      <w:lvlJc w:val="left"/>
-    </w:lvl>
-    <w:lvl w:ilvl="8" w:tplc="501A7748">
-      <w:numFmt w:val="decimal"/>
-      <w:lvlText w:val=""/>
-      <w:lvlJc w:val="left"/>
-    </w:lvl>
-  </w:abstractNum>
-  <w:abstractNum w:abstractNumId="7" w15:restartNumberingAfterBreak="0">
-    <w:nsid w:val="59CC357C"/>
-    <w:multiLevelType w:val="hybridMultilevel"/>
-    <w:tmpl w:val="4BAA1FCA"/>
-    <w:lvl w:ilvl="0" w:tplc="E1086D1E">
-      <w:start w:val="1"/>
-      <w:numFmt w:val="decimal"/>
-      <w:lvlText w:val="%1."/>
-      <w:lvlJc w:val="left"/>
-      <w:pPr>
-        <w:ind w:left="360" w:hanging="300"/>
-      </w:pPr>
-    </w:lvl>
-    <w:lvl w:ilvl="1" w:tplc="B0B80FDE" w:tentative="1">
-      <w:start w:val="1"/>
-      <w:numFmt w:val="lowerLetter"/>
-      <w:lvlText w:val="%2."/>
-      <w:lvlJc w:val="left"/>
-      <w:pPr>
-        <w:ind w:left="720" w:hanging="300"/>
-      </w:pPr>
-    </w:lvl>
-    <w:lvl w:ilvl="2" w:tplc="FF702198">
-      <w:numFmt w:val="decimal"/>
-      <w:lvlText w:val=""/>
-      <w:lvlJc w:val="left"/>
-    </w:lvl>
-    <w:lvl w:ilvl="3" w:tplc="4D82E870">
-      <w:numFmt w:val="decimal"/>
-      <w:lvlText w:val=""/>
-      <w:lvlJc w:val="left"/>
-    </w:lvl>
-    <w:lvl w:ilvl="4" w:tplc="ABDC8A80">
-      <w:numFmt w:val="decimal"/>
-      <w:lvlText w:val=""/>
-      <w:lvlJc w:val="left"/>
-    </w:lvl>
-    <w:lvl w:ilvl="5" w:tplc="E8B28E6A">
-      <w:numFmt w:val="decimal"/>
-      <w:lvlText w:val=""/>
-      <w:lvlJc w:val="left"/>
-    </w:lvl>
-    <w:lvl w:ilvl="6" w:tplc="06C27B2C">
-      <w:numFmt w:val="decimal"/>
-      <w:lvlText w:val=""/>
-      <w:lvlJc w:val="left"/>
-    </w:lvl>
-    <w:lvl w:ilvl="7" w:tplc="D1CC2436">
-      <w:numFmt w:val="decimal"/>
-      <w:lvlText w:val=""/>
-      <w:lvlJc w:val="left"/>
-    </w:lvl>
-    <w:lvl w:ilvl="8" w:tplc="A6A6D726">
-      <w:numFmt w:val="decimal"/>
-      <w:lvlText w:val=""/>
-      <w:lvlJc w:val="left"/>
-    </w:lvl>
-  </w:abstractNum>
-  <w:abstractNum w:abstractNumId="8" w15:restartNumberingAfterBreak="0">
-    <w:nsid w:val="629C4A7B"/>
-    <w:multiLevelType w:val="hybridMultilevel"/>
-    <w:tmpl w:val="22AEDD16"/>
-    <w:lvl w:ilvl="0" w:tplc="36FA63E6">
-      <w:start w:val="1"/>
-      <w:numFmt w:val="decimal"/>
-      <w:lvlText w:val="%1."/>
-      <w:lvlJc w:val="left"/>
-      <w:pPr>
-        <w:ind w:left="360" w:hanging="300"/>
-      </w:pPr>
-    </w:lvl>
-    <w:lvl w:ilvl="1" w:tplc="E0A263B4" w:tentative="1">
-      <w:start w:val="1"/>
-      <w:numFmt w:val="lowerLetter"/>
-      <w:lvlText w:val="%2."/>
-      <w:lvlJc w:val="left"/>
-      <w:pPr>
-        <w:ind w:left="720" w:hanging="300"/>
-      </w:pPr>
-    </w:lvl>
-    <w:lvl w:ilvl="2" w:tplc="85A8EE0E">
-      <w:numFmt w:val="decimal"/>
-      <w:lvlText w:val=""/>
-      <w:lvlJc w:val="left"/>
-    </w:lvl>
-    <w:lvl w:ilvl="3" w:tplc="48704D9C">
-      <w:numFmt w:val="decimal"/>
-      <w:lvlText w:val=""/>
-      <w:lvlJc w:val="left"/>
-    </w:lvl>
-    <w:lvl w:ilvl="4" w:tplc="B78C0BA6">
-      <w:numFmt w:val="decimal"/>
-      <w:lvlText w:val=""/>
-      <w:lvlJc w:val="left"/>
-    </w:lvl>
-    <w:lvl w:ilvl="5" w:tplc="656E8EF2">
-      <w:numFmt w:val="decimal"/>
-      <w:lvlText w:val=""/>
-      <w:lvlJc w:val="left"/>
-    </w:lvl>
-    <w:lvl w:ilvl="6" w:tplc="4064C77E">
-      <w:numFmt w:val="decimal"/>
-      <w:lvlText w:val=""/>
-      <w:lvlJc w:val="left"/>
-    </w:lvl>
-    <w:lvl w:ilvl="7" w:tplc="D2F82CEE">
-      <w:numFmt w:val="decimal"/>
-      <w:lvlText w:val=""/>
-      <w:lvlJc w:val="left"/>
-    </w:lvl>
-    <w:lvl w:ilvl="8" w:tplc="26AC220C">
-      <w:numFmt w:val="decimal"/>
-      <w:lvlText w:val=""/>
-      <w:lvlJc w:val="left"/>
-    </w:lvl>
-  </w:abstractNum>
-  <w:abstractNum w:abstractNumId="9" w15:restartNumberingAfterBreak="0">
-    <w:nsid w:val="6EA9138E"/>
-    <w:multiLevelType w:val="hybridMultilevel"/>
-    <w:tmpl w:val="D43EE64E"/>
-    <w:lvl w:ilvl="0" w:tplc="EA74E428">
-      <w:start w:val="1"/>
-      <w:numFmt w:val="decimal"/>
-      <w:lvlText w:val="%1."/>
-      <w:lvlJc w:val="left"/>
-      <w:pPr>
-        <w:ind w:left="360" w:hanging="300"/>
-      </w:pPr>
-    </w:lvl>
-    <w:lvl w:ilvl="1" w:tplc="6D860672" w:tentative="1">
-      <w:start w:val="1"/>
-      <w:numFmt w:val="lowerLetter"/>
-      <w:lvlText w:val="%2."/>
-      <w:lvlJc w:val="left"/>
-      <w:pPr>
-        <w:ind w:left="720" w:hanging="300"/>
-      </w:pPr>
-    </w:lvl>
-    <w:lvl w:ilvl="2" w:tplc="A5FE8D60">
-      <w:numFmt w:val="decimal"/>
-      <w:lvlText w:val=""/>
-      <w:lvlJc w:val="left"/>
-    </w:lvl>
-    <w:lvl w:ilvl="3" w:tplc="1BC4A0A0">
-      <w:numFmt w:val="decimal"/>
-      <w:lvlText w:val=""/>
-      <w:lvlJc w:val="left"/>
-    </w:lvl>
-    <w:lvl w:ilvl="4" w:tplc="9B6AAB9E">
-      <w:numFmt w:val="decimal"/>
-      <w:lvlText w:val=""/>
-      <w:lvlJc w:val="left"/>
-    </w:lvl>
-    <w:lvl w:ilvl="5" w:tplc="7D8CF486">
-      <w:numFmt w:val="decimal"/>
-      <w:lvlText w:val=""/>
-      <w:lvlJc w:val="left"/>
-    </w:lvl>
-    <w:lvl w:ilvl="6" w:tplc="5A201A2C">
-      <w:numFmt w:val="decimal"/>
-      <w:lvlText w:val=""/>
-      <w:lvlJc w:val="left"/>
-    </w:lvl>
-    <w:lvl w:ilvl="7" w:tplc="4A4827D4">
-      <w:numFmt w:val="decimal"/>
-      <w:lvlText w:val=""/>
-      <w:lvlJc w:val="left"/>
-    </w:lvl>
-    <w:lvl w:ilvl="8" w:tplc="5F92C6CA">
-      <w:numFmt w:val="decimal"/>
-      <w:lvlText w:val=""/>
-      <w:lvlJc w:val="left"/>
-    </w:lvl>
-  </w:abstractNum>
-  <w:abstractNum w:abstractNumId="10" w15:restartNumberingAfterBreak="0">
-    <w:nsid w:val="75F173C6"/>
-    <w:multiLevelType w:val="hybridMultilevel"/>
-    <w:tmpl w:val="A1B65F68"/>
-    <w:lvl w:ilvl="0" w:tplc="9D7AD9F8">
-      <w:start w:val="1"/>
-      <w:numFmt w:val="decimal"/>
-      <w:lvlText w:val="%1."/>
-      <w:lvlJc w:val="left"/>
-      <w:pPr>
-        <w:ind w:left="360" w:hanging="300"/>
-      </w:pPr>
-    </w:lvl>
-    <w:lvl w:ilvl="1" w:tplc="8AF67424" w:tentative="1">
-      <w:start w:val="1"/>
-      <w:numFmt w:val="lowerLetter"/>
-      <w:lvlText w:val="%2."/>
-      <w:lvlJc w:val="left"/>
-      <w:pPr>
-        <w:ind w:left="720" w:hanging="300"/>
-      </w:pPr>
-    </w:lvl>
-    <w:lvl w:ilvl="2" w:tplc="008A1A8E">
-      <w:numFmt w:val="decimal"/>
-      <w:lvlText w:val=""/>
-      <w:lvlJc w:val="left"/>
-    </w:lvl>
-    <w:lvl w:ilvl="3" w:tplc="300EEADE">
-      <w:numFmt w:val="decimal"/>
-      <w:lvlText w:val=""/>
-      <w:lvlJc w:val="left"/>
-    </w:lvl>
-    <w:lvl w:ilvl="4" w:tplc="D00E45F6">
-      <w:numFmt w:val="decimal"/>
-      <w:lvlText w:val=""/>
-      <w:lvlJc w:val="left"/>
-    </w:lvl>
-    <w:lvl w:ilvl="5" w:tplc="50A4F86C">
-      <w:numFmt w:val="decimal"/>
-      <w:lvlText w:val=""/>
-      <w:lvlJc w:val="left"/>
-    </w:lvl>
-    <w:lvl w:ilvl="6" w:tplc="CB7CDBB6">
-      <w:numFmt w:val="decimal"/>
-      <w:lvlText w:val=""/>
-      <w:lvlJc w:val="left"/>
-    </w:lvl>
-    <w:lvl w:ilvl="7" w:tplc="6CD6AC2C">
-      <w:numFmt w:val="decimal"/>
-      <w:lvlText w:val=""/>
-      <w:lvlJc w:val="left"/>
-    </w:lvl>
-    <w:lvl w:ilvl="8" w:tplc="BEAA2174">
-      <w:numFmt w:val="decimal"/>
-      <w:lvlText w:val=""/>
-      <w:lvlJc w:val="left"/>
-    </w:lvl>
-  </w:abstractNum>
-  <w:abstractNum w:abstractNumId="11" w15:restartNumberingAfterBreak="0">
-    <w:nsid w:val="7BD20223"/>
-    <w:multiLevelType w:val="hybridMultilevel"/>
-    <w:tmpl w:val="5B66B3CE"/>
-    <w:lvl w:ilvl="0" w:tplc="860859B8" w:tentative="1">
-      <w:start w:val="1"/>
-      <w:numFmt w:val="bullet"/>
-      <w:lvlText w:val="●"/>
-      <w:lvlJc w:val="left"/>
-      <w:pPr>
-        <w:ind w:left="720" w:hanging="360"/>
-      </w:pPr>
-    </w:lvl>
-    <w:lvl w:ilvl="1" w:tplc="686A1384" w:tentative="1">
-      <w:start w:val="1"/>
-      <w:numFmt w:val="bullet"/>
-      <w:lvlText w:val="○"/>
-      <w:lvlJc w:val="left"/>
-      <w:pPr>
-        <w:ind w:left="1440" w:hanging="360"/>
-      </w:pPr>
-    </w:lvl>
-    <w:lvl w:ilvl="2" w:tplc="2A8203D2" w:tentative="1">
-      <w:start w:val="1"/>
-      <w:numFmt w:val="bullet"/>
-      <w:lvlText w:val="■"/>
-      <w:lvlJc w:val="left"/>
-      <w:pPr>
-        <w:ind w:left="2160" w:hanging="360"/>
-      </w:pPr>
-    </w:lvl>
-    <w:lvl w:ilvl="3" w:tplc="ED28CB9A" w:tentative="1">
-      <w:start w:val="1"/>
-      <w:numFmt w:val="bullet"/>
-      <w:lvlText w:val="●"/>
-      <w:lvlJc w:val="left"/>
-      <w:pPr>
-        <w:ind w:left="2880" w:hanging="360"/>
-      </w:pPr>
-    </w:lvl>
-    <w:lvl w:ilvl="4" w:tplc="82DCC8FC" w:tentative="1">
-      <w:start w:val="1"/>
-      <w:numFmt w:val="bullet"/>
-      <w:lvlText w:val="○"/>
-      <w:lvlJc w:val="left"/>
-      <w:pPr>
-        <w:ind w:left="3600" w:hanging="360"/>
-      </w:pPr>
-    </w:lvl>
-    <w:lvl w:ilvl="5" w:tplc="FEACA7A4" w:tentative="1">
-      <w:start w:val="1"/>
-      <w:numFmt w:val="bullet"/>
-      <w:lvlText w:val="■"/>
-      <w:lvlJc w:val="left"/>
-      <w:pPr>
-        <w:ind w:left="4320" w:hanging="360"/>
-      </w:pPr>
-    </w:lvl>
-    <w:lvl w:ilvl="6" w:tplc="CDEA44E8" w:tentative="1">
-      <w:start w:val="1"/>
-      <w:numFmt w:val="bullet"/>
-      <w:lvlText w:val="●"/>
-      <w:lvlJc w:val="left"/>
-      <w:pPr>
-        <w:ind w:left="5040" w:hanging="360"/>
-      </w:pPr>
-    </w:lvl>
-    <w:lvl w:ilvl="7" w:tplc="C5EED0AA" w:tentative="1">
-      <w:start w:val="1"/>
-      <w:numFmt w:val="bullet"/>
-      <w:lvlText w:val="●"/>
-      <w:lvlJc w:val="left"/>
-      <w:pPr>
-        <w:ind w:left="5760" w:hanging="360"/>
-      </w:pPr>
-    </w:lvl>
-    <w:lvl w:ilvl="8" w:tplc="9238D204" w:tentative="1">
-      <w:start w:val="1"/>
-      <w:numFmt w:val="bullet"/>
-      <w:lvlText w:val="●"/>
-      <w:lvlJc w:val="left"/>
-      <w:pPr>
-        <w:ind w:left="6480" w:hanging="360"/>
-      </w:pPr>
-    </w:lvl>
-  </w:abstractNum>
-  <w:num w:numId="1" w16cid:durableId="2145152693">
-    <w:abstractNumId w:val="11"/>
+  <w:num w:numId="1" w16cid:durableId="602567710">
+    <w:abstractNumId w:val="3"/>
     <w:lvlOverride w:ilvl="0">
       <w:startOverride w:val="1"/>
     </w:lvlOverride>
   </w:num>
-  <w:num w:numId="2" w16cid:durableId="1100032461">
+  <w:num w:numId="2" w16cid:durableId="300118625">
+    <w:abstractNumId w:val="5"/>
+    <w:lvlOverride w:ilvl="0">
+      <w:startOverride w:val="1"/>
+    </w:lvlOverride>
+  </w:num>
+  <w:num w:numId="3" w16cid:durableId="1304433974">
+    <w:abstractNumId w:val="7"/>
+    <w:lvlOverride w:ilvl="0">
+      <w:startOverride w:val="1"/>
+    </w:lvlOverride>
+  </w:num>
+  <w:num w:numId="4" w16cid:durableId="629818777">
+    <w:abstractNumId w:val="8"/>
+    <w:lvlOverride w:ilvl="0">
+      <w:startOverride w:val="1"/>
+    </w:lvlOverride>
+  </w:num>
+  <w:num w:numId="5" w16cid:durableId="241109927">
     <w:abstractNumId w:val="4"/>
     <w:lvlOverride w:ilvl="0">
       <w:startOverride w:val="1"/>
     </w:lvlOverride>
   </w:num>
-  <w:num w:numId="3" w16cid:durableId="1302274890">
+  <w:num w:numId="6" w16cid:durableId="1446072463">
+    <w:abstractNumId w:val="6"/>
+    <w:lvlOverride w:ilvl="0">
+      <w:startOverride w:val="1"/>
+    </w:lvlOverride>
+  </w:num>
+  <w:num w:numId="7" w16cid:durableId="781923707">
+    <w:abstractNumId w:val="9"/>
+    <w:lvlOverride w:ilvl="0">
+      <w:startOverride w:val="1"/>
+    </w:lvlOverride>
+  </w:num>
+  <w:num w:numId="8" w16cid:durableId="6375948">
+    <w:abstractNumId w:val="2"/>
+    <w:lvlOverride w:ilvl="0">
+      <w:startOverride w:val="1"/>
+    </w:lvlOverride>
+  </w:num>
+  <w:num w:numId="9" w16cid:durableId="203519476">
     <w:abstractNumId w:val="0"/>
     <w:lvlOverride w:ilvl="0">
       <w:startOverride w:val="1"/>
     </w:lvlOverride>
   </w:num>
-  <w:num w:numId="4" w16cid:durableId="1517771225">
-    <w:abstractNumId w:val="6"/>
-    <w:lvlOverride w:ilvl="0">
-      <w:startOverride w:val="1"/>
-    </w:lvlOverride>
-  </w:num>
-  <w:num w:numId="5" w16cid:durableId="1895580366">
-    <w:abstractNumId w:val="9"/>
-    <w:lvlOverride w:ilvl="0">
-      <w:startOverride w:val="1"/>
-    </w:lvlOverride>
-  </w:num>
-  <w:num w:numId="6" w16cid:durableId="1268350006">
-    <w:abstractNumId w:val="5"/>
-    <w:lvlOverride w:ilvl="0">
-      <w:startOverride w:val="1"/>
-    </w:lvlOverride>
-  </w:num>
-  <w:num w:numId="7" w16cid:durableId="2074040347">
-    <w:abstractNumId w:val="8"/>
-    <w:lvlOverride w:ilvl="0">
-      <w:startOverride w:val="1"/>
-    </w:lvlOverride>
-  </w:num>
-  <w:num w:numId="8" w16cid:durableId="2025209005">
-    <w:abstractNumId w:val="10"/>
-    <w:lvlOverride w:ilvl="0">
-      <w:startOverride w:val="1"/>
-    </w:lvlOverride>
-  </w:num>
-  <w:num w:numId="9" w16cid:durableId="1661303332">
-    <w:abstractNumId w:val="7"/>
-    <w:lvlOverride w:ilvl="0">
-      <w:startOverride w:val="1"/>
-    </w:lvlOverride>
-  </w:num>
-  <w:num w:numId="10" w16cid:durableId="2142113860">
-    <w:abstractNumId w:val="3"/>
-    <w:lvlOverride w:ilvl="0">
-      <w:startOverride w:val="1"/>
-    </w:lvlOverride>
-  </w:num>
-  <w:num w:numId="11" w16cid:durableId="1027560752">
-    <w:abstractNumId w:val="2"/>
+  <w:num w:numId="10" w16cid:durableId="961616230">
+    <w:abstractNumId w:val="1"/>
     <w:lvlOverride w:ilvl="0">
       <w:startOverride w:val="1"/>
     </w:lvlOverride>
@@ -6533,7 +5883,7 @@
     <w:autoRedefine/>
     <w:uiPriority w:val="39"/>
     <w:unhideWhenUsed/>
-    <w:rsid w:val="005D21C4"/>
+    <w:rsid w:val="002E376F"/>
     <w:pPr>
       <w:spacing w:after="100"/>
     </w:pPr>

--- a/discoverer-neo/docs/user-guide/manual/Discoverer-Neo-MANAGER-Guide-Quick-en.docx
+++ b/discoverer-neo/docs/user-guide/manual/Discoverer-Neo-MANAGER-Guide-Quick-en.docx
@@ -74,7 +74,7 @@
     <w:sdt>
       <w:sdtPr>
         <w:alias w:val="Contents"/>
-        <w:id w:val="-1804140049"/>
+        <w:id w:val="-2138868460"/>
       </w:sdtPr>
       <w:sdtEndPr/>
       <w:sdtContent>
@@ -102,7 +102,7 @@
           <w:r>
             <w:fldChar w:fldCharType="separate"/>
           </w:r>
-          <w:hyperlink w:anchor="_Toc241692229" w:history="1">
+          <w:hyperlink w:anchor="_Toc241692841" w:history="1">
             <w:r>
               <w:rPr>
                 <w:rStyle w:val="Hiperligao"/>
@@ -126,7 +126,7 @@
               <w:rPr>
                 <w:noProof/>
               </w:rPr>
-              <w:instrText xml:space="preserve"> PAGEREF _Toc241692229 \h </w:instrText>
+              <w:instrText xml:space="preserve"> PAGEREF _Toc241692841 \h </w:instrText>
             </w:r>
             <w:r>
               <w:rPr>
@@ -168,7 +168,7 @@
               <w14:ligatures w14:val="standardContextual"/>
             </w:rPr>
           </w:pPr>
-          <w:hyperlink w:anchor="_Toc241692230" w:history="1">
+          <w:hyperlink w:anchor="_Toc241692842" w:history="1">
             <w:r>
               <w:rPr>
                 <w:rStyle w:val="Hiperligao"/>
@@ -192,7 +192,7 @@
               <w:rPr>
                 <w:noProof/>
               </w:rPr>
-              <w:instrText xml:space="preserve"> PAGEREF _Toc241692230 \h </w:instrText>
+              <w:instrText xml:space="preserve"> PAGEREF _Toc241692842 \h </w:instrText>
             </w:r>
             <w:r>
               <w:rPr>
@@ -234,7 +234,7 @@
               <w14:ligatures w14:val="standardContextual"/>
             </w:rPr>
           </w:pPr>
-          <w:hyperlink w:anchor="_Toc241692231" w:history="1">
+          <w:hyperlink w:anchor="_Toc241692843" w:history="1">
             <w:r>
               <w:rPr>
                 <w:rStyle w:val="Hiperligao"/>
@@ -258,7 +258,7 @@
               <w:rPr>
                 <w:noProof/>
               </w:rPr>
-              <w:instrText xml:space="preserve"> PAGEREF _Toc241692231 \h </w:instrText>
+              <w:instrText xml:space="preserve"> PAGEREF _Toc241692843 \h </w:instrText>
             </w:r>
             <w:r>
               <w:rPr>
@@ -300,7 +300,7 @@
               <w14:ligatures w14:val="standardContextual"/>
             </w:rPr>
           </w:pPr>
-          <w:hyperlink w:anchor="_Toc241692232" w:history="1">
+          <w:hyperlink w:anchor="_Toc241692844" w:history="1">
             <w:r>
               <w:rPr>
                 <w:rStyle w:val="Hiperligao"/>
@@ -324,7 +324,7 @@
               <w:rPr>
                 <w:noProof/>
               </w:rPr>
-              <w:instrText xml:space="preserve"> PAGEREF _Toc241692232 \h </w:instrText>
+              <w:instrText xml:space="preserve"> PAGEREF _Toc241692844 \h </w:instrText>
             </w:r>
             <w:r>
               <w:rPr>
@@ -366,7 +366,7 @@
               <w14:ligatures w14:val="standardContextual"/>
             </w:rPr>
           </w:pPr>
-          <w:hyperlink w:anchor="_Toc241692233" w:history="1">
+          <w:hyperlink w:anchor="_Toc241692845" w:history="1">
             <w:r>
               <w:rPr>
                 <w:rStyle w:val="Hiperligao"/>
@@ -390,7 +390,7 @@
               <w:rPr>
                 <w:noProof/>
               </w:rPr>
-              <w:instrText xml:space="preserve"> PAGEREF _Toc241692233 \h </w:instrText>
+              <w:instrText xml:space="preserve"> PAGEREF _Toc241692845 \h </w:instrText>
             </w:r>
             <w:r>
               <w:rPr>
@@ -432,7 +432,7 @@
               <w14:ligatures w14:val="standardContextual"/>
             </w:rPr>
           </w:pPr>
-          <w:hyperlink w:anchor="_Toc241692234" w:history="1">
+          <w:hyperlink w:anchor="_Toc241692846" w:history="1">
             <w:r>
               <w:rPr>
                 <w:rStyle w:val="Hiperligao"/>
@@ -456,7 +456,7 @@
               <w:rPr>
                 <w:noProof/>
               </w:rPr>
-              <w:instrText xml:space="preserve"> PAGEREF _Toc241692234 \h </w:instrText>
+              <w:instrText xml:space="preserve"> PAGEREF _Toc241692846 \h </w:instrText>
             </w:r>
             <w:r>
               <w:rPr>
@@ -498,7 +498,7 @@
               <w14:ligatures w14:val="standardContextual"/>
             </w:rPr>
           </w:pPr>
-          <w:hyperlink w:anchor="_Toc241692235" w:history="1">
+          <w:hyperlink w:anchor="_Toc241692847" w:history="1">
             <w:r>
               <w:rPr>
                 <w:rStyle w:val="Hiperligao"/>
@@ -522,7 +522,7 @@
               <w:rPr>
                 <w:noProof/>
               </w:rPr>
-              <w:instrText xml:space="preserve"> PAGEREF _Toc241692235 \h </w:instrText>
+              <w:instrText xml:space="preserve"> PAGEREF _Toc241692847 \h </w:instrText>
             </w:r>
             <w:r>
               <w:rPr>
@@ -564,7 +564,7 @@
               <w14:ligatures w14:val="standardContextual"/>
             </w:rPr>
           </w:pPr>
-          <w:hyperlink w:anchor="_Toc241692236" w:history="1">
+          <w:hyperlink w:anchor="_Toc241692848" w:history="1">
             <w:r>
               <w:rPr>
                 <w:rStyle w:val="Hiperligao"/>
@@ -588,7 +588,7 @@
               <w:rPr>
                 <w:noProof/>
               </w:rPr>
-              <w:instrText xml:space="preserve"> PAGEREF _Toc241692236 \h </w:instrText>
+              <w:instrText xml:space="preserve"> PAGEREF _Toc241692848 \h </w:instrText>
             </w:r>
             <w:r>
               <w:rPr>
@@ -630,7 +630,7 @@
               <w14:ligatures w14:val="standardContextual"/>
             </w:rPr>
           </w:pPr>
-          <w:hyperlink w:anchor="_Toc241692237" w:history="1">
+          <w:hyperlink w:anchor="_Toc241692849" w:history="1">
             <w:r>
               <w:rPr>
                 <w:rStyle w:val="Hiperligao"/>
@@ -654,7 +654,7 @@
               <w:rPr>
                 <w:noProof/>
               </w:rPr>
-              <w:instrText xml:space="preserve"> PAGEREF _Toc241692237 \h </w:instrText>
+              <w:instrText xml:space="preserve"> PAGEREF _Toc241692849 \h </w:instrText>
             </w:r>
             <w:r>
               <w:rPr>
@@ -696,7 +696,7 @@
               <w14:ligatures w14:val="standardContextual"/>
             </w:rPr>
           </w:pPr>
-          <w:hyperlink w:anchor="_Toc241692238" w:history="1">
+          <w:hyperlink w:anchor="_Toc241692850" w:history="1">
             <w:r>
               <w:rPr>
                 <w:rStyle w:val="Hiperligao"/>
@@ -720,7 +720,7 @@
               <w:rPr>
                 <w:noProof/>
               </w:rPr>
-              <w:instrText xml:space="preserve"> PAGEREF _Toc241692238 \h </w:instrText>
+              <w:instrText xml:space="preserve"> PAGEREF _Toc241692850 \h </w:instrText>
             </w:r>
             <w:r>
               <w:rPr>
@@ -768,7 +768,7 @@
       <w:pPr>
         <w:pStyle w:val="Ttulo1"/>
       </w:pPr>
-      <w:bookmarkStart w:id="0" w:name="_Toc241692229"/>
+      <w:bookmarkStart w:id="0" w:name="_Toc241692841"/>
       <w:r>
         <w:lastRenderedPageBreak/>
         <w:t>Your role in one page</w:t>
@@ -1499,7 +1499,7 @@
         <w:pStyle w:val="Ttulo1"/>
         <w:pageBreakBefore/>
       </w:pPr>
-      <w:bookmarkStart w:id="1" w:name="_Toc241692230"/>
+      <w:bookmarkStart w:id="1" w:name="_Toc241692842"/>
       <w:r>
         <w:lastRenderedPageBreak/>
         <w:t>Maps</w:t>
@@ -1532,10 +1532,10 @@
           <w:noProof/>
         </w:rPr>
         <w:drawing>
-          <wp:inline distT="0" distB="0" distL="0" distR="0" wp14:anchorId="2E47E746" wp14:editId="1780450B">
+          <wp:inline distT="0" distB="0" distL="0" distR="0" wp14:anchorId="2671BA3D" wp14:editId="740271A6">
             <wp:extent cx="5715000" cy="3429000"/>
             <wp:effectExtent l="0" t="0" r="0" b="0"/>
-            <wp:docPr id="257" name="02-maps-all.png" descr="The Maps list, All tab, with Copy, Share, Schedule and Export icons on each row." title="The Maps list, All tab, with Copy, Share, Schedule and Export icons on each row."/>
+            <wp:docPr id="61" name="02-maps-all.png" descr="The Maps list, All tab, with Copy, Share, Schedule and Export icons on each row." title="The Maps list, All tab, with Copy, Share, Schedule and Export icons on each row."/>
             <wp:cNvGraphicFramePr>
               <a:graphicFrameLocks xmlns:a="http://schemas.openxmlformats.org/drawingml/2006/main" noChangeAspect="1"/>
             </wp:cNvGraphicFramePr>
@@ -1996,7 +1996,7 @@
         <w:pStyle w:val="Ttulo1"/>
         <w:pageBreakBefore/>
       </w:pPr>
-      <w:bookmarkStart w:id="2" w:name="_Toc241692231"/>
+      <w:bookmarkStart w:id="2" w:name="_Toc241692843"/>
       <w:r>
         <w:lastRenderedPageBreak/>
         <w:t>Sharing a map</w:t>
@@ -2019,10 +2019,10 @@
           <w:noProof/>
         </w:rPr>
         <w:drawing>
-          <wp:inline distT="0" distB="0" distL="0" distR="0" wp14:anchorId="2EE57DF4" wp14:editId="351DD401">
+          <wp:inline distT="0" distB="0" distL="0" distR="0" wp14:anchorId="1CCEF60D" wp14:editId="4AC2173B">
             <wp:extent cx="3743325" cy="3895725"/>
             <wp:effectExtent l="0" t="0" r="0" b="0"/>
-            <wp:docPr id="258" name="03-share-dialog.png" descr="The Share map dialog with a search box and Can view, Can export and Can edit buttons." title="The Share map dialog with a search box and Can view, Can export and Can edit buttons."/>
+            <wp:docPr id="62" name="03-share-dialog.png" descr="The Share map dialog with a search box and Can view, Can export and Can edit buttons." title="The Share map dialog with a search box and Can view, Can export and Can edit buttons."/>
             <wp:cNvGraphicFramePr>
               <a:graphicFrameLocks xmlns:a="http://schemas.openxmlformats.org/drawingml/2006/main" noChangeAspect="1"/>
             </wp:cNvGraphicFramePr>
@@ -2422,7 +2422,7 @@
         <w:pStyle w:val="Ttulo1"/>
         <w:pageBreakBefore/>
       </w:pPr>
-      <w:bookmarkStart w:id="3" w:name="_Toc241692232"/>
+      <w:bookmarkStart w:id="3" w:name="_Toc241692844"/>
       <w:r>
         <w:lastRenderedPageBreak/>
         <w:t>Viewing, running and exporting</w:t>
@@ -2445,10 +2445,10 @@
           <w:noProof/>
         </w:rPr>
         <w:drawing>
-          <wp:inline distT="0" distB="0" distL="0" distR="0" wp14:anchorId="545B0673" wp14:editId="43134CAF">
+          <wp:inline distT="0" distB="0" distL="0" distR="0" wp14:anchorId="1302095A" wp14:editId="502D9025">
             <wp:extent cx="5715000" cy="3571875"/>
             <wp:effectExtent l="0" t="0" r="0" b="0"/>
-            <wp:docPr id="259" name="06-viewer-results.png" descr="A completed run with Excel, CSV and PDF buttons over the results grid." title="A completed run with Excel, CSV and PDF buttons over the results grid."/>
+            <wp:docPr id="63" name="06-viewer-results.png" descr="A completed run with Excel, CSV and PDF buttons over the results grid." title="A completed run with Excel, CSV and PDF buttons over the results grid."/>
             <wp:cNvGraphicFramePr>
               <a:graphicFrameLocks xmlns:a="http://schemas.openxmlformats.org/drawingml/2006/main" noChangeAspect="1"/>
             </wp:cNvGraphicFramePr>
@@ -2643,7 +2643,7 @@
         <w:pStyle w:val="Ttulo1"/>
         <w:pageBreakBefore/>
       </w:pPr>
-      <w:bookmarkStart w:id="4" w:name="_Toc241692233"/>
+      <w:bookmarkStart w:id="4" w:name="_Toc241692845"/>
       <w:r>
         <w:lastRenderedPageBreak/>
         <w:t>Map builder</w:t>
@@ -2676,10 +2676,10 @@
           <w:noProof/>
         </w:rPr>
         <w:drawing>
-          <wp:inline distT="0" distB="0" distL="0" distR="0" wp14:anchorId="5671A66C" wp14:editId="610A56B2">
+          <wp:inline distT="0" distB="0" distL="0" distR="0" wp14:anchorId="7EFFBC18" wp14:editId="33DFF10F">
             <wp:extent cx="5715000" cy="3571875"/>
             <wp:effectExtent l="0" t="0" r="0" b="0"/>
-            <wp:docPr id="260" name="05-builder-overview.png" descr="The map builder with the Business Areas tree, the columns canvas and the Properties panel." title="The map builder with the Business Areas tree, the columns canvas and the Properties panel."/>
+            <wp:docPr id="64" name="05-builder-overview.png" descr="The map builder with the Business Areas tree, the columns canvas and the Properties panel." title="The map builder with the Business Areas tree, the columns canvas and the Properties panel."/>
             <wp:cNvGraphicFramePr>
               <a:graphicFrameLocks xmlns:a="http://schemas.openxmlformats.org/drawingml/2006/main" noChangeAspect="1"/>
             </wp:cNvGraphicFramePr>
@@ -2914,7 +2914,7 @@
         <w:pStyle w:val="Ttulo1"/>
         <w:pageBreakBefore/>
       </w:pPr>
-      <w:bookmarkStart w:id="5" w:name="_Toc241692234"/>
+      <w:bookmarkStart w:id="5" w:name="_Toc241692846"/>
       <w:r>
         <w:lastRenderedPageBreak/>
         <w:t>Schedules</w:t>
@@ -2937,10 +2937,10 @@
           <w:noProof/>
         </w:rPr>
         <w:drawing>
-          <wp:inline distT="0" distB="0" distL="0" distR="0" wp14:anchorId="64ACE638" wp14:editId="5808E056">
+          <wp:inline distT="0" distB="0" distL="0" distR="0" wp14:anchorId="312FAE88" wp14:editId="0D476855">
             <wp:extent cx="5715000" cy="3571875"/>
             <wp:effectExtent l="0" t="0" r="0" b="0"/>
-            <wp:docPr id="261" name="38-schedules-list.png" descr="The Schedules page with a paused schedule and its action icons." title="The Schedules page with a paused schedule and its action icons."/>
+            <wp:docPr id="65" name="38-schedules-list.png" descr="The Schedules page with a paused schedule and its action icons." title="The Schedules page with a paused schedule and its action icons."/>
             <wp:cNvGraphicFramePr>
               <a:graphicFrameLocks xmlns:a="http://schemas.openxmlformats.org/drawingml/2006/main" noChangeAspect="1"/>
             </wp:cNvGraphicFramePr>
@@ -3473,7 +3473,7 @@
         <w:pStyle w:val="Ttulo1"/>
         <w:pageBreakBefore/>
       </w:pPr>
-      <w:bookmarkStart w:id="6" w:name="_Toc241692235"/>
+      <w:bookmarkStart w:id="6" w:name="_Toc241692847"/>
       <w:r>
         <w:lastRenderedPageBreak/>
         <w:t>Runs and Exports</w:t>
@@ -3513,10 +3513,10 @@
           <w:noProof/>
         </w:rPr>
         <w:drawing>
-          <wp:inline distT="0" distB="0" distL="0" distR="0" wp14:anchorId="679335F5" wp14:editId="1589D55E">
+          <wp:inline distT="0" distB="0" distL="0" distR="0" wp14:anchorId="077A3EF4" wp14:editId="77CDC159">
             <wp:extent cx="5715000" cy="3571875"/>
             <wp:effectExtent l="0" t="0" r="0" b="0"/>
-            <wp:docPr id="262" name="10-runs.png" descr="The Runs page with map, status and kind filters and the list of runs." title="The Runs page with map, status and kind filters and the list of runs."/>
+            <wp:docPr id="66" name="10-runs.png" descr="The Runs page with map, status and kind filters and the list of runs." title="The Runs page with map, status and kind filters and the list of runs."/>
             <wp:cNvGraphicFramePr>
               <a:graphicFrameLocks xmlns:a="http://schemas.openxmlformats.org/drawingml/2006/main" noChangeAspect="1"/>
             </wp:cNvGraphicFramePr>
@@ -3688,7 +3688,7 @@
         <w:pStyle w:val="Ttulo1"/>
         <w:pageBreakBefore/>
       </w:pPr>
-      <w:bookmarkStart w:id="7" w:name="_Toc241692236"/>
+      <w:bookmarkStart w:id="7" w:name="_Toc241692848"/>
       <w:r>
         <w:lastRenderedPageBreak/>
         <w:t>Users</w:t>
@@ -3721,10 +3721,10 @@
           <w:noProof/>
         </w:rPr>
         <w:drawing>
-          <wp:inline distT="0" distB="0" distL="0" distR="0" wp14:anchorId="63CB370F" wp14:editId="060C3855">
-            <wp:extent cx="4362450" cy="2190750"/>
+          <wp:inline distT="0" distB="0" distL="0" distR="0" wp14:anchorId="2B7F61B4" wp14:editId="50D3FF4C">
+            <wp:extent cx="4362450" cy="1819275"/>
             <wp:effectExtent l="0" t="0" r="0" b="0"/>
-            <wp:docPr id="263" name="11-users-maps-dialog.png" descr="The Maps dialog for a user, with share-level selects and owner and remove icons." title="The Maps dialog for a user, with share-level selects and owner and remove icons."/>
+            <wp:docPr id="67" name="11-users-maps-dialog.png" descr="The Maps dialog for a user, with share-level selects and owner and remove icons." title="The Maps dialog for a user, with share-level selects and owner and remove icons."/>
             <wp:cNvGraphicFramePr>
               <a:graphicFrameLocks xmlns:a="http://schemas.openxmlformats.org/drawingml/2006/main" noChangeAspect="1"/>
             </wp:cNvGraphicFramePr>
@@ -3747,7 +3747,7 @@
                   <pic:spPr bwMode="auto">
                     <a:xfrm>
                       <a:off x="0" y="0"/>
-                      <a:ext cx="4362450" cy="2190750"/>
+                      <a:ext cx="4362450" cy="1819275"/>
                     </a:xfrm>
                     <a:prstGeom prst="rect">
                       <a:avLst/>
@@ -3876,7 +3876,7 @@
         <w:pStyle w:val="Ttulo1"/>
         <w:pageBreakBefore/>
       </w:pPr>
-      <w:bookmarkStart w:id="8" w:name="_Toc241692237"/>
+      <w:bookmarkStart w:id="8" w:name="_Toc241692849"/>
       <w:r>
         <w:lastRenderedPageBreak/>
         <w:t>Custom Functions and Data Sources</w:t>
@@ -3916,10 +3916,10 @@
           <w:noProof/>
         </w:rPr>
         <w:drawing>
-          <wp:inline distT="0" distB="0" distL="0" distR="0" wp14:anchorId="1DD9CE5A" wp14:editId="47CE1262">
+          <wp:inline distT="0" distB="0" distL="0" distR="0" wp14:anchorId="6FF5D655" wp14:editId="452C5EE8">
             <wp:extent cx="5715000" cy="3571875"/>
             <wp:effectExtent l="0" t="0" r="0" b="0"/>
-            <wp:docPr id="264" name="08-custom-functions.png" descr="The Custom Functions page with the list, Refresh all and New Function." title="The Custom Functions page with the list, Refresh all and New Function."/>
+            <wp:docPr id="68" name="08-custom-functions.png" descr="The Custom Functions page with the list, Refresh all and New Function." title="The Custom Functions page with the list, Refresh all and New Function."/>
             <wp:cNvGraphicFramePr>
               <a:graphicFrameLocks xmlns:a="http://schemas.openxmlformats.org/drawingml/2006/main" noChangeAspect="1"/>
             </wp:cNvGraphicFramePr>
@@ -4171,7 +4171,7 @@
         <w:pStyle w:val="Ttulo1"/>
         <w:pageBreakBefore/>
       </w:pPr>
-      <w:bookmarkStart w:id="9" w:name="_Toc241692238"/>
+      <w:bookmarkStart w:id="9" w:name="_Toc241692850"/>
       <w:r>
         <w:lastRenderedPageBreak/>
         <w:t>Settings</w:t>
@@ -4204,10 +4204,10 @@
           <w:noProof/>
         </w:rPr>
         <w:drawing>
-          <wp:inline distT="0" distB="0" distL="0" distR="0" wp14:anchorId="47A42293" wp14:editId="7ECF4D98">
+          <wp:inline distT="0" distB="0" distL="0" distR="0" wp14:anchorId="5241D700" wp14:editId="42E20A58">
             <wp:extent cx="5715000" cy="3571875"/>
             <wp:effectExtent l="0" t="0" r="0" b="0"/>
-            <wp:docPr id="265" name="04-settings.png" descr="The Settings page with the Language, Theme and Color palette cards." title="The Settings page with the Language, Theme and Color palette cards."/>
+            <wp:docPr id="69" name="04-settings.png" descr="The Settings page with the Language, Theme and Color palette cards." title="The Settings page with the Language, Theme and Color palette cards."/>
             <wp:cNvGraphicFramePr>
               <a:graphicFrameLocks xmlns:a="http://schemas.openxmlformats.org/drawingml/2006/main" noChangeAspect="1"/>
             </wp:cNvGraphicFramePr>
@@ -4482,10 +4482,10 @@
 <file path=word/numbering.xml><?xml version="1.0" encoding="utf-8"?>
 <w:numbering xmlns:wpc="http://schemas.microsoft.com/office/word/2010/wordprocessingCanvas" xmlns:cx="http://schemas.microsoft.com/office/drawing/2014/chartex" xmlns:cx1="http://schemas.microsoft.com/office/drawing/2015/9/8/chartex" xmlns:cx2="http://schemas.microsoft.com/office/drawing/2015/10/21/chartex" xmlns:cx3="http://schemas.microsoft.com/office/drawing/2016/5/9/chartex" xmlns:cx4="http://schemas.microsoft.com/office/drawing/2016/5/10/chartex" xmlns:cx5="http://schemas.microsoft.com/office/drawing/2016/5/11/chartex" xmlns:cx6="http://schemas.microsoft.com/office/drawing/2016/5/12/chartex" xmlns:cx7="http://schemas.microsoft.com/office/drawing/2016/5/13/chartex" xmlns:cx8="http://schemas.microsoft.com/office/drawing/2016/5/14/chartex" xmlns:mc="http://schemas.openxmlformats.org/markup-compatibility/2006" xmlns:aink="http://schemas.microsoft.com/office/drawing/2016/ink" xmlns:am3d="http://schemas.microsoft.com/office/drawing/2017/model3d" xmlns:o="urn:schemas-microsoft-com:office:office" xmlns:oel="http://schemas.microsoft.com/office/2019/extlst" xmlns:r="http://schemas.openxmlformats.org/officeDocument/2006/relationships" xmlns:m="http://schemas.openxmlformats.org/officeDocument/2006/math" xmlns:v="urn:schemas-microsoft-com:vml" xmlns:wp14="http://schemas.microsoft.com/office/word/2010/wordprocessingDrawing" xmlns:wp="http://schemas.openxmlformats.org/drawingml/2006/wordprocessingDrawing" xmlns:w10="urn:schemas-microsoft-com:office:word" xmlns:w="http://schemas.openxmlformats.org/wordprocessingml/2006/main" xmlns:w14="http://schemas.microsoft.com/office/word/2010/wordml" xmlns:w15="http://schemas.microsoft.com/office/word/2012/wordml" xmlns:w16cex="http://schemas.microsoft.com/office/word/2018/wordml/cex" xmlns:w16cid="http://schemas.microsoft.com/office/word/2016/wordml/cid" xmlns:w16="http://schemas.microsoft.com/office/word/2018/wordml" xmlns:w16sdtdh="http://schemas.microsoft.com/office/word/2020/wordml/sdtdatahash" xmlns:w16se="http://schemas.microsoft.com/office/word/2015/wordml/symex" xmlns:wpg="http://schemas.microsoft.com/office/word/2010/wordprocessingGroup" xmlns:wpi="http://schemas.microsoft.com/office/word/2010/wordprocessingInk" xmlns:wne="http://schemas.microsoft.com/office/word/2006/wordml" xmlns:wps="http://schemas.microsoft.com/office/word/2010/wordprocessingShape" mc:Ignorable="w14 w15 w16se w16cid w16 w16cex w16sdtdh wp14">
   <w:abstractNum w:abstractNumId="0" w15:restartNumberingAfterBreak="0">
-    <w:nsid w:val="05066623"/>
+    <w:nsid w:val="1FBB73A8"/>
     <w:multiLevelType w:val="hybridMultilevel"/>
-    <w:tmpl w:val="40E02578"/>
-    <w:lvl w:ilvl="0" w:tplc="E1D445C6">
+    <w:tmpl w:val="A33CD84C"/>
+    <w:lvl w:ilvl="0" w:tplc="7D0CBEC2">
       <w:start w:val="1"/>
       <w:numFmt w:val="decimal"/>
       <w:lvlText w:val="%1."/>
@@ -4494,7 +4494,7 @@
         <w:ind w:left="360" w:hanging="300"/>
       </w:pPr>
     </w:lvl>
-    <w:lvl w:ilvl="1" w:tplc="42482700" w:tentative="1">
+    <w:lvl w:ilvl="1" w:tplc="94C4A3DC" w:tentative="1">
       <w:start w:val="1"/>
       <w:numFmt w:val="lowerLetter"/>
       <w:lvlText w:val="%2."/>
@@ -4503,47 +4503,47 @@
         <w:ind w:left="720" w:hanging="300"/>
       </w:pPr>
     </w:lvl>
-    <w:lvl w:ilvl="2" w:tplc="B63CC89C">
-      <w:numFmt w:val="decimal"/>
-      <w:lvlText w:val=""/>
-      <w:lvlJc w:val="left"/>
-    </w:lvl>
-    <w:lvl w:ilvl="3" w:tplc="B37C1464">
-      <w:numFmt w:val="decimal"/>
-      <w:lvlText w:val=""/>
-      <w:lvlJc w:val="left"/>
-    </w:lvl>
-    <w:lvl w:ilvl="4" w:tplc="C180E7FE">
-      <w:numFmt w:val="decimal"/>
-      <w:lvlText w:val=""/>
-      <w:lvlJc w:val="left"/>
-    </w:lvl>
-    <w:lvl w:ilvl="5" w:tplc="A22E45CA">
-      <w:numFmt w:val="decimal"/>
-      <w:lvlText w:val=""/>
-      <w:lvlJc w:val="left"/>
-    </w:lvl>
-    <w:lvl w:ilvl="6" w:tplc="E454FC4E">
-      <w:numFmt w:val="decimal"/>
-      <w:lvlText w:val=""/>
-      <w:lvlJc w:val="left"/>
-    </w:lvl>
-    <w:lvl w:ilvl="7" w:tplc="EBF01A20">
-      <w:numFmt w:val="decimal"/>
-      <w:lvlText w:val=""/>
-      <w:lvlJc w:val="left"/>
-    </w:lvl>
-    <w:lvl w:ilvl="8" w:tplc="9990D79E">
+    <w:lvl w:ilvl="2" w:tplc="9C284FD0">
+      <w:numFmt w:val="decimal"/>
+      <w:lvlText w:val=""/>
+      <w:lvlJc w:val="left"/>
+    </w:lvl>
+    <w:lvl w:ilvl="3" w:tplc="45985146">
+      <w:numFmt w:val="decimal"/>
+      <w:lvlText w:val=""/>
+      <w:lvlJc w:val="left"/>
+    </w:lvl>
+    <w:lvl w:ilvl="4" w:tplc="5FAA8C0E">
+      <w:numFmt w:val="decimal"/>
+      <w:lvlText w:val=""/>
+      <w:lvlJc w:val="left"/>
+    </w:lvl>
+    <w:lvl w:ilvl="5" w:tplc="88409B70">
+      <w:numFmt w:val="decimal"/>
+      <w:lvlText w:val=""/>
+      <w:lvlJc w:val="left"/>
+    </w:lvl>
+    <w:lvl w:ilvl="6" w:tplc="B80C1EDE">
+      <w:numFmt w:val="decimal"/>
+      <w:lvlText w:val=""/>
+      <w:lvlJc w:val="left"/>
+    </w:lvl>
+    <w:lvl w:ilvl="7" w:tplc="956E0212">
+      <w:numFmt w:val="decimal"/>
+      <w:lvlText w:val=""/>
+      <w:lvlJc w:val="left"/>
+    </w:lvl>
+    <w:lvl w:ilvl="8" w:tplc="DF8A680A">
       <w:numFmt w:val="decimal"/>
       <w:lvlText w:val=""/>
       <w:lvlJc w:val="left"/>
     </w:lvl>
   </w:abstractNum>
   <w:abstractNum w:abstractNumId="1" w15:restartNumberingAfterBreak="0">
-    <w:nsid w:val="05C336C6"/>
+    <w:nsid w:val="1FEB3BBD"/>
     <w:multiLevelType w:val="hybridMultilevel"/>
-    <w:tmpl w:val="25687284"/>
-    <w:lvl w:ilvl="0" w:tplc="B53C61BC">
+    <w:tmpl w:val="FCDE7E3C"/>
+    <w:lvl w:ilvl="0" w:tplc="35ECF2CA">
       <w:start w:val="1"/>
       <w:numFmt w:val="decimal"/>
       <w:lvlText w:val="%1."/>
@@ -4552,7 +4552,7 @@
         <w:ind w:left="360" w:hanging="300"/>
       </w:pPr>
     </w:lvl>
-    <w:lvl w:ilvl="1" w:tplc="FA0E6C92" w:tentative="1">
+    <w:lvl w:ilvl="1" w:tplc="BB2CFDD8" w:tentative="1">
       <w:start w:val="1"/>
       <w:numFmt w:val="lowerLetter"/>
       <w:lvlText w:val="%2."/>
@@ -4561,47 +4561,47 @@
         <w:ind w:left="720" w:hanging="300"/>
       </w:pPr>
     </w:lvl>
-    <w:lvl w:ilvl="2" w:tplc="BA1EA096">
-      <w:numFmt w:val="decimal"/>
-      <w:lvlText w:val=""/>
-      <w:lvlJc w:val="left"/>
-    </w:lvl>
-    <w:lvl w:ilvl="3" w:tplc="0A62AA30">
-      <w:numFmt w:val="decimal"/>
-      <w:lvlText w:val=""/>
-      <w:lvlJc w:val="left"/>
-    </w:lvl>
-    <w:lvl w:ilvl="4" w:tplc="6E8EDE76">
-      <w:numFmt w:val="decimal"/>
-      <w:lvlText w:val=""/>
-      <w:lvlJc w:val="left"/>
-    </w:lvl>
-    <w:lvl w:ilvl="5" w:tplc="129EBADA">
-      <w:numFmt w:val="decimal"/>
-      <w:lvlText w:val=""/>
-      <w:lvlJc w:val="left"/>
-    </w:lvl>
-    <w:lvl w:ilvl="6" w:tplc="CCC43922">
-      <w:numFmt w:val="decimal"/>
-      <w:lvlText w:val=""/>
-      <w:lvlJc w:val="left"/>
-    </w:lvl>
-    <w:lvl w:ilvl="7" w:tplc="1D12B54C">
-      <w:numFmt w:val="decimal"/>
-      <w:lvlText w:val=""/>
-      <w:lvlJc w:val="left"/>
-    </w:lvl>
-    <w:lvl w:ilvl="8" w:tplc="B504ED86">
+    <w:lvl w:ilvl="2" w:tplc="D8D60F36">
+      <w:numFmt w:val="decimal"/>
+      <w:lvlText w:val=""/>
+      <w:lvlJc w:val="left"/>
+    </w:lvl>
+    <w:lvl w:ilvl="3" w:tplc="F0AC84A6">
+      <w:numFmt w:val="decimal"/>
+      <w:lvlText w:val=""/>
+      <w:lvlJc w:val="left"/>
+    </w:lvl>
+    <w:lvl w:ilvl="4" w:tplc="5504E1B6">
+      <w:numFmt w:val="decimal"/>
+      <w:lvlText w:val=""/>
+      <w:lvlJc w:val="left"/>
+    </w:lvl>
+    <w:lvl w:ilvl="5" w:tplc="993E6B2C">
+      <w:numFmt w:val="decimal"/>
+      <w:lvlText w:val=""/>
+      <w:lvlJc w:val="left"/>
+    </w:lvl>
+    <w:lvl w:ilvl="6" w:tplc="0B7837AC">
+      <w:numFmt w:val="decimal"/>
+      <w:lvlText w:val=""/>
+      <w:lvlJc w:val="left"/>
+    </w:lvl>
+    <w:lvl w:ilvl="7" w:tplc="2432DEEE">
+      <w:numFmt w:val="decimal"/>
+      <w:lvlText w:val=""/>
+      <w:lvlJc w:val="left"/>
+    </w:lvl>
+    <w:lvl w:ilvl="8" w:tplc="E9E20728">
       <w:numFmt w:val="decimal"/>
       <w:lvlText w:val=""/>
       <w:lvlJc w:val="left"/>
     </w:lvl>
   </w:abstractNum>
   <w:abstractNum w:abstractNumId="2" w15:restartNumberingAfterBreak="0">
-    <w:nsid w:val="0E562DEA"/>
+    <w:nsid w:val="20883867"/>
     <w:multiLevelType w:val="hybridMultilevel"/>
-    <w:tmpl w:val="58C26074"/>
-    <w:lvl w:ilvl="0" w:tplc="A0AA0AC0">
+    <w:tmpl w:val="FDC88FB4"/>
+    <w:lvl w:ilvl="0" w:tplc="7E5E65E2">
       <w:start w:val="1"/>
       <w:numFmt w:val="decimal"/>
       <w:lvlText w:val="%1."/>
@@ -4610,7 +4610,7 @@
         <w:ind w:left="360" w:hanging="300"/>
       </w:pPr>
     </w:lvl>
-    <w:lvl w:ilvl="1" w:tplc="B02066A4" w:tentative="1">
+    <w:lvl w:ilvl="1" w:tplc="2722A030" w:tentative="1">
       <w:start w:val="1"/>
       <w:numFmt w:val="lowerLetter"/>
       <w:lvlText w:val="%2."/>
@@ -4619,47 +4619,47 @@
         <w:ind w:left="720" w:hanging="300"/>
       </w:pPr>
     </w:lvl>
-    <w:lvl w:ilvl="2" w:tplc="1B2CAC66">
-      <w:numFmt w:val="decimal"/>
-      <w:lvlText w:val=""/>
-      <w:lvlJc w:val="left"/>
-    </w:lvl>
-    <w:lvl w:ilvl="3" w:tplc="52FAC858">
-      <w:numFmt w:val="decimal"/>
-      <w:lvlText w:val=""/>
-      <w:lvlJc w:val="left"/>
-    </w:lvl>
-    <w:lvl w:ilvl="4" w:tplc="7700C1F8">
-      <w:numFmt w:val="decimal"/>
-      <w:lvlText w:val=""/>
-      <w:lvlJc w:val="left"/>
-    </w:lvl>
-    <w:lvl w:ilvl="5" w:tplc="D94A9FB0">
-      <w:numFmt w:val="decimal"/>
-      <w:lvlText w:val=""/>
-      <w:lvlJc w:val="left"/>
-    </w:lvl>
-    <w:lvl w:ilvl="6" w:tplc="92C039AC">
-      <w:numFmt w:val="decimal"/>
-      <w:lvlText w:val=""/>
-      <w:lvlJc w:val="left"/>
-    </w:lvl>
-    <w:lvl w:ilvl="7" w:tplc="FFCE2746">
-      <w:numFmt w:val="decimal"/>
-      <w:lvlText w:val=""/>
-      <w:lvlJc w:val="left"/>
-    </w:lvl>
-    <w:lvl w:ilvl="8" w:tplc="13B66D5E">
+    <w:lvl w:ilvl="2" w:tplc="F22E6CB0">
+      <w:numFmt w:val="decimal"/>
+      <w:lvlText w:val=""/>
+      <w:lvlJc w:val="left"/>
+    </w:lvl>
+    <w:lvl w:ilvl="3" w:tplc="2D547A0A">
+      <w:numFmt w:val="decimal"/>
+      <w:lvlText w:val=""/>
+      <w:lvlJc w:val="left"/>
+    </w:lvl>
+    <w:lvl w:ilvl="4" w:tplc="5142D224">
+      <w:numFmt w:val="decimal"/>
+      <w:lvlText w:val=""/>
+      <w:lvlJc w:val="left"/>
+    </w:lvl>
+    <w:lvl w:ilvl="5" w:tplc="25080ED2">
+      <w:numFmt w:val="decimal"/>
+      <w:lvlText w:val=""/>
+      <w:lvlJc w:val="left"/>
+    </w:lvl>
+    <w:lvl w:ilvl="6" w:tplc="06C077D8">
+      <w:numFmt w:val="decimal"/>
+      <w:lvlText w:val=""/>
+      <w:lvlJc w:val="left"/>
+    </w:lvl>
+    <w:lvl w:ilvl="7" w:tplc="1C9AA76E">
+      <w:numFmt w:val="decimal"/>
+      <w:lvlText w:val=""/>
+      <w:lvlJc w:val="left"/>
+    </w:lvl>
+    <w:lvl w:ilvl="8" w:tplc="91D8B740">
       <w:numFmt w:val="decimal"/>
       <w:lvlText w:val=""/>
       <w:lvlJc w:val="left"/>
     </w:lvl>
   </w:abstractNum>
   <w:abstractNum w:abstractNumId="3" w15:restartNumberingAfterBreak="0">
-    <w:nsid w:val="11E067FD"/>
+    <w:nsid w:val="28CE2167"/>
     <w:multiLevelType w:val="hybridMultilevel"/>
-    <w:tmpl w:val="24564560"/>
-    <w:lvl w:ilvl="0" w:tplc="EF7E5550" w:tentative="1">
+    <w:tmpl w:val="6E8EADBA"/>
+    <w:lvl w:ilvl="0" w:tplc="6974FB1C" w:tentative="1">
       <w:start w:val="1"/>
       <w:numFmt w:val="bullet"/>
       <w:lvlText w:val="●"/>
@@ -4668,7 +4668,7 @@
         <w:ind w:left="720" w:hanging="360"/>
       </w:pPr>
     </w:lvl>
-    <w:lvl w:ilvl="1" w:tplc="35B27BE0" w:tentative="1">
+    <w:lvl w:ilvl="1" w:tplc="2F100864" w:tentative="1">
       <w:start w:val="1"/>
       <w:numFmt w:val="bullet"/>
       <w:lvlText w:val="○"/>
@@ -4677,7 +4677,7 @@
         <w:ind w:left="1440" w:hanging="360"/>
       </w:pPr>
     </w:lvl>
-    <w:lvl w:ilvl="2" w:tplc="E28CD3A0" w:tentative="1">
+    <w:lvl w:ilvl="2" w:tplc="3FD07A2C" w:tentative="1">
       <w:start w:val="1"/>
       <w:numFmt w:val="bullet"/>
       <w:lvlText w:val="■"/>
@@ -4686,7 +4686,7 @@
         <w:ind w:left="2160" w:hanging="360"/>
       </w:pPr>
     </w:lvl>
-    <w:lvl w:ilvl="3" w:tplc="3E6E649C" w:tentative="1">
+    <w:lvl w:ilvl="3" w:tplc="64DCDFE6" w:tentative="1">
       <w:start w:val="1"/>
       <w:numFmt w:val="bullet"/>
       <w:lvlText w:val="●"/>
@@ -4695,7 +4695,7 @@
         <w:ind w:left="2880" w:hanging="360"/>
       </w:pPr>
     </w:lvl>
-    <w:lvl w:ilvl="4" w:tplc="47CCBB18" w:tentative="1">
+    <w:lvl w:ilvl="4" w:tplc="3240151A" w:tentative="1">
       <w:start w:val="1"/>
       <w:numFmt w:val="bullet"/>
       <w:lvlText w:val="○"/>
@@ -4704,7 +4704,7 @@
         <w:ind w:left="3600" w:hanging="360"/>
       </w:pPr>
     </w:lvl>
-    <w:lvl w:ilvl="5" w:tplc="0D8E827C" w:tentative="1">
+    <w:lvl w:ilvl="5" w:tplc="09E60856" w:tentative="1">
       <w:start w:val="1"/>
       <w:numFmt w:val="bullet"/>
       <w:lvlText w:val="■"/>
@@ -4713,7 +4713,7 @@
         <w:ind w:left="4320" w:hanging="360"/>
       </w:pPr>
     </w:lvl>
-    <w:lvl w:ilvl="6" w:tplc="4A28430A" w:tentative="1">
+    <w:lvl w:ilvl="6" w:tplc="34C83E62" w:tentative="1">
       <w:start w:val="1"/>
       <w:numFmt w:val="bullet"/>
       <w:lvlText w:val="●"/>
@@ -4722,7 +4722,7 @@
         <w:ind w:left="5040" w:hanging="360"/>
       </w:pPr>
     </w:lvl>
-    <w:lvl w:ilvl="7" w:tplc="64BE4C0E" w:tentative="1">
+    <w:lvl w:ilvl="7" w:tplc="BC801734" w:tentative="1">
       <w:start w:val="1"/>
       <w:numFmt w:val="bullet"/>
       <w:lvlText w:val="●"/>
@@ -4731,7 +4731,7 @@
         <w:ind w:left="5760" w:hanging="360"/>
       </w:pPr>
     </w:lvl>
-    <w:lvl w:ilvl="8" w:tplc="1BE6C782" w:tentative="1">
+    <w:lvl w:ilvl="8" w:tplc="6A4685B4" w:tentative="1">
       <w:start w:val="1"/>
       <w:numFmt w:val="bullet"/>
       <w:lvlText w:val="●"/>
@@ -4742,10 +4742,10 @@
     </w:lvl>
   </w:abstractNum>
   <w:abstractNum w:abstractNumId="4" w15:restartNumberingAfterBreak="0">
-    <w:nsid w:val="296B28A5"/>
+    <w:nsid w:val="30D64798"/>
     <w:multiLevelType w:val="hybridMultilevel"/>
-    <w:tmpl w:val="1C426A12"/>
-    <w:lvl w:ilvl="0" w:tplc="919EC63E">
+    <w:tmpl w:val="BB286D2E"/>
+    <w:lvl w:ilvl="0" w:tplc="D646D69C">
       <w:start w:val="1"/>
       <w:numFmt w:val="decimal"/>
       <w:lvlText w:val="%1."/>
@@ -4754,7 +4754,7 @@
         <w:ind w:left="360" w:hanging="300"/>
       </w:pPr>
     </w:lvl>
-    <w:lvl w:ilvl="1" w:tplc="C7DCBAE4" w:tentative="1">
+    <w:lvl w:ilvl="1" w:tplc="CF687F88" w:tentative="1">
       <w:start w:val="1"/>
       <w:numFmt w:val="lowerLetter"/>
       <w:lvlText w:val="%2."/>
@@ -4763,48 +4763,106 @@
         <w:ind w:left="720" w:hanging="300"/>
       </w:pPr>
     </w:lvl>
-    <w:lvl w:ilvl="2" w:tplc="57A0F9B8">
-      <w:numFmt w:val="decimal"/>
-      <w:lvlText w:val=""/>
-      <w:lvlJc w:val="left"/>
-    </w:lvl>
-    <w:lvl w:ilvl="3" w:tplc="AE32624A">
-      <w:numFmt w:val="decimal"/>
-      <w:lvlText w:val=""/>
-      <w:lvlJc w:val="left"/>
-    </w:lvl>
-    <w:lvl w:ilvl="4" w:tplc="2550B6EE">
-      <w:numFmt w:val="decimal"/>
-      <w:lvlText w:val=""/>
-      <w:lvlJc w:val="left"/>
-    </w:lvl>
-    <w:lvl w:ilvl="5" w:tplc="6436DA22">
-      <w:numFmt w:val="decimal"/>
-      <w:lvlText w:val=""/>
-      <w:lvlJc w:val="left"/>
-    </w:lvl>
-    <w:lvl w:ilvl="6" w:tplc="E3B2A408">
-      <w:numFmt w:val="decimal"/>
-      <w:lvlText w:val=""/>
-      <w:lvlJc w:val="left"/>
-    </w:lvl>
-    <w:lvl w:ilvl="7" w:tplc="5CD8321C">
-      <w:numFmt w:val="decimal"/>
-      <w:lvlText w:val=""/>
-      <w:lvlJc w:val="left"/>
-    </w:lvl>
-    <w:lvl w:ilvl="8" w:tplc="C908DEC0">
+    <w:lvl w:ilvl="2" w:tplc="08CE2DC6">
+      <w:numFmt w:val="decimal"/>
+      <w:lvlText w:val=""/>
+      <w:lvlJc w:val="left"/>
+    </w:lvl>
+    <w:lvl w:ilvl="3" w:tplc="84FE9A70">
+      <w:numFmt w:val="decimal"/>
+      <w:lvlText w:val=""/>
+      <w:lvlJc w:val="left"/>
+    </w:lvl>
+    <w:lvl w:ilvl="4" w:tplc="69EE693C">
+      <w:numFmt w:val="decimal"/>
+      <w:lvlText w:val=""/>
+      <w:lvlJc w:val="left"/>
+    </w:lvl>
+    <w:lvl w:ilvl="5" w:tplc="A2B8D8F2">
+      <w:numFmt w:val="decimal"/>
+      <w:lvlText w:val=""/>
+      <w:lvlJc w:val="left"/>
+    </w:lvl>
+    <w:lvl w:ilvl="6" w:tplc="45E49056">
+      <w:numFmt w:val="decimal"/>
+      <w:lvlText w:val=""/>
+      <w:lvlJc w:val="left"/>
+    </w:lvl>
+    <w:lvl w:ilvl="7" w:tplc="B7720284">
+      <w:numFmt w:val="decimal"/>
+      <w:lvlText w:val=""/>
+      <w:lvlJc w:val="left"/>
+    </w:lvl>
+    <w:lvl w:ilvl="8" w:tplc="E7122CB8">
       <w:numFmt w:val="decimal"/>
       <w:lvlText w:val=""/>
       <w:lvlJc w:val="left"/>
     </w:lvl>
   </w:abstractNum>
   <w:abstractNum w:abstractNumId="5" w15:restartNumberingAfterBreak="0">
-    <w:nsid w:val="2C730414"/>
+    <w:nsid w:val="34FD1AAD"/>
     <w:multiLevelType w:val="hybridMultilevel"/>
-    <w:tmpl w:val="3CDE5CE6"/>
-    <w:lvl w:ilvl="0" w:tplc="68E47FE6">
+    <w:tmpl w:val="1D12938A"/>
+    <w:lvl w:ilvl="0" w:tplc="C186BCCA" w:tentative="1">
       <w:start w:val="1"/>
+      <w:numFmt w:val="bullet"/>
+      <w:lvlText w:val="•"/>
+      <w:lvlJc w:val="left"/>
+      <w:pPr>
+        <w:ind w:left="360" w:hanging="260"/>
+      </w:pPr>
+    </w:lvl>
+    <w:lvl w:ilvl="1" w:tplc="29B6A248" w:tentative="1">
+      <w:start w:val="1"/>
+      <w:numFmt w:val="bullet"/>
+      <w:lvlText w:val="–"/>
+      <w:lvlJc w:val="left"/>
+      <w:pPr>
+        <w:ind w:left="720" w:hanging="260"/>
+      </w:pPr>
+    </w:lvl>
+    <w:lvl w:ilvl="2" w:tplc="1A5231C6">
+      <w:numFmt w:val="decimal"/>
+      <w:lvlText w:val=""/>
+      <w:lvlJc w:val="left"/>
+    </w:lvl>
+    <w:lvl w:ilvl="3" w:tplc="CCE27B32">
+      <w:numFmt w:val="decimal"/>
+      <w:lvlText w:val=""/>
+      <w:lvlJc w:val="left"/>
+    </w:lvl>
+    <w:lvl w:ilvl="4" w:tplc="B1B8774A">
+      <w:numFmt w:val="decimal"/>
+      <w:lvlText w:val=""/>
+      <w:lvlJc w:val="left"/>
+    </w:lvl>
+    <w:lvl w:ilvl="5" w:tplc="C96CC964">
+      <w:numFmt w:val="decimal"/>
+      <w:lvlText w:val=""/>
+      <w:lvlJc w:val="left"/>
+    </w:lvl>
+    <w:lvl w:ilvl="6" w:tplc="90A0DA14">
+      <w:numFmt w:val="decimal"/>
+      <w:lvlText w:val=""/>
+      <w:lvlJc w:val="left"/>
+    </w:lvl>
+    <w:lvl w:ilvl="7" w:tplc="C9682FA4">
+      <w:numFmt w:val="decimal"/>
+      <w:lvlText w:val=""/>
+      <w:lvlJc w:val="left"/>
+    </w:lvl>
+    <w:lvl w:ilvl="8" w:tplc="306ADF72">
+      <w:numFmt w:val="decimal"/>
+      <w:lvlText w:val=""/>
+      <w:lvlJc w:val="left"/>
+    </w:lvl>
+  </w:abstractNum>
+  <w:abstractNum w:abstractNumId="6" w15:restartNumberingAfterBreak="0">
+    <w:nsid w:val="3A3D7ABA"/>
+    <w:multiLevelType w:val="hybridMultilevel"/>
+    <w:tmpl w:val="F2E84B60"/>
+    <w:lvl w:ilvl="0" w:tplc="15328A2C">
+      <w:start w:val="1"/>
       <w:numFmt w:val="decimal"/>
       <w:lvlText w:val="%1."/>
       <w:lvlJc w:val="left"/>
@@ -4812,7 +4870,7 @@
         <w:ind w:left="360" w:hanging="300"/>
       </w:pPr>
     </w:lvl>
-    <w:lvl w:ilvl="1" w:tplc="0930EAC4" w:tentative="1">
+    <w:lvl w:ilvl="1" w:tplc="51C669E2" w:tentative="1">
       <w:start w:val="1"/>
       <w:numFmt w:val="lowerLetter"/>
       <w:lvlText w:val="%2."/>
@@ -4821,47 +4879,47 @@
         <w:ind w:left="720" w:hanging="300"/>
       </w:pPr>
     </w:lvl>
-    <w:lvl w:ilvl="2" w:tplc="204ED17A">
-      <w:numFmt w:val="decimal"/>
-      <w:lvlText w:val=""/>
-      <w:lvlJc w:val="left"/>
-    </w:lvl>
-    <w:lvl w:ilvl="3" w:tplc="DE38A7A6">
-      <w:numFmt w:val="decimal"/>
-      <w:lvlText w:val=""/>
-      <w:lvlJc w:val="left"/>
-    </w:lvl>
-    <w:lvl w:ilvl="4" w:tplc="3F4CAD44">
-      <w:numFmt w:val="decimal"/>
-      <w:lvlText w:val=""/>
-      <w:lvlJc w:val="left"/>
-    </w:lvl>
-    <w:lvl w:ilvl="5" w:tplc="B92A122E">
-      <w:numFmt w:val="decimal"/>
-      <w:lvlText w:val=""/>
-      <w:lvlJc w:val="left"/>
-    </w:lvl>
-    <w:lvl w:ilvl="6" w:tplc="C642709A">
-      <w:numFmt w:val="decimal"/>
-      <w:lvlText w:val=""/>
-      <w:lvlJc w:val="left"/>
-    </w:lvl>
-    <w:lvl w:ilvl="7" w:tplc="225ECBCC">
-      <w:numFmt w:val="decimal"/>
-      <w:lvlText w:val=""/>
-      <w:lvlJc w:val="left"/>
-    </w:lvl>
-    <w:lvl w:ilvl="8" w:tplc="CCBCF490">
+    <w:lvl w:ilvl="2" w:tplc="6C162572">
+      <w:numFmt w:val="decimal"/>
+      <w:lvlText w:val=""/>
+      <w:lvlJc w:val="left"/>
+    </w:lvl>
+    <w:lvl w:ilvl="3" w:tplc="133C355E">
+      <w:numFmt w:val="decimal"/>
+      <w:lvlText w:val=""/>
+      <w:lvlJc w:val="left"/>
+    </w:lvl>
+    <w:lvl w:ilvl="4" w:tplc="B142A10C">
+      <w:numFmt w:val="decimal"/>
+      <w:lvlText w:val=""/>
+      <w:lvlJc w:val="left"/>
+    </w:lvl>
+    <w:lvl w:ilvl="5" w:tplc="C80E67EC">
+      <w:numFmt w:val="decimal"/>
+      <w:lvlText w:val=""/>
+      <w:lvlJc w:val="left"/>
+    </w:lvl>
+    <w:lvl w:ilvl="6" w:tplc="2F0AF23C">
+      <w:numFmt w:val="decimal"/>
+      <w:lvlText w:val=""/>
+      <w:lvlJc w:val="left"/>
+    </w:lvl>
+    <w:lvl w:ilvl="7" w:tplc="93E42F38">
+      <w:numFmt w:val="decimal"/>
+      <w:lvlText w:val=""/>
+      <w:lvlJc w:val="left"/>
+    </w:lvl>
+    <w:lvl w:ilvl="8" w:tplc="DA1C1E88">
       <w:numFmt w:val="decimal"/>
       <w:lvlText w:val=""/>
       <w:lvlJc w:val="left"/>
     </w:lvl>
   </w:abstractNum>
-  <w:abstractNum w:abstractNumId="6" w15:restartNumberingAfterBreak="0">
-    <w:nsid w:val="2D636468"/>
+  <w:abstractNum w:abstractNumId="7" w15:restartNumberingAfterBreak="0">
+    <w:nsid w:val="5B6B5F82"/>
     <w:multiLevelType w:val="hybridMultilevel"/>
-    <w:tmpl w:val="9138B9AC"/>
-    <w:lvl w:ilvl="0" w:tplc="B1F6CF80">
+    <w:tmpl w:val="B1245204"/>
+    <w:lvl w:ilvl="0" w:tplc="F410AACA">
       <w:start w:val="1"/>
       <w:numFmt w:val="decimal"/>
       <w:lvlText w:val="%1."/>
@@ -4870,7 +4928,7 @@
         <w:ind w:left="360" w:hanging="300"/>
       </w:pPr>
     </w:lvl>
-    <w:lvl w:ilvl="1" w:tplc="18E087DC" w:tentative="1">
+    <w:lvl w:ilvl="1" w:tplc="B49C4318" w:tentative="1">
       <w:start w:val="1"/>
       <w:numFmt w:val="lowerLetter"/>
       <w:lvlText w:val="%2."/>
@@ -4879,47 +4937,47 @@
         <w:ind w:left="720" w:hanging="300"/>
       </w:pPr>
     </w:lvl>
-    <w:lvl w:ilvl="2" w:tplc="9946B81E">
-      <w:numFmt w:val="decimal"/>
-      <w:lvlText w:val=""/>
-      <w:lvlJc w:val="left"/>
-    </w:lvl>
-    <w:lvl w:ilvl="3" w:tplc="FD682396">
-      <w:numFmt w:val="decimal"/>
-      <w:lvlText w:val=""/>
-      <w:lvlJc w:val="left"/>
-    </w:lvl>
-    <w:lvl w:ilvl="4" w:tplc="AADC4FA2">
-      <w:numFmt w:val="decimal"/>
-      <w:lvlText w:val=""/>
-      <w:lvlJc w:val="left"/>
-    </w:lvl>
-    <w:lvl w:ilvl="5" w:tplc="613C8F78">
-      <w:numFmt w:val="decimal"/>
-      <w:lvlText w:val=""/>
-      <w:lvlJc w:val="left"/>
-    </w:lvl>
-    <w:lvl w:ilvl="6" w:tplc="78D2A840">
-      <w:numFmt w:val="decimal"/>
-      <w:lvlText w:val=""/>
-      <w:lvlJc w:val="left"/>
-    </w:lvl>
-    <w:lvl w:ilvl="7" w:tplc="404867C4">
-      <w:numFmt w:val="decimal"/>
-      <w:lvlText w:val=""/>
-      <w:lvlJc w:val="left"/>
-    </w:lvl>
-    <w:lvl w:ilvl="8" w:tplc="6234E21E">
+    <w:lvl w:ilvl="2" w:tplc="4CE66236">
+      <w:numFmt w:val="decimal"/>
+      <w:lvlText w:val=""/>
+      <w:lvlJc w:val="left"/>
+    </w:lvl>
+    <w:lvl w:ilvl="3" w:tplc="2B5E4472">
+      <w:numFmt w:val="decimal"/>
+      <w:lvlText w:val=""/>
+      <w:lvlJc w:val="left"/>
+    </w:lvl>
+    <w:lvl w:ilvl="4" w:tplc="5C905968">
+      <w:numFmt w:val="decimal"/>
+      <w:lvlText w:val=""/>
+      <w:lvlJc w:val="left"/>
+    </w:lvl>
+    <w:lvl w:ilvl="5" w:tplc="6B68D740">
+      <w:numFmt w:val="decimal"/>
+      <w:lvlText w:val=""/>
+      <w:lvlJc w:val="left"/>
+    </w:lvl>
+    <w:lvl w:ilvl="6" w:tplc="29364DAC">
+      <w:numFmt w:val="decimal"/>
+      <w:lvlText w:val=""/>
+      <w:lvlJc w:val="left"/>
+    </w:lvl>
+    <w:lvl w:ilvl="7" w:tplc="45A66AC2">
+      <w:numFmt w:val="decimal"/>
+      <w:lvlText w:val=""/>
+      <w:lvlJc w:val="left"/>
+    </w:lvl>
+    <w:lvl w:ilvl="8" w:tplc="EED63044">
       <w:numFmt w:val="decimal"/>
       <w:lvlText w:val=""/>
       <w:lvlJc w:val="left"/>
     </w:lvl>
   </w:abstractNum>
-  <w:abstractNum w:abstractNumId="7" w15:restartNumberingAfterBreak="0">
-    <w:nsid w:val="60D34288"/>
+  <w:abstractNum w:abstractNumId="8" w15:restartNumberingAfterBreak="0">
+    <w:nsid w:val="77676CAB"/>
     <w:multiLevelType w:val="hybridMultilevel"/>
-    <w:tmpl w:val="33326F56"/>
-    <w:lvl w:ilvl="0" w:tplc="A6D83234">
+    <w:tmpl w:val="409AC574"/>
+    <w:lvl w:ilvl="0" w:tplc="6478C3FE">
       <w:start w:val="1"/>
       <w:numFmt w:val="decimal"/>
       <w:lvlText w:val="%1."/>
@@ -4928,7 +4986,7 @@
         <w:ind w:left="360" w:hanging="300"/>
       </w:pPr>
     </w:lvl>
-    <w:lvl w:ilvl="1" w:tplc="6032C1F6" w:tentative="1">
+    <w:lvl w:ilvl="1" w:tplc="6F265C66" w:tentative="1">
       <w:start w:val="1"/>
       <w:numFmt w:val="lowerLetter"/>
       <w:lvlText w:val="%2."/>
@@ -4937,47 +4995,47 @@
         <w:ind w:left="720" w:hanging="300"/>
       </w:pPr>
     </w:lvl>
-    <w:lvl w:ilvl="2" w:tplc="9E4E8974">
-      <w:numFmt w:val="decimal"/>
-      <w:lvlText w:val=""/>
-      <w:lvlJc w:val="left"/>
-    </w:lvl>
-    <w:lvl w:ilvl="3" w:tplc="B1663B1A">
-      <w:numFmt w:val="decimal"/>
-      <w:lvlText w:val=""/>
-      <w:lvlJc w:val="left"/>
-    </w:lvl>
-    <w:lvl w:ilvl="4" w:tplc="DCAA07BA">
-      <w:numFmt w:val="decimal"/>
-      <w:lvlText w:val=""/>
-      <w:lvlJc w:val="left"/>
-    </w:lvl>
-    <w:lvl w:ilvl="5" w:tplc="BD669384">
-      <w:numFmt w:val="decimal"/>
-      <w:lvlText w:val=""/>
-      <w:lvlJc w:val="left"/>
-    </w:lvl>
-    <w:lvl w:ilvl="6" w:tplc="D548A15C">
-      <w:numFmt w:val="decimal"/>
-      <w:lvlText w:val=""/>
-      <w:lvlJc w:val="left"/>
-    </w:lvl>
-    <w:lvl w:ilvl="7" w:tplc="B5E83A60">
-      <w:numFmt w:val="decimal"/>
-      <w:lvlText w:val=""/>
-      <w:lvlJc w:val="left"/>
-    </w:lvl>
-    <w:lvl w:ilvl="8" w:tplc="D6BC8F9A">
+    <w:lvl w:ilvl="2" w:tplc="4A6444A6">
+      <w:numFmt w:val="decimal"/>
+      <w:lvlText w:val=""/>
+      <w:lvlJc w:val="left"/>
+    </w:lvl>
+    <w:lvl w:ilvl="3" w:tplc="057E1DDA">
+      <w:numFmt w:val="decimal"/>
+      <w:lvlText w:val=""/>
+      <w:lvlJc w:val="left"/>
+    </w:lvl>
+    <w:lvl w:ilvl="4" w:tplc="97D40540">
+      <w:numFmt w:val="decimal"/>
+      <w:lvlText w:val=""/>
+      <w:lvlJc w:val="left"/>
+    </w:lvl>
+    <w:lvl w:ilvl="5" w:tplc="AB24F546">
+      <w:numFmt w:val="decimal"/>
+      <w:lvlText w:val=""/>
+      <w:lvlJc w:val="left"/>
+    </w:lvl>
+    <w:lvl w:ilvl="6" w:tplc="1A80DEAC">
+      <w:numFmt w:val="decimal"/>
+      <w:lvlText w:val=""/>
+      <w:lvlJc w:val="left"/>
+    </w:lvl>
+    <w:lvl w:ilvl="7" w:tplc="1E82DA38">
+      <w:numFmt w:val="decimal"/>
+      <w:lvlText w:val=""/>
+      <w:lvlJc w:val="left"/>
+    </w:lvl>
+    <w:lvl w:ilvl="8" w:tplc="18DAB9AE">
       <w:numFmt w:val="decimal"/>
       <w:lvlText w:val=""/>
       <w:lvlJc w:val="left"/>
     </w:lvl>
   </w:abstractNum>
-  <w:abstractNum w:abstractNumId="8" w15:restartNumberingAfterBreak="0">
-    <w:nsid w:val="6D1500A4"/>
+  <w:abstractNum w:abstractNumId="9" w15:restartNumberingAfterBreak="0">
+    <w:nsid w:val="79AE4BEF"/>
     <w:multiLevelType w:val="hybridMultilevel"/>
-    <w:tmpl w:val="A1E086FC"/>
-    <w:lvl w:ilvl="0" w:tplc="DD549642">
+    <w:tmpl w:val="CE4486C4"/>
+    <w:lvl w:ilvl="0" w:tplc="7C7AD39C">
       <w:start w:val="1"/>
       <w:numFmt w:val="decimal"/>
       <w:lvlText w:val="%1."/>
@@ -4986,7 +5044,7 @@
         <w:ind w:left="360" w:hanging="300"/>
       </w:pPr>
     </w:lvl>
-    <w:lvl w:ilvl="1" w:tplc="E71A6DD8" w:tentative="1">
+    <w:lvl w:ilvl="1" w:tplc="817C0EFC" w:tentative="1">
       <w:start w:val="1"/>
       <w:numFmt w:val="lowerLetter"/>
       <w:lvlText w:val="%2."/>
@@ -4995,47 +5053,47 @@
         <w:ind w:left="720" w:hanging="300"/>
       </w:pPr>
     </w:lvl>
-    <w:lvl w:ilvl="2" w:tplc="81AE9848">
-      <w:numFmt w:val="decimal"/>
-      <w:lvlText w:val=""/>
-      <w:lvlJc w:val="left"/>
-    </w:lvl>
-    <w:lvl w:ilvl="3" w:tplc="83B4FDCC">
-      <w:numFmt w:val="decimal"/>
-      <w:lvlText w:val=""/>
-      <w:lvlJc w:val="left"/>
-    </w:lvl>
-    <w:lvl w:ilvl="4" w:tplc="0BE24352">
-      <w:numFmt w:val="decimal"/>
-      <w:lvlText w:val=""/>
-      <w:lvlJc w:val="left"/>
-    </w:lvl>
-    <w:lvl w:ilvl="5" w:tplc="2D821E36">
-      <w:numFmt w:val="decimal"/>
-      <w:lvlText w:val=""/>
-      <w:lvlJc w:val="left"/>
-    </w:lvl>
-    <w:lvl w:ilvl="6" w:tplc="67EC2786">
-      <w:numFmt w:val="decimal"/>
-      <w:lvlText w:val=""/>
-      <w:lvlJc w:val="left"/>
-    </w:lvl>
-    <w:lvl w:ilvl="7" w:tplc="C054FC04">
-      <w:numFmt w:val="decimal"/>
-      <w:lvlText w:val=""/>
-      <w:lvlJc w:val="left"/>
-    </w:lvl>
-    <w:lvl w:ilvl="8" w:tplc="E472AAD6">
+    <w:lvl w:ilvl="2" w:tplc="3D88E170">
+      <w:numFmt w:val="decimal"/>
+      <w:lvlText w:val=""/>
+      <w:lvlJc w:val="left"/>
+    </w:lvl>
+    <w:lvl w:ilvl="3" w:tplc="23783BF2">
+      <w:numFmt w:val="decimal"/>
+      <w:lvlText w:val=""/>
+      <w:lvlJc w:val="left"/>
+    </w:lvl>
+    <w:lvl w:ilvl="4" w:tplc="3A10010A">
+      <w:numFmt w:val="decimal"/>
+      <w:lvlText w:val=""/>
+      <w:lvlJc w:val="left"/>
+    </w:lvl>
+    <w:lvl w:ilvl="5" w:tplc="30D8323E">
+      <w:numFmt w:val="decimal"/>
+      <w:lvlText w:val=""/>
+      <w:lvlJc w:val="left"/>
+    </w:lvl>
+    <w:lvl w:ilvl="6" w:tplc="CF0482B4">
+      <w:numFmt w:val="decimal"/>
+      <w:lvlText w:val=""/>
+      <w:lvlJc w:val="left"/>
+    </w:lvl>
+    <w:lvl w:ilvl="7" w:tplc="B4C6A472">
+      <w:numFmt w:val="decimal"/>
+      <w:lvlText w:val=""/>
+      <w:lvlJc w:val="left"/>
+    </w:lvl>
+    <w:lvl w:ilvl="8" w:tplc="4CAE457E">
       <w:numFmt w:val="decimal"/>
       <w:lvlText w:val=""/>
       <w:lvlJc w:val="left"/>
     </w:lvl>
   </w:abstractNum>
-  <w:abstractNum w:abstractNumId="9" w15:restartNumberingAfterBreak="0">
-    <w:nsid w:val="719E7FD9"/>
+  <w:abstractNum w:abstractNumId="10" w15:restartNumberingAfterBreak="0">
+    <w:nsid w:val="7AB55741"/>
     <w:multiLevelType w:val="hybridMultilevel"/>
-    <w:tmpl w:val="FFB4658C"/>
-    <w:lvl w:ilvl="0" w:tplc="0608B510">
+    <w:tmpl w:val="557830AC"/>
+    <w:lvl w:ilvl="0" w:tplc="87EE5CFE">
       <w:start w:val="1"/>
       <w:numFmt w:val="decimal"/>
       <w:lvlText w:val="%1."/>
@@ -5044,7 +5102,7 @@
         <w:ind w:left="360" w:hanging="300"/>
       </w:pPr>
     </w:lvl>
-    <w:lvl w:ilvl="1" w:tplc="D13C7E46" w:tentative="1">
+    <w:lvl w:ilvl="1" w:tplc="18387690" w:tentative="1">
       <w:start w:val="1"/>
       <w:numFmt w:val="lowerLetter"/>
       <w:lvlText w:val="%2."/>
@@ -5053,156 +5111,98 @@
         <w:ind w:left="720" w:hanging="300"/>
       </w:pPr>
     </w:lvl>
-    <w:lvl w:ilvl="2" w:tplc="A07E8F5A">
-      <w:numFmt w:val="decimal"/>
-      <w:lvlText w:val=""/>
-      <w:lvlJc w:val="left"/>
-    </w:lvl>
-    <w:lvl w:ilvl="3" w:tplc="0442C904">
-      <w:numFmt w:val="decimal"/>
-      <w:lvlText w:val=""/>
-      <w:lvlJc w:val="left"/>
-    </w:lvl>
-    <w:lvl w:ilvl="4" w:tplc="2CFADFC6">
-      <w:numFmt w:val="decimal"/>
-      <w:lvlText w:val=""/>
-      <w:lvlJc w:val="left"/>
-    </w:lvl>
-    <w:lvl w:ilvl="5" w:tplc="47224504">
-      <w:numFmt w:val="decimal"/>
-      <w:lvlText w:val=""/>
-      <w:lvlJc w:val="left"/>
-    </w:lvl>
-    <w:lvl w:ilvl="6" w:tplc="1EB0CDC0">
-      <w:numFmt w:val="decimal"/>
-      <w:lvlText w:val=""/>
-      <w:lvlJc w:val="left"/>
-    </w:lvl>
-    <w:lvl w:ilvl="7" w:tplc="EC702CEA">
-      <w:numFmt w:val="decimal"/>
-      <w:lvlText w:val=""/>
-      <w:lvlJc w:val="left"/>
-    </w:lvl>
-    <w:lvl w:ilvl="8" w:tplc="71ECD81A">
+    <w:lvl w:ilvl="2" w:tplc="E00E325A">
+      <w:numFmt w:val="decimal"/>
+      <w:lvlText w:val=""/>
+      <w:lvlJc w:val="left"/>
+    </w:lvl>
+    <w:lvl w:ilvl="3" w:tplc="1FD0DDCE">
+      <w:numFmt w:val="decimal"/>
+      <w:lvlText w:val=""/>
+      <w:lvlJc w:val="left"/>
+    </w:lvl>
+    <w:lvl w:ilvl="4" w:tplc="BD064552">
+      <w:numFmt w:val="decimal"/>
+      <w:lvlText w:val=""/>
+      <w:lvlJc w:val="left"/>
+    </w:lvl>
+    <w:lvl w:ilvl="5" w:tplc="D5746B06">
+      <w:numFmt w:val="decimal"/>
+      <w:lvlText w:val=""/>
+      <w:lvlJc w:val="left"/>
+    </w:lvl>
+    <w:lvl w:ilvl="6" w:tplc="4F282752">
+      <w:numFmt w:val="decimal"/>
+      <w:lvlText w:val=""/>
+      <w:lvlJc w:val="left"/>
+    </w:lvl>
+    <w:lvl w:ilvl="7" w:tplc="F9168068">
+      <w:numFmt w:val="decimal"/>
+      <w:lvlText w:val=""/>
+      <w:lvlJc w:val="left"/>
+    </w:lvl>
+    <w:lvl w:ilvl="8" w:tplc="91D4F0AE">
       <w:numFmt w:val="decimal"/>
       <w:lvlText w:val=""/>
       <w:lvlJc w:val="left"/>
     </w:lvl>
   </w:abstractNum>
-  <w:abstractNum w:abstractNumId="10" w15:restartNumberingAfterBreak="0">
-    <w:nsid w:val="78F94D2B"/>
-    <w:multiLevelType w:val="hybridMultilevel"/>
-    <w:tmpl w:val="598E0362"/>
-    <w:lvl w:ilvl="0" w:tplc="2910D626" w:tentative="1">
-      <w:start w:val="1"/>
-      <w:numFmt w:val="bullet"/>
-      <w:lvlText w:val="•"/>
-      <w:lvlJc w:val="left"/>
-      <w:pPr>
-        <w:ind w:left="360" w:hanging="260"/>
-      </w:pPr>
-    </w:lvl>
-    <w:lvl w:ilvl="1" w:tplc="05584FC4" w:tentative="1">
-      <w:start w:val="1"/>
-      <w:numFmt w:val="bullet"/>
-      <w:lvlText w:val="–"/>
-      <w:lvlJc w:val="left"/>
-      <w:pPr>
-        <w:ind w:left="720" w:hanging="260"/>
-      </w:pPr>
-    </w:lvl>
-    <w:lvl w:ilvl="2" w:tplc="68D65D50">
-      <w:numFmt w:val="decimal"/>
-      <w:lvlText w:val=""/>
-      <w:lvlJc w:val="left"/>
-    </w:lvl>
-    <w:lvl w:ilvl="3" w:tplc="25A0F480">
-      <w:numFmt w:val="decimal"/>
-      <w:lvlText w:val=""/>
-      <w:lvlJc w:val="left"/>
-    </w:lvl>
-    <w:lvl w:ilvl="4" w:tplc="72A6CAAC">
-      <w:numFmt w:val="decimal"/>
-      <w:lvlText w:val=""/>
-      <w:lvlJc w:val="left"/>
-    </w:lvl>
-    <w:lvl w:ilvl="5" w:tplc="D41CD840">
-      <w:numFmt w:val="decimal"/>
-      <w:lvlText w:val=""/>
-      <w:lvlJc w:val="left"/>
-    </w:lvl>
-    <w:lvl w:ilvl="6" w:tplc="B19E65E6">
-      <w:numFmt w:val="decimal"/>
-      <w:lvlText w:val=""/>
-      <w:lvlJc w:val="left"/>
-    </w:lvl>
-    <w:lvl w:ilvl="7" w:tplc="93E6738E">
-      <w:numFmt w:val="decimal"/>
-      <w:lvlText w:val=""/>
-      <w:lvlJc w:val="left"/>
-    </w:lvl>
-    <w:lvl w:ilvl="8" w:tplc="B388FAE2">
-      <w:numFmt w:val="decimal"/>
-      <w:lvlText w:val=""/>
-      <w:lvlJc w:val="left"/>
-    </w:lvl>
-  </w:abstractNum>
-  <w:num w:numId="1" w16cid:durableId="602567710">
+  <w:num w:numId="1" w16cid:durableId="1363289402">
     <w:abstractNumId w:val="3"/>
     <w:lvlOverride w:ilvl="0">
       <w:startOverride w:val="1"/>
     </w:lvlOverride>
   </w:num>
-  <w:num w:numId="2" w16cid:durableId="300118625">
-    <w:abstractNumId w:val="5"/>
+  <w:num w:numId="2" w16cid:durableId="595869932">
+    <w:abstractNumId w:val="4"/>
     <w:lvlOverride w:ilvl="0">
       <w:startOverride w:val="1"/>
     </w:lvlOverride>
   </w:num>
-  <w:num w:numId="3" w16cid:durableId="1304433974">
-    <w:abstractNumId w:val="7"/>
+  <w:num w:numId="3" w16cid:durableId="852573110">
+    <w:abstractNumId w:val="6"/>
     <w:lvlOverride w:ilvl="0">
       <w:startOverride w:val="1"/>
     </w:lvlOverride>
   </w:num>
-  <w:num w:numId="4" w16cid:durableId="629818777">
+  <w:num w:numId="4" w16cid:durableId="1608349250">
+    <w:abstractNumId w:val="9"/>
+    <w:lvlOverride w:ilvl="0">
+      <w:startOverride w:val="1"/>
+    </w:lvlOverride>
+  </w:num>
+  <w:num w:numId="5" w16cid:durableId="1725904385">
+    <w:abstractNumId w:val="2"/>
+    <w:lvlOverride w:ilvl="0">
+      <w:startOverride w:val="1"/>
+    </w:lvlOverride>
+  </w:num>
+  <w:num w:numId="6" w16cid:durableId="167529517">
     <w:abstractNumId w:val="8"/>
     <w:lvlOverride w:ilvl="0">
       <w:startOverride w:val="1"/>
     </w:lvlOverride>
   </w:num>
-  <w:num w:numId="5" w16cid:durableId="241109927">
-    <w:abstractNumId w:val="4"/>
-    <w:lvlOverride w:ilvl="0">
-      <w:startOverride w:val="1"/>
-    </w:lvlOverride>
-  </w:num>
-  <w:num w:numId="6" w16cid:durableId="1446072463">
-    <w:abstractNumId w:val="6"/>
-    <w:lvlOverride w:ilvl="0">
-      <w:startOverride w:val="1"/>
-    </w:lvlOverride>
-  </w:num>
-  <w:num w:numId="7" w16cid:durableId="781923707">
-    <w:abstractNumId w:val="9"/>
-    <w:lvlOverride w:ilvl="0">
-      <w:startOverride w:val="1"/>
-    </w:lvlOverride>
-  </w:num>
-  <w:num w:numId="8" w16cid:durableId="6375948">
-    <w:abstractNumId w:val="2"/>
-    <w:lvlOverride w:ilvl="0">
-      <w:startOverride w:val="1"/>
-    </w:lvlOverride>
-  </w:num>
-  <w:num w:numId="9" w16cid:durableId="203519476">
+  <w:num w:numId="7" w16cid:durableId="1689066721">
     <w:abstractNumId w:val="0"/>
     <w:lvlOverride w:ilvl="0">
       <w:startOverride w:val="1"/>
     </w:lvlOverride>
   </w:num>
-  <w:num w:numId="10" w16cid:durableId="961616230">
+  <w:num w:numId="8" w16cid:durableId="1610434303">
+    <w:abstractNumId w:val="10"/>
+    <w:lvlOverride w:ilvl="0">
+      <w:startOverride w:val="1"/>
+    </w:lvlOverride>
+  </w:num>
+  <w:num w:numId="9" w16cid:durableId="2065248961">
     <w:abstractNumId w:val="1"/>
+    <w:lvlOverride w:ilvl="0">
+      <w:startOverride w:val="1"/>
+    </w:lvlOverride>
+  </w:num>
+  <w:num w:numId="10" w16cid:durableId="2027439271">
+    <w:abstractNumId w:val="7"/>
     <w:lvlOverride w:ilvl="0">
       <w:startOverride w:val="1"/>
     </w:lvlOverride>
@@ -5883,7 +5883,7 @@
     <w:autoRedefine/>
     <w:uiPriority w:val="39"/>
     <w:unhideWhenUsed/>
-    <w:rsid w:val="002E376F"/>
+    <w:rsid w:val="0012724D"/>
     <w:pPr>
       <w:spacing w:after="100"/>
     </w:pPr>

--- a/discoverer-neo/docs/user-guide/manual/Discoverer-Neo-MANAGER-Guide-Quick-en.docx
+++ b/discoverer-neo/docs/user-guide/manual/Discoverer-Neo-MANAGER-Guide-Quick-en.docx
@@ -54,7 +54,7 @@
           <w:sz w:val="22"/>
           <w:szCs w:val="22"/>
         </w:rPr>
-        <w:t>Version 2.0.1</w:t>
+        <w:t>Version 2.1.0</w:t>
       </w:r>
     </w:p>
     <w:p>
@@ -74,7 +74,7 @@
     <w:sdt>
       <w:sdtPr>
         <w:alias w:val="Contents"/>
-        <w:id w:val="-2138868460"/>
+        <w:id w:val="1303739233"/>
       </w:sdtPr>
       <w:sdtEndPr/>
       <w:sdtContent>
@@ -102,7 +102,7 @@
           <w:r>
             <w:fldChar w:fldCharType="separate"/>
           </w:r>
-          <w:hyperlink w:anchor="_Toc241692841" w:history="1">
+          <w:hyperlink w:anchor="_Toc241696661" w:history="1">
             <w:r>
               <w:rPr>
                 <w:rStyle w:val="Hiperligao"/>
@@ -126,7 +126,7 @@
               <w:rPr>
                 <w:noProof/>
               </w:rPr>
-              <w:instrText xml:space="preserve"> PAGEREF _Toc241692841 \h </w:instrText>
+              <w:instrText xml:space="preserve"> PAGEREF _Toc241696661 \h </w:instrText>
             </w:r>
             <w:r>
               <w:rPr>
@@ -168,7 +168,7 @@
               <w14:ligatures w14:val="standardContextual"/>
             </w:rPr>
           </w:pPr>
-          <w:hyperlink w:anchor="_Toc241692842" w:history="1">
+          <w:hyperlink w:anchor="_Toc241696662" w:history="1">
             <w:r>
               <w:rPr>
                 <w:rStyle w:val="Hiperligao"/>
@@ -192,7 +192,7 @@
               <w:rPr>
                 <w:noProof/>
               </w:rPr>
-              <w:instrText xml:space="preserve"> PAGEREF _Toc241692842 \h </w:instrText>
+              <w:instrText xml:space="preserve"> PAGEREF _Toc241696662 \h </w:instrText>
             </w:r>
             <w:r>
               <w:rPr>
@@ -234,7 +234,7 @@
               <w14:ligatures w14:val="standardContextual"/>
             </w:rPr>
           </w:pPr>
-          <w:hyperlink w:anchor="_Toc241692843" w:history="1">
+          <w:hyperlink w:anchor="_Toc241696663" w:history="1">
             <w:r>
               <w:rPr>
                 <w:rStyle w:val="Hiperligao"/>
@@ -258,7 +258,7 @@
               <w:rPr>
                 <w:noProof/>
               </w:rPr>
-              <w:instrText xml:space="preserve"> PAGEREF _Toc241692843 \h </w:instrText>
+              <w:instrText xml:space="preserve"> PAGEREF _Toc241696663 \h </w:instrText>
             </w:r>
             <w:r>
               <w:rPr>
@@ -300,7 +300,7 @@
               <w14:ligatures w14:val="standardContextual"/>
             </w:rPr>
           </w:pPr>
-          <w:hyperlink w:anchor="_Toc241692844" w:history="1">
+          <w:hyperlink w:anchor="_Toc241696664" w:history="1">
             <w:r>
               <w:rPr>
                 <w:rStyle w:val="Hiperligao"/>
@@ -324,7 +324,7 @@
               <w:rPr>
                 <w:noProof/>
               </w:rPr>
-              <w:instrText xml:space="preserve"> PAGEREF _Toc241692844 \h </w:instrText>
+              <w:instrText xml:space="preserve"> PAGEREF _Toc241696664 \h </w:instrText>
             </w:r>
             <w:r>
               <w:rPr>
@@ -366,7 +366,7 @@
               <w14:ligatures w14:val="standardContextual"/>
             </w:rPr>
           </w:pPr>
-          <w:hyperlink w:anchor="_Toc241692845" w:history="1">
+          <w:hyperlink w:anchor="_Toc241696665" w:history="1">
             <w:r>
               <w:rPr>
                 <w:rStyle w:val="Hiperligao"/>
@@ -390,7 +390,7 @@
               <w:rPr>
                 <w:noProof/>
               </w:rPr>
-              <w:instrText xml:space="preserve"> PAGEREF _Toc241692845 \h </w:instrText>
+              <w:instrText xml:space="preserve"> PAGEREF _Toc241696665 \h </w:instrText>
             </w:r>
             <w:r>
               <w:rPr>
@@ -432,7 +432,7 @@
               <w14:ligatures w14:val="standardContextual"/>
             </w:rPr>
           </w:pPr>
-          <w:hyperlink w:anchor="_Toc241692846" w:history="1">
+          <w:hyperlink w:anchor="_Toc241696666" w:history="1">
             <w:r>
               <w:rPr>
                 <w:rStyle w:val="Hiperligao"/>
@@ -456,7 +456,7 @@
               <w:rPr>
                 <w:noProof/>
               </w:rPr>
-              <w:instrText xml:space="preserve"> PAGEREF _Toc241692846 \h </w:instrText>
+              <w:instrText xml:space="preserve"> PAGEREF _Toc241696666 \h </w:instrText>
             </w:r>
             <w:r>
               <w:rPr>
@@ -498,7 +498,7 @@
               <w14:ligatures w14:val="standardContextual"/>
             </w:rPr>
           </w:pPr>
-          <w:hyperlink w:anchor="_Toc241692847" w:history="1">
+          <w:hyperlink w:anchor="_Toc241696667" w:history="1">
             <w:r>
               <w:rPr>
                 <w:rStyle w:val="Hiperligao"/>
@@ -522,7 +522,7 @@
               <w:rPr>
                 <w:noProof/>
               </w:rPr>
-              <w:instrText xml:space="preserve"> PAGEREF _Toc241692847 \h </w:instrText>
+              <w:instrText xml:space="preserve"> PAGEREF _Toc241696667 \h </w:instrText>
             </w:r>
             <w:r>
               <w:rPr>
@@ -564,7 +564,7 @@
               <w14:ligatures w14:val="standardContextual"/>
             </w:rPr>
           </w:pPr>
-          <w:hyperlink w:anchor="_Toc241692848" w:history="1">
+          <w:hyperlink w:anchor="_Toc241696668" w:history="1">
             <w:r>
               <w:rPr>
                 <w:rStyle w:val="Hiperligao"/>
@@ -588,7 +588,7 @@
               <w:rPr>
                 <w:noProof/>
               </w:rPr>
-              <w:instrText xml:space="preserve"> PAGEREF _Toc241692848 \h </w:instrText>
+              <w:instrText xml:space="preserve"> PAGEREF _Toc241696668 \h </w:instrText>
             </w:r>
             <w:r>
               <w:rPr>
@@ -630,13 +630,13 @@
               <w14:ligatures w14:val="standardContextual"/>
             </w:rPr>
           </w:pPr>
-          <w:hyperlink w:anchor="_Toc241692849" w:history="1">
+          <w:hyperlink w:anchor="_Toc241696669" w:history="1">
             <w:r>
               <w:rPr>
                 <w:rStyle w:val="Hiperligao"/>
                 <w:noProof/>
               </w:rPr>
-              <w:t>Custom Functions and Data Sources</w:t>
+              <w:t>Settings</w:t>
             </w:r>
             <w:r>
               <w:rPr>
@@ -654,7 +654,7 @@
               <w:rPr>
                 <w:noProof/>
               </w:rPr>
-              <w:instrText xml:space="preserve"> PAGEREF _Toc241692849 \h </w:instrText>
+              <w:instrText xml:space="preserve"> PAGEREF _Toc241696669 \h </w:instrText>
             </w:r>
             <w:r>
               <w:rPr>
@@ -672,72 +672,6 @@
                 <w:noProof/>
               </w:rPr>
               <w:t>9</w:t>
-            </w:r>
-            <w:r>
-              <w:rPr>
-                <w:noProof/>
-              </w:rPr>
-              <w:fldChar w:fldCharType="end"/>
-            </w:r>
-          </w:hyperlink>
-        </w:p>
-        <w:p>
-          <w:pPr>
-            <w:pStyle w:val="ndice1"/>
-            <w:tabs>
-              <w:tab w:val="right" w:leader="dot" w:pos="9016"/>
-            </w:tabs>
-            <w:rPr>
-              <w:rFonts w:asciiTheme="minorHAnsi" w:eastAsiaTheme="minorEastAsia" w:hAnsiTheme="minorHAnsi" w:cstheme="minorBidi"/>
-              <w:noProof/>
-              <w:kern w:val="2"/>
-              <w:sz w:val="24"/>
-              <w:szCs w:val="24"/>
-              <w14:ligatures w14:val="standardContextual"/>
-            </w:rPr>
-          </w:pPr>
-          <w:hyperlink w:anchor="_Toc241692850" w:history="1">
-            <w:r>
-              <w:rPr>
-                <w:rStyle w:val="Hiperligao"/>
-                <w:noProof/>
-              </w:rPr>
-              <w:t>Settings</w:t>
-            </w:r>
-            <w:r>
-              <w:rPr>
-                <w:noProof/>
-              </w:rPr>
-              <w:tab/>
-            </w:r>
-            <w:r>
-              <w:rPr>
-                <w:noProof/>
-              </w:rPr>
-              <w:fldChar w:fldCharType="begin"/>
-            </w:r>
-            <w:r>
-              <w:rPr>
-                <w:noProof/>
-              </w:rPr>
-              <w:instrText xml:space="preserve"> PAGEREF _Toc241692850 \h </w:instrText>
-            </w:r>
-            <w:r>
-              <w:rPr>
-                <w:noProof/>
-              </w:rPr>
-            </w:r>
-            <w:r>
-              <w:rPr>
-                <w:noProof/>
-              </w:rPr>
-              <w:fldChar w:fldCharType="separate"/>
-            </w:r>
-            <w:r>
-              <w:rPr>
-                <w:noProof/>
-              </w:rPr>
-              <w:t>10</w:t>
             </w:r>
             <w:r>
               <w:rPr>
@@ -768,7 +702,7 @@
       <w:pPr>
         <w:pStyle w:val="Ttulo1"/>
       </w:pPr>
-      <w:bookmarkStart w:id="0" w:name="_Toc241692841"/>
+      <w:bookmarkStart w:id="0" w:name="_Toc241696661"/>
       <w:r>
         <w:lastRenderedPageBreak/>
         <w:t>Your role in one page</w:t>
@@ -787,7 +721,7 @@
         <w:t>Manager</w:t>
       </w:r>
       <w:r>
-        <w:t>. You see, run, export, schedule and share every map. You do not change the data model. That is an administrator's job.</w:t>
+        <w:t>. You see, run, export, schedule and share every map, and you look after Manager, User and Viewer accounts. You do not change the data model, custom functions or data sources. That is an administrator's job.</w:t>
       </w:r>
     </w:p>
     <w:tbl>
@@ -1075,7 +1009,7 @@
               <w:spacing w:after="0"/>
             </w:pPr>
             <w:r>
-              <w:t>Create users, data sources or business areas, or give grants</w:t>
+              <w:t>Create or delete users, give the ADMIN role, or give grants</w:t>
             </w:r>
           </w:p>
         </w:tc>
@@ -1174,7 +1108,7 @@
               <w:spacing w:after="0"/>
             </w:pPr>
             <w:r>
-              <w:t>Manage custom functions</w:t>
+              <w:t>Edit, activate and deactivate Manager, User and Viewer accounts</w:t>
             </w:r>
           </w:p>
         </w:tc>
@@ -1199,7 +1133,7 @@
               <w:spacing w:after="0"/>
             </w:pPr>
             <w:r>
-              <w:t>Use Security, Audit Log or Migration</w:t>
+              <w:t>See or change administrator accounts</w:t>
             </w:r>
           </w:p>
         </w:tc>
@@ -1236,7 +1170,7 @@
               <w:spacing w:after="0"/>
             </w:pPr>
             <w:r>
-              <w:t>Read, test and introspect data sources</w:t>
+              <w:t>Build maps on the business areas you hold a grant on</w:t>
             </w:r>
           </w:p>
         </w:tc>
@@ -1262,68 +1196,7 @@
               <w:spacing w:after="0"/>
             </w:pPr>
             <w:r>
-              <w:t>Import tables from a data source</w:t>
-            </w:r>
-          </w:p>
-        </w:tc>
-      </w:tr>
-      <w:tr>
-        <w:tblPrEx>
-          <w:tblCellMar>
-            <w:top w:w="0" w:type="dxa"/>
-            <w:bottom w:w="0" w:type="dxa"/>
-          </w:tblCellMar>
-        </w:tblPrEx>
-        <w:trPr>
-          <w:cantSplit/>
-        </w:trPr>
-        <w:tc>
-          <w:tcPr>
-            <w:tcW w:w="4011" w:type="dxa"/>
-            <w:tcBorders>
-              <w:top w:val="single" w:sz="4" w:space="0" w:color="BFC7D1"/>
-              <w:left w:val="single" w:sz="4" w:space="0" w:color="BFC7D1"/>
-              <w:bottom w:val="single" w:sz="4" w:space="0" w:color="BFC7D1"/>
-              <w:right w:val="single" w:sz="4" w:space="0" w:color="BFC7D1"/>
-            </w:tcBorders>
-            <w:tcMar>
-              <w:top w:w="60" w:type="dxa"/>
-              <w:left w:w="100" w:type="dxa"/>
-              <w:bottom w:w="60" w:type="dxa"/>
-              <w:right w:w="100" w:type="dxa"/>
-            </w:tcMar>
-          </w:tcPr>
-          <w:p>
-            <w:pPr>
-              <w:spacing w:after="0"/>
-            </w:pPr>
-            <w:r>
-              <w:t>Build maps on the business areas you hold a grant on</w:t>
-            </w:r>
-          </w:p>
-        </w:tc>
-        <w:tc>
-          <w:tcPr>
-            <w:tcW w:w="5015" w:type="dxa"/>
-            <w:tcBorders>
-              <w:top w:val="single" w:sz="4" w:space="0" w:color="BFC7D1"/>
-              <w:left w:val="single" w:sz="4" w:space="0" w:color="BFC7D1"/>
-              <w:bottom w:val="single" w:sz="4" w:space="0" w:color="BFC7D1"/>
-              <w:right w:val="single" w:sz="4" w:space="0" w:color="BFC7D1"/>
-            </w:tcBorders>
-            <w:tcMar>
-              <w:top w:w="60" w:type="dxa"/>
-              <w:left w:w="100" w:type="dxa"/>
-              <w:bottom w:w="60" w:type="dxa"/>
-              <w:right w:w="100" w:type="dxa"/>
-            </w:tcMar>
-          </w:tcPr>
-          <w:p>
-            <w:pPr>
-              <w:spacing w:after="0"/>
-            </w:pPr>
-            <w:r>
-              <w:t>Change business areas, folders, items, joins or hierarchies</w:t>
+              <w:t>Change business areas, folders, items, joins, hierarchies, custom functions or data sources</w:t>
             </w:r>
           </w:p>
         </w:tc>
@@ -1408,6 +1281,26 @@
           <w:b/>
           <w:bCs/>
         </w:rPr>
+        <w:t>Custom Functions</w:t>
+      </w:r>
+      <w:r>
+        <w:t xml:space="preserve">, </w:t>
+      </w:r>
+      <w:r>
+        <w:rPr>
+          <w:b/>
+          <w:bCs/>
+        </w:rPr>
+        <w:t>Data Sources</w:t>
+      </w:r>
+      <w:r>
+        <w:t xml:space="preserve">, </w:t>
+      </w:r>
+      <w:r>
+        <w:rPr>
+          <w:b/>
+          <w:bCs/>
+        </w:rPr>
         <w:t>Security</w:t>
       </w:r>
       <w:r>
@@ -1499,7 +1392,7 @@
         <w:pStyle w:val="Ttulo1"/>
         <w:pageBreakBefore/>
       </w:pPr>
-      <w:bookmarkStart w:id="1" w:name="_Toc241692842"/>
+      <w:bookmarkStart w:id="1" w:name="_Toc241696662"/>
       <w:r>
         <w:lastRenderedPageBreak/>
         <w:t>Maps</w:t>
@@ -1532,10 +1425,10 @@
           <w:noProof/>
         </w:rPr>
         <w:drawing>
-          <wp:inline distT="0" distB="0" distL="0" distR="0" wp14:anchorId="2671BA3D" wp14:editId="740271A6">
+          <wp:inline distT="0" distB="0" distL="0" distR="0" wp14:anchorId="3452078E" wp14:editId="49F8B005">
             <wp:extent cx="5715000" cy="3429000"/>
             <wp:effectExtent l="0" t="0" r="0" b="0"/>
-            <wp:docPr id="61" name="02-maps-all.png" descr="The Maps list, All tab, with Copy, Share, Schedule and Export icons on each row." title="The Maps list, All tab, with Copy, Share, Schedule and Export icons on each row."/>
+            <wp:docPr id="249" name="02-maps-all.png" descr="The Maps list, All tab, with Copy, Share, Schedule and Export icons on each row." title="The Maps list, All tab, with Copy, Share, Schedule and Export icons on each row."/>
             <wp:cNvGraphicFramePr>
               <a:graphicFrameLocks xmlns:a="http://schemas.openxmlformats.org/drawingml/2006/main" noChangeAspect="1"/>
             </wp:cNvGraphicFramePr>
@@ -1996,7 +1889,7 @@
         <w:pStyle w:val="Ttulo1"/>
         <w:pageBreakBefore/>
       </w:pPr>
-      <w:bookmarkStart w:id="2" w:name="_Toc241692843"/>
+      <w:bookmarkStart w:id="2" w:name="_Toc241696663"/>
       <w:r>
         <w:lastRenderedPageBreak/>
         <w:t>Sharing a map</w:t>
@@ -2019,10 +1912,10 @@
           <w:noProof/>
         </w:rPr>
         <w:drawing>
-          <wp:inline distT="0" distB="0" distL="0" distR="0" wp14:anchorId="1CCEF60D" wp14:editId="4AC2173B">
+          <wp:inline distT="0" distB="0" distL="0" distR="0" wp14:anchorId="64859D0F" wp14:editId="74E74234">
             <wp:extent cx="3743325" cy="3895725"/>
             <wp:effectExtent l="0" t="0" r="0" b="0"/>
-            <wp:docPr id="62" name="03-share-dialog.png" descr="The Share map dialog with a search box and Can view, Can export and Can edit buttons." title="The Share map dialog with a search box and Can view, Can export and Can edit buttons."/>
+            <wp:docPr id="250" name="03-share-dialog.png" descr="The Share map dialog with a search box and Can view, Can export and Can edit buttons." title="The Share map dialog with a search box and Can view, Can export and Can edit buttons."/>
             <wp:cNvGraphicFramePr>
               <a:graphicFrameLocks xmlns:a="http://schemas.openxmlformats.org/drawingml/2006/main" noChangeAspect="1"/>
             </wp:cNvGraphicFramePr>
@@ -2422,7 +2315,7 @@
         <w:pStyle w:val="Ttulo1"/>
         <w:pageBreakBefore/>
       </w:pPr>
-      <w:bookmarkStart w:id="3" w:name="_Toc241692844"/>
+      <w:bookmarkStart w:id="3" w:name="_Toc241696664"/>
       <w:r>
         <w:lastRenderedPageBreak/>
         <w:t>Viewing, running and exporting</w:t>
@@ -2445,10 +2338,10 @@
           <w:noProof/>
         </w:rPr>
         <w:drawing>
-          <wp:inline distT="0" distB="0" distL="0" distR="0" wp14:anchorId="1302095A" wp14:editId="502D9025">
+          <wp:inline distT="0" distB="0" distL="0" distR="0" wp14:anchorId="66E3CB76" wp14:editId="4C015066">
             <wp:extent cx="5715000" cy="3571875"/>
             <wp:effectExtent l="0" t="0" r="0" b="0"/>
-            <wp:docPr id="63" name="06-viewer-results.png" descr="A completed run with Excel, CSV and PDF buttons over the results grid." title="A completed run with Excel, CSV and PDF buttons over the results grid."/>
+            <wp:docPr id="251" name="06-viewer-results.png" descr="A completed run with Excel, CSV and PDF buttons over the results grid." title="A completed run with Excel, CSV and PDF buttons over the results grid."/>
             <wp:cNvGraphicFramePr>
               <a:graphicFrameLocks xmlns:a="http://schemas.openxmlformats.org/drawingml/2006/main" noChangeAspect="1"/>
             </wp:cNvGraphicFramePr>
@@ -2643,7 +2536,7 @@
         <w:pStyle w:val="Ttulo1"/>
         <w:pageBreakBefore/>
       </w:pPr>
-      <w:bookmarkStart w:id="4" w:name="_Toc241692845"/>
+      <w:bookmarkStart w:id="4" w:name="_Toc241696665"/>
       <w:r>
         <w:lastRenderedPageBreak/>
         <w:t>Map builder</w:t>
@@ -2676,10 +2569,10 @@
           <w:noProof/>
         </w:rPr>
         <w:drawing>
-          <wp:inline distT="0" distB="0" distL="0" distR="0" wp14:anchorId="7EFFBC18" wp14:editId="33DFF10F">
+          <wp:inline distT="0" distB="0" distL="0" distR="0" wp14:anchorId="69762D6C" wp14:editId="75B9764D">
             <wp:extent cx="5715000" cy="3571875"/>
             <wp:effectExtent l="0" t="0" r="0" b="0"/>
-            <wp:docPr id="64" name="05-builder-overview.png" descr="The map builder with the Business Areas tree, the columns canvas and the Properties panel." title="The map builder with the Business Areas tree, the columns canvas and the Properties panel."/>
+            <wp:docPr id="252" name="05-builder-overview.png" descr="The map builder with the Business Areas tree, the columns canvas and the Properties panel." title="The map builder with the Business Areas tree, the columns canvas and the Properties panel."/>
             <wp:cNvGraphicFramePr>
               <a:graphicFrameLocks xmlns:a="http://schemas.openxmlformats.org/drawingml/2006/main" noChangeAspect="1"/>
             </wp:cNvGraphicFramePr>
@@ -2914,7 +2807,7 @@
         <w:pStyle w:val="Ttulo1"/>
         <w:pageBreakBefore/>
       </w:pPr>
-      <w:bookmarkStart w:id="5" w:name="_Toc241692846"/>
+      <w:bookmarkStart w:id="5" w:name="_Toc241696666"/>
       <w:r>
         <w:lastRenderedPageBreak/>
         <w:t>Schedules</w:t>
@@ -2937,10 +2830,10 @@
           <w:noProof/>
         </w:rPr>
         <w:drawing>
-          <wp:inline distT="0" distB="0" distL="0" distR="0" wp14:anchorId="312FAE88" wp14:editId="0D476855">
+          <wp:inline distT="0" distB="0" distL="0" distR="0" wp14:anchorId="66FC61A7" wp14:editId="7B3B4344">
             <wp:extent cx="5715000" cy="3571875"/>
             <wp:effectExtent l="0" t="0" r="0" b="0"/>
-            <wp:docPr id="65" name="38-schedules-list.png" descr="The Schedules page with a paused schedule and its action icons." title="The Schedules page with a paused schedule and its action icons."/>
+            <wp:docPr id="253" name="38-schedules-list.png" descr="The Schedules page with a paused schedule and its action icons." title="The Schedules page with a paused schedule and its action icons."/>
             <wp:cNvGraphicFramePr>
               <a:graphicFrameLocks xmlns:a="http://schemas.openxmlformats.org/drawingml/2006/main" noChangeAspect="1"/>
             </wp:cNvGraphicFramePr>
@@ -3473,7 +3366,7 @@
         <w:pStyle w:val="Ttulo1"/>
         <w:pageBreakBefore/>
       </w:pPr>
-      <w:bookmarkStart w:id="6" w:name="_Toc241692847"/>
+      <w:bookmarkStart w:id="6" w:name="_Toc241696667"/>
       <w:r>
         <w:lastRenderedPageBreak/>
         <w:t>Runs and Exports</w:t>
@@ -3513,10 +3406,10 @@
           <w:noProof/>
         </w:rPr>
         <w:drawing>
-          <wp:inline distT="0" distB="0" distL="0" distR="0" wp14:anchorId="077A3EF4" wp14:editId="77CDC159">
+          <wp:inline distT="0" distB="0" distL="0" distR="0" wp14:anchorId="2B9094B8" wp14:editId="64A62AFC">
             <wp:extent cx="5715000" cy="3571875"/>
             <wp:effectExtent l="0" t="0" r="0" b="0"/>
-            <wp:docPr id="66" name="10-runs.png" descr="The Runs page with map, status and kind filters and the list of runs." title="The Runs page with map, status and kind filters and the list of runs."/>
+            <wp:docPr id="254" name="08-runs.png" descr="The Runs page with map, status and kind filters and the list of runs." title="The Runs page with map, status and kind filters and the list of runs."/>
             <wp:cNvGraphicFramePr>
               <a:graphicFrameLocks xmlns:a="http://schemas.openxmlformats.org/drawingml/2006/main" noChangeAspect="1"/>
             </wp:cNvGraphicFramePr>
@@ -3688,7 +3581,7 @@
         <w:pStyle w:val="Ttulo1"/>
         <w:pageBreakBefore/>
       </w:pPr>
-      <w:bookmarkStart w:id="7" w:name="_Toc241692848"/>
+      <w:bookmarkStart w:id="7" w:name="_Toc241696668"/>
       <w:r>
         <w:lastRenderedPageBreak/>
         <w:t>Users</w:t>
@@ -3707,7 +3600,42 @@
         <w:t>Users</w:t>
       </w:r>
       <w:r>
-        <w:t xml:space="preserve"> page is read-only for you. You can list accounts and fix map access.</w:t>
+        <w:t xml:space="preserve"> page lists Manager, User and Viewer accounts. Administrators are not in your list. Click the row icon </w:t>
+      </w:r>
+      <w:r>
+        <w:rPr>
+          <w:b/>
+          <w:bCs/>
+        </w:rPr>
+        <w:t>Edit</w:t>
+      </w:r>
+      <w:r>
+        <w:t xml:space="preserve"> to change a person's name, email, password or role (MANAGER, USER or VIEWER). Use </w:t>
+      </w:r>
+      <w:r>
+        <w:rPr>
+          <w:b/>
+          <w:bCs/>
+        </w:rPr>
+        <w:t>Deactivate</w:t>
+      </w:r>
+      <w:r>
+        <w:t xml:space="preserve"> or </w:t>
+      </w:r>
+      <w:r>
+        <w:rPr>
+          <w:b/>
+          <w:bCs/>
+        </w:rPr>
+        <w:t>Activate</w:t>
+      </w:r>
+      <w:r>
+        <w:t xml:space="preserve"> to stop or allow their sign-in.</w:t>
+      </w:r>
+    </w:p>
+    <w:p>
+      <w:r>
+        <w:t>To fix map access:</w:t>
       </w:r>
     </w:p>
     <w:p>
@@ -3721,10 +3649,10 @@
           <w:noProof/>
         </w:rPr>
         <w:drawing>
-          <wp:inline distT="0" distB="0" distL="0" distR="0" wp14:anchorId="2B7F61B4" wp14:editId="50D3FF4C">
+          <wp:inline distT="0" distB="0" distL="0" distR="0" wp14:anchorId="55CC0513" wp14:editId="0EEB8997">
             <wp:extent cx="4362450" cy="1819275"/>
             <wp:effectExtent l="0" t="0" r="0" b="0"/>
-            <wp:docPr id="67" name="11-users-maps-dialog.png" descr="The Maps dialog for a user, with share-level selects and owner and remove icons." title="The Maps dialog for a user, with share-level selects and owner and remove icons."/>
+            <wp:docPr id="255" name="09-users-maps-dialog.png" descr="The Maps dialog for a user, with share-level selects and owner and remove icons." title="The Maps dialog for a user, with share-level selects and owner and remove icons."/>
             <wp:cNvGraphicFramePr>
               <a:graphicFrameLocks xmlns:a="http://schemas.openxmlformats.org/drawingml/2006/main" noChangeAspect="1"/>
             </wp:cNvGraphicFramePr>
@@ -3868,7 +3796,7 @@
     </w:p>
     <w:p>
       <w:r>
-        <w:t>Creating, editing and deleting users is for administrators.</w:t>
+        <w:t>Creating and deleting users, and the ADMIN role, are for administrators.</w:t>
       </w:r>
     </w:p>
     <w:p>
@@ -3876,33 +3804,26 @@
         <w:pStyle w:val="Ttulo1"/>
         <w:pageBreakBefore/>
       </w:pPr>
-      <w:bookmarkStart w:id="8" w:name="_Toc241692849"/>
+      <w:bookmarkStart w:id="8" w:name="_Toc241696669"/>
       <w:r>
         <w:lastRenderedPageBreak/>
-        <w:t>Custom Functions and Data Sources</w:t>
+        <w:t>Settings</w:t>
       </w:r>
       <w:bookmarkEnd w:id="8"/>
     </w:p>
     <w:p>
       <w:r>
-        <w:rPr>
-          <w:b/>
-          <w:bCs/>
-        </w:rPr>
-        <w:t>Custom Functions</w:t>
-      </w:r>
-      <w:r>
-        <w:t xml:space="preserve"> are database functions that calculated items can call. You have full rights. </w:t>
-      </w:r>
-      <w:r>
-        <w:rPr>
-          <w:b/>
-          <w:bCs/>
-        </w:rPr>
-        <w:t>Data Sources</w:t>
-      </w:r>
-      <w:r>
-        <w:t xml:space="preserve"> are saved database connections. You can only look and test.</w:t>
+        <w:t xml:space="preserve">Open </w:t>
+      </w:r>
+      <w:r>
+        <w:rPr>
+          <w:b/>
+          <w:bCs/>
+        </w:rPr>
+        <w:t>Settings</w:t>
+      </w:r>
+      <w:r>
+        <w:t xml:space="preserve"> from the sidebar or your name menu.</w:t>
       </w:r>
     </w:p>
     <w:p>
@@ -3916,10 +3837,10 @@
           <w:noProof/>
         </w:rPr>
         <w:drawing>
-          <wp:inline distT="0" distB="0" distL="0" distR="0" wp14:anchorId="6FF5D655" wp14:editId="452C5EE8">
+          <wp:inline distT="0" distB="0" distL="0" distR="0" wp14:anchorId="7D0A179B" wp14:editId="07388687">
             <wp:extent cx="5715000" cy="3571875"/>
             <wp:effectExtent l="0" t="0" r="0" b="0"/>
-            <wp:docPr id="68" name="08-custom-functions.png" descr="The Custom Functions page with the list, Refresh all and New Function." title="The Custom Functions page with the list, Refresh all and New Function."/>
+            <wp:docPr id="256" name="04-settings.png" descr="The Settings page with the Language, Theme and Color palette cards." title="The Settings page with the Language, Theme and Color palette cards."/>
             <wp:cNvGraphicFramePr>
               <a:graphicFrameLocks xmlns:a="http://schemas.openxmlformats.org/drawingml/2006/main" noChangeAspect="1"/>
             </wp:cNvGraphicFramePr>
@@ -3961,7 +3882,7 @@
         <w:jc w:val="center"/>
       </w:pPr>
       <w:r>
-        <w:t>The Custom Functions page with the list, Refresh all and New Function.</w:t>
+        <w:t>The Settings page with the Language, Theme and Color palette cards.</w:t>
       </w:r>
     </w:p>
     <w:p>
@@ -3974,24 +3895,34 @@
         <w:spacing w:after="60"/>
       </w:pPr>
       <w:r>
-        <w:t xml:space="preserve">On </w:t>
-      </w:r>
-      <w:r>
-        <w:rPr>
-          <w:b/>
-          <w:bCs/>
-        </w:rPr>
-        <w:t>Custom Functions</w:t>
-      </w:r>
-      <w:r>
-        <w:t xml:space="preserve">, click </w:t>
-      </w:r>
-      <w:r>
-        <w:rPr>
-          <w:b/>
-          <w:bCs/>
-        </w:rPr>
-        <w:t>New Function</w:t>
+        <w:t xml:space="preserve">Choose your </w:t>
+      </w:r>
+      <w:r>
+        <w:rPr>
+          <w:b/>
+          <w:bCs/>
+        </w:rPr>
+        <w:t>Display language</w:t>
+      </w:r>
+      <w:r>
+        <w:t xml:space="preserve">, </w:t>
+      </w:r>
+      <w:r>
+        <w:rPr>
+          <w:b/>
+          <w:bCs/>
+        </w:rPr>
+        <w:t>Appearance</w:t>
+      </w:r>
+      <w:r>
+        <w:t xml:space="preserve"> and </w:t>
+      </w:r>
+      <w:r>
+        <w:rPr>
+          <w:b/>
+          <w:bCs/>
+        </w:rPr>
+        <w:t>Palette</w:t>
       </w:r>
       <w:r>
         <w:t>.</w:t>
@@ -4007,304 +3938,6 @@
         <w:spacing w:after="60"/>
       </w:pPr>
       <w:r>
-        <w:t xml:space="preserve">Choose a </w:t>
-      </w:r>
-      <w:r>
-        <w:rPr>
-          <w:b/>
-          <w:bCs/>
-        </w:rPr>
-        <w:t>Data source</w:t>
-      </w:r>
-      <w:r>
-        <w:t xml:space="preserve">, type part of a name in </w:t>
-      </w:r>
-      <w:r>
-        <w:rPr>
-          <w:b/>
-          <w:bCs/>
-        </w:rPr>
-        <w:t>Find a function</w:t>
-      </w:r>
-      <w:r>
-        <w:t xml:space="preserve">, click </w:t>
-      </w:r>
-      <w:r>
-        <w:rPr>
-          <w:b/>
-          <w:bCs/>
-        </w:rPr>
-        <w:t>Search</w:t>
-      </w:r>
-      <w:r>
-        <w:t>.</w:t>
-      </w:r>
-    </w:p>
-    <w:p>
-      <w:pPr>
-        <w:pStyle w:val="PargrafodaLista"/>
-        <w:numPr>
-          <w:ilvl w:val="0"/>
-          <w:numId w:val="9"/>
-        </w:numPr>
-        <w:spacing w:after="60"/>
-      </w:pPr>
-      <w:r>
-        <w:t xml:space="preserve">Click a result to fill the dialog, then click </w:t>
-      </w:r>
-      <w:r>
-        <w:rPr>
-          <w:b/>
-          <w:bCs/>
-        </w:rPr>
-        <w:t>Save</w:t>
-      </w:r>
-      <w:r>
-        <w:t>.</w:t>
-      </w:r>
-    </w:p>
-    <w:p>
-      <w:pPr>
-        <w:pStyle w:val="PargrafodaLista"/>
-        <w:numPr>
-          <w:ilvl w:val="0"/>
-          <w:numId w:val="9"/>
-        </w:numPr>
-        <w:spacing w:after="60"/>
-      </w:pPr>
-      <w:r>
-        <w:t xml:space="preserve">Use </w:t>
-      </w:r>
-      <w:r>
-        <w:rPr>
-          <w:b/>
-          <w:bCs/>
-        </w:rPr>
-        <w:t>Refresh all</w:t>
-      </w:r>
-      <w:r>
-        <w:t xml:space="preserve"> to re-read every function from Oracle.</w:t>
-      </w:r>
-    </w:p>
-    <w:p>
-      <w:pPr>
-        <w:pStyle w:val="PargrafodaLista"/>
-        <w:numPr>
-          <w:ilvl w:val="0"/>
-          <w:numId w:val="9"/>
-        </w:numPr>
-        <w:spacing w:after="60"/>
-      </w:pPr>
-      <w:r>
-        <w:t xml:space="preserve">On </w:t>
-      </w:r>
-      <w:r>
-        <w:rPr>
-          <w:b/>
-          <w:bCs/>
-        </w:rPr>
-        <w:t>Data Sources</w:t>
-      </w:r>
-      <w:r>
-        <w:t xml:space="preserve">, click </w:t>
-      </w:r>
-      <w:r>
-        <w:rPr>
-          <w:b/>
-          <w:bCs/>
-        </w:rPr>
-        <w:t>Test connection</w:t>
-      </w:r>
-      <w:r>
-        <w:t xml:space="preserve"> to check a connection.</w:t>
-      </w:r>
-    </w:p>
-    <w:p>
-      <w:pPr>
-        <w:spacing w:after="60"/>
-      </w:pPr>
-    </w:p>
-    <w:p>
-      <w:r>
-        <w:rPr>
-          <w:b/>
-          <w:bCs/>
-        </w:rPr>
-        <w:t>New Data Source</w:t>
-      </w:r>
-      <w:r>
-        <w:t xml:space="preserve">, </w:t>
-      </w:r>
-      <w:r>
-        <w:rPr>
-          <w:b/>
-          <w:bCs/>
-        </w:rPr>
-        <w:t>Edit</w:t>
-      </w:r>
-      <w:r>
-        <w:t xml:space="preserve">, </w:t>
-      </w:r>
-      <w:r>
-        <w:rPr>
-          <w:b/>
-          <w:bCs/>
-        </w:rPr>
-        <w:t>Delete</w:t>
-      </w:r>
-      <w:r>
-        <w:t xml:space="preserve"> and </w:t>
-      </w:r>
-      <w:r>
-        <w:rPr>
-          <w:b/>
-          <w:bCs/>
-        </w:rPr>
-        <w:t>Import</w:t>
-      </w:r>
-      <w:r>
-        <w:t xml:space="preserve"> on a data source are for administrators. The system refuses them.</w:t>
-      </w:r>
-    </w:p>
-    <w:p>
-      <w:pPr>
-        <w:pStyle w:val="Ttulo1"/>
-        <w:pageBreakBefore/>
-      </w:pPr>
-      <w:bookmarkStart w:id="9" w:name="_Toc241692850"/>
-      <w:r>
-        <w:lastRenderedPageBreak/>
-        <w:t>Settings</w:t>
-      </w:r>
-      <w:bookmarkEnd w:id="9"/>
-    </w:p>
-    <w:p>
-      <w:r>
-        <w:t xml:space="preserve">Open </w:t>
-      </w:r>
-      <w:r>
-        <w:rPr>
-          <w:b/>
-          <w:bCs/>
-        </w:rPr>
-        <w:t>Settings</w:t>
-      </w:r>
-      <w:r>
-        <w:t xml:space="preserve"> from the sidebar or your name menu.</w:t>
-      </w:r>
-    </w:p>
-    <w:p>
-      <w:pPr>
-        <w:keepNext/>
-        <w:spacing w:before="120" w:after="60"/>
-        <w:jc w:val="center"/>
-      </w:pPr>
-      <w:r>
-        <w:rPr>
-          <w:noProof/>
-        </w:rPr>
-        <w:drawing>
-          <wp:inline distT="0" distB="0" distL="0" distR="0" wp14:anchorId="5241D700" wp14:editId="42E20A58">
-            <wp:extent cx="5715000" cy="3571875"/>
-            <wp:effectExtent l="0" t="0" r="0" b="0"/>
-            <wp:docPr id="69" name="04-settings.png" descr="The Settings page with the Language, Theme and Color palette cards." title="The Settings page with the Language, Theme and Color palette cards."/>
-            <wp:cNvGraphicFramePr>
-              <a:graphicFrameLocks xmlns:a="http://schemas.openxmlformats.org/drawingml/2006/main" noChangeAspect="1"/>
-            </wp:cNvGraphicFramePr>
-            <a:graphic xmlns:a="http://schemas.openxmlformats.org/drawingml/2006/main">
-              <a:graphicData uri="http://schemas.openxmlformats.org/drawingml/2006/picture">
-                <pic:pic xmlns:pic="http://schemas.openxmlformats.org/drawingml/2006/picture">
-                  <pic:nvPicPr>
-                    <pic:cNvPr id="0" name=""/>
-                    <pic:cNvPicPr>
-                      <a:picLocks noChangeAspect="1" noChangeArrowheads="1"/>
-                    </pic:cNvPicPr>
-                  </pic:nvPicPr>
-                  <pic:blipFill>
-                    <a:blip r:embed="rId15"/>
-                    <a:srcRect/>
-                    <a:stretch>
-                      <a:fillRect/>
-                    </a:stretch>
-                  </pic:blipFill>
-                  <pic:spPr bwMode="auto">
-                    <a:xfrm>
-                      <a:off x="0" y="0"/>
-                      <a:ext cx="5715000" cy="3571875"/>
-                    </a:xfrm>
-                    <a:prstGeom prst="rect">
-                      <a:avLst/>
-                    </a:prstGeom>
-                  </pic:spPr>
-                </pic:pic>
-              </a:graphicData>
-            </a:graphic>
-          </wp:inline>
-        </w:drawing>
-      </w:r>
-    </w:p>
-    <w:p>
-      <w:pPr>
-        <w:pStyle w:val="Legenda"/>
-        <w:jc w:val="center"/>
-      </w:pPr>
-      <w:r>
-        <w:t>The Settings page with the Language, Theme and Color palette cards.</w:t>
-      </w:r>
-    </w:p>
-    <w:p>
-      <w:pPr>
-        <w:pStyle w:val="PargrafodaLista"/>
-        <w:numPr>
-          <w:ilvl w:val="0"/>
-          <w:numId w:val="10"/>
-        </w:numPr>
-        <w:spacing w:after="60"/>
-      </w:pPr>
-      <w:r>
-        <w:t xml:space="preserve">Choose your </w:t>
-      </w:r>
-      <w:r>
-        <w:rPr>
-          <w:b/>
-          <w:bCs/>
-        </w:rPr>
-        <w:t>Display language</w:t>
-      </w:r>
-      <w:r>
-        <w:t xml:space="preserve">, </w:t>
-      </w:r>
-      <w:r>
-        <w:rPr>
-          <w:b/>
-          <w:bCs/>
-        </w:rPr>
-        <w:t>Appearance</w:t>
-      </w:r>
-      <w:r>
-        <w:t xml:space="preserve"> and </w:t>
-      </w:r>
-      <w:r>
-        <w:rPr>
-          <w:b/>
-          <w:bCs/>
-        </w:rPr>
-        <w:t>Palette</w:t>
-      </w:r>
-      <w:r>
-        <w:t>.</w:t>
-      </w:r>
-    </w:p>
-    <w:p>
-      <w:pPr>
-        <w:pStyle w:val="PargrafodaLista"/>
-        <w:numPr>
-          <w:ilvl w:val="0"/>
-          <w:numId w:val="10"/>
-        </w:numPr>
-        <w:spacing w:after="60"/>
-      </w:pPr>
-      <w:r>
         <w:t xml:space="preserve">Click </w:t>
       </w:r>
       <w:r>
@@ -4340,8 +3973,8 @@
       </w:r>
     </w:p>
     <w:sectPr>
-      <w:headerReference w:type="default" r:id="rId16"/>
-      <w:footerReference w:type="default" r:id="rId17"/>
+      <w:headerReference w:type="default" r:id="rId15"/>
+      <w:footerReference w:type="default" r:id="rId16"/>
       <w:pgSz w:w="11906" w:h="16838"/>
       <w:pgMar w:top="1440" w:right="1440" w:bottom="1440" w:left="1440" w:header="708" w:footer="708" w:gutter="0"/>
       <w:pgNumType w:start="1"/>
@@ -4473,7 +4106,7 @@
         <w:sz w:val="16"/>
         <w:szCs w:val="16"/>
       </w:rPr>
-      <w:t>Discoverer Neo 2.0.1 · Quick guide · MANAGER</w:t>
+      <w:t>Discoverer Neo 2.1.0 · Quick guide · MANAGER</w:t>
     </w:r>
   </w:p>
 </w:hdr>
@@ -4482,11 +4115,155 @@
 <file path=word/numbering.xml><?xml version="1.0" encoding="utf-8"?>
 <w:numbering xmlns:wpc="http://schemas.microsoft.com/office/word/2010/wordprocessingCanvas" xmlns:cx="http://schemas.microsoft.com/office/drawing/2014/chartex" xmlns:cx1="http://schemas.microsoft.com/office/drawing/2015/9/8/chartex" xmlns:cx2="http://schemas.microsoft.com/office/drawing/2015/10/21/chartex" xmlns:cx3="http://schemas.microsoft.com/office/drawing/2016/5/9/chartex" xmlns:cx4="http://schemas.microsoft.com/office/drawing/2016/5/10/chartex" xmlns:cx5="http://schemas.microsoft.com/office/drawing/2016/5/11/chartex" xmlns:cx6="http://schemas.microsoft.com/office/drawing/2016/5/12/chartex" xmlns:cx7="http://schemas.microsoft.com/office/drawing/2016/5/13/chartex" xmlns:cx8="http://schemas.microsoft.com/office/drawing/2016/5/14/chartex" xmlns:mc="http://schemas.openxmlformats.org/markup-compatibility/2006" xmlns:aink="http://schemas.microsoft.com/office/drawing/2016/ink" xmlns:am3d="http://schemas.microsoft.com/office/drawing/2017/model3d" xmlns:o="urn:schemas-microsoft-com:office:office" xmlns:oel="http://schemas.microsoft.com/office/2019/extlst" xmlns:r="http://schemas.openxmlformats.org/officeDocument/2006/relationships" xmlns:m="http://schemas.openxmlformats.org/officeDocument/2006/math" xmlns:v="urn:schemas-microsoft-com:vml" xmlns:wp14="http://schemas.microsoft.com/office/word/2010/wordprocessingDrawing" xmlns:wp="http://schemas.openxmlformats.org/drawingml/2006/wordprocessingDrawing" xmlns:w10="urn:schemas-microsoft-com:office:word" xmlns:w="http://schemas.openxmlformats.org/wordprocessingml/2006/main" xmlns:w14="http://schemas.microsoft.com/office/word/2010/wordml" xmlns:w15="http://schemas.microsoft.com/office/word/2012/wordml" xmlns:w16cex="http://schemas.microsoft.com/office/word/2018/wordml/cex" xmlns:w16cid="http://schemas.microsoft.com/office/word/2016/wordml/cid" xmlns:w16="http://schemas.microsoft.com/office/word/2018/wordml" xmlns:w16sdtdh="http://schemas.microsoft.com/office/word/2020/wordml/sdtdatahash" xmlns:w16se="http://schemas.microsoft.com/office/word/2015/wordml/symex" xmlns:wpg="http://schemas.microsoft.com/office/word/2010/wordprocessingGroup" xmlns:wpi="http://schemas.microsoft.com/office/word/2010/wordprocessingInk" xmlns:wne="http://schemas.microsoft.com/office/word/2006/wordml" xmlns:wps="http://schemas.microsoft.com/office/word/2010/wordprocessingShape" mc:Ignorable="w14 w15 w16se w16cid w16 w16cex w16sdtdh wp14">
   <w:abstractNum w:abstractNumId="0" w15:restartNumberingAfterBreak="0">
-    <w:nsid w:val="1FBB73A8"/>
+    <w:nsid w:val="0F5D1548"/>
     <w:multiLevelType w:val="hybridMultilevel"/>
-    <w:tmpl w:val="A33CD84C"/>
-    <w:lvl w:ilvl="0" w:tplc="7D0CBEC2">
+    <w:tmpl w:val="58867A8A"/>
+    <w:lvl w:ilvl="0" w:tplc="6346045E" w:tentative="1">
       <w:start w:val="1"/>
+      <w:numFmt w:val="bullet"/>
+      <w:lvlText w:val="●"/>
+      <w:lvlJc w:val="left"/>
+      <w:pPr>
+        <w:ind w:left="720" w:hanging="360"/>
+      </w:pPr>
+    </w:lvl>
+    <w:lvl w:ilvl="1" w:tplc="01C2D8E6" w:tentative="1">
+      <w:start w:val="1"/>
+      <w:numFmt w:val="bullet"/>
+      <w:lvlText w:val="○"/>
+      <w:lvlJc w:val="left"/>
+      <w:pPr>
+        <w:ind w:left="1440" w:hanging="360"/>
+      </w:pPr>
+    </w:lvl>
+    <w:lvl w:ilvl="2" w:tplc="8E3039FC" w:tentative="1">
+      <w:start w:val="1"/>
+      <w:numFmt w:val="bullet"/>
+      <w:lvlText w:val="■"/>
+      <w:lvlJc w:val="left"/>
+      <w:pPr>
+        <w:ind w:left="2160" w:hanging="360"/>
+      </w:pPr>
+    </w:lvl>
+    <w:lvl w:ilvl="3" w:tplc="F862581A" w:tentative="1">
+      <w:start w:val="1"/>
+      <w:numFmt w:val="bullet"/>
+      <w:lvlText w:val="●"/>
+      <w:lvlJc w:val="left"/>
+      <w:pPr>
+        <w:ind w:left="2880" w:hanging="360"/>
+      </w:pPr>
+    </w:lvl>
+    <w:lvl w:ilvl="4" w:tplc="3AB6A0A6" w:tentative="1">
+      <w:start w:val="1"/>
+      <w:numFmt w:val="bullet"/>
+      <w:lvlText w:val="○"/>
+      <w:lvlJc w:val="left"/>
+      <w:pPr>
+        <w:ind w:left="3600" w:hanging="360"/>
+      </w:pPr>
+    </w:lvl>
+    <w:lvl w:ilvl="5" w:tplc="98E29136" w:tentative="1">
+      <w:start w:val="1"/>
+      <w:numFmt w:val="bullet"/>
+      <w:lvlText w:val="■"/>
+      <w:lvlJc w:val="left"/>
+      <w:pPr>
+        <w:ind w:left="4320" w:hanging="360"/>
+      </w:pPr>
+    </w:lvl>
+    <w:lvl w:ilvl="6" w:tplc="52225630" w:tentative="1">
+      <w:start w:val="1"/>
+      <w:numFmt w:val="bullet"/>
+      <w:lvlText w:val="●"/>
+      <w:lvlJc w:val="left"/>
+      <w:pPr>
+        <w:ind w:left="5040" w:hanging="360"/>
+      </w:pPr>
+    </w:lvl>
+    <w:lvl w:ilvl="7" w:tplc="F70AEAAA" w:tentative="1">
+      <w:start w:val="1"/>
+      <w:numFmt w:val="bullet"/>
+      <w:lvlText w:val="●"/>
+      <w:lvlJc w:val="left"/>
+      <w:pPr>
+        <w:ind w:left="5760" w:hanging="360"/>
+      </w:pPr>
+    </w:lvl>
+    <w:lvl w:ilvl="8" w:tplc="01660964" w:tentative="1">
+      <w:start w:val="1"/>
+      <w:numFmt w:val="bullet"/>
+      <w:lvlText w:val="●"/>
+      <w:lvlJc w:val="left"/>
+      <w:pPr>
+        <w:ind w:left="6480" w:hanging="360"/>
+      </w:pPr>
+    </w:lvl>
+  </w:abstractNum>
+  <w:abstractNum w:abstractNumId="1" w15:restartNumberingAfterBreak="0">
+    <w:nsid w:val="104E4036"/>
+    <w:multiLevelType w:val="hybridMultilevel"/>
+    <w:tmpl w:val="4716A99C"/>
+    <w:lvl w:ilvl="0" w:tplc="5BEA8CD8" w:tentative="1">
+      <w:start w:val="1"/>
+      <w:numFmt w:val="bullet"/>
+      <w:lvlText w:val="•"/>
+      <w:lvlJc w:val="left"/>
+      <w:pPr>
+        <w:ind w:left="360" w:hanging="260"/>
+      </w:pPr>
+    </w:lvl>
+    <w:lvl w:ilvl="1" w:tplc="DC983E70" w:tentative="1">
+      <w:start w:val="1"/>
+      <w:numFmt w:val="bullet"/>
+      <w:lvlText w:val="–"/>
+      <w:lvlJc w:val="left"/>
+      <w:pPr>
+        <w:ind w:left="720" w:hanging="260"/>
+      </w:pPr>
+    </w:lvl>
+    <w:lvl w:ilvl="2" w:tplc="E396AEBC">
+      <w:numFmt w:val="decimal"/>
+      <w:lvlText w:val=""/>
+      <w:lvlJc w:val="left"/>
+    </w:lvl>
+    <w:lvl w:ilvl="3" w:tplc="D9448974">
+      <w:numFmt w:val="decimal"/>
+      <w:lvlText w:val=""/>
+      <w:lvlJc w:val="left"/>
+    </w:lvl>
+    <w:lvl w:ilvl="4" w:tplc="A45A914E">
+      <w:numFmt w:val="decimal"/>
+      <w:lvlText w:val=""/>
+      <w:lvlJc w:val="left"/>
+    </w:lvl>
+    <w:lvl w:ilvl="5" w:tplc="00F0505E">
+      <w:numFmt w:val="decimal"/>
+      <w:lvlText w:val=""/>
+      <w:lvlJc w:val="left"/>
+    </w:lvl>
+    <w:lvl w:ilvl="6" w:tplc="8466B590">
+      <w:numFmt w:val="decimal"/>
+      <w:lvlText w:val=""/>
+      <w:lvlJc w:val="left"/>
+    </w:lvl>
+    <w:lvl w:ilvl="7" w:tplc="ED241EEE">
+      <w:numFmt w:val="decimal"/>
+      <w:lvlText w:val=""/>
+      <w:lvlJc w:val="left"/>
+    </w:lvl>
+    <w:lvl w:ilvl="8" w:tplc="1BCCA63A">
+      <w:numFmt w:val="decimal"/>
+      <w:lvlText w:val=""/>
+      <w:lvlJc w:val="left"/>
+    </w:lvl>
+  </w:abstractNum>
+  <w:abstractNum w:abstractNumId="2" w15:restartNumberingAfterBreak="0">
+    <w:nsid w:val="1C5E6953"/>
+    <w:multiLevelType w:val="hybridMultilevel"/>
+    <w:tmpl w:val="E95E4136"/>
+    <w:lvl w:ilvl="0" w:tplc="3898A5CE">
+      <w:start w:val="1"/>
       <w:numFmt w:val="decimal"/>
       <w:lvlText w:val="%1."/>
       <w:lvlJc w:val="left"/>
@@ -4494,7 +4271,7 @@
         <w:ind w:left="360" w:hanging="300"/>
       </w:pPr>
     </w:lvl>
-    <w:lvl w:ilvl="1" w:tplc="94C4A3DC" w:tentative="1">
+    <w:lvl w:ilvl="1" w:tplc="6C0A3D78" w:tentative="1">
       <w:start w:val="1"/>
       <w:numFmt w:val="lowerLetter"/>
       <w:lvlText w:val="%2."/>
@@ -4503,47 +4280,47 @@
         <w:ind w:left="720" w:hanging="300"/>
       </w:pPr>
     </w:lvl>
-    <w:lvl w:ilvl="2" w:tplc="9C284FD0">
-      <w:numFmt w:val="decimal"/>
-      <w:lvlText w:val=""/>
-      <w:lvlJc w:val="left"/>
-    </w:lvl>
-    <w:lvl w:ilvl="3" w:tplc="45985146">
-      <w:numFmt w:val="decimal"/>
-      <w:lvlText w:val=""/>
-      <w:lvlJc w:val="left"/>
-    </w:lvl>
-    <w:lvl w:ilvl="4" w:tplc="5FAA8C0E">
-      <w:numFmt w:val="decimal"/>
-      <w:lvlText w:val=""/>
-      <w:lvlJc w:val="left"/>
-    </w:lvl>
-    <w:lvl w:ilvl="5" w:tplc="88409B70">
-      <w:numFmt w:val="decimal"/>
-      <w:lvlText w:val=""/>
-      <w:lvlJc w:val="left"/>
-    </w:lvl>
-    <w:lvl w:ilvl="6" w:tplc="B80C1EDE">
-      <w:numFmt w:val="decimal"/>
-      <w:lvlText w:val=""/>
-      <w:lvlJc w:val="left"/>
-    </w:lvl>
-    <w:lvl w:ilvl="7" w:tplc="956E0212">
-      <w:numFmt w:val="decimal"/>
-      <w:lvlText w:val=""/>
-      <w:lvlJc w:val="left"/>
-    </w:lvl>
-    <w:lvl w:ilvl="8" w:tplc="DF8A680A">
+    <w:lvl w:ilvl="2" w:tplc="9DECE3F0">
+      <w:numFmt w:val="decimal"/>
+      <w:lvlText w:val=""/>
+      <w:lvlJc w:val="left"/>
+    </w:lvl>
+    <w:lvl w:ilvl="3" w:tplc="1D0257AE">
+      <w:numFmt w:val="decimal"/>
+      <w:lvlText w:val=""/>
+      <w:lvlJc w:val="left"/>
+    </w:lvl>
+    <w:lvl w:ilvl="4" w:tplc="4A20145C">
+      <w:numFmt w:val="decimal"/>
+      <w:lvlText w:val=""/>
+      <w:lvlJc w:val="left"/>
+    </w:lvl>
+    <w:lvl w:ilvl="5" w:tplc="8E26E67C">
+      <w:numFmt w:val="decimal"/>
+      <w:lvlText w:val=""/>
+      <w:lvlJc w:val="left"/>
+    </w:lvl>
+    <w:lvl w:ilvl="6" w:tplc="A0569FFE">
+      <w:numFmt w:val="decimal"/>
+      <w:lvlText w:val=""/>
+      <w:lvlJc w:val="left"/>
+    </w:lvl>
+    <w:lvl w:ilvl="7" w:tplc="625CD3B8">
+      <w:numFmt w:val="decimal"/>
+      <w:lvlText w:val=""/>
+      <w:lvlJc w:val="left"/>
+    </w:lvl>
+    <w:lvl w:ilvl="8" w:tplc="B08A1EB2">
       <w:numFmt w:val="decimal"/>
       <w:lvlText w:val=""/>
       <w:lvlJc w:val="left"/>
     </w:lvl>
   </w:abstractNum>
-  <w:abstractNum w:abstractNumId="1" w15:restartNumberingAfterBreak="0">
-    <w:nsid w:val="1FEB3BBD"/>
+  <w:abstractNum w:abstractNumId="3" w15:restartNumberingAfterBreak="0">
+    <w:nsid w:val="2C810469"/>
     <w:multiLevelType w:val="hybridMultilevel"/>
-    <w:tmpl w:val="FCDE7E3C"/>
-    <w:lvl w:ilvl="0" w:tplc="35ECF2CA">
+    <w:tmpl w:val="D8108A58"/>
+    <w:lvl w:ilvl="0" w:tplc="F9C235D2">
       <w:start w:val="1"/>
       <w:numFmt w:val="decimal"/>
       <w:lvlText w:val="%1."/>
@@ -4552,7 +4329,7 @@
         <w:ind w:left="360" w:hanging="300"/>
       </w:pPr>
     </w:lvl>
-    <w:lvl w:ilvl="1" w:tplc="BB2CFDD8" w:tentative="1">
+    <w:lvl w:ilvl="1" w:tplc="0096B504" w:tentative="1">
       <w:start w:val="1"/>
       <w:numFmt w:val="lowerLetter"/>
       <w:lvlText w:val="%2."/>
@@ -4561,47 +4338,47 @@
         <w:ind w:left="720" w:hanging="300"/>
       </w:pPr>
     </w:lvl>
-    <w:lvl w:ilvl="2" w:tplc="D8D60F36">
-      <w:numFmt w:val="decimal"/>
-      <w:lvlText w:val=""/>
-      <w:lvlJc w:val="left"/>
-    </w:lvl>
-    <w:lvl w:ilvl="3" w:tplc="F0AC84A6">
-      <w:numFmt w:val="decimal"/>
-      <w:lvlText w:val=""/>
-      <w:lvlJc w:val="left"/>
-    </w:lvl>
-    <w:lvl w:ilvl="4" w:tplc="5504E1B6">
-      <w:numFmt w:val="decimal"/>
-      <w:lvlText w:val=""/>
-      <w:lvlJc w:val="left"/>
-    </w:lvl>
-    <w:lvl w:ilvl="5" w:tplc="993E6B2C">
-      <w:numFmt w:val="decimal"/>
-      <w:lvlText w:val=""/>
-      <w:lvlJc w:val="left"/>
-    </w:lvl>
-    <w:lvl w:ilvl="6" w:tplc="0B7837AC">
-      <w:numFmt w:val="decimal"/>
-      <w:lvlText w:val=""/>
-      <w:lvlJc w:val="left"/>
-    </w:lvl>
-    <w:lvl w:ilvl="7" w:tplc="2432DEEE">
-      <w:numFmt w:val="decimal"/>
-      <w:lvlText w:val=""/>
-      <w:lvlJc w:val="left"/>
-    </w:lvl>
-    <w:lvl w:ilvl="8" w:tplc="E9E20728">
+    <w:lvl w:ilvl="2" w:tplc="E4C263F2">
+      <w:numFmt w:val="decimal"/>
+      <w:lvlText w:val=""/>
+      <w:lvlJc w:val="left"/>
+    </w:lvl>
+    <w:lvl w:ilvl="3" w:tplc="9A22BADC">
+      <w:numFmt w:val="decimal"/>
+      <w:lvlText w:val=""/>
+      <w:lvlJc w:val="left"/>
+    </w:lvl>
+    <w:lvl w:ilvl="4" w:tplc="0896CF20">
+      <w:numFmt w:val="decimal"/>
+      <w:lvlText w:val=""/>
+      <w:lvlJc w:val="left"/>
+    </w:lvl>
+    <w:lvl w:ilvl="5" w:tplc="8878CC12">
+      <w:numFmt w:val="decimal"/>
+      <w:lvlText w:val=""/>
+      <w:lvlJc w:val="left"/>
+    </w:lvl>
+    <w:lvl w:ilvl="6" w:tplc="541AD7BC">
+      <w:numFmt w:val="decimal"/>
+      <w:lvlText w:val=""/>
+      <w:lvlJc w:val="left"/>
+    </w:lvl>
+    <w:lvl w:ilvl="7" w:tplc="F0800AC2">
+      <w:numFmt w:val="decimal"/>
+      <w:lvlText w:val=""/>
+      <w:lvlJc w:val="left"/>
+    </w:lvl>
+    <w:lvl w:ilvl="8" w:tplc="2D06A850">
       <w:numFmt w:val="decimal"/>
       <w:lvlText w:val=""/>
       <w:lvlJc w:val="left"/>
     </w:lvl>
   </w:abstractNum>
-  <w:abstractNum w:abstractNumId="2" w15:restartNumberingAfterBreak="0">
-    <w:nsid w:val="20883867"/>
+  <w:abstractNum w:abstractNumId="4" w15:restartNumberingAfterBreak="0">
+    <w:nsid w:val="3D3854C5"/>
     <w:multiLevelType w:val="hybridMultilevel"/>
-    <w:tmpl w:val="FDC88FB4"/>
-    <w:lvl w:ilvl="0" w:tplc="7E5E65E2">
+    <w:tmpl w:val="B87E53DA"/>
+    <w:lvl w:ilvl="0" w:tplc="3586A184">
       <w:start w:val="1"/>
       <w:numFmt w:val="decimal"/>
       <w:lvlText w:val="%1."/>
@@ -4610,7 +4387,7 @@
         <w:ind w:left="360" w:hanging="300"/>
       </w:pPr>
     </w:lvl>
-    <w:lvl w:ilvl="1" w:tplc="2722A030" w:tentative="1">
+    <w:lvl w:ilvl="1" w:tplc="D8061E8E" w:tentative="1">
       <w:start w:val="1"/>
       <w:numFmt w:val="lowerLetter"/>
       <w:lvlText w:val="%2."/>
@@ -4619,134 +4396,48 @@
         <w:ind w:left="720" w:hanging="300"/>
       </w:pPr>
     </w:lvl>
-    <w:lvl w:ilvl="2" w:tplc="F22E6CB0">
-      <w:numFmt w:val="decimal"/>
-      <w:lvlText w:val=""/>
-      <w:lvlJc w:val="left"/>
-    </w:lvl>
-    <w:lvl w:ilvl="3" w:tplc="2D547A0A">
-      <w:numFmt w:val="decimal"/>
-      <w:lvlText w:val=""/>
-      <w:lvlJc w:val="left"/>
-    </w:lvl>
-    <w:lvl w:ilvl="4" w:tplc="5142D224">
-      <w:numFmt w:val="decimal"/>
-      <w:lvlText w:val=""/>
-      <w:lvlJc w:val="left"/>
-    </w:lvl>
-    <w:lvl w:ilvl="5" w:tplc="25080ED2">
-      <w:numFmt w:val="decimal"/>
-      <w:lvlText w:val=""/>
-      <w:lvlJc w:val="left"/>
-    </w:lvl>
-    <w:lvl w:ilvl="6" w:tplc="06C077D8">
-      <w:numFmt w:val="decimal"/>
-      <w:lvlText w:val=""/>
-      <w:lvlJc w:val="left"/>
-    </w:lvl>
-    <w:lvl w:ilvl="7" w:tplc="1C9AA76E">
-      <w:numFmt w:val="decimal"/>
-      <w:lvlText w:val=""/>
-      <w:lvlJc w:val="left"/>
-    </w:lvl>
-    <w:lvl w:ilvl="8" w:tplc="91D8B740">
+    <w:lvl w:ilvl="2" w:tplc="9FC03B32">
+      <w:numFmt w:val="decimal"/>
+      <w:lvlText w:val=""/>
+      <w:lvlJc w:val="left"/>
+    </w:lvl>
+    <w:lvl w:ilvl="3" w:tplc="52585574">
+      <w:numFmt w:val="decimal"/>
+      <w:lvlText w:val=""/>
+      <w:lvlJc w:val="left"/>
+    </w:lvl>
+    <w:lvl w:ilvl="4" w:tplc="C022486A">
+      <w:numFmt w:val="decimal"/>
+      <w:lvlText w:val=""/>
+      <w:lvlJc w:val="left"/>
+    </w:lvl>
+    <w:lvl w:ilvl="5" w:tplc="5D90EDB8">
+      <w:numFmt w:val="decimal"/>
+      <w:lvlText w:val=""/>
+      <w:lvlJc w:val="left"/>
+    </w:lvl>
+    <w:lvl w:ilvl="6" w:tplc="584AA862">
+      <w:numFmt w:val="decimal"/>
+      <w:lvlText w:val=""/>
+      <w:lvlJc w:val="left"/>
+    </w:lvl>
+    <w:lvl w:ilvl="7" w:tplc="4D9A5F36">
+      <w:numFmt w:val="decimal"/>
+      <w:lvlText w:val=""/>
+      <w:lvlJc w:val="left"/>
+    </w:lvl>
+    <w:lvl w:ilvl="8" w:tplc="0B286084">
       <w:numFmt w:val="decimal"/>
       <w:lvlText w:val=""/>
       <w:lvlJc w:val="left"/>
     </w:lvl>
   </w:abstractNum>
-  <w:abstractNum w:abstractNumId="3" w15:restartNumberingAfterBreak="0">
-    <w:nsid w:val="28CE2167"/>
+  <w:abstractNum w:abstractNumId="5" w15:restartNumberingAfterBreak="0">
+    <w:nsid w:val="47985048"/>
     <w:multiLevelType w:val="hybridMultilevel"/>
-    <w:tmpl w:val="6E8EADBA"/>
-    <w:lvl w:ilvl="0" w:tplc="6974FB1C" w:tentative="1">
+    <w:tmpl w:val="59405DB0"/>
+    <w:lvl w:ilvl="0" w:tplc="A87C483A">
       <w:start w:val="1"/>
-      <w:numFmt w:val="bullet"/>
-      <w:lvlText w:val="●"/>
-      <w:lvlJc w:val="left"/>
-      <w:pPr>
-        <w:ind w:left="720" w:hanging="360"/>
-      </w:pPr>
-    </w:lvl>
-    <w:lvl w:ilvl="1" w:tplc="2F100864" w:tentative="1">
-      <w:start w:val="1"/>
-      <w:numFmt w:val="bullet"/>
-      <w:lvlText w:val="○"/>
-      <w:lvlJc w:val="left"/>
-      <w:pPr>
-        <w:ind w:left="1440" w:hanging="360"/>
-      </w:pPr>
-    </w:lvl>
-    <w:lvl w:ilvl="2" w:tplc="3FD07A2C" w:tentative="1">
-      <w:start w:val="1"/>
-      <w:numFmt w:val="bullet"/>
-      <w:lvlText w:val="■"/>
-      <w:lvlJc w:val="left"/>
-      <w:pPr>
-        <w:ind w:left="2160" w:hanging="360"/>
-      </w:pPr>
-    </w:lvl>
-    <w:lvl w:ilvl="3" w:tplc="64DCDFE6" w:tentative="1">
-      <w:start w:val="1"/>
-      <w:numFmt w:val="bullet"/>
-      <w:lvlText w:val="●"/>
-      <w:lvlJc w:val="left"/>
-      <w:pPr>
-        <w:ind w:left="2880" w:hanging="360"/>
-      </w:pPr>
-    </w:lvl>
-    <w:lvl w:ilvl="4" w:tplc="3240151A" w:tentative="1">
-      <w:start w:val="1"/>
-      <w:numFmt w:val="bullet"/>
-      <w:lvlText w:val="○"/>
-      <w:lvlJc w:val="left"/>
-      <w:pPr>
-        <w:ind w:left="3600" w:hanging="360"/>
-      </w:pPr>
-    </w:lvl>
-    <w:lvl w:ilvl="5" w:tplc="09E60856" w:tentative="1">
-      <w:start w:val="1"/>
-      <w:numFmt w:val="bullet"/>
-      <w:lvlText w:val="■"/>
-      <w:lvlJc w:val="left"/>
-      <w:pPr>
-        <w:ind w:left="4320" w:hanging="360"/>
-      </w:pPr>
-    </w:lvl>
-    <w:lvl w:ilvl="6" w:tplc="34C83E62" w:tentative="1">
-      <w:start w:val="1"/>
-      <w:numFmt w:val="bullet"/>
-      <w:lvlText w:val="●"/>
-      <w:lvlJc w:val="left"/>
-      <w:pPr>
-        <w:ind w:left="5040" w:hanging="360"/>
-      </w:pPr>
-    </w:lvl>
-    <w:lvl w:ilvl="7" w:tplc="BC801734" w:tentative="1">
-      <w:start w:val="1"/>
-      <w:numFmt w:val="bullet"/>
-      <w:lvlText w:val="●"/>
-      <w:lvlJc w:val="left"/>
-      <w:pPr>
-        <w:ind w:left="5760" w:hanging="360"/>
-      </w:pPr>
-    </w:lvl>
-    <w:lvl w:ilvl="8" w:tplc="6A4685B4" w:tentative="1">
-      <w:start w:val="1"/>
-      <w:numFmt w:val="bullet"/>
-      <w:lvlText w:val="●"/>
-      <w:lvlJc w:val="left"/>
-      <w:pPr>
-        <w:ind w:left="6480" w:hanging="360"/>
-      </w:pPr>
-    </w:lvl>
-  </w:abstractNum>
-  <w:abstractNum w:abstractNumId="4" w15:restartNumberingAfterBreak="0">
-    <w:nsid w:val="30D64798"/>
-    <w:multiLevelType w:val="hybridMultilevel"/>
-    <w:tmpl w:val="BB286D2E"/>
-    <w:lvl w:ilvl="0" w:tplc="D646D69C">
-      <w:start w:val="1"/>
       <w:numFmt w:val="decimal"/>
       <w:lvlText w:val="%1."/>
       <w:lvlJc w:val="left"/>
@@ -4754,7 +4445,7 @@
         <w:ind w:left="360" w:hanging="300"/>
       </w:pPr>
     </w:lvl>
-    <w:lvl w:ilvl="1" w:tplc="CF687F88" w:tentative="1">
+    <w:lvl w:ilvl="1" w:tplc="5D949324" w:tentative="1">
       <w:start w:val="1"/>
       <w:numFmt w:val="lowerLetter"/>
       <w:lvlText w:val="%2."/>
@@ -4763,105 +4454,47 @@
         <w:ind w:left="720" w:hanging="300"/>
       </w:pPr>
     </w:lvl>
-    <w:lvl w:ilvl="2" w:tplc="08CE2DC6">
-      <w:numFmt w:val="decimal"/>
-      <w:lvlText w:val=""/>
-      <w:lvlJc w:val="left"/>
-    </w:lvl>
-    <w:lvl w:ilvl="3" w:tplc="84FE9A70">
-      <w:numFmt w:val="decimal"/>
-      <w:lvlText w:val=""/>
-      <w:lvlJc w:val="left"/>
-    </w:lvl>
-    <w:lvl w:ilvl="4" w:tplc="69EE693C">
-      <w:numFmt w:val="decimal"/>
-      <w:lvlText w:val=""/>
-      <w:lvlJc w:val="left"/>
-    </w:lvl>
-    <w:lvl w:ilvl="5" w:tplc="A2B8D8F2">
-      <w:numFmt w:val="decimal"/>
-      <w:lvlText w:val=""/>
-      <w:lvlJc w:val="left"/>
-    </w:lvl>
-    <w:lvl w:ilvl="6" w:tplc="45E49056">
-      <w:numFmt w:val="decimal"/>
-      <w:lvlText w:val=""/>
-      <w:lvlJc w:val="left"/>
-    </w:lvl>
-    <w:lvl w:ilvl="7" w:tplc="B7720284">
-      <w:numFmt w:val="decimal"/>
-      <w:lvlText w:val=""/>
-      <w:lvlJc w:val="left"/>
-    </w:lvl>
-    <w:lvl w:ilvl="8" w:tplc="E7122CB8">
-      <w:numFmt w:val="decimal"/>
-      <w:lvlText w:val=""/>
-      <w:lvlJc w:val="left"/>
-    </w:lvl>
-  </w:abstractNum>
-  <w:abstractNum w:abstractNumId="5" w15:restartNumberingAfterBreak="0">
-    <w:nsid w:val="34FD1AAD"/>
-    <w:multiLevelType w:val="hybridMultilevel"/>
-    <w:tmpl w:val="1D12938A"/>
-    <w:lvl w:ilvl="0" w:tplc="C186BCCA" w:tentative="1">
-      <w:start w:val="1"/>
-      <w:numFmt w:val="bullet"/>
-      <w:lvlText w:val="•"/>
-      <w:lvlJc w:val="left"/>
-      <w:pPr>
-        <w:ind w:left="360" w:hanging="260"/>
-      </w:pPr>
-    </w:lvl>
-    <w:lvl w:ilvl="1" w:tplc="29B6A248" w:tentative="1">
-      <w:start w:val="1"/>
-      <w:numFmt w:val="bullet"/>
-      <w:lvlText w:val="–"/>
-      <w:lvlJc w:val="left"/>
-      <w:pPr>
-        <w:ind w:left="720" w:hanging="260"/>
-      </w:pPr>
-    </w:lvl>
-    <w:lvl w:ilvl="2" w:tplc="1A5231C6">
-      <w:numFmt w:val="decimal"/>
-      <w:lvlText w:val=""/>
-      <w:lvlJc w:val="left"/>
-    </w:lvl>
-    <w:lvl w:ilvl="3" w:tplc="CCE27B32">
-      <w:numFmt w:val="decimal"/>
-      <w:lvlText w:val=""/>
-      <w:lvlJc w:val="left"/>
-    </w:lvl>
-    <w:lvl w:ilvl="4" w:tplc="B1B8774A">
-      <w:numFmt w:val="decimal"/>
-      <w:lvlText w:val=""/>
-      <w:lvlJc w:val="left"/>
-    </w:lvl>
-    <w:lvl w:ilvl="5" w:tplc="C96CC964">
-      <w:numFmt w:val="decimal"/>
-      <w:lvlText w:val=""/>
-      <w:lvlJc w:val="left"/>
-    </w:lvl>
-    <w:lvl w:ilvl="6" w:tplc="90A0DA14">
-      <w:numFmt w:val="decimal"/>
-      <w:lvlText w:val=""/>
-      <w:lvlJc w:val="left"/>
-    </w:lvl>
-    <w:lvl w:ilvl="7" w:tplc="C9682FA4">
-      <w:numFmt w:val="decimal"/>
-      <w:lvlText w:val=""/>
-      <w:lvlJc w:val="left"/>
-    </w:lvl>
-    <w:lvl w:ilvl="8" w:tplc="306ADF72">
+    <w:lvl w:ilvl="2" w:tplc="566CDA08">
+      <w:numFmt w:val="decimal"/>
+      <w:lvlText w:val=""/>
+      <w:lvlJc w:val="left"/>
+    </w:lvl>
+    <w:lvl w:ilvl="3" w:tplc="15BE95D4">
+      <w:numFmt w:val="decimal"/>
+      <w:lvlText w:val=""/>
+      <w:lvlJc w:val="left"/>
+    </w:lvl>
+    <w:lvl w:ilvl="4" w:tplc="6B645E16">
+      <w:numFmt w:val="decimal"/>
+      <w:lvlText w:val=""/>
+      <w:lvlJc w:val="left"/>
+    </w:lvl>
+    <w:lvl w:ilvl="5" w:tplc="0ED07E44">
+      <w:numFmt w:val="decimal"/>
+      <w:lvlText w:val=""/>
+      <w:lvlJc w:val="left"/>
+    </w:lvl>
+    <w:lvl w:ilvl="6" w:tplc="75E8A1EA">
+      <w:numFmt w:val="decimal"/>
+      <w:lvlText w:val=""/>
+      <w:lvlJc w:val="left"/>
+    </w:lvl>
+    <w:lvl w:ilvl="7" w:tplc="22B02016">
+      <w:numFmt w:val="decimal"/>
+      <w:lvlText w:val=""/>
+      <w:lvlJc w:val="left"/>
+    </w:lvl>
+    <w:lvl w:ilvl="8" w:tplc="6F66F8B6">
       <w:numFmt w:val="decimal"/>
       <w:lvlText w:val=""/>
       <w:lvlJc w:val="left"/>
     </w:lvl>
   </w:abstractNum>
   <w:abstractNum w:abstractNumId="6" w15:restartNumberingAfterBreak="0">
-    <w:nsid w:val="3A3D7ABA"/>
+    <w:nsid w:val="4BEA09AB"/>
     <w:multiLevelType w:val="hybridMultilevel"/>
-    <w:tmpl w:val="F2E84B60"/>
-    <w:lvl w:ilvl="0" w:tplc="15328A2C">
+    <w:tmpl w:val="302EBBB6"/>
+    <w:lvl w:ilvl="0" w:tplc="ADD8AF7E">
       <w:start w:val="1"/>
       <w:numFmt w:val="decimal"/>
       <w:lvlText w:val="%1."/>
@@ -4870,7 +4503,7 @@
         <w:ind w:left="360" w:hanging="300"/>
       </w:pPr>
     </w:lvl>
-    <w:lvl w:ilvl="1" w:tplc="51C669E2" w:tentative="1">
+    <w:lvl w:ilvl="1" w:tplc="083AD41A" w:tentative="1">
       <w:start w:val="1"/>
       <w:numFmt w:val="lowerLetter"/>
       <w:lvlText w:val="%2."/>
@@ -4879,47 +4512,47 @@
         <w:ind w:left="720" w:hanging="300"/>
       </w:pPr>
     </w:lvl>
-    <w:lvl w:ilvl="2" w:tplc="6C162572">
-      <w:numFmt w:val="decimal"/>
-      <w:lvlText w:val=""/>
-      <w:lvlJc w:val="left"/>
-    </w:lvl>
-    <w:lvl w:ilvl="3" w:tplc="133C355E">
-      <w:numFmt w:val="decimal"/>
-      <w:lvlText w:val=""/>
-      <w:lvlJc w:val="left"/>
-    </w:lvl>
-    <w:lvl w:ilvl="4" w:tplc="B142A10C">
-      <w:numFmt w:val="decimal"/>
-      <w:lvlText w:val=""/>
-      <w:lvlJc w:val="left"/>
-    </w:lvl>
-    <w:lvl w:ilvl="5" w:tplc="C80E67EC">
-      <w:numFmt w:val="decimal"/>
-      <w:lvlText w:val=""/>
-      <w:lvlJc w:val="left"/>
-    </w:lvl>
-    <w:lvl w:ilvl="6" w:tplc="2F0AF23C">
-      <w:numFmt w:val="decimal"/>
-      <w:lvlText w:val=""/>
-      <w:lvlJc w:val="left"/>
-    </w:lvl>
-    <w:lvl w:ilvl="7" w:tplc="93E42F38">
-      <w:numFmt w:val="decimal"/>
-      <w:lvlText w:val=""/>
-      <w:lvlJc w:val="left"/>
-    </w:lvl>
-    <w:lvl w:ilvl="8" w:tplc="DA1C1E88">
+    <w:lvl w:ilvl="2" w:tplc="A2A4E1E0">
+      <w:numFmt w:val="decimal"/>
+      <w:lvlText w:val=""/>
+      <w:lvlJc w:val="left"/>
+    </w:lvl>
+    <w:lvl w:ilvl="3" w:tplc="C88AFA28">
+      <w:numFmt w:val="decimal"/>
+      <w:lvlText w:val=""/>
+      <w:lvlJc w:val="left"/>
+    </w:lvl>
+    <w:lvl w:ilvl="4" w:tplc="97F6420C">
+      <w:numFmt w:val="decimal"/>
+      <w:lvlText w:val=""/>
+      <w:lvlJc w:val="left"/>
+    </w:lvl>
+    <w:lvl w:ilvl="5" w:tplc="4100EFB8">
+      <w:numFmt w:val="decimal"/>
+      <w:lvlText w:val=""/>
+      <w:lvlJc w:val="left"/>
+    </w:lvl>
+    <w:lvl w:ilvl="6" w:tplc="0A32815E">
+      <w:numFmt w:val="decimal"/>
+      <w:lvlText w:val=""/>
+      <w:lvlJc w:val="left"/>
+    </w:lvl>
+    <w:lvl w:ilvl="7" w:tplc="6480DC2E">
+      <w:numFmt w:val="decimal"/>
+      <w:lvlText w:val=""/>
+      <w:lvlJc w:val="left"/>
+    </w:lvl>
+    <w:lvl w:ilvl="8" w:tplc="52AE5DFE">
       <w:numFmt w:val="decimal"/>
       <w:lvlText w:val=""/>
       <w:lvlJc w:val="left"/>
     </w:lvl>
   </w:abstractNum>
   <w:abstractNum w:abstractNumId="7" w15:restartNumberingAfterBreak="0">
-    <w:nsid w:val="5B6B5F82"/>
+    <w:nsid w:val="576E6ACE"/>
     <w:multiLevelType w:val="hybridMultilevel"/>
-    <w:tmpl w:val="B1245204"/>
-    <w:lvl w:ilvl="0" w:tplc="F410AACA">
+    <w:tmpl w:val="54EC6632"/>
+    <w:lvl w:ilvl="0" w:tplc="1D047282">
       <w:start w:val="1"/>
       <w:numFmt w:val="decimal"/>
       <w:lvlText w:val="%1."/>
@@ -4928,7 +4561,7 @@
         <w:ind w:left="360" w:hanging="300"/>
       </w:pPr>
     </w:lvl>
-    <w:lvl w:ilvl="1" w:tplc="B49C4318" w:tentative="1">
+    <w:lvl w:ilvl="1" w:tplc="67746E2C" w:tentative="1">
       <w:start w:val="1"/>
       <w:numFmt w:val="lowerLetter"/>
       <w:lvlText w:val="%2."/>
@@ -4937,47 +4570,47 @@
         <w:ind w:left="720" w:hanging="300"/>
       </w:pPr>
     </w:lvl>
-    <w:lvl w:ilvl="2" w:tplc="4CE66236">
-      <w:numFmt w:val="decimal"/>
-      <w:lvlText w:val=""/>
-      <w:lvlJc w:val="left"/>
-    </w:lvl>
-    <w:lvl w:ilvl="3" w:tplc="2B5E4472">
-      <w:numFmt w:val="decimal"/>
-      <w:lvlText w:val=""/>
-      <w:lvlJc w:val="left"/>
-    </w:lvl>
-    <w:lvl w:ilvl="4" w:tplc="5C905968">
-      <w:numFmt w:val="decimal"/>
-      <w:lvlText w:val=""/>
-      <w:lvlJc w:val="left"/>
-    </w:lvl>
-    <w:lvl w:ilvl="5" w:tplc="6B68D740">
-      <w:numFmt w:val="decimal"/>
-      <w:lvlText w:val=""/>
-      <w:lvlJc w:val="left"/>
-    </w:lvl>
-    <w:lvl w:ilvl="6" w:tplc="29364DAC">
-      <w:numFmt w:val="decimal"/>
-      <w:lvlText w:val=""/>
-      <w:lvlJc w:val="left"/>
-    </w:lvl>
-    <w:lvl w:ilvl="7" w:tplc="45A66AC2">
-      <w:numFmt w:val="decimal"/>
-      <w:lvlText w:val=""/>
-      <w:lvlJc w:val="left"/>
-    </w:lvl>
-    <w:lvl w:ilvl="8" w:tplc="EED63044">
+    <w:lvl w:ilvl="2" w:tplc="0F94E77C">
+      <w:numFmt w:val="decimal"/>
+      <w:lvlText w:val=""/>
+      <w:lvlJc w:val="left"/>
+    </w:lvl>
+    <w:lvl w:ilvl="3" w:tplc="2EB06F44">
+      <w:numFmt w:val="decimal"/>
+      <w:lvlText w:val=""/>
+      <w:lvlJc w:val="left"/>
+    </w:lvl>
+    <w:lvl w:ilvl="4" w:tplc="F8380E30">
+      <w:numFmt w:val="decimal"/>
+      <w:lvlText w:val=""/>
+      <w:lvlJc w:val="left"/>
+    </w:lvl>
+    <w:lvl w:ilvl="5" w:tplc="B30A2034">
+      <w:numFmt w:val="decimal"/>
+      <w:lvlText w:val=""/>
+      <w:lvlJc w:val="left"/>
+    </w:lvl>
+    <w:lvl w:ilvl="6" w:tplc="C80E7C6A">
+      <w:numFmt w:val="decimal"/>
+      <w:lvlText w:val=""/>
+      <w:lvlJc w:val="left"/>
+    </w:lvl>
+    <w:lvl w:ilvl="7" w:tplc="7C00AB7C">
+      <w:numFmt w:val="decimal"/>
+      <w:lvlText w:val=""/>
+      <w:lvlJc w:val="left"/>
+    </w:lvl>
+    <w:lvl w:ilvl="8" w:tplc="5DE0D818">
       <w:numFmt w:val="decimal"/>
       <w:lvlText w:val=""/>
       <w:lvlJc w:val="left"/>
     </w:lvl>
   </w:abstractNum>
   <w:abstractNum w:abstractNumId="8" w15:restartNumberingAfterBreak="0">
-    <w:nsid w:val="77676CAB"/>
+    <w:nsid w:val="743F6788"/>
     <w:multiLevelType w:val="hybridMultilevel"/>
-    <w:tmpl w:val="409AC574"/>
-    <w:lvl w:ilvl="0" w:tplc="6478C3FE">
+    <w:tmpl w:val="1AAC7B8A"/>
+    <w:lvl w:ilvl="0" w:tplc="D40A32EC">
       <w:start w:val="1"/>
       <w:numFmt w:val="decimal"/>
       <w:lvlText w:val="%1."/>
@@ -4986,7 +4619,7 @@
         <w:ind w:left="360" w:hanging="300"/>
       </w:pPr>
     </w:lvl>
-    <w:lvl w:ilvl="1" w:tplc="6F265C66" w:tentative="1">
+    <w:lvl w:ilvl="1" w:tplc="0AFA579A" w:tentative="1">
       <w:start w:val="1"/>
       <w:numFmt w:val="lowerLetter"/>
       <w:lvlText w:val="%2."/>
@@ -4995,47 +4628,47 @@
         <w:ind w:left="720" w:hanging="300"/>
       </w:pPr>
     </w:lvl>
-    <w:lvl w:ilvl="2" w:tplc="4A6444A6">
-      <w:numFmt w:val="decimal"/>
-      <w:lvlText w:val=""/>
-      <w:lvlJc w:val="left"/>
-    </w:lvl>
-    <w:lvl w:ilvl="3" w:tplc="057E1DDA">
-      <w:numFmt w:val="decimal"/>
-      <w:lvlText w:val=""/>
-      <w:lvlJc w:val="left"/>
-    </w:lvl>
-    <w:lvl w:ilvl="4" w:tplc="97D40540">
-      <w:numFmt w:val="decimal"/>
-      <w:lvlText w:val=""/>
-      <w:lvlJc w:val="left"/>
-    </w:lvl>
-    <w:lvl w:ilvl="5" w:tplc="AB24F546">
-      <w:numFmt w:val="decimal"/>
-      <w:lvlText w:val=""/>
-      <w:lvlJc w:val="left"/>
-    </w:lvl>
-    <w:lvl w:ilvl="6" w:tplc="1A80DEAC">
-      <w:numFmt w:val="decimal"/>
-      <w:lvlText w:val=""/>
-      <w:lvlJc w:val="left"/>
-    </w:lvl>
-    <w:lvl w:ilvl="7" w:tplc="1E82DA38">
-      <w:numFmt w:val="decimal"/>
-      <w:lvlText w:val=""/>
-      <w:lvlJc w:val="left"/>
-    </w:lvl>
-    <w:lvl w:ilvl="8" w:tplc="18DAB9AE">
+    <w:lvl w:ilvl="2" w:tplc="2D244398">
+      <w:numFmt w:val="decimal"/>
+      <w:lvlText w:val=""/>
+      <w:lvlJc w:val="left"/>
+    </w:lvl>
+    <w:lvl w:ilvl="3" w:tplc="A80EBFA6">
+      <w:numFmt w:val="decimal"/>
+      <w:lvlText w:val=""/>
+      <w:lvlJc w:val="left"/>
+    </w:lvl>
+    <w:lvl w:ilvl="4" w:tplc="EFEE3CBE">
+      <w:numFmt w:val="decimal"/>
+      <w:lvlText w:val=""/>
+      <w:lvlJc w:val="left"/>
+    </w:lvl>
+    <w:lvl w:ilvl="5" w:tplc="B0F8C52A">
+      <w:numFmt w:val="decimal"/>
+      <w:lvlText w:val=""/>
+      <w:lvlJc w:val="left"/>
+    </w:lvl>
+    <w:lvl w:ilvl="6" w:tplc="7F6E2FC4">
+      <w:numFmt w:val="decimal"/>
+      <w:lvlText w:val=""/>
+      <w:lvlJc w:val="left"/>
+    </w:lvl>
+    <w:lvl w:ilvl="7" w:tplc="DE248BAE">
+      <w:numFmt w:val="decimal"/>
+      <w:lvlText w:val=""/>
+      <w:lvlJc w:val="left"/>
+    </w:lvl>
+    <w:lvl w:ilvl="8" w:tplc="F6943D18">
       <w:numFmt w:val="decimal"/>
       <w:lvlText w:val=""/>
       <w:lvlJc w:val="left"/>
     </w:lvl>
   </w:abstractNum>
   <w:abstractNum w:abstractNumId="9" w15:restartNumberingAfterBreak="0">
-    <w:nsid w:val="79AE4BEF"/>
+    <w:nsid w:val="78F408C4"/>
     <w:multiLevelType w:val="hybridMultilevel"/>
-    <w:tmpl w:val="CE4486C4"/>
-    <w:lvl w:ilvl="0" w:tplc="7C7AD39C">
+    <w:tmpl w:val="0286305E"/>
+    <w:lvl w:ilvl="0" w:tplc="F086FFCC">
       <w:start w:val="1"/>
       <w:numFmt w:val="decimal"/>
       <w:lvlText w:val="%1."/>
@@ -5044,7 +4677,7 @@
         <w:ind w:left="360" w:hanging="300"/>
       </w:pPr>
     </w:lvl>
-    <w:lvl w:ilvl="1" w:tplc="817C0EFC" w:tentative="1">
+    <w:lvl w:ilvl="1" w:tplc="F3D2632E" w:tentative="1">
       <w:start w:val="1"/>
       <w:numFmt w:val="lowerLetter"/>
       <w:lvlText w:val="%2."/>
@@ -5053,156 +4686,92 @@
         <w:ind w:left="720" w:hanging="300"/>
       </w:pPr>
     </w:lvl>
-    <w:lvl w:ilvl="2" w:tplc="3D88E170">
-      <w:numFmt w:val="decimal"/>
-      <w:lvlText w:val=""/>
-      <w:lvlJc w:val="left"/>
-    </w:lvl>
-    <w:lvl w:ilvl="3" w:tplc="23783BF2">
-      <w:numFmt w:val="decimal"/>
-      <w:lvlText w:val=""/>
-      <w:lvlJc w:val="left"/>
-    </w:lvl>
-    <w:lvl w:ilvl="4" w:tplc="3A10010A">
-      <w:numFmt w:val="decimal"/>
-      <w:lvlText w:val=""/>
-      <w:lvlJc w:val="left"/>
-    </w:lvl>
-    <w:lvl w:ilvl="5" w:tplc="30D8323E">
-      <w:numFmt w:val="decimal"/>
-      <w:lvlText w:val=""/>
-      <w:lvlJc w:val="left"/>
-    </w:lvl>
-    <w:lvl w:ilvl="6" w:tplc="CF0482B4">
-      <w:numFmt w:val="decimal"/>
-      <w:lvlText w:val=""/>
-      <w:lvlJc w:val="left"/>
-    </w:lvl>
-    <w:lvl w:ilvl="7" w:tplc="B4C6A472">
-      <w:numFmt w:val="decimal"/>
-      <w:lvlText w:val=""/>
-      <w:lvlJc w:val="left"/>
-    </w:lvl>
-    <w:lvl w:ilvl="8" w:tplc="4CAE457E">
+    <w:lvl w:ilvl="2" w:tplc="2FAC5E8A">
+      <w:numFmt w:val="decimal"/>
+      <w:lvlText w:val=""/>
+      <w:lvlJc w:val="left"/>
+    </w:lvl>
+    <w:lvl w:ilvl="3" w:tplc="5D4A3956">
+      <w:numFmt w:val="decimal"/>
+      <w:lvlText w:val=""/>
+      <w:lvlJc w:val="left"/>
+    </w:lvl>
+    <w:lvl w:ilvl="4" w:tplc="F592630E">
+      <w:numFmt w:val="decimal"/>
+      <w:lvlText w:val=""/>
+      <w:lvlJc w:val="left"/>
+    </w:lvl>
+    <w:lvl w:ilvl="5" w:tplc="A2A2AA8C">
+      <w:numFmt w:val="decimal"/>
+      <w:lvlText w:val=""/>
+      <w:lvlJc w:val="left"/>
+    </w:lvl>
+    <w:lvl w:ilvl="6" w:tplc="41F6C84E">
+      <w:numFmt w:val="decimal"/>
+      <w:lvlText w:val=""/>
+      <w:lvlJc w:val="left"/>
+    </w:lvl>
+    <w:lvl w:ilvl="7" w:tplc="0644AA52">
+      <w:numFmt w:val="decimal"/>
+      <w:lvlText w:val=""/>
+      <w:lvlJc w:val="left"/>
+    </w:lvl>
+    <w:lvl w:ilvl="8" w:tplc="A6965190">
       <w:numFmt w:val="decimal"/>
       <w:lvlText w:val=""/>
       <w:lvlJc w:val="left"/>
     </w:lvl>
   </w:abstractNum>
-  <w:abstractNum w:abstractNumId="10" w15:restartNumberingAfterBreak="0">
-    <w:nsid w:val="7AB55741"/>
-    <w:multiLevelType w:val="hybridMultilevel"/>
-    <w:tmpl w:val="557830AC"/>
-    <w:lvl w:ilvl="0" w:tplc="87EE5CFE">
-      <w:start w:val="1"/>
-      <w:numFmt w:val="decimal"/>
-      <w:lvlText w:val="%1."/>
-      <w:lvlJc w:val="left"/>
-      <w:pPr>
-        <w:ind w:left="360" w:hanging="300"/>
-      </w:pPr>
-    </w:lvl>
-    <w:lvl w:ilvl="1" w:tplc="18387690" w:tentative="1">
-      <w:start w:val="1"/>
-      <w:numFmt w:val="lowerLetter"/>
-      <w:lvlText w:val="%2."/>
-      <w:lvlJc w:val="left"/>
-      <w:pPr>
-        <w:ind w:left="720" w:hanging="300"/>
-      </w:pPr>
-    </w:lvl>
-    <w:lvl w:ilvl="2" w:tplc="E00E325A">
-      <w:numFmt w:val="decimal"/>
-      <w:lvlText w:val=""/>
-      <w:lvlJc w:val="left"/>
-    </w:lvl>
-    <w:lvl w:ilvl="3" w:tplc="1FD0DDCE">
-      <w:numFmt w:val="decimal"/>
-      <w:lvlText w:val=""/>
-      <w:lvlJc w:val="left"/>
-    </w:lvl>
-    <w:lvl w:ilvl="4" w:tplc="BD064552">
-      <w:numFmt w:val="decimal"/>
-      <w:lvlText w:val=""/>
-      <w:lvlJc w:val="left"/>
-    </w:lvl>
-    <w:lvl w:ilvl="5" w:tplc="D5746B06">
-      <w:numFmt w:val="decimal"/>
-      <w:lvlText w:val=""/>
-      <w:lvlJc w:val="left"/>
-    </w:lvl>
-    <w:lvl w:ilvl="6" w:tplc="4F282752">
-      <w:numFmt w:val="decimal"/>
-      <w:lvlText w:val=""/>
-      <w:lvlJc w:val="left"/>
-    </w:lvl>
-    <w:lvl w:ilvl="7" w:tplc="F9168068">
-      <w:numFmt w:val="decimal"/>
-      <w:lvlText w:val=""/>
-      <w:lvlJc w:val="left"/>
-    </w:lvl>
-    <w:lvl w:ilvl="8" w:tplc="91D4F0AE">
-      <w:numFmt w:val="decimal"/>
-      <w:lvlText w:val=""/>
-      <w:lvlJc w:val="left"/>
-    </w:lvl>
-  </w:abstractNum>
-  <w:num w:numId="1" w16cid:durableId="1363289402">
-    <w:abstractNumId w:val="3"/>
+  <w:num w:numId="1" w16cid:durableId="97869297">
+    <w:abstractNumId w:val="0"/>
     <w:lvlOverride w:ilvl="0">
       <w:startOverride w:val="1"/>
     </w:lvlOverride>
   </w:num>
-  <w:num w:numId="2" w16cid:durableId="595869932">
+  <w:num w:numId="2" w16cid:durableId="467279505">
+    <w:abstractNumId w:val="9"/>
+    <w:lvlOverride w:ilvl="0">
+      <w:startOverride w:val="1"/>
+    </w:lvlOverride>
+  </w:num>
+  <w:num w:numId="3" w16cid:durableId="1543205375">
+    <w:abstractNumId w:val="6"/>
+    <w:lvlOverride w:ilvl="0">
+      <w:startOverride w:val="1"/>
+    </w:lvlOverride>
+  </w:num>
+  <w:num w:numId="4" w16cid:durableId="672803649">
     <w:abstractNumId w:val="4"/>
     <w:lvlOverride w:ilvl="0">
       <w:startOverride w:val="1"/>
     </w:lvlOverride>
   </w:num>
-  <w:num w:numId="3" w16cid:durableId="852573110">
-    <w:abstractNumId w:val="6"/>
+  <w:num w:numId="5" w16cid:durableId="147943807">
+    <w:abstractNumId w:val="7"/>
     <w:lvlOverride w:ilvl="0">
       <w:startOverride w:val="1"/>
     </w:lvlOverride>
   </w:num>
-  <w:num w:numId="4" w16cid:durableId="1608349250">
-    <w:abstractNumId w:val="9"/>
-    <w:lvlOverride w:ilvl="0">
-      <w:startOverride w:val="1"/>
-    </w:lvlOverride>
-  </w:num>
-  <w:num w:numId="5" w16cid:durableId="1725904385">
+  <w:num w:numId="6" w16cid:durableId="581336947">
     <w:abstractNumId w:val="2"/>
     <w:lvlOverride w:ilvl="0">
       <w:startOverride w:val="1"/>
     </w:lvlOverride>
   </w:num>
-  <w:num w:numId="6" w16cid:durableId="167529517">
+  <w:num w:numId="7" w16cid:durableId="1439065688">
     <w:abstractNumId w:val="8"/>
     <w:lvlOverride w:ilvl="0">
       <w:startOverride w:val="1"/>
     </w:lvlOverride>
   </w:num>
-  <w:num w:numId="7" w16cid:durableId="1689066721">
-    <w:abstractNumId w:val="0"/>
+  <w:num w:numId="8" w16cid:durableId="79840838">
+    <w:abstractNumId w:val="5"/>
     <w:lvlOverride w:ilvl="0">
       <w:startOverride w:val="1"/>
     </w:lvlOverride>
   </w:num>
-  <w:num w:numId="8" w16cid:durableId="1610434303">
-    <w:abstractNumId w:val="10"/>
-    <w:lvlOverride w:ilvl="0">
-      <w:startOverride w:val="1"/>
-    </w:lvlOverride>
-  </w:num>
-  <w:num w:numId="9" w16cid:durableId="2065248961">
-    <w:abstractNumId w:val="1"/>
-    <w:lvlOverride w:ilvl="0">
-      <w:startOverride w:val="1"/>
-    </w:lvlOverride>
-  </w:num>
-  <w:num w:numId="10" w16cid:durableId="2027439271">
-    <w:abstractNumId w:val="7"/>
+  <w:num w:numId="9" w16cid:durableId="269971000">
+    <w:abstractNumId w:val="3"/>
     <w:lvlOverride w:ilvl="0">
       <w:startOverride w:val="1"/>
     </w:lvlOverride>
@@ -5883,7 +5452,7 @@
     <w:autoRedefine/>
     <w:uiPriority w:val="39"/>
     <w:unhideWhenUsed/>
-    <w:rsid w:val="0012724D"/>
+    <w:rsid w:val="003D0E13"/>
     <w:pPr>
       <w:spacing w:after="100"/>
     </w:pPr>

--- a/discoverer-neo/docs/user-guide/manual/Discoverer-Neo-MANAGER-Guide-Quick-en.docx
+++ b/discoverer-neo/docs/user-guide/manual/Discoverer-Neo-MANAGER-Guide-Quick-en.docx
@@ -74,7 +74,7 @@
     <w:sdt>
       <w:sdtPr>
         <w:alias w:val="Contents"/>
-        <w:id w:val="1303739233"/>
+        <w:id w:val="1807199020"/>
       </w:sdtPr>
       <w:sdtEndPr/>
       <w:sdtContent>
@@ -102,7 +102,7 @@
           <w:r>
             <w:fldChar w:fldCharType="separate"/>
           </w:r>
-          <w:hyperlink w:anchor="_Toc241696661" w:history="1">
+          <w:hyperlink w:anchor="_Toc241745533" w:history="1">
             <w:r>
               <w:rPr>
                 <w:rStyle w:val="Hiperligao"/>
@@ -126,7 +126,7 @@
               <w:rPr>
                 <w:noProof/>
               </w:rPr>
-              <w:instrText xml:space="preserve"> PAGEREF _Toc241696661 \h </w:instrText>
+              <w:instrText xml:space="preserve"> PAGEREF _Toc241745533 \h </w:instrText>
             </w:r>
             <w:r>
               <w:rPr>
@@ -168,7 +168,7 @@
               <w14:ligatures w14:val="standardContextual"/>
             </w:rPr>
           </w:pPr>
-          <w:hyperlink w:anchor="_Toc241696662" w:history="1">
+          <w:hyperlink w:anchor="_Toc241745534" w:history="1">
             <w:r>
               <w:rPr>
                 <w:rStyle w:val="Hiperligao"/>
@@ -192,7 +192,7 @@
               <w:rPr>
                 <w:noProof/>
               </w:rPr>
-              <w:instrText xml:space="preserve"> PAGEREF _Toc241696662 \h </w:instrText>
+              <w:instrText xml:space="preserve"> PAGEREF _Toc241745534 \h </w:instrText>
             </w:r>
             <w:r>
               <w:rPr>
@@ -234,7 +234,7 @@
               <w14:ligatures w14:val="standardContextual"/>
             </w:rPr>
           </w:pPr>
-          <w:hyperlink w:anchor="_Toc241696663" w:history="1">
+          <w:hyperlink w:anchor="_Toc241745535" w:history="1">
             <w:r>
               <w:rPr>
                 <w:rStyle w:val="Hiperligao"/>
@@ -258,7 +258,7 @@
               <w:rPr>
                 <w:noProof/>
               </w:rPr>
-              <w:instrText xml:space="preserve"> PAGEREF _Toc241696663 \h </w:instrText>
+              <w:instrText xml:space="preserve"> PAGEREF _Toc241745535 \h </w:instrText>
             </w:r>
             <w:r>
               <w:rPr>
@@ -300,7 +300,7 @@
               <w14:ligatures w14:val="standardContextual"/>
             </w:rPr>
           </w:pPr>
-          <w:hyperlink w:anchor="_Toc241696664" w:history="1">
+          <w:hyperlink w:anchor="_Toc241745536" w:history="1">
             <w:r>
               <w:rPr>
                 <w:rStyle w:val="Hiperligao"/>
@@ -324,7 +324,7 @@
               <w:rPr>
                 <w:noProof/>
               </w:rPr>
-              <w:instrText xml:space="preserve"> PAGEREF _Toc241696664 \h </w:instrText>
+              <w:instrText xml:space="preserve"> PAGEREF _Toc241745536 \h </w:instrText>
             </w:r>
             <w:r>
               <w:rPr>
@@ -366,7 +366,7 @@
               <w14:ligatures w14:val="standardContextual"/>
             </w:rPr>
           </w:pPr>
-          <w:hyperlink w:anchor="_Toc241696665" w:history="1">
+          <w:hyperlink w:anchor="_Toc241745537" w:history="1">
             <w:r>
               <w:rPr>
                 <w:rStyle w:val="Hiperligao"/>
@@ -390,7 +390,7 @@
               <w:rPr>
                 <w:noProof/>
               </w:rPr>
-              <w:instrText xml:space="preserve"> PAGEREF _Toc241696665 \h </w:instrText>
+              <w:instrText xml:space="preserve"> PAGEREF _Toc241745537 \h </w:instrText>
             </w:r>
             <w:r>
               <w:rPr>
@@ -432,7 +432,7 @@
               <w14:ligatures w14:val="standardContextual"/>
             </w:rPr>
           </w:pPr>
-          <w:hyperlink w:anchor="_Toc241696666" w:history="1">
+          <w:hyperlink w:anchor="_Toc241745538" w:history="1">
             <w:r>
               <w:rPr>
                 <w:rStyle w:val="Hiperligao"/>
@@ -456,7 +456,7 @@
               <w:rPr>
                 <w:noProof/>
               </w:rPr>
-              <w:instrText xml:space="preserve"> PAGEREF _Toc241696666 \h </w:instrText>
+              <w:instrText xml:space="preserve"> PAGEREF _Toc241745538 \h </w:instrText>
             </w:r>
             <w:r>
               <w:rPr>
@@ -498,7 +498,7 @@
               <w14:ligatures w14:val="standardContextual"/>
             </w:rPr>
           </w:pPr>
-          <w:hyperlink w:anchor="_Toc241696667" w:history="1">
+          <w:hyperlink w:anchor="_Toc241745539" w:history="1">
             <w:r>
               <w:rPr>
                 <w:rStyle w:val="Hiperligao"/>
@@ -522,7 +522,7 @@
               <w:rPr>
                 <w:noProof/>
               </w:rPr>
-              <w:instrText xml:space="preserve"> PAGEREF _Toc241696667 \h </w:instrText>
+              <w:instrText xml:space="preserve"> PAGEREF _Toc241745539 \h </w:instrText>
             </w:r>
             <w:r>
               <w:rPr>
@@ -564,7 +564,7 @@
               <w14:ligatures w14:val="standardContextual"/>
             </w:rPr>
           </w:pPr>
-          <w:hyperlink w:anchor="_Toc241696668" w:history="1">
+          <w:hyperlink w:anchor="_Toc241745540" w:history="1">
             <w:r>
               <w:rPr>
                 <w:rStyle w:val="Hiperligao"/>
@@ -588,7 +588,7 @@
               <w:rPr>
                 <w:noProof/>
               </w:rPr>
-              <w:instrText xml:space="preserve"> PAGEREF _Toc241696668 \h </w:instrText>
+              <w:instrText xml:space="preserve"> PAGEREF _Toc241745540 \h </w:instrText>
             </w:r>
             <w:r>
               <w:rPr>
@@ -630,7 +630,7 @@
               <w14:ligatures w14:val="standardContextual"/>
             </w:rPr>
           </w:pPr>
-          <w:hyperlink w:anchor="_Toc241696669" w:history="1">
+          <w:hyperlink w:anchor="_Toc241745541" w:history="1">
             <w:r>
               <w:rPr>
                 <w:rStyle w:val="Hiperligao"/>
@@ -654,7 +654,7 @@
               <w:rPr>
                 <w:noProof/>
               </w:rPr>
-              <w:instrText xml:space="preserve"> PAGEREF _Toc241696669 \h </w:instrText>
+              <w:instrText xml:space="preserve"> PAGEREF _Toc241745541 \h </w:instrText>
             </w:r>
             <w:r>
               <w:rPr>
@@ -702,7 +702,7 @@
       <w:pPr>
         <w:pStyle w:val="Ttulo1"/>
       </w:pPr>
-      <w:bookmarkStart w:id="0" w:name="_Toc241696661"/>
+      <w:bookmarkStart w:id="0" w:name="_Toc241745533"/>
       <w:r>
         <w:lastRenderedPageBreak/>
         <w:t>Your role in one page</w:t>
@@ -1392,7 +1392,7 @@
         <w:pStyle w:val="Ttulo1"/>
         <w:pageBreakBefore/>
       </w:pPr>
-      <w:bookmarkStart w:id="1" w:name="_Toc241696662"/>
+      <w:bookmarkStart w:id="1" w:name="_Toc241745534"/>
       <w:r>
         <w:lastRenderedPageBreak/>
         <w:t>Maps</w:t>
@@ -1425,7 +1425,7 @@
           <w:noProof/>
         </w:rPr>
         <w:drawing>
-          <wp:inline distT="0" distB="0" distL="0" distR="0" wp14:anchorId="3452078E" wp14:editId="49F8B005">
+          <wp:inline distT="0" distB="0" distL="0" distR="0" wp14:anchorId="7EF0EF16" wp14:editId="7C110AF6">
             <wp:extent cx="5715000" cy="3429000"/>
             <wp:effectExtent l="0" t="0" r="0" b="0"/>
             <wp:docPr id="249" name="02-maps-all.png" descr="The Maps list, All tab, with Copy, Share, Schedule and Export icons on each row." title="The Maps list, All tab, with Copy, Share, Schedule and Export icons on each row."/>
@@ -1889,7 +1889,7 @@
         <w:pStyle w:val="Ttulo1"/>
         <w:pageBreakBefore/>
       </w:pPr>
-      <w:bookmarkStart w:id="2" w:name="_Toc241696663"/>
+      <w:bookmarkStart w:id="2" w:name="_Toc241745535"/>
       <w:r>
         <w:lastRenderedPageBreak/>
         <w:t>Sharing a map</w:t>
@@ -1912,7 +1912,7 @@
           <w:noProof/>
         </w:rPr>
         <w:drawing>
-          <wp:inline distT="0" distB="0" distL="0" distR="0" wp14:anchorId="64859D0F" wp14:editId="74E74234">
+          <wp:inline distT="0" distB="0" distL="0" distR="0" wp14:anchorId="34DE75D4" wp14:editId="555B2699">
             <wp:extent cx="3743325" cy="3895725"/>
             <wp:effectExtent l="0" t="0" r="0" b="0"/>
             <wp:docPr id="250" name="03-share-dialog.png" descr="The Share map dialog with a search box and Can view, Can export and Can edit buttons." title="The Share map dialog with a search box and Can view, Can export and Can edit buttons."/>
@@ -2315,7 +2315,7 @@
         <w:pStyle w:val="Ttulo1"/>
         <w:pageBreakBefore/>
       </w:pPr>
-      <w:bookmarkStart w:id="3" w:name="_Toc241696664"/>
+      <w:bookmarkStart w:id="3" w:name="_Toc241745536"/>
       <w:r>
         <w:lastRenderedPageBreak/>
         <w:t>Viewing, running and exporting</w:t>
@@ -2338,7 +2338,7 @@
           <w:noProof/>
         </w:rPr>
         <w:drawing>
-          <wp:inline distT="0" distB="0" distL="0" distR="0" wp14:anchorId="66E3CB76" wp14:editId="4C015066">
+          <wp:inline distT="0" distB="0" distL="0" distR="0" wp14:anchorId="24E49A98" wp14:editId="710B78FB">
             <wp:extent cx="5715000" cy="3571875"/>
             <wp:effectExtent l="0" t="0" r="0" b="0"/>
             <wp:docPr id="251" name="06-viewer-results.png" descr="A completed run with Excel, CSV and PDF buttons over the results grid." title="A completed run with Excel, CSV and PDF buttons over the results grid."/>
@@ -2536,7 +2536,7 @@
         <w:pStyle w:val="Ttulo1"/>
         <w:pageBreakBefore/>
       </w:pPr>
-      <w:bookmarkStart w:id="4" w:name="_Toc241696665"/>
+      <w:bookmarkStart w:id="4" w:name="_Toc241745537"/>
       <w:r>
         <w:lastRenderedPageBreak/>
         <w:t>Map builder</w:t>
@@ -2569,7 +2569,7 @@
           <w:noProof/>
         </w:rPr>
         <w:drawing>
-          <wp:inline distT="0" distB="0" distL="0" distR="0" wp14:anchorId="69762D6C" wp14:editId="75B9764D">
+          <wp:inline distT="0" distB="0" distL="0" distR="0" wp14:anchorId="602D2520" wp14:editId="3EF624DA">
             <wp:extent cx="5715000" cy="3571875"/>
             <wp:effectExtent l="0" t="0" r="0" b="0"/>
             <wp:docPr id="252" name="05-builder-overview.png" descr="The map builder with the Business Areas tree, the columns canvas and the Properties panel." title="The map builder with the Business Areas tree, the columns canvas and the Properties panel."/>
@@ -2807,7 +2807,7 @@
         <w:pStyle w:val="Ttulo1"/>
         <w:pageBreakBefore/>
       </w:pPr>
-      <w:bookmarkStart w:id="5" w:name="_Toc241696666"/>
+      <w:bookmarkStart w:id="5" w:name="_Toc241745538"/>
       <w:r>
         <w:lastRenderedPageBreak/>
         <w:t>Schedules</w:t>
@@ -2830,7 +2830,7 @@
           <w:noProof/>
         </w:rPr>
         <w:drawing>
-          <wp:inline distT="0" distB="0" distL="0" distR="0" wp14:anchorId="66FC61A7" wp14:editId="7B3B4344">
+          <wp:inline distT="0" distB="0" distL="0" distR="0" wp14:anchorId="03F08C13" wp14:editId="3E3A7651">
             <wp:extent cx="5715000" cy="3571875"/>
             <wp:effectExtent l="0" t="0" r="0" b="0"/>
             <wp:docPr id="253" name="38-schedules-list.png" descr="The Schedules page with a paused schedule and its action icons." title="The Schedules page with a paused schedule and its action icons."/>
@@ -3366,7 +3366,7 @@
         <w:pStyle w:val="Ttulo1"/>
         <w:pageBreakBefore/>
       </w:pPr>
-      <w:bookmarkStart w:id="6" w:name="_Toc241696667"/>
+      <w:bookmarkStart w:id="6" w:name="_Toc241745539"/>
       <w:r>
         <w:lastRenderedPageBreak/>
         <w:t>Runs and Exports</w:t>
@@ -3406,7 +3406,7 @@
           <w:noProof/>
         </w:rPr>
         <w:drawing>
-          <wp:inline distT="0" distB="0" distL="0" distR="0" wp14:anchorId="2B9094B8" wp14:editId="64A62AFC">
+          <wp:inline distT="0" distB="0" distL="0" distR="0" wp14:anchorId="63D9CADB" wp14:editId="35480DB3">
             <wp:extent cx="5715000" cy="3571875"/>
             <wp:effectExtent l="0" t="0" r="0" b="0"/>
             <wp:docPr id="254" name="08-runs.png" descr="The Runs page with map, status and kind filters and the list of runs." title="The Runs page with map, status and kind filters and the list of runs."/>
@@ -3581,7 +3581,7 @@
         <w:pStyle w:val="Ttulo1"/>
         <w:pageBreakBefore/>
       </w:pPr>
-      <w:bookmarkStart w:id="7" w:name="_Toc241696668"/>
+      <w:bookmarkStart w:id="7" w:name="_Toc241745540"/>
       <w:r>
         <w:lastRenderedPageBreak/>
         <w:t>Users</w:t>
@@ -3649,8 +3649,8 @@
           <w:noProof/>
         </w:rPr>
         <w:drawing>
-          <wp:inline distT="0" distB="0" distL="0" distR="0" wp14:anchorId="55CC0513" wp14:editId="0EEB8997">
-            <wp:extent cx="4362450" cy="1819275"/>
+          <wp:inline distT="0" distB="0" distL="0" distR="0" wp14:anchorId="28425336" wp14:editId="137F0787">
+            <wp:extent cx="4362450" cy="2190750"/>
             <wp:effectExtent l="0" t="0" r="0" b="0"/>
             <wp:docPr id="255" name="09-users-maps-dialog.png" descr="The Maps dialog for a user, with share-level selects and owner and remove icons." title="The Maps dialog for a user, with share-level selects and owner and remove icons."/>
             <wp:cNvGraphicFramePr>
@@ -3675,7 +3675,7 @@
                   <pic:spPr bwMode="auto">
                     <a:xfrm>
                       <a:off x="0" y="0"/>
-                      <a:ext cx="4362450" cy="1819275"/>
+                      <a:ext cx="4362450" cy="2190750"/>
                     </a:xfrm>
                     <a:prstGeom prst="rect">
                       <a:avLst/>
@@ -3804,7 +3804,7 @@
         <w:pStyle w:val="Ttulo1"/>
         <w:pageBreakBefore/>
       </w:pPr>
-      <w:bookmarkStart w:id="8" w:name="_Toc241696669"/>
+      <w:bookmarkStart w:id="8" w:name="_Toc241745541"/>
       <w:r>
         <w:lastRenderedPageBreak/>
         <w:t>Settings</w:t>
@@ -3837,7 +3837,7 @@
           <w:noProof/>
         </w:rPr>
         <w:drawing>
-          <wp:inline distT="0" distB="0" distL="0" distR="0" wp14:anchorId="7D0A179B" wp14:editId="07388687">
+          <wp:inline distT="0" distB="0" distL="0" distR="0" wp14:anchorId="0B506F68" wp14:editId="27CEA673">
             <wp:extent cx="5715000" cy="3571875"/>
             <wp:effectExtent l="0" t="0" r="0" b="0"/>
             <wp:docPr id="256" name="04-settings.png" descr="The Settings page with the Language, Theme and Color palette cards." title="The Settings page with the Language, Theme and Color palette cards."/>
@@ -4115,10 +4115,358 @@
 <file path=word/numbering.xml><?xml version="1.0" encoding="utf-8"?>
 <w:numbering xmlns:wpc="http://schemas.microsoft.com/office/word/2010/wordprocessingCanvas" xmlns:cx="http://schemas.microsoft.com/office/drawing/2014/chartex" xmlns:cx1="http://schemas.microsoft.com/office/drawing/2015/9/8/chartex" xmlns:cx2="http://schemas.microsoft.com/office/drawing/2015/10/21/chartex" xmlns:cx3="http://schemas.microsoft.com/office/drawing/2016/5/9/chartex" xmlns:cx4="http://schemas.microsoft.com/office/drawing/2016/5/10/chartex" xmlns:cx5="http://schemas.microsoft.com/office/drawing/2016/5/11/chartex" xmlns:cx6="http://schemas.microsoft.com/office/drawing/2016/5/12/chartex" xmlns:cx7="http://schemas.microsoft.com/office/drawing/2016/5/13/chartex" xmlns:cx8="http://schemas.microsoft.com/office/drawing/2016/5/14/chartex" xmlns:mc="http://schemas.openxmlformats.org/markup-compatibility/2006" xmlns:aink="http://schemas.microsoft.com/office/drawing/2016/ink" xmlns:am3d="http://schemas.microsoft.com/office/drawing/2017/model3d" xmlns:o="urn:schemas-microsoft-com:office:office" xmlns:oel="http://schemas.microsoft.com/office/2019/extlst" xmlns:r="http://schemas.openxmlformats.org/officeDocument/2006/relationships" xmlns:m="http://schemas.openxmlformats.org/officeDocument/2006/math" xmlns:v="urn:schemas-microsoft-com:vml" xmlns:wp14="http://schemas.microsoft.com/office/word/2010/wordprocessingDrawing" xmlns:wp="http://schemas.openxmlformats.org/drawingml/2006/wordprocessingDrawing" xmlns:w10="urn:schemas-microsoft-com:office:word" xmlns:w="http://schemas.openxmlformats.org/wordprocessingml/2006/main" xmlns:w14="http://schemas.microsoft.com/office/word/2010/wordml" xmlns:w15="http://schemas.microsoft.com/office/word/2012/wordml" xmlns:w16cex="http://schemas.microsoft.com/office/word/2018/wordml/cex" xmlns:w16cid="http://schemas.microsoft.com/office/word/2016/wordml/cid" xmlns:w16="http://schemas.microsoft.com/office/word/2018/wordml" xmlns:w16sdtdh="http://schemas.microsoft.com/office/word/2020/wordml/sdtdatahash" xmlns:w16se="http://schemas.microsoft.com/office/word/2015/wordml/symex" xmlns:wpg="http://schemas.microsoft.com/office/word/2010/wordprocessingGroup" xmlns:wpi="http://schemas.microsoft.com/office/word/2010/wordprocessingInk" xmlns:wne="http://schemas.microsoft.com/office/word/2006/wordml" xmlns:wps="http://schemas.microsoft.com/office/word/2010/wordprocessingShape" mc:Ignorable="w14 w15 w16se w16cid w16 w16cex w16sdtdh wp14">
   <w:abstractNum w:abstractNumId="0" w15:restartNumberingAfterBreak="0">
-    <w:nsid w:val="0F5D1548"/>
+    <w:nsid w:val="0711570D"/>
     <w:multiLevelType w:val="hybridMultilevel"/>
-    <w:tmpl w:val="58867A8A"/>
-    <w:lvl w:ilvl="0" w:tplc="6346045E" w:tentative="1">
+    <w:tmpl w:val="A5C85A10"/>
+    <w:lvl w:ilvl="0" w:tplc="AD66AD72" w:tentative="1">
+      <w:start w:val="1"/>
+      <w:numFmt w:val="bullet"/>
+      <w:lvlText w:val="•"/>
+      <w:lvlJc w:val="left"/>
+      <w:pPr>
+        <w:ind w:left="360" w:hanging="260"/>
+      </w:pPr>
+    </w:lvl>
+    <w:lvl w:ilvl="1" w:tplc="6DBC36D8" w:tentative="1">
+      <w:start w:val="1"/>
+      <w:numFmt w:val="bullet"/>
+      <w:lvlText w:val="–"/>
+      <w:lvlJc w:val="left"/>
+      <w:pPr>
+        <w:ind w:left="720" w:hanging="260"/>
+      </w:pPr>
+    </w:lvl>
+    <w:lvl w:ilvl="2" w:tplc="4F24A43A">
+      <w:numFmt w:val="decimal"/>
+      <w:lvlText w:val=""/>
+      <w:lvlJc w:val="left"/>
+    </w:lvl>
+    <w:lvl w:ilvl="3" w:tplc="F4EE0BB0">
+      <w:numFmt w:val="decimal"/>
+      <w:lvlText w:val=""/>
+      <w:lvlJc w:val="left"/>
+    </w:lvl>
+    <w:lvl w:ilvl="4" w:tplc="C0146E92">
+      <w:numFmt w:val="decimal"/>
+      <w:lvlText w:val=""/>
+      <w:lvlJc w:val="left"/>
+    </w:lvl>
+    <w:lvl w:ilvl="5" w:tplc="3D540D98">
+      <w:numFmt w:val="decimal"/>
+      <w:lvlText w:val=""/>
+      <w:lvlJc w:val="left"/>
+    </w:lvl>
+    <w:lvl w:ilvl="6" w:tplc="C0A0374A">
+      <w:numFmt w:val="decimal"/>
+      <w:lvlText w:val=""/>
+      <w:lvlJc w:val="left"/>
+    </w:lvl>
+    <w:lvl w:ilvl="7" w:tplc="A23A253C">
+      <w:numFmt w:val="decimal"/>
+      <w:lvlText w:val=""/>
+      <w:lvlJc w:val="left"/>
+    </w:lvl>
+    <w:lvl w:ilvl="8" w:tplc="E92AA540">
+      <w:numFmt w:val="decimal"/>
+      <w:lvlText w:val=""/>
+      <w:lvlJc w:val="left"/>
+    </w:lvl>
+  </w:abstractNum>
+  <w:abstractNum w:abstractNumId="1" w15:restartNumberingAfterBreak="0">
+    <w:nsid w:val="203F5A54"/>
+    <w:multiLevelType w:val="hybridMultilevel"/>
+    <w:tmpl w:val="034A912E"/>
+    <w:lvl w:ilvl="0" w:tplc="2C18EF2E">
+      <w:start w:val="1"/>
+      <w:numFmt w:val="decimal"/>
+      <w:lvlText w:val="%1."/>
+      <w:lvlJc w:val="left"/>
+      <w:pPr>
+        <w:ind w:left="360" w:hanging="300"/>
+      </w:pPr>
+    </w:lvl>
+    <w:lvl w:ilvl="1" w:tplc="67B28486" w:tentative="1">
+      <w:start w:val="1"/>
+      <w:numFmt w:val="lowerLetter"/>
+      <w:lvlText w:val="%2."/>
+      <w:lvlJc w:val="left"/>
+      <w:pPr>
+        <w:ind w:left="720" w:hanging="300"/>
+      </w:pPr>
+    </w:lvl>
+    <w:lvl w:ilvl="2" w:tplc="822AFC3E">
+      <w:numFmt w:val="decimal"/>
+      <w:lvlText w:val=""/>
+      <w:lvlJc w:val="left"/>
+    </w:lvl>
+    <w:lvl w:ilvl="3" w:tplc="71C88456">
+      <w:numFmt w:val="decimal"/>
+      <w:lvlText w:val=""/>
+      <w:lvlJc w:val="left"/>
+    </w:lvl>
+    <w:lvl w:ilvl="4" w:tplc="7A269390">
+      <w:numFmt w:val="decimal"/>
+      <w:lvlText w:val=""/>
+      <w:lvlJc w:val="left"/>
+    </w:lvl>
+    <w:lvl w:ilvl="5" w:tplc="6D92FBE0">
+      <w:numFmt w:val="decimal"/>
+      <w:lvlText w:val=""/>
+      <w:lvlJc w:val="left"/>
+    </w:lvl>
+    <w:lvl w:ilvl="6" w:tplc="72C44D6C">
+      <w:numFmt w:val="decimal"/>
+      <w:lvlText w:val=""/>
+      <w:lvlJc w:val="left"/>
+    </w:lvl>
+    <w:lvl w:ilvl="7" w:tplc="8E06F0A2">
+      <w:numFmt w:val="decimal"/>
+      <w:lvlText w:val=""/>
+      <w:lvlJc w:val="left"/>
+    </w:lvl>
+    <w:lvl w:ilvl="8" w:tplc="3BA0C468">
+      <w:numFmt w:val="decimal"/>
+      <w:lvlText w:val=""/>
+      <w:lvlJc w:val="left"/>
+    </w:lvl>
+  </w:abstractNum>
+  <w:abstractNum w:abstractNumId="2" w15:restartNumberingAfterBreak="0">
+    <w:nsid w:val="248D5CE7"/>
+    <w:multiLevelType w:val="hybridMultilevel"/>
+    <w:tmpl w:val="88941D40"/>
+    <w:lvl w:ilvl="0" w:tplc="733E95D8">
+      <w:start w:val="1"/>
+      <w:numFmt w:val="decimal"/>
+      <w:lvlText w:val="%1."/>
+      <w:lvlJc w:val="left"/>
+      <w:pPr>
+        <w:ind w:left="360" w:hanging="300"/>
+      </w:pPr>
+    </w:lvl>
+    <w:lvl w:ilvl="1" w:tplc="2874627A" w:tentative="1">
+      <w:start w:val="1"/>
+      <w:numFmt w:val="lowerLetter"/>
+      <w:lvlText w:val="%2."/>
+      <w:lvlJc w:val="left"/>
+      <w:pPr>
+        <w:ind w:left="720" w:hanging="300"/>
+      </w:pPr>
+    </w:lvl>
+    <w:lvl w:ilvl="2" w:tplc="3DC2C0F2">
+      <w:numFmt w:val="decimal"/>
+      <w:lvlText w:val=""/>
+      <w:lvlJc w:val="left"/>
+    </w:lvl>
+    <w:lvl w:ilvl="3" w:tplc="93D4BEA2">
+      <w:numFmt w:val="decimal"/>
+      <w:lvlText w:val=""/>
+      <w:lvlJc w:val="left"/>
+    </w:lvl>
+    <w:lvl w:ilvl="4" w:tplc="D8721FD0">
+      <w:numFmt w:val="decimal"/>
+      <w:lvlText w:val=""/>
+      <w:lvlJc w:val="left"/>
+    </w:lvl>
+    <w:lvl w:ilvl="5" w:tplc="BF1C46C0">
+      <w:numFmt w:val="decimal"/>
+      <w:lvlText w:val=""/>
+      <w:lvlJc w:val="left"/>
+    </w:lvl>
+    <w:lvl w:ilvl="6" w:tplc="8402DA0C">
+      <w:numFmt w:val="decimal"/>
+      <w:lvlText w:val=""/>
+      <w:lvlJc w:val="left"/>
+    </w:lvl>
+    <w:lvl w:ilvl="7" w:tplc="A76A2460">
+      <w:numFmt w:val="decimal"/>
+      <w:lvlText w:val=""/>
+      <w:lvlJc w:val="left"/>
+    </w:lvl>
+    <w:lvl w:ilvl="8" w:tplc="DE2A8D42">
+      <w:numFmt w:val="decimal"/>
+      <w:lvlText w:val=""/>
+      <w:lvlJc w:val="left"/>
+    </w:lvl>
+  </w:abstractNum>
+  <w:abstractNum w:abstractNumId="3" w15:restartNumberingAfterBreak="0">
+    <w:nsid w:val="3E7D0E6D"/>
+    <w:multiLevelType w:val="hybridMultilevel"/>
+    <w:tmpl w:val="1B2A6ACE"/>
+    <w:lvl w:ilvl="0" w:tplc="F6EA3B70">
+      <w:start w:val="1"/>
+      <w:numFmt w:val="decimal"/>
+      <w:lvlText w:val="%1."/>
+      <w:lvlJc w:val="left"/>
+      <w:pPr>
+        <w:ind w:left="360" w:hanging="300"/>
+      </w:pPr>
+    </w:lvl>
+    <w:lvl w:ilvl="1" w:tplc="BAC80FB8" w:tentative="1">
+      <w:start w:val="1"/>
+      <w:numFmt w:val="lowerLetter"/>
+      <w:lvlText w:val="%2."/>
+      <w:lvlJc w:val="left"/>
+      <w:pPr>
+        <w:ind w:left="720" w:hanging="300"/>
+      </w:pPr>
+    </w:lvl>
+    <w:lvl w:ilvl="2" w:tplc="5AD652B2">
+      <w:numFmt w:val="decimal"/>
+      <w:lvlText w:val=""/>
+      <w:lvlJc w:val="left"/>
+    </w:lvl>
+    <w:lvl w:ilvl="3" w:tplc="FBAA62AC">
+      <w:numFmt w:val="decimal"/>
+      <w:lvlText w:val=""/>
+      <w:lvlJc w:val="left"/>
+    </w:lvl>
+    <w:lvl w:ilvl="4" w:tplc="C262AD26">
+      <w:numFmt w:val="decimal"/>
+      <w:lvlText w:val=""/>
+      <w:lvlJc w:val="left"/>
+    </w:lvl>
+    <w:lvl w:ilvl="5" w:tplc="2F7281C6">
+      <w:numFmt w:val="decimal"/>
+      <w:lvlText w:val=""/>
+      <w:lvlJc w:val="left"/>
+    </w:lvl>
+    <w:lvl w:ilvl="6" w:tplc="08D402A4">
+      <w:numFmt w:val="decimal"/>
+      <w:lvlText w:val=""/>
+      <w:lvlJc w:val="left"/>
+    </w:lvl>
+    <w:lvl w:ilvl="7" w:tplc="8F56392E">
+      <w:numFmt w:val="decimal"/>
+      <w:lvlText w:val=""/>
+      <w:lvlJc w:val="left"/>
+    </w:lvl>
+    <w:lvl w:ilvl="8" w:tplc="2982BED0">
+      <w:numFmt w:val="decimal"/>
+      <w:lvlText w:val=""/>
+      <w:lvlJc w:val="left"/>
+    </w:lvl>
+  </w:abstractNum>
+  <w:abstractNum w:abstractNumId="4" w15:restartNumberingAfterBreak="0">
+    <w:nsid w:val="42742E0D"/>
+    <w:multiLevelType w:val="hybridMultilevel"/>
+    <w:tmpl w:val="D2D2650A"/>
+    <w:lvl w:ilvl="0" w:tplc="9CBA168C">
+      <w:start w:val="1"/>
+      <w:numFmt w:val="decimal"/>
+      <w:lvlText w:val="%1."/>
+      <w:lvlJc w:val="left"/>
+      <w:pPr>
+        <w:ind w:left="360" w:hanging="300"/>
+      </w:pPr>
+    </w:lvl>
+    <w:lvl w:ilvl="1" w:tplc="5CFA7802" w:tentative="1">
+      <w:start w:val="1"/>
+      <w:numFmt w:val="lowerLetter"/>
+      <w:lvlText w:val="%2."/>
+      <w:lvlJc w:val="left"/>
+      <w:pPr>
+        <w:ind w:left="720" w:hanging="300"/>
+      </w:pPr>
+    </w:lvl>
+    <w:lvl w:ilvl="2" w:tplc="83443B22">
+      <w:numFmt w:val="decimal"/>
+      <w:lvlText w:val=""/>
+      <w:lvlJc w:val="left"/>
+    </w:lvl>
+    <w:lvl w:ilvl="3" w:tplc="00CCE7A2">
+      <w:numFmt w:val="decimal"/>
+      <w:lvlText w:val=""/>
+      <w:lvlJc w:val="left"/>
+    </w:lvl>
+    <w:lvl w:ilvl="4" w:tplc="CDB2CE84">
+      <w:numFmt w:val="decimal"/>
+      <w:lvlText w:val=""/>
+      <w:lvlJc w:val="left"/>
+    </w:lvl>
+    <w:lvl w:ilvl="5" w:tplc="568A6F96">
+      <w:numFmt w:val="decimal"/>
+      <w:lvlText w:val=""/>
+      <w:lvlJc w:val="left"/>
+    </w:lvl>
+    <w:lvl w:ilvl="6" w:tplc="374CD774">
+      <w:numFmt w:val="decimal"/>
+      <w:lvlText w:val=""/>
+      <w:lvlJc w:val="left"/>
+    </w:lvl>
+    <w:lvl w:ilvl="7" w:tplc="2DF0CD3A">
+      <w:numFmt w:val="decimal"/>
+      <w:lvlText w:val=""/>
+      <w:lvlJc w:val="left"/>
+    </w:lvl>
+    <w:lvl w:ilvl="8" w:tplc="B748F734">
+      <w:numFmt w:val="decimal"/>
+      <w:lvlText w:val=""/>
+      <w:lvlJc w:val="left"/>
+    </w:lvl>
+  </w:abstractNum>
+  <w:abstractNum w:abstractNumId="5" w15:restartNumberingAfterBreak="0">
+    <w:nsid w:val="46154F4B"/>
+    <w:multiLevelType w:val="hybridMultilevel"/>
+    <w:tmpl w:val="4DC614AE"/>
+    <w:lvl w:ilvl="0" w:tplc="D8F4A1D6">
+      <w:start w:val="1"/>
+      <w:numFmt w:val="decimal"/>
+      <w:lvlText w:val="%1."/>
+      <w:lvlJc w:val="left"/>
+      <w:pPr>
+        <w:ind w:left="360" w:hanging="300"/>
+      </w:pPr>
+    </w:lvl>
+    <w:lvl w:ilvl="1" w:tplc="31EEF16A" w:tentative="1">
+      <w:start w:val="1"/>
+      <w:numFmt w:val="lowerLetter"/>
+      <w:lvlText w:val="%2."/>
+      <w:lvlJc w:val="left"/>
+      <w:pPr>
+        <w:ind w:left="720" w:hanging="300"/>
+      </w:pPr>
+    </w:lvl>
+    <w:lvl w:ilvl="2" w:tplc="2CECC394">
+      <w:numFmt w:val="decimal"/>
+      <w:lvlText w:val=""/>
+      <w:lvlJc w:val="left"/>
+    </w:lvl>
+    <w:lvl w:ilvl="3" w:tplc="BE100CE6">
+      <w:numFmt w:val="decimal"/>
+      <w:lvlText w:val=""/>
+      <w:lvlJc w:val="left"/>
+    </w:lvl>
+    <w:lvl w:ilvl="4" w:tplc="1860644C">
+      <w:numFmt w:val="decimal"/>
+      <w:lvlText w:val=""/>
+      <w:lvlJc w:val="left"/>
+    </w:lvl>
+    <w:lvl w:ilvl="5" w:tplc="29668196">
+      <w:numFmt w:val="decimal"/>
+      <w:lvlText w:val=""/>
+      <w:lvlJc w:val="left"/>
+    </w:lvl>
+    <w:lvl w:ilvl="6" w:tplc="FE7A376C">
+      <w:numFmt w:val="decimal"/>
+      <w:lvlText w:val=""/>
+      <w:lvlJc w:val="left"/>
+    </w:lvl>
+    <w:lvl w:ilvl="7" w:tplc="ACA00BCE">
+      <w:numFmt w:val="decimal"/>
+      <w:lvlText w:val=""/>
+      <w:lvlJc w:val="left"/>
+    </w:lvl>
+    <w:lvl w:ilvl="8" w:tplc="43627D6E">
+      <w:numFmt w:val="decimal"/>
+      <w:lvlText w:val=""/>
+      <w:lvlJc w:val="left"/>
+    </w:lvl>
+  </w:abstractNum>
+  <w:abstractNum w:abstractNumId="6" w15:restartNumberingAfterBreak="0">
+    <w:nsid w:val="5F173ED8"/>
+    <w:multiLevelType w:val="hybridMultilevel"/>
+    <w:tmpl w:val="2D569AEA"/>
+    <w:lvl w:ilvl="0" w:tplc="95509310" w:tentative="1">
       <w:start w:val="1"/>
       <w:numFmt w:val="bullet"/>
       <w:lvlText w:val="●"/>
@@ -4127,7 +4475,7 @@
         <w:ind w:left="720" w:hanging="360"/>
       </w:pPr>
     </w:lvl>
-    <w:lvl w:ilvl="1" w:tplc="01C2D8E6" w:tentative="1">
+    <w:lvl w:ilvl="1" w:tplc="76121F8E" w:tentative="1">
       <w:start w:val="1"/>
       <w:numFmt w:val="bullet"/>
       <w:lvlText w:val="○"/>
@@ -4136,7 +4484,7 @@
         <w:ind w:left="1440" w:hanging="360"/>
       </w:pPr>
     </w:lvl>
-    <w:lvl w:ilvl="2" w:tplc="8E3039FC" w:tentative="1">
+    <w:lvl w:ilvl="2" w:tplc="F5BE35BC" w:tentative="1">
       <w:start w:val="1"/>
       <w:numFmt w:val="bullet"/>
       <w:lvlText w:val="■"/>
@@ -4145,7 +4493,7 @@
         <w:ind w:left="2160" w:hanging="360"/>
       </w:pPr>
     </w:lvl>
-    <w:lvl w:ilvl="3" w:tplc="F862581A" w:tentative="1">
+    <w:lvl w:ilvl="3" w:tplc="C002BF52" w:tentative="1">
       <w:start w:val="1"/>
       <w:numFmt w:val="bullet"/>
       <w:lvlText w:val="●"/>
@@ -4154,7 +4502,7 @@
         <w:ind w:left="2880" w:hanging="360"/>
       </w:pPr>
     </w:lvl>
-    <w:lvl w:ilvl="4" w:tplc="3AB6A0A6" w:tentative="1">
+    <w:lvl w:ilvl="4" w:tplc="66A4275C" w:tentative="1">
       <w:start w:val="1"/>
       <w:numFmt w:val="bullet"/>
       <w:lvlText w:val="○"/>
@@ -4163,7 +4511,7 @@
         <w:ind w:left="3600" w:hanging="360"/>
       </w:pPr>
     </w:lvl>
-    <w:lvl w:ilvl="5" w:tplc="98E29136" w:tentative="1">
+    <w:lvl w:ilvl="5" w:tplc="6E726A74" w:tentative="1">
       <w:start w:val="1"/>
       <w:numFmt w:val="bullet"/>
       <w:lvlText w:val="■"/>
@@ -4172,7 +4520,7 @@
         <w:ind w:left="4320" w:hanging="360"/>
       </w:pPr>
     </w:lvl>
-    <w:lvl w:ilvl="6" w:tplc="52225630" w:tentative="1">
+    <w:lvl w:ilvl="6" w:tplc="5E6A641C" w:tentative="1">
       <w:start w:val="1"/>
       <w:numFmt w:val="bullet"/>
       <w:lvlText w:val="●"/>
@@ -4181,7 +4529,7 @@
         <w:ind w:left="5040" w:hanging="360"/>
       </w:pPr>
     </w:lvl>
-    <w:lvl w:ilvl="7" w:tplc="F70AEAAA" w:tentative="1">
+    <w:lvl w:ilvl="7" w:tplc="E168F25C" w:tentative="1">
       <w:start w:val="1"/>
       <w:numFmt w:val="bullet"/>
       <w:lvlText w:val="●"/>
@@ -4190,7 +4538,7 @@
         <w:ind w:left="5760" w:hanging="360"/>
       </w:pPr>
     </w:lvl>
-    <w:lvl w:ilvl="8" w:tplc="01660964" w:tentative="1">
+    <w:lvl w:ilvl="8" w:tplc="3CB457E4" w:tentative="1">
       <w:start w:val="1"/>
       <w:numFmt w:val="bullet"/>
       <w:lvlText w:val="●"/>
@@ -4200,70 +4548,12 @@
       </w:pPr>
     </w:lvl>
   </w:abstractNum>
-  <w:abstractNum w:abstractNumId="1" w15:restartNumberingAfterBreak="0">
-    <w:nsid w:val="104E4036"/>
+  <w:abstractNum w:abstractNumId="7" w15:restartNumberingAfterBreak="0">
+    <w:nsid w:val="66F506A3"/>
     <w:multiLevelType w:val="hybridMultilevel"/>
-    <w:tmpl w:val="4716A99C"/>
-    <w:lvl w:ilvl="0" w:tplc="5BEA8CD8" w:tentative="1">
+    <w:tmpl w:val="9F1EDD30"/>
+    <w:lvl w:ilvl="0" w:tplc="2E7E15D8">
       <w:start w:val="1"/>
-      <w:numFmt w:val="bullet"/>
-      <w:lvlText w:val="•"/>
-      <w:lvlJc w:val="left"/>
-      <w:pPr>
-        <w:ind w:left="360" w:hanging="260"/>
-      </w:pPr>
-    </w:lvl>
-    <w:lvl w:ilvl="1" w:tplc="DC983E70" w:tentative="1">
-      <w:start w:val="1"/>
-      <w:numFmt w:val="bullet"/>
-      <w:lvlText w:val="–"/>
-      <w:lvlJc w:val="left"/>
-      <w:pPr>
-        <w:ind w:left="720" w:hanging="260"/>
-      </w:pPr>
-    </w:lvl>
-    <w:lvl w:ilvl="2" w:tplc="E396AEBC">
-      <w:numFmt w:val="decimal"/>
-      <w:lvlText w:val=""/>
-      <w:lvlJc w:val="left"/>
-    </w:lvl>
-    <w:lvl w:ilvl="3" w:tplc="D9448974">
-      <w:numFmt w:val="decimal"/>
-      <w:lvlText w:val=""/>
-      <w:lvlJc w:val="left"/>
-    </w:lvl>
-    <w:lvl w:ilvl="4" w:tplc="A45A914E">
-      <w:numFmt w:val="decimal"/>
-      <w:lvlText w:val=""/>
-      <w:lvlJc w:val="left"/>
-    </w:lvl>
-    <w:lvl w:ilvl="5" w:tplc="00F0505E">
-      <w:numFmt w:val="decimal"/>
-      <w:lvlText w:val=""/>
-      <w:lvlJc w:val="left"/>
-    </w:lvl>
-    <w:lvl w:ilvl="6" w:tplc="8466B590">
-      <w:numFmt w:val="decimal"/>
-      <w:lvlText w:val=""/>
-      <w:lvlJc w:val="left"/>
-    </w:lvl>
-    <w:lvl w:ilvl="7" w:tplc="ED241EEE">
-      <w:numFmt w:val="decimal"/>
-      <w:lvlText w:val=""/>
-      <w:lvlJc w:val="left"/>
-    </w:lvl>
-    <w:lvl w:ilvl="8" w:tplc="1BCCA63A">
-      <w:numFmt w:val="decimal"/>
-      <w:lvlText w:val=""/>
-      <w:lvlJc w:val="left"/>
-    </w:lvl>
-  </w:abstractNum>
-  <w:abstractNum w:abstractNumId="2" w15:restartNumberingAfterBreak="0">
-    <w:nsid w:val="1C5E6953"/>
-    <w:multiLevelType w:val="hybridMultilevel"/>
-    <w:tmpl w:val="E95E4136"/>
-    <w:lvl w:ilvl="0" w:tplc="3898A5CE">
-      <w:start w:val="1"/>
       <w:numFmt w:val="decimal"/>
       <w:lvlText w:val="%1."/>
       <w:lvlJc w:val="left"/>
@@ -4271,7 +4561,7 @@
         <w:ind w:left="360" w:hanging="300"/>
       </w:pPr>
     </w:lvl>
-    <w:lvl w:ilvl="1" w:tplc="6C0A3D78" w:tentative="1">
+    <w:lvl w:ilvl="1" w:tplc="52226CF2" w:tentative="1">
       <w:start w:val="1"/>
       <w:numFmt w:val="lowerLetter"/>
       <w:lvlText w:val="%2."/>
@@ -4280,47 +4570,47 @@
         <w:ind w:left="720" w:hanging="300"/>
       </w:pPr>
     </w:lvl>
-    <w:lvl w:ilvl="2" w:tplc="9DECE3F0">
-      <w:numFmt w:val="decimal"/>
-      <w:lvlText w:val=""/>
-      <w:lvlJc w:val="left"/>
-    </w:lvl>
-    <w:lvl w:ilvl="3" w:tplc="1D0257AE">
-      <w:numFmt w:val="decimal"/>
-      <w:lvlText w:val=""/>
-      <w:lvlJc w:val="left"/>
-    </w:lvl>
-    <w:lvl w:ilvl="4" w:tplc="4A20145C">
-      <w:numFmt w:val="decimal"/>
-      <w:lvlText w:val=""/>
-      <w:lvlJc w:val="left"/>
-    </w:lvl>
-    <w:lvl w:ilvl="5" w:tplc="8E26E67C">
-      <w:numFmt w:val="decimal"/>
-      <w:lvlText w:val=""/>
-      <w:lvlJc w:val="left"/>
-    </w:lvl>
-    <w:lvl w:ilvl="6" w:tplc="A0569FFE">
-      <w:numFmt w:val="decimal"/>
-      <w:lvlText w:val=""/>
-      <w:lvlJc w:val="left"/>
-    </w:lvl>
-    <w:lvl w:ilvl="7" w:tplc="625CD3B8">
-      <w:numFmt w:val="decimal"/>
-      <w:lvlText w:val=""/>
-      <w:lvlJc w:val="left"/>
-    </w:lvl>
-    <w:lvl w:ilvl="8" w:tplc="B08A1EB2">
+    <w:lvl w:ilvl="2" w:tplc="0A444858">
+      <w:numFmt w:val="decimal"/>
+      <w:lvlText w:val=""/>
+      <w:lvlJc w:val="left"/>
+    </w:lvl>
+    <w:lvl w:ilvl="3" w:tplc="AEAC7486">
+      <w:numFmt w:val="decimal"/>
+      <w:lvlText w:val=""/>
+      <w:lvlJc w:val="left"/>
+    </w:lvl>
+    <w:lvl w:ilvl="4" w:tplc="A2A40716">
+      <w:numFmt w:val="decimal"/>
+      <w:lvlText w:val=""/>
+      <w:lvlJc w:val="left"/>
+    </w:lvl>
+    <w:lvl w:ilvl="5" w:tplc="145C876A">
+      <w:numFmt w:val="decimal"/>
+      <w:lvlText w:val=""/>
+      <w:lvlJc w:val="left"/>
+    </w:lvl>
+    <w:lvl w:ilvl="6" w:tplc="4CA6DBDA">
+      <w:numFmt w:val="decimal"/>
+      <w:lvlText w:val=""/>
+      <w:lvlJc w:val="left"/>
+    </w:lvl>
+    <w:lvl w:ilvl="7" w:tplc="DBDAD31C">
+      <w:numFmt w:val="decimal"/>
+      <w:lvlText w:val=""/>
+      <w:lvlJc w:val="left"/>
+    </w:lvl>
+    <w:lvl w:ilvl="8" w:tplc="949A6C06">
       <w:numFmt w:val="decimal"/>
       <w:lvlText w:val=""/>
       <w:lvlJc w:val="left"/>
     </w:lvl>
   </w:abstractNum>
-  <w:abstractNum w:abstractNumId="3" w15:restartNumberingAfterBreak="0">
-    <w:nsid w:val="2C810469"/>
+  <w:abstractNum w:abstractNumId="8" w15:restartNumberingAfterBreak="0">
+    <w:nsid w:val="79A452C1"/>
     <w:multiLevelType w:val="hybridMultilevel"/>
-    <w:tmpl w:val="D8108A58"/>
-    <w:lvl w:ilvl="0" w:tplc="F9C235D2">
+    <w:tmpl w:val="FA20454E"/>
+    <w:lvl w:ilvl="0" w:tplc="49B63090">
       <w:start w:val="1"/>
       <w:numFmt w:val="decimal"/>
       <w:lvlText w:val="%1."/>
@@ -4329,7 +4619,7 @@
         <w:ind w:left="360" w:hanging="300"/>
       </w:pPr>
     </w:lvl>
-    <w:lvl w:ilvl="1" w:tplc="0096B504" w:tentative="1">
+    <w:lvl w:ilvl="1" w:tplc="67C20E94" w:tentative="1">
       <w:start w:val="1"/>
       <w:numFmt w:val="lowerLetter"/>
       <w:lvlText w:val="%2."/>
@@ -4338,47 +4628,47 @@
         <w:ind w:left="720" w:hanging="300"/>
       </w:pPr>
     </w:lvl>
-    <w:lvl w:ilvl="2" w:tplc="E4C263F2">
-      <w:numFmt w:val="decimal"/>
-      <w:lvlText w:val=""/>
-      <w:lvlJc w:val="left"/>
-    </w:lvl>
-    <w:lvl w:ilvl="3" w:tplc="9A22BADC">
-      <w:numFmt w:val="decimal"/>
-      <w:lvlText w:val=""/>
-      <w:lvlJc w:val="left"/>
-    </w:lvl>
-    <w:lvl w:ilvl="4" w:tplc="0896CF20">
-      <w:numFmt w:val="decimal"/>
-      <w:lvlText w:val=""/>
-      <w:lvlJc w:val="left"/>
-    </w:lvl>
-    <w:lvl w:ilvl="5" w:tplc="8878CC12">
-      <w:numFmt w:val="decimal"/>
-      <w:lvlText w:val=""/>
-      <w:lvlJc w:val="left"/>
-    </w:lvl>
-    <w:lvl w:ilvl="6" w:tplc="541AD7BC">
-      <w:numFmt w:val="decimal"/>
-      <w:lvlText w:val=""/>
-      <w:lvlJc w:val="left"/>
-    </w:lvl>
-    <w:lvl w:ilvl="7" w:tplc="F0800AC2">
-      <w:numFmt w:val="decimal"/>
-      <w:lvlText w:val=""/>
-      <w:lvlJc w:val="left"/>
-    </w:lvl>
-    <w:lvl w:ilvl="8" w:tplc="2D06A850">
+    <w:lvl w:ilvl="2" w:tplc="84868058">
+      <w:numFmt w:val="decimal"/>
+      <w:lvlText w:val=""/>
+      <w:lvlJc w:val="left"/>
+    </w:lvl>
+    <w:lvl w:ilvl="3" w:tplc="299C887E">
+      <w:numFmt w:val="decimal"/>
+      <w:lvlText w:val=""/>
+      <w:lvlJc w:val="left"/>
+    </w:lvl>
+    <w:lvl w:ilvl="4" w:tplc="C0DC6932">
+      <w:numFmt w:val="decimal"/>
+      <w:lvlText w:val=""/>
+      <w:lvlJc w:val="left"/>
+    </w:lvl>
+    <w:lvl w:ilvl="5" w:tplc="009E21AC">
+      <w:numFmt w:val="decimal"/>
+      <w:lvlText w:val=""/>
+      <w:lvlJc w:val="left"/>
+    </w:lvl>
+    <w:lvl w:ilvl="6" w:tplc="29982A36">
+      <w:numFmt w:val="decimal"/>
+      <w:lvlText w:val=""/>
+      <w:lvlJc w:val="left"/>
+    </w:lvl>
+    <w:lvl w:ilvl="7" w:tplc="CDE44DE4">
+      <w:numFmt w:val="decimal"/>
+      <w:lvlText w:val=""/>
+      <w:lvlJc w:val="left"/>
+    </w:lvl>
+    <w:lvl w:ilvl="8" w:tplc="7BAA9D22">
       <w:numFmt w:val="decimal"/>
       <w:lvlText w:val=""/>
       <w:lvlJc w:val="left"/>
     </w:lvl>
   </w:abstractNum>
-  <w:abstractNum w:abstractNumId="4" w15:restartNumberingAfterBreak="0">
-    <w:nsid w:val="3D3854C5"/>
+  <w:abstractNum w:abstractNumId="9" w15:restartNumberingAfterBreak="0">
+    <w:nsid w:val="7EB10DBF"/>
     <w:multiLevelType w:val="hybridMultilevel"/>
-    <w:tmpl w:val="B87E53DA"/>
-    <w:lvl w:ilvl="0" w:tplc="3586A184">
+    <w:tmpl w:val="07688C7A"/>
+    <w:lvl w:ilvl="0" w:tplc="9C9A3CB8">
       <w:start w:val="1"/>
       <w:numFmt w:val="decimal"/>
       <w:lvlText w:val="%1."/>
@@ -4387,7 +4677,7 @@
         <w:ind w:left="360" w:hanging="300"/>
       </w:pPr>
     </w:lvl>
-    <w:lvl w:ilvl="1" w:tplc="D8061E8E" w:tentative="1">
+    <w:lvl w:ilvl="1" w:tplc="B112A8D2" w:tentative="1">
       <w:start w:val="1"/>
       <w:numFmt w:val="lowerLetter"/>
       <w:lvlText w:val="%2."/>
@@ -4396,382 +4686,92 @@
         <w:ind w:left="720" w:hanging="300"/>
       </w:pPr>
     </w:lvl>
-    <w:lvl w:ilvl="2" w:tplc="9FC03B32">
-      <w:numFmt w:val="decimal"/>
-      <w:lvlText w:val=""/>
-      <w:lvlJc w:val="left"/>
-    </w:lvl>
-    <w:lvl w:ilvl="3" w:tplc="52585574">
-      <w:numFmt w:val="decimal"/>
-      <w:lvlText w:val=""/>
-      <w:lvlJc w:val="left"/>
-    </w:lvl>
-    <w:lvl w:ilvl="4" w:tplc="C022486A">
-      <w:numFmt w:val="decimal"/>
-      <w:lvlText w:val=""/>
-      <w:lvlJc w:val="left"/>
-    </w:lvl>
-    <w:lvl w:ilvl="5" w:tplc="5D90EDB8">
-      <w:numFmt w:val="decimal"/>
-      <w:lvlText w:val=""/>
-      <w:lvlJc w:val="left"/>
-    </w:lvl>
-    <w:lvl w:ilvl="6" w:tplc="584AA862">
-      <w:numFmt w:val="decimal"/>
-      <w:lvlText w:val=""/>
-      <w:lvlJc w:val="left"/>
-    </w:lvl>
-    <w:lvl w:ilvl="7" w:tplc="4D9A5F36">
-      <w:numFmt w:val="decimal"/>
-      <w:lvlText w:val=""/>
-      <w:lvlJc w:val="left"/>
-    </w:lvl>
-    <w:lvl w:ilvl="8" w:tplc="0B286084">
+    <w:lvl w:ilvl="2" w:tplc="24C27BBC">
+      <w:numFmt w:val="decimal"/>
+      <w:lvlText w:val=""/>
+      <w:lvlJc w:val="left"/>
+    </w:lvl>
+    <w:lvl w:ilvl="3" w:tplc="39C23BC2">
+      <w:numFmt w:val="decimal"/>
+      <w:lvlText w:val=""/>
+      <w:lvlJc w:val="left"/>
+    </w:lvl>
+    <w:lvl w:ilvl="4" w:tplc="15582832">
+      <w:numFmt w:val="decimal"/>
+      <w:lvlText w:val=""/>
+      <w:lvlJc w:val="left"/>
+    </w:lvl>
+    <w:lvl w:ilvl="5" w:tplc="73A4DF14">
+      <w:numFmt w:val="decimal"/>
+      <w:lvlText w:val=""/>
+      <w:lvlJc w:val="left"/>
+    </w:lvl>
+    <w:lvl w:ilvl="6" w:tplc="84A6634E">
+      <w:numFmt w:val="decimal"/>
+      <w:lvlText w:val=""/>
+      <w:lvlJc w:val="left"/>
+    </w:lvl>
+    <w:lvl w:ilvl="7" w:tplc="16981FDE">
+      <w:numFmt w:val="decimal"/>
+      <w:lvlText w:val=""/>
+      <w:lvlJc w:val="left"/>
+    </w:lvl>
+    <w:lvl w:ilvl="8" w:tplc="D38884D6">
       <w:numFmt w:val="decimal"/>
       <w:lvlText w:val=""/>
       <w:lvlJc w:val="left"/>
     </w:lvl>
   </w:abstractNum>
-  <w:abstractNum w:abstractNumId="5" w15:restartNumberingAfterBreak="0">
-    <w:nsid w:val="47985048"/>
-    <w:multiLevelType w:val="hybridMultilevel"/>
-    <w:tmpl w:val="59405DB0"/>
-    <w:lvl w:ilvl="0" w:tplc="A87C483A">
-      <w:start w:val="1"/>
-      <w:numFmt w:val="decimal"/>
-      <w:lvlText w:val="%1."/>
-      <w:lvlJc w:val="left"/>
-      <w:pPr>
-        <w:ind w:left="360" w:hanging="300"/>
-      </w:pPr>
-    </w:lvl>
-    <w:lvl w:ilvl="1" w:tplc="5D949324" w:tentative="1">
-      <w:start w:val="1"/>
-      <w:numFmt w:val="lowerLetter"/>
-      <w:lvlText w:val="%2."/>
-      <w:lvlJc w:val="left"/>
-      <w:pPr>
-        <w:ind w:left="720" w:hanging="300"/>
-      </w:pPr>
-    </w:lvl>
-    <w:lvl w:ilvl="2" w:tplc="566CDA08">
-      <w:numFmt w:val="decimal"/>
-      <w:lvlText w:val=""/>
-      <w:lvlJc w:val="left"/>
-    </w:lvl>
-    <w:lvl w:ilvl="3" w:tplc="15BE95D4">
-      <w:numFmt w:val="decimal"/>
-      <w:lvlText w:val=""/>
-      <w:lvlJc w:val="left"/>
-    </w:lvl>
-    <w:lvl w:ilvl="4" w:tplc="6B645E16">
-      <w:numFmt w:val="decimal"/>
-      <w:lvlText w:val=""/>
-      <w:lvlJc w:val="left"/>
-    </w:lvl>
-    <w:lvl w:ilvl="5" w:tplc="0ED07E44">
-      <w:numFmt w:val="decimal"/>
-      <w:lvlText w:val=""/>
-      <w:lvlJc w:val="left"/>
-    </w:lvl>
-    <w:lvl w:ilvl="6" w:tplc="75E8A1EA">
-      <w:numFmt w:val="decimal"/>
-      <w:lvlText w:val=""/>
-      <w:lvlJc w:val="left"/>
-    </w:lvl>
-    <w:lvl w:ilvl="7" w:tplc="22B02016">
-      <w:numFmt w:val="decimal"/>
-      <w:lvlText w:val=""/>
-      <w:lvlJc w:val="left"/>
-    </w:lvl>
-    <w:lvl w:ilvl="8" w:tplc="6F66F8B6">
-      <w:numFmt w:val="decimal"/>
-      <w:lvlText w:val=""/>
-      <w:lvlJc w:val="left"/>
-    </w:lvl>
-  </w:abstractNum>
-  <w:abstractNum w:abstractNumId="6" w15:restartNumberingAfterBreak="0">
-    <w:nsid w:val="4BEA09AB"/>
-    <w:multiLevelType w:val="hybridMultilevel"/>
-    <w:tmpl w:val="302EBBB6"/>
-    <w:lvl w:ilvl="0" w:tplc="ADD8AF7E">
-      <w:start w:val="1"/>
-      <w:numFmt w:val="decimal"/>
-      <w:lvlText w:val="%1."/>
-      <w:lvlJc w:val="left"/>
-      <w:pPr>
-        <w:ind w:left="360" w:hanging="300"/>
-      </w:pPr>
-    </w:lvl>
-    <w:lvl w:ilvl="1" w:tplc="083AD41A" w:tentative="1">
-      <w:start w:val="1"/>
-      <w:numFmt w:val="lowerLetter"/>
-      <w:lvlText w:val="%2."/>
-      <w:lvlJc w:val="left"/>
-      <w:pPr>
-        <w:ind w:left="720" w:hanging="300"/>
-      </w:pPr>
-    </w:lvl>
-    <w:lvl w:ilvl="2" w:tplc="A2A4E1E0">
-      <w:numFmt w:val="decimal"/>
-      <w:lvlText w:val=""/>
-      <w:lvlJc w:val="left"/>
-    </w:lvl>
-    <w:lvl w:ilvl="3" w:tplc="C88AFA28">
-      <w:numFmt w:val="decimal"/>
-      <w:lvlText w:val=""/>
-      <w:lvlJc w:val="left"/>
-    </w:lvl>
-    <w:lvl w:ilvl="4" w:tplc="97F6420C">
-      <w:numFmt w:val="decimal"/>
-      <w:lvlText w:val=""/>
-      <w:lvlJc w:val="left"/>
-    </w:lvl>
-    <w:lvl w:ilvl="5" w:tplc="4100EFB8">
-      <w:numFmt w:val="decimal"/>
-      <w:lvlText w:val=""/>
-      <w:lvlJc w:val="left"/>
-    </w:lvl>
-    <w:lvl w:ilvl="6" w:tplc="0A32815E">
-      <w:numFmt w:val="decimal"/>
-      <w:lvlText w:val=""/>
-      <w:lvlJc w:val="left"/>
-    </w:lvl>
-    <w:lvl w:ilvl="7" w:tplc="6480DC2E">
-      <w:numFmt w:val="decimal"/>
-      <w:lvlText w:val=""/>
-      <w:lvlJc w:val="left"/>
-    </w:lvl>
-    <w:lvl w:ilvl="8" w:tplc="52AE5DFE">
-      <w:numFmt w:val="decimal"/>
-      <w:lvlText w:val=""/>
-      <w:lvlJc w:val="left"/>
-    </w:lvl>
-  </w:abstractNum>
-  <w:abstractNum w:abstractNumId="7" w15:restartNumberingAfterBreak="0">
-    <w:nsid w:val="576E6ACE"/>
-    <w:multiLevelType w:val="hybridMultilevel"/>
-    <w:tmpl w:val="54EC6632"/>
-    <w:lvl w:ilvl="0" w:tplc="1D047282">
-      <w:start w:val="1"/>
-      <w:numFmt w:val="decimal"/>
-      <w:lvlText w:val="%1."/>
-      <w:lvlJc w:val="left"/>
-      <w:pPr>
-        <w:ind w:left="360" w:hanging="300"/>
-      </w:pPr>
-    </w:lvl>
-    <w:lvl w:ilvl="1" w:tplc="67746E2C" w:tentative="1">
-      <w:start w:val="1"/>
-      <w:numFmt w:val="lowerLetter"/>
-      <w:lvlText w:val="%2."/>
-      <w:lvlJc w:val="left"/>
-      <w:pPr>
-        <w:ind w:left="720" w:hanging="300"/>
-      </w:pPr>
-    </w:lvl>
-    <w:lvl w:ilvl="2" w:tplc="0F94E77C">
-      <w:numFmt w:val="decimal"/>
-      <w:lvlText w:val=""/>
-      <w:lvlJc w:val="left"/>
-    </w:lvl>
-    <w:lvl w:ilvl="3" w:tplc="2EB06F44">
-      <w:numFmt w:val="decimal"/>
-      <w:lvlText w:val=""/>
-      <w:lvlJc w:val="left"/>
-    </w:lvl>
-    <w:lvl w:ilvl="4" w:tplc="F8380E30">
-      <w:numFmt w:val="decimal"/>
-      <w:lvlText w:val=""/>
-      <w:lvlJc w:val="left"/>
-    </w:lvl>
-    <w:lvl w:ilvl="5" w:tplc="B30A2034">
-      <w:numFmt w:val="decimal"/>
-      <w:lvlText w:val=""/>
-      <w:lvlJc w:val="left"/>
-    </w:lvl>
-    <w:lvl w:ilvl="6" w:tplc="C80E7C6A">
-      <w:numFmt w:val="decimal"/>
-      <w:lvlText w:val=""/>
-      <w:lvlJc w:val="left"/>
-    </w:lvl>
-    <w:lvl w:ilvl="7" w:tplc="7C00AB7C">
-      <w:numFmt w:val="decimal"/>
-      <w:lvlText w:val=""/>
-      <w:lvlJc w:val="left"/>
-    </w:lvl>
-    <w:lvl w:ilvl="8" w:tplc="5DE0D818">
-      <w:numFmt w:val="decimal"/>
-      <w:lvlText w:val=""/>
-      <w:lvlJc w:val="left"/>
-    </w:lvl>
-  </w:abstractNum>
-  <w:abstractNum w:abstractNumId="8" w15:restartNumberingAfterBreak="0">
-    <w:nsid w:val="743F6788"/>
-    <w:multiLevelType w:val="hybridMultilevel"/>
-    <w:tmpl w:val="1AAC7B8A"/>
-    <w:lvl w:ilvl="0" w:tplc="D40A32EC">
-      <w:start w:val="1"/>
-      <w:numFmt w:val="decimal"/>
-      <w:lvlText w:val="%1."/>
-      <w:lvlJc w:val="left"/>
-      <w:pPr>
-        <w:ind w:left="360" w:hanging="300"/>
-      </w:pPr>
-    </w:lvl>
-    <w:lvl w:ilvl="1" w:tplc="0AFA579A" w:tentative="1">
-      <w:start w:val="1"/>
-      <w:numFmt w:val="lowerLetter"/>
-      <w:lvlText w:val="%2."/>
-      <w:lvlJc w:val="left"/>
-      <w:pPr>
-        <w:ind w:left="720" w:hanging="300"/>
-      </w:pPr>
-    </w:lvl>
-    <w:lvl w:ilvl="2" w:tplc="2D244398">
-      <w:numFmt w:val="decimal"/>
-      <w:lvlText w:val=""/>
-      <w:lvlJc w:val="left"/>
-    </w:lvl>
-    <w:lvl w:ilvl="3" w:tplc="A80EBFA6">
-      <w:numFmt w:val="decimal"/>
-      <w:lvlText w:val=""/>
-      <w:lvlJc w:val="left"/>
-    </w:lvl>
-    <w:lvl w:ilvl="4" w:tplc="EFEE3CBE">
-      <w:numFmt w:val="decimal"/>
-      <w:lvlText w:val=""/>
-      <w:lvlJc w:val="left"/>
-    </w:lvl>
-    <w:lvl w:ilvl="5" w:tplc="B0F8C52A">
-      <w:numFmt w:val="decimal"/>
-      <w:lvlText w:val=""/>
-      <w:lvlJc w:val="left"/>
-    </w:lvl>
-    <w:lvl w:ilvl="6" w:tplc="7F6E2FC4">
-      <w:numFmt w:val="decimal"/>
-      <w:lvlText w:val=""/>
-      <w:lvlJc w:val="left"/>
-    </w:lvl>
-    <w:lvl w:ilvl="7" w:tplc="DE248BAE">
-      <w:numFmt w:val="decimal"/>
-      <w:lvlText w:val=""/>
-      <w:lvlJc w:val="left"/>
-    </w:lvl>
-    <w:lvl w:ilvl="8" w:tplc="F6943D18">
-      <w:numFmt w:val="decimal"/>
-      <w:lvlText w:val=""/>
-      <w:lvlJc w:val="left"/>
-    </w:lvl>
-  </w:abstractNum>
-  <w:abstractNum w:abstractNumId="9" w15:restartNumberingAfterBreak="0">
-    <w:nsid w:val="78F408C4"/>
-    <w:multiLevelType w:val="hybridMultilevel"/>
-    <w:tmpl w:val="0286305E"/>
-    <w:lvl w:ilvl="0" w:tplc="F086FFCC">
-      <w:start w:val="1"/>
-      <w:numFmt w:val="decimal"/>
-      <w:lvlText w:val="%1."/>
-      <w:lvlJc w:val="left"/>
-      <w:pPr>
-        <w:ind w:left="360" w:hanging="300"/>
-      </w:pPr>
-    </w:lvl>
-    <w:lvl w:ilvl="1" w:tplc="F3D2632E" w:tentative="1">
-      <w:start w:val="1"/>
-      <w:numFmt w:val="lowerLetter"/>
-      <w:lvlText w:val="%2."/>
-      <w:lvlJc w:val="left"/>
-      <w:pPr>
-        <w:ind w:left="720" w:hanging="300"/>
-      </w:pPr>
-    </w:lvl>
-    <w:lvl w:ilvl="2" w:tplc="2FAC5E8A">
-      <w:numFmt w:val="decimal"/>
-      <w:lvlText w:val=""/>
-      <w:lvlJc w:val="left"/>
-    </w:lvl>
-    <w:lvl w:ilvl="3" w:tplc="5D4A3956">
-      <w:numFmt w:val="decimal"/>
-      <w:lvlText w:val=""/>
-      <w:lvlJc w:val="left"/>
-    </w:lvl>
-    <w:lvl w:ilvl="4" w:tplc="F592630E">
-      <w:numFmt w:val="decimal"/>
-      <w:lvlText w:val=""/>
-      <w:lvlJc w:val="left"/>
-    </w:lvl>
-    <w:lvl w:ilvl="5" w:tplc="A2A2AA8C">
-      <w:numFmt w:val="decimal"/>
-      <w:lvlText w:val=""/>
-      <w:lvlJc w:val="left"/>
-    </w:lvl>
-    <w:lvl w:ilvl="6" w:tplc="41F6C84E">
-      <w:numFmt w:val="decimal"/>
-      <w:lvlText w:val=""/>
-      <w:lvlJc w:val="left"/>
-    </w:lvl>
-    <w:lvl w:ilvl="7" w:tplc="0644AA52">
-      <w:numFmt w:val="decimal"/>
-      <w:lvlText w:val=""/>
-      <w:lvlJc w:val="left"/>
-    </w:lvl>
-    <w:lvl w:ilvl="8" w:tplc="A6965190">
-      <w:numFmt w:val="decimal"/>
-      <w:lvlText w:val=""/>
-      <w:lvlJc w:val="left"/>
-    </w:lvl>
-  </w:abstractNum>
-  <w:num w:numId="1" w16cid:durableId="97869297">
-    <w:abstractNumId w:val="0"/>
-    <w:lvlOverride w:ilvl="0">
-      <w:startOverride w:val="1"/>
-    </w:lvlOverride>
-  </w:num>
-  <w:num w:numId="2" w16cid:durableId="467279505">
-    <w:abstractNumId w:val="9"/>
-    <w:lvlOverride w:ilvl="0">
-      <w:startOverride w:val="1"/>
-    </w:lvlOverride>
-  </w:num>
-  <w:num w:numId="3" w16cid:durableId="1543205375">
+  <w:num w:numId="1" w16cid:durableId="255864329">
     <w:abstractNumId w:val="6"/>
     <w:lvlOverride w:ilvl="0">
       <w:startOverride w:val="1"/>
     </w:lvlOverride>
   </w:num>
-  <w:num w:numId="4" w16cid:durableId="672803649">
+  <w:num w:numId="2" w16cid:durableId="456535681">
+    <w:abstractNumId w:val="1"/>
+    <w:lvlOverride w:ilvl="0">
+      <w:startOverride w:val="1"/>
+    </w:lvlOverride>
+  </w:num>
+  <w:num w:numId="3" w16cid:durableId="1176533254">
+    <w:abstractNumId w:val="7"/>
+    <w:lvlOverride w:ilvl="0">
+      <w:startOverride w:val="1"/>
+    </w:lvlOverride>
+  </w:num>
+  <w:num w:numId="4" w16cid:durableId="419255281">
+    <w:abstractNumId w:val="5"/>
+    <w:lvlOverride w:ilvl="0">
+      <w:startOverride w:val="1"/>
+    </w:lvlOverride>
+  </w:num>
+  <w:num w:numId="5" w16cid:durableId="765855338">
     <w:abstractNumId w:val="4"/>
     <w:lvlOverride w:ilvl="0">
       <w:startOverride w:val="1"/>
     </w:lvlOverride>
   </w:num>
-  <w:num w:numId="5" w16cid:durableId="147943807">
-    <w:abstractNumId w:val="7"/>
+  <w:num w:numId="6" w16cid:durableId="691296240">
+    <w:abstractNumId w:val="8"/>
     <w:lvlOverride w:ilvl="0">
       <w:startOverride w:val="1"/>
     </w:lvlOverride>
   </w:num>
-  <w:num w:numId="6" w16cid:durableId="581336947">
+  <w:num w:numId="7" w16cid:durableId="1313556161">
+    <w:abstractNumId w:val="3"/>
+    <w:lvlOverride w:ilvl="0">
+      <w:startOverride w:val="1"/>
+    </w:lvlOverride>
+  </w:num>
+  <w:num w:numId="8" w16cid:durableId="988632919">
     <w:abstractNumId w:val="2"/>
     <w:lvlOverride w:ilvl="0">
       <w:startOverride w:val="1"/>
     </w:lvlOverride>
   </w:num>
-  <w:num w:numId="7" w16cid:durableId="1439065688">
-    <w:abstractNumId w:val="8"/>
-    <w:lvlOverride w:ilvl="0">
-      <w:startOverride w:val="1"/>
-    </w:lvlOverride>
-  </w:num>
-  <w:num w:numId="8" w16cid:durableId="79840838">
-    <w:abstractNumId w:val="5"/>
-    <w:lvlOverride w:ilvl="0">
-      <w:startOverride w:val="1"/>
-    </w:lvlOverride>
-  </w:num>
-  <w:num w:numId="9" w16cid:durableId="269971000">
-    <w:abstractNumId w:val="3"/>
+  <w:num w:numId="9" w16cid:durableId="215286887">
+    <w:abstractNumId w:val="9"/>
     <w:lvlOverride w:ilvl="0">
       <w:startOverride w:val="1"/>
     </w:lvlOverride>
@@ -5452,7 +5452,7 @@
     <w:autoRedefine/>
     <w:uiPriority w:val="39"/>
     <w:unhideWhenUsed/>
-    <w:rsid w:val="003D0E13"/>
+    <w:rsid w:val="00FA469C"/>
     <w:pPr>
       <w:spacing w:after="100"/>
     </w:pPr>

--- a/discoverer-neo/docs/user-guide/manual/Discoverer-Neo-MANAGER-Guide-Quick-en.docx
+++ b/discoverer-neo/docs/user-guide/manual/Discoverer-Neo-MANAGER-Guide-Quick-en.docx
@@ -54,7 +54,7 @@
           <w:sz w:val="22"/>
           <w:szCs w:val="22"/>
         </w:rPr>
-        <w:t>Version 2.1.0</w:t>
+        <w:t>Version 2.1.1</w:t>
       </w:r>
     </w:p>
     <w:p>
@@ -74,7 +74,7 @@
     <w:sdt>
       <w:sdtPr>
         <w:alias w:val="Contents"/>
-        <w:id w:val="1807199020"/>
+        <w:id w:val="-294681732"/>
       </w:sdtPr>
       <w:sdtEndPr/>
       <w:sdtContent>
@@ -102,7 +102,7 @@
           <w:r>
             <w:fldChar w:fldCharType="separate"/>
           </w:r>
-          <w:hyperlink w:anchor="_Toc241745533" w:history="1">
+          <w:hyperlink w:anchor="_Toc241748373" w:history="1">
             <w:r>
               <w:rPr>
                 <w:rStyle w:val="Hiperligao"/>
@@ -126,7 +126,7 @@
               <w:rPr>
                 <w:noProof/>
               </w:rPr>
-              <w:instrText xml:space="preserve"> PAGEREF _Toc241745533 \h </w:instrText>
+              <w:instrText xml:space="preserve"> PAGEREF _Toc241748373 \h </w:instrText>
             </w:r>
             <w:r>
               <w:rPr>
@@ -168,7 +168,7 @@
               <w14:ligatures w14:val="standardContextual"/>
             </w:rPr>
           </w:pPr>
-          <w:hyperlink w:anchor="_Toc241745534" w:history="1">
+          <w:hyperlink w:anchor="_Toc241748374" w:history="1">
             <w:r>
               <w:rPr>
                 <w:rStyle w:val="Hiperligao"/>
@@ -192,7 +192,7 @@
               <w:rPr>
                 <w:noProof/>
               </w:rPr>
-              <w:instrText xml:space="preserve"> PAGEREF _Toc241745534 \h </w:instrText>
+              <w:instrText xml:space="preserve"> PAGEREF _Toc241748374 \h </w:instrText>
             </w:r>
             <w:r>
               <w:rPr>
@@ -234,7 +234,7 @@
               <w14:ligatures w14:val="standardContextual"/>
             </w:rPr>
           </w:pPr>
-          <w:hyperlink w:anchor="_Toc241745535" w:history="1">
+          <w:hyperlink w:anchor="_Toc241748375" w:history="1">
             <w:r>
               <w:rPr>
                 <w:rStyle w:val="Hiperligao"/>
@@ -258,7 +258,7 @@
               <w:rPr>
                 <w:noProof/>
               </w:rPr>
-              <w:instrText xml:space="preserve"> PAGEREF _Toc241745535 \h </w:instrText>
+              <w:instrText xml:space="preserve"> PAGEREF _Toc241748375 \h </w:instrText>
             </w:r>
             <w:r>
               <w:rPr>
@@ -300,7 +300,7 @@
               <w14:ligatures w14:val="standardContextual"/>
             </w:rPr>
           </w:pPr>
-          <w:hyperlink w:anchor="_Toc241745536" w:history="1">
+          <w:hyperlink w:anchor="_Toc241748376" w:history="1">
             <w:r>
               <w:rPr>
                 <w:rStyle w:val="Hiperligao"/>
@@ -324,7 +324,7 @@
               <w:rPr>
                 <w:noProof/>
               </w:rPr>
-              <w:instrText xml:space="preserve"> PAGEREF _Toc241745536 \h </w:instrText>
+              <w:instrText xml:space="preserve"> PAGEREF _Toc241748376 \h </w:instrText>
             </w:r>
             <w:r>
               <w:rPr>
@@ -366,7 +366,7 @@
               <w14:ligatures w14:val="standardContextual"/>
             </w:rPr>
           </w:pPr>
-          <w:hyperlink w:anchor="_Toc241745537" w:history="1">
+          <w:hyperlink w:anchor="_Toc241748377" w:history="1">
             <w:r>
               <w:rPr>
                 <w:rStyle w:val="Hiperligao"/>
@@ -390,7 +390,7 @@
               <w:rPr>
                 <w:noProof/>
               </w:rPr>
-              <w:instrText xml:space="preserve"> PAGEREF _Toc241745537 \h </w:instrText>
+              <w:instrText xml:space="preserve"> PAGEREF _Toc241748377 \h </w:instrText>
             </w:r>
             <w:r>
               <w:rPr>
@@ -432,7 +432,7 @@
               <w14:ligatures w14:val="standardContextual"/>
             </w:rPr>
           </w:pPr>
-          <w:hyperlink w:anchor="_Toc241745538" w:history="1">
+          <w:hyperlink w:anchor="_Toc241748378" w:history="1">
             <w:r>
               <w:rPr>
                 <w:rStyle w:val="Hiperligao"/>
@@ -456,7 +456,7 @@
               <w:rPr>
                 <w:noProof/>
               </w:rPr>
-              <w:instrText xml:space="preserve"> PAGEREF _Toc241745538 \h </w:instrText>
+              <w:instrText xml:space="preserve"> PAGEREF _Toc241748378 \h </w:instrText>
             </w:r>
             <w:r>
               <w:rPr>
@@ -498,7 +498,7 @@
               <w14:ligatures w14:val="standardContextual"/>
             </w:rPr>
           </w:pPr>
-          <w:hyperlink w:anchor="_Toc241745539" w:history="1">
+          <w:hyperlink w:anchor="_Toc241748379" w:history="1">
             <w:r>
               <w:rPr>
                 <w:rStyle w:val="Hiperligao"/>
@@ -522,7 +522,7 @@
               <w:rPr>
                 <w:noProof/>
               </w:rPr>
-              <w:instrText xml:space="preserve"> PAGEREF _Toc241745539 \h </w:instrText>
+              <w:instrText xml:space="preserve"> PAGEREF _Toc241748379 \h </w:instrText>
             </w:r>
             <w:r>
               <w:rPr>
@@ -564,7 +564,7 @@
               <w14:ligatures w14:val="standardContextual"/>
             </w:rPr>
           </w:pPr>
-          <w:hyperlink w:anchor="_Toc241745540" w:history="1">
+          <w:hyperlink w:anchor="_Toc241748380" w:history="1">
             <w:r>
               <w:rPr>
                 <w:rStyle w:val="Hiperligao"/>
@@ -588,7 +588,7 @@
               <w:rPr>
                 <w:noProof/>
               </w:rPr>
-              <w:instrText xml:space="preserve"> PAGEREF _Toc241745540 \h </w:instrText>
+              <w:instrText xml:space="preserve"> PAGEREF _Toc241748380 \h </w:instrText>
             </w:r>
             <w:r>
               <w:rPr>
@@ -630,7 +630,7 @@
               <w14:ligatures w14:val="standardContextual"/>
             </w:rPr>
           </w:pPr>
-          <w:hyperlink w:anchor="_Toc241745541" w:history="1">
+          <w:hyperlink w:anchor="_Toc241748381" w:history="1">
             <w:r>
               <w:rPr>
                 <w:rStyle w:val="Hiperligao"/>
@@ -654,7 +654,7 @@
               <w:rPr>
                 <w:noProof/>
               </w:rPr>
-              <w:instrText xml:space="preserve"> PAGEREF _Toc241745541 \h </w:instrText>
+              <w:instrText xml:space="preserve"> PAGEREF _Toc241748381 \h </w:instrText>
             </w:r>
             <w:r>
               <w:rPr>
@@ -702,7 +702,7 @@
       <w:pPr>
         <w:pStyle w:val="Ttulo1"/>
       </w:pPr>
-      <w:bookmarkStart w:id="0" w:name="_Toc241745533"/>
+      <w:bookmarkStart w:id="0" w:name="_Toc241748373"/>
       <w:r>
         <w:lastRenderedPageBreak/>
         <w:t>Your role in one page</w:t>
@@ -1392,7 +1392,7 @@
         <w:pStyle w:val="Ttulo1"/>
         <w:pageBreakBefore/>
       </w:pPr>
-      <w:bookmarkStart w:id="1" w:name="_Toc241745534"/>
+      <w:bookmarkStart w:id="1" w:name="_Toc241748374"/>
       <w:r>
         <w:lastRenderedPageBreak/>
         <w:t>Maps</w:t>
@@ -1425,7 +1425,7 @@
           <w:noProof/>
         </w:rPr>
         <w:drawing>
-          <wp:inline distT="0" distB="0" distL="0" distR="0" wp14:anchorId="7EF0EF16" wp14:editId="7C110AF6">
+          <wp:inline distT="0" distB="0" distL="0" distR="0" wp14:anchorId="5D545BA6" wp14:editId="084CDDE7">
             <wp:extent cx="5715000" cy="3429000"/>
             <wp:effectExtent l="0" t="0" r="0" b="0"/>
             <wp:docPr id="249" name="02-maps-all.png" descr="The Maps list, All tab, with Copy, Share, Schedule and Export icons on each row." title="The Maps list, All tab, with Copy, Share, Schedule and Export icons on each row."/>
@@ -1889,7 +1889,7 @@
         <w:pStyle w:val="Ttulo1"/>
         <w:pageBreakBefore/>
       </w:pPr>
-      <w:bookmarkStart w:id="2" w:name="_Toc241745535"/>
+      <w:bookmarkStart w:id="2" w:name="_Toc241748375"/>
       <w:r>
         <w:lastRenderedPageBreak/>
         <w:t>Sharing a map</w:t>
@@ -1912,7 +1912,7 @@
           <w:noProof/>
         </w:rPr>
         <w:drawing>
-          <wp:inline distT="0" distB="0" distL="0" distR="0" wp14:anchorId="34DE75D4" wp14:editId="555B2699">
+          <wp:inline distT="0" distB="0" distL="0" distR="0" wp14:anchorId="07E99E4B" wp14:editId="286A5FA4">
             <wp:extent cx="3743325" cy="3895725"/>
             <wp:effectExtent l="0" t="0" r="0" b="0"/>
             <wp:docPr id="250" name="03-share-dialog.png" descr="The Share map dialog with a search box and Can view, Can export and Can edit buttons." title="The Share map dialog with a search box and Can view, Can export and Can edit buttons."/>
@@ -2315,7 +2315,7 @@
         <w:pStyle w:val="Ttulo1"/>
         <w:pageBreakBefore/>
       </w:pPr>
-      <w:bookmarkStart w:id="3" w:name="_Toc241745536"/>
+      <w:bookmarkStart w:id="3" w:name="_Toc241748376"/>
       <w:r>
         <w:lastRenderedPageBreak/>
         <w:t>Viewing, running and exporting</w:t>
@@ -2338,7 +2338,7 @@
           <w:noProof/>
         </w:rPr>
         <w:drawing>
-          <wp:inline distT="0" distB="0" distL="0" distR="0" wp14:anchorId="24E49A98" wp14:editId="710B78FB">
+          <wp:inline distT="0" distB="0" distL="0" distR="0" wp14:anchorId="13E3D97E" wp14:editId="271B721E">
             <wp:extent cx="5715000" cy="3571875"/>
             <wp:effectExtent l="0" t="0" r="0" b="0"/>
             <wp:docPr id="251" name="06-viewer-results.png" descr="A completed run with Excel, CSV and PDF buttons over the results grid." title="A completed run with Excel, CSV and PDF buttons over the results grid."/>
@@ -2536,7 +2536,7 @@
         <w:pStyle w:val="Ttulo1"/>
         <w:pageBreakBefore/>
       </w:pPr>
-      <w:bookmarkStart w:id="4" w:name="_Toc241745537"/>
+      <w:bookmarkStart w:id="4" w:name="_Toc241748377"/>
       <w:r>
         <w:lastRenderedPageBreak/>
         <w:t>Map builder</w:t>
@@ -2569,7 +2569,7 @@
           <w:noProof/>
         </w:rPr>
         <w:drawing>
-          <wp:inline distT="0" distB="0" distL="0" distR="0" wp14:anchorId="602D2520" wp14:editId="3EF624DA">
+          <wp:inline distT="0" distB="0" distL="0" distR="0" wp14:anchorId="62F5BD57" wp14:editId="086DA7A6">
             <wp:extent cx="5715000" cy="3571875"/>
             <wp:effectExtent l="0" t="0" r="0" b="0"/>
             <wp:docPr id="252" name="05-builder-overview.png" descr="The map builder with the Business Areas tree, the columns canvas and the Properties panel." title="The map builder with the Business Areas tree, the columns canvas and the Properties panel."/>
@@ -2807,7 +2807,7 @@
         <w:pStyle w:val="Ttulo1"/>
         <w:pageBreakBefore/>
       </w:pPr>
-      <w:bookmarkStart w:id="5" w:name="_Toc241745538"/>
+      <w:bookmarkStart w:id="5" w:name="_Toc241748378"/>
       <w:r>
         <w:lastRenderedPageBreak/>
         <w:t>Schedules</w:t>
@@ -2830,7 +2830,7 @@
           <w:noProof/>
         </w:rPr>
         <w:drawing>
-          <wp:inline distT="0" distB="0" distL="0" distR="0" wp14:anchorId="03F08C13" wp14:editId="3E3A7651">
+          <wp:inline distT="0" distB="0" distL="0" distR="0" wp14:anchorId="71C53423" wp14:editId="356E22B1">
             <wp:extent cx="5715000" cy="3571875"/>
             <wp:effectExtent l="0" t="0" r="0" b="0"/>
             <wp:docPr id="253" name="38-schedules-list.png" descr="The Schedules page with a paused schedule and its action icons." title="The Schedules page with a paused schedule and its action icons."/>
@@ -3366,7 +3366,7 @@
         <w:pStyle w:val="Ttulo1"/>
         <w:pageBreakBefore/>
       </w:pPr>
-      <w:bookmarkStart w:id="6" w:name="_Toc241745539"/>
+      <w:bookmarkStart w:id="6" w:name="_Toc241748379"/>
       <w:r>
         <w:lastRenderedPageBreak/>
         <w:t>Runs and Exports</w:t>
@@ -3406,7 +3406,7 @@
           <w:noProof/>
         </w:rPr>
         <w:drawing>
-          <wp:inline distT="0" distB="0" distL="0" distR="0" wp14:anchorId="63D9CADB" wp14:editId="35480DB3">
+          <wp:inline distT="0" distB="0" distL="0" distR="0" wp14:anchorId="5D35C36E" wp14:editId="729738B6">
             <wp:extent cx="5715000" cy="3571875"/>
             <wp:effectExtent l="0" t="0" r="0" b="0"/>
             <wp:docPr id="254" name="08-runs.png" descr="The Runs page with map, status and kind filters and the list of runs." title="The Runs page with map, status and kind filters and the list of runs."/>
@@ -3581,7 +3581,7 @@
         <w:pStyle w:val="Ttulo1"/>
         <w:pageBreakBefore/>
       </w:pPr>
-      <w:bookmarkStart w:id="7" w:name="_Toc241745540"/>
+      <w:bookmarkStart w:id="7" w:name="_Toc241748380"/>
       <w:r>
         <w:lastRenderedPageBreak/>
         <w:t>Users</w:t>
@@ -3649,7 +3649,7 @@
           <w:noProof/>
         </w:rPr>
         <w:drawing>
-          <wp:inline distT="0" distB="0" distL="0" distR="0" wp14:anchorId="28425336" wp14:editId="137F0787">
+          <wp:inline distT="0" distB="0" distL="0" distR="0" wp14:anchorId="2E679195" wp14:editId="5648D785">
             <wp:extent cx="4362450" cy="2190750"/>
             <wp:effectExtent l="0" t="0" r="0" b="0"/>
             <wp:docPr id="255" name="09-users-maps-dialog.png" descr="The Maps dialog for a user, with share-level selects and owner and remove icons." title="The Maps dialog for a user, with share-level selects and owner and remove icons."/>
@@ -3804,7 +3804,7 @@
         <w:pStyle w:val="Ttulo1"/>
         <w:pageBreakBefore/>
       </w:pPr>
-      <w:bookmarkStart w:id="8" w:name="_Toc241745541"/>
+      <w:bookmarkStart w:id="8" w:name="_Toc241748381"/>
       <w:r>
         <w:lastRenderedPageBreak/>
         <w:t>Settings</w:t>
@@ -3837,7 +3837,7 @@
           <w:noProof/>
         </w:rPr>
         <w:drawing>
-          <wp:inline distT="0" distB="0" distL="0" distR="0" wp14:anchorId="0B506F68" wp14:editId="27CEA673">
+          <wp:inline distT="0" distB="0" distL="0" distR="0" wp14:anchorId="4380F3B7" wp14:editId="45128A9F">
             <wp:extent cx="5715000" cy="3571875"/>
             <wp:effectExtent l="0" t="0" r="0" b="0"/>
             <wp:docPr id="256" name="04-settings.png" descr="The Settings page with the Language, Theme and Color palette cards." title="The Settings page with the Language, Theme and Color palette cards."/>
@@ -4106,7 +4106,7 @@
         <w:sz w:val="16"/>
         <w:szCs w:val="16"/>
       </w:rPr>
-      <w:t>Discoverer Neo 2.1.0 · Quick guide · MANAGER</w:t>
+      <w:t>Discoverer Neo 2.1.1 · Quick guide · MANAGER</w:t>
     </w:r>
   </w:p>
 </w:hdr>
@@ -4115,10 +4115,502 @@
 <file path=word/numbering.xml><?xml version="1.0" encoding="utf-8"?>
 <w:numbering xmlns:wpc="http://schemas.microsoft.com/office/word/2010/wordprocessingCanvas" xmlns:cx="http://schemas.microsoft.com/office/drawing/2014/chartex" xmlns:cx1="http://schemas.microsoft.com/office/drawing/2015/9/8/chartex" xmlns:cx2="http://schemas.microsoft.com/office/drawing/2015/10/21/chartex" xmlns:cx3="http://schemas.microsoft.com/office/drawing/2016/5/9/chartex" xmlns:cx4="http://schemas.microsoft.com/office/drawing/2016/5/10/chartex" xmlns:cx5="http://schemas.microsoft.com/office/drawing/2016/5/11/chartex" xmlns:cx6="http://schemas.microsoft.com/office/drawing/2016/5/12/chartex" xmlns:cx7="http://schemas.microsoft.com/office/drawing/2016/5/13/chartex" xmlns:cx8="http://schemas.microsoft.com/office/drawing/2016/5/14/chartex" xmlns:mc="http://schemas.openxmlformats.org/markup-compatibility/2006" xmlns:aink="http://schemas.microsoft.com/office/drawing/2016/ink" xmlns:am3d="http://schemas.microsoft.com/office/drawing/2017/model3d" xmlns:o="urn:schemas-microsoft-com:office:office" xmlns:oel="http://schemas.microsoft.com/office/2019/extlst" xmlns:r="http://schemas.openxmlformats.org/officeDocument/2006/relationships" xmlns:m="http://schemas.openxmlformats.org/officeDocument/2006/math" xmlns:v="urn:schemas-microsoft-com:vml" xmlns:wp14="http://schemas.microsoft.com/office/word/2010/wordprocessingDrawing" xmlns:wp="http://schemas.openxmlformats.org/drawingml/2006/wordprocessingDrawing" xmlns:w10="urn:schemas-microsoft-com:office:word" xmlns:w="http://schemas.openxmlformats.org/wordprocessingml/2006/main" xmlns:w14="http://schemas.microsoft.com/office/word/2010/wordml" xmlns:w15="http://schemas.microsoft.com/office/word/2012/wordml" xmlns:w16cex="http://schemas.microsoft.com/office/word/2018/wordml/cex" xmlns:w16cid="http://schemas.microsoft.com/office/word/2016/wordml/cid" xmlns:w16="http://schemas.microsoft.com/office/word/2018/wordml" xmlns:w16sdtdh="http://schemas.microsoft.com/office/word/2020/wordml/sdtdatahash" xmlns:w16se="http://schemas.microsoft.com/office/word/2015/wordml/symex" xmlns:wpg="http://schemas.microsoft.com/office/word/2010/wordprocessingGroup" xmlns:wpi="http://schemas.microsoft.com/office/word/2010/wordprocessingInk" xmlns:wne="http://schemas.microsoft.com/office/word/2006/wordml" xmlns:wps="http://schemas.microsoft.com/office/word/2010/wordprocessingShape" mc:Ignorable="w14 w15 w16se w16cid w16 w16cex w16sdtdh wp14">
   <w:abstractNum w:abstractNumId="0" w15:restartNumberingAfterBreak="0">
-    <w:nsid w:val="0711570D"/>
+    <w:nsid w:val="02F51941"/>
     <w:multiLevelType w:val="hybridMultilevel"/>
-    <w:tmpl w:val="A5C85A10"/>
-    <w:lvl w:ilvl="0" w:tplc="AD66AD72" w:tentative="1">
+    <w:tmpl w:val="EF4E2E72"/>
+    <w:lvl w:ilvl="0" w:tplc="40D8145A">
+      <w:start w:val="1"/>
+      <w:numFmt w:val="decimal"/>
+      <w:lvlText w:val="%1."/>
+      <w:lvlJc w:val="left"/>
+      <w:pPr>
+        <w:ind w:left="360" w:hanging="300"/>
+      </w:pPr>
+    </w:lvl>
+    <w:lvl w:ilvl="1" w:tplc="0ABE8BB0" w:tentative="1">
+      <w:start w:val="1"/>
+      <w:numFmt w:val="lowerLetter"/>
+      <w:lvlText w:val="%2."/>
+      <w:lvlJc w:val="left"/>
+      <w:pPr>
+        <w:ind w:left="720" w:hanging="300"/>
+      </w:pPr>
+    </w:lvl>
+    <w:lvl w:ilvl="2" w:tplc="417CAF44">
+      <w:numFmt w:val="decimal"/>
+      <w:lvlText w:val=""/>
+      <w:lvlJc w:val="left"/>
+    </w:lvl>
+    <w:lvl w:ilvl="3" w:tplc="5F801E70">
+      <w:numFmt w:val="decimal"/>
+      <w:lvlText w:val=""/>
+      <w:lvlJc w:val="left"/>
+    </w:lvl>
+    <w:lvl w:ilvl="4" w:tplc="FF805DF8">
+      <w:numFmt w:val="decimal"/>
+      <w:lvlText w:val=""/>
+      <w:lvlJc w:val="left"/>
+    </w:lvl>
+    <w:lvl w:ilvl="5" w:tplc="4EF0AA80">
+      <w:numFmt w:val="decimal"/>
+      <w:lvlText w:val=""/>
+      <w:lvlJc w:val="left"/>
+    </w:lvl>
+    <w:lvl w:ilvl="6" w:tplc="6F466CC0">
+      <w:numFmt w:val="decimal"/>
+      <w:lvlText w:val=""/>
+      <w:lvlJc w:val="left"/>
+    </w:lvl>
+    <w:lvl w:ilvl="7" w:tplc="9FCA9C9C">
+      <w:numFmt w:val="decimal"/>
+      <w:lvlText w:val=""/>
+      <w:lvlJc w:val="left"/>
+    </w:lvl>
+    <w:lvl w:ilvl="8" w:tplc="8444A572">
+      <w:numFmt w:val="decimal"/>
+      <w:lvlText w:val=""/>
+      <w:lvlJc w:val="left"/>
+    </w:lvl>
+  </w:abstractNum>
+  <w:abstractNum w:abstractNumId="1" w15:restartNumberingAfterBreak="0">
+    <w:nsid w:val="09663182"/>
+    <w:multiLevelType w:val="hybridMultilevel"/>
+    <w:tmpl w:val="05CCBBAC"/>
+    <w:lvl w:ilvl="0" w:tplc="310E33F4">
+      <w:start w:val="1"/>
+      <w:numFmt w:val="decimal"/>
+      <w:lvlText w:val="%1."/>
+      <w:lvlJc w:val="left"/>
+      <w:pPr>
+        <w:ind w:left="360" w:hanging="300"/>
+      </w:pPr>
+    </w:lvl>
+    <w:lvl w:ilvl="1" w:tplc="69F41222" w:tentative="1">
+      <w:start w:val="1"/>
+      <w:numFmt w:val="lowerLetter"/>
+      <w:lvlText w:val="%2."/>
+      <w:lvlJc w:val="left"/>
+      <w:pPr>
+        <w:ind w:left="720" w:hanging="300"/>
+      </w:pPr>
+    </w:lvl>
+    <w:lvl w:ilvl="2" w:tplc="1638B99C">
+      <w:numFmt w:val="decimal"/>
+      <w:lvlText w:val=""/>
+      <w:lvlJc w:val="left"/>
+    </w:lvl>
+    <w:lvl w:ilvl="3" w:tplc="40986E04">
+      <w:numFmt w:val="decimal"/>
+      <w:lvlText w:val=""/>
+      <w:lvlJc w:val="left"/>
+    </w:lvl>
+    <w:lvl w:ilvl="4" w:tplc="0592FEB0">
+      <w:numFmt w:val="decimal"/>
+      <w:lvlText w:val=""/>
+      <w:lvlJc w:val="left"/>
+    </w:lvl>
+    <w:lvl w:ilvl="5" w:tplc="362ED4A0">
+      <w:numFmt w:val="decimal"/>
+      <w:lvlText w:val=""/>
+      <w:lvlJc w:val="left"/>
+    </w:lvl>
+    <w:lvl w:ilvl="6" w:tplc="8DDA7E48">
+      <w:numFmt w:val="decimal"/>
+      <w:lvlText w:val=""/>
+      <w:lvlJc w:val="left"/>
+    </w:lvl>
+    <w:lvl w:ilvl="7" w:tplc="F5D8F5CA">
+      <w:numFmt w:val="decimal"/>
+      <w:lvlText w:val=""/>
+      <w:lvlJc w:val="left"/>
+    </w:lvl>
+    <w:lvl w:ilvl="8" w:tplc="CBF29666">
+      <w:numFmt w:val="decimal"/>
+      <w:lvlText w:val=""/>
+      <w:lvlJc w:val="left"/>
+    </w:lvl>
+  </w:abstractNum>
+  <w:abstractNum w:abstractNumId="2" w15:restartNumberingAfterBreak="0">
+    <w:nsid w:val="21FC6816"/>
+    <w:multiLevelType w:val="hybridMultilevel"/>
+    <w:tmpl w:val="D166E020"/>
+    <w:lvl w:ilvl="0" w:tplc="D00C1562">
+      <w:start w:val="1"/>
+      <w:numFmt w:val="decimal"/>
+      <w:lvlText w:val="%1."/>
+      <w:lvlJc w:val="left"/>
+      <w:pPr>
+        <w:ind w:left="360" w:hanging="300"/>
+      </w:pPr>
+    </w:lvl>
+    <w:lvl w:ilvl="1" w:tplc="C138094C" w:tentative="1">
+      <w:start w:val="1"/>
+      <w:numFmt w:val="lowerLetter"/>
+      <w:lvlText w:val="%2."/>
+      <w:lvlJc w:val="left"/>
+      <w:pPr>
+        <w:ind w:left="720" w:hanging="300"/>
+      </w:pPr>
+    </w:lvl>
+    <w:lvl w:ilvl="2" w:tplc="13C4C29A">
+      <w:numFmt w:val="decimal"/>
+      <w:lvlText w:val=""/>
+      <w:lvlJc w:val="left"/>
+    </w:lvl>
+    <w:lvl w:ilvl="3" w:tplc="1DFA62B8">
+      <w:numFmt w:val="decimal"/>
+      <w:lvlText w:val=""/>
+      <w:lvlJc w:val="left"/>
+    </w:lvl>
+    <w:lvl w:ilvl="4" w:tplc="A02AD192">
+      <w:numFmt w:val="decimal"/>
+      <w:lvlText w:val=""/>
+      <w:lvlJc w:val="left"/>
+    </w:lvl>
+    <w:lvl w:ilvl="5" w:tplc="77847E1E">
+      <w:numFmt w:val="decimal"/>
+      <w:lvlText w:val=""/>
+      <w:lvlJc w:val="left"/>
+    </w:lvl>
+    <w:lvl w:ilvl="6" w:tplc="D5EEB610">
+      <w:numFmt w:val="decimal"/>
+      <w:lvlText w:val=""/>
+      <w:lvlJc w:val="left"/>
+    </w:lvl>
+    <w:lvl w:ilvl="7" w:tplc="2D929422">
+      <w:numFmt w:val="decimal"/>
+      <w:lvlText w:val=""/>
+      <w:lvlJc w:val="left"/>
+    </w:lvl>
+    <w:lvl w:ilvl="8" w:tplc="6C1835DA">
+      <w:numFmt w:val="decimal"/>
+      <w:lvlText w:val=""/>
+      <w:lvlJc w:val="left"/>
+    </w:lvl>
+  </w:abstractNum>
+  <w:abstractNum w:abstractNumId="3" w15:restartNumberingAfterBreak="0">
+    <w:nsid w:val="234264F4"/>
+    <w:multiLevelType w:val="hybridMultilevel"/>
+    <w:tmpl w:val="3D0A02B8"/>
+    <w:lvl w:ilvl="0" w:tplc="CF86E3DC">
+      <w:start w:val="1"/>
+      <w:numFmt w:val="decimal"/>
+      <w:lvlText w:val="%1."/>
+      <w:lvlJc w:val="left"/>
+      <w:pPr>
+        <w:ind w:left="360" w:hanging="300"/>
+      </w:pPr>
+    </w:lvl>
+    <w:lvl w:ilvl="1" w:tplc="2092C288" w:tentative="1">
+      <w:start w:val="1"/>
+      <w:numFmt w:val="lowerLetter"/>
+      <w:lvlText w:val="%2."/>
+      <w:lvlJc w:val="left"/>
+      <w:pPr>
+        <w:ind w:left="720" w:hanging="300"/>
+      </w:pPr>
+    </w:lvl>
+    <w:lvl w:ilvl="2" w:tplc="8BA6FE0A">
+      <w:numFmt w:val="decimal"/>
+      <w:lvlText w:val=""/>
+      <w:lvlJc w:val="left"/>
+    </w:lvl>
+    <w:lvl w:ilvl="3" w:tplc="7C18386A">
+      <w:numFmt w:val="decimal"/>
+      <w:lvlText w:val=""/>
+      <w:lvlJc w:val="left"/>
+    </w:lvl>
+    <w:lvl w:ilvl="4" w:tplc="AC64158C">
+      <w:numFmt w:val="decimal"/>
+      <w:lvlText w:val=""/>
+      <w:lvlJc w:val="left"/>
+    </w:lvl>
+    <w:lvl w:ilvl="5" w:tplc="D9C8658C">
+      <w:numFmt w:val="decimal"/>
+      <w:lvlText w:val=""/>
+      <w:lvlJc w:val="left"/>
+    </w:lvl>
+    <w:lvl w:ilvl="6" w:tplc="0D70D2C4">
+      <w:numFmt w:val="decimal"/>
+      <w:lvlText w:val=""/>
+      <w:lvlJc w:val="left"/>
+    </w:lvl>
+    <w:lvl w:ilvl="7" w:tplc="4642B30A">
+      <w:numFmt w:val="decimal"/>
+      <w:lvlText w:val=""/>
+      <w:lvlJc w:val="left"/>
+    </w:lvl>
+    <w:lvl w:ilvl="8" w:tplc="F4BE9E46">
+      <w:numFmt w:val="decimal"/>
+      <w:lvlText w:val=""/>
+      <w:lvlJc w:val="left"/>
+    </w:lvl>
+  </w:abstractNum>
+  <w:abstractNum w:abstractNumId="4" w15:restartNumberingAfterBreak="0">
+    <w:nsid w:val="24CD09FF"/>
+    <w:multiLevelType w:val="hybridMultilevel"/>
+    <w:tmpl w:val="6BECCCC0"/>
+    <w:lvl w:ilvl="0" w:tplc="7968EC14">
+      <w:start w:val="1"/>
+      <w:numFmt w:val="decimal"/>
+      <w:lvlText w:val="%1."/>
+      <w:lvlJc w:val="left"/>
+      <w:pPr>
+        <w:ind w:left="360" w:hanging="300"/>
+      </w:pPr>
+    </w:lvl>
+    <w:lvl w:ilvl="1" w:tplc="822C3DF6" w:tentative="1">
+      <w:start w:val="1"/>
+      <w:numFmt w:val="lowerLetter"/>
+      <w:lvlText w:val="%2."/>
+      <w:lvlJc w:val="left"/>
+      <w:pPr>
+        <w:ind w:left="720" w:hanging="300"/>
+      </w:pPr>
+    </w:lvl>
+    <w:lvl w:ilvl="2" w:tplc="68CE354C">
+      <w:numFmt w:val="decimal"/>
+      <w:lvlText w:val=""/>
+      <w:lvlJc w:val="left"/>
+    </w:lvl>
+    <w:lvl w:ilvl="3" w:tplc="EC1A218C">
+      <w:numFmt w:val="decimal"/>
+      <w:lvlText w:val=""/>
+      <w:lvlJc w:val="left"/>
+    </w:lvl>
+    <w:lvl w:ilvl="4" w:tplc="41B8B5CE">
+      <w:numFmt w:val="decimal"/>
+      <w:lvlText w:val=""/>
+      <w:lvlJc w:val="left"/>
+    </w:lvl>
+    <w:lvl w:ilvl="5" w:tplc="11543546">
+      <w:numFmt w:val="decimal"/>
+      <w:lvlText w:val=""/>
+      <w:lvlJc w:val="left"/>
+    </w:lvl>
+    <w:lvl w:ilvl="6" w:tplc="4196781C">
+      <w:numFmt w:val="decimal"/>
+      <w:lvlText w:val=""/>
+      <w:lvlJc w:val="left"/>
+    </w:lvl>
+    <w:lvl w:ilvl="7" w:tplc="3342D8A4">
+      <w:numFmt w:val="decimal"/>
+      <w:lvlText w:val=""/>
+      <w:lvlJc w:val="left"/>
+    </w:lvl>
+    <w:lvl w:ilvl="8" w:tplc="C944C4B8">
+      <w:numFmt w:val="decimal"/>
+      <w:lvlText w:val=""/>
+      <w:lvlJc w:val="left"/>
+    </w:lvl>
+  </w:abstractNum>
+  <w:abstractNum w:abstractNumId="5" w15:restartNumberingAfterBreak="0">
+    <w:nsid w:val="3D7565E1"/>
+    <w:multiLevelType w:val="hybridMultilevel"/>
+    <w:tmpl w:val="7DE4F5F0"/>
+    <w:lvl w:ilvl="0" w:tplc="7CE61E5E">
+      <w:start w:val="1"/>
+      <w:numFmt w:val="decimal"/>
+      <w:lvlText w:val="%1."/>
+      <w:lvlJc w:val="left"/>
+      <w:pPr>
+        <w:ind w:left="360" w:hanging="300"/>
+      </w:pPr>
+    </w:lvl>
+    <w:lvl w:ilvl="1" w:tplc="7F94B26A" w:tentative="1">
+      <w:start w:val="1"/>
+      <w:numFmt w:val="lowerLetter"/>
+      <w:lvlText w:val="%2."/>
+      <w:lvlJc w:val="left"/>
+      <w:pPr>
+        <w:ind w:left="720" w:hanging="300"/>
+      </w:pPr>
+    </w:lvl>
+    <w:lvl w:ilvl="2" w:tplc="04522892">
+      <w:numFmt w:val="decimal"/>
+      <w:lvlText w:val=""/>
+      <w:lvlJc w:val="left"/>
+    </w:lvl>
+    <w:lvl w:ilvl="3" w:tplc="E87C8C16">
+      <w:numFmt w:val="decimal"/>
+      <w:lvlText w:val=""/>
+      <w:lvlJc w:val="left"/>
+    </w:lvl>
+    <w:lvl w:ilvl="4" w:tplc="A7FA9E5E">
+      <w:numFmt w:val="decimal"/>
+      <w:lvlText w:val=""/>
+      <w:lvlJc w:val="left"/>
+    </w:lvl>
+    <w:lvl w:ilvl="5" w:tplc="EEE2DC98">
+      <w:numFmt w:val="decimal"/>
+      <w:lvlText w:val=""/>
+      <w:lvlJc w:val="left"/>
+    </w:lvl>
+    <w:lvl w:ilvl="6" w:tplc="60FAAF66">
+      <w:numFmt w:val="decimal"/>
+      <w:lvlText w:val=""/>
+      <w:lvlJc w:val="left"/>
+    </w:lvl>
+    <w:lvl w:ilvl="7" w:tplc="84B6A756">
+      <w:numFmt w:val="decimal"/>
+      <w:lvlText w:val=""/>
+      <w:lvlJc w:val="left"/>
+    </w:lvl>
+    <w:lvl w:ilvl="8" w:tplc="22989832">
+      <w:numFmt w:val="decimal"/>
+      <w:lvlText w:val=""/>
+      <w:lvlJc w:val="left"/>
+    </w:lvl>
+  </w:abstractNum>
+  <w:abstractNum w:abstractNumId="6" w15:restartNumberingAfterBreak="0">
+    <w:nsid w:val="4BE42654"/>
+    <w:multiLevelType w:val="hybridMultilevel"/>
+    <w:tmpl w:val="5EA8C3E6"/>
+    <w:lvl w:ilvl="0" w:tplc="DE7E29AC" w:tentative="1">
+      <w:start w:val="1"/>
+      <w:numFmt w:val="bullet"/>
+      <w:lvlText w:val="●"/>
+      <w:lvlJc w:val="left"/>
+      <w:pPr>
+        <w:ind w:left="720" w:hanging="360"/>
+      </w:pPr>
+    </w:lvl>
+    <w:lvl w:ilvl="1" w:tplc="FBE0557A" w:tentative="1">
+      <w:start w:val="1"/>
+      <w:numFmt w:val="bullet"/>
+      <w:lvlText w:val="○"/>
+      <w:lvlJc w:val="left"/>
+      <w:pPr>
+        <w:ind w:left="1440" w:hanging="360"/>
+      </w:pPr>
+    </w:lvl>
+    <w:lvl w:ilvl="2" w:tplc="85E4135C" w:tentative="1">
+      <w:start w:val="1"/>
+      <w:numFmt w:val="bullet"/>
+      <w:lvlText w:val="■"/>
+      <w:lvlJc w:val="left"/>
+      <w:pPr>
+        <w:ind w:left="2160" w:hanging="360"/>
+      </w:pPr>
+    </w:lvl>
+    <w:lvl w:ilvl="3" w:tplc="EFBCB370" w:tentative="1">
+      <w:start w:val="1"/>
+      <w:numFmt w:val="bullet"/>
+      <w:lvlText w:val="●"/>
+      <w:lvlJc w:val="left"/>
+      <w:pPr>
+        <w:ind w:left="2880" w:hanging="360"/>
+      </w:pPr>
+    </w:lvl>
+    <w:lvl w:ilvl="4" w:tplc="58901A20" w:tentative="1">
+      <w:start w:val="1"/>
+      <w:numFmt w:val="bullet"/>
+      <w:lvlText w:val="○"/>
+      <w:lvlJc w:val="left"/>
+      <w:pPr>
+        <w:ind w:left="3600" w:hanging="360"/>
+      </w:pPr>
+    </w:lvl>
+    <w:lvl w:ilvl="5" w:tplc="AAE81C0E" w:tentative="1">
+      <w:start w:val="1"/>
+      <w:numFmt w:val="bullet"/>
+      <w:lvlText w:val="■"/>
+      <w:lvlJc w:val="left"/>
+      <w:pPr>
+        <w:ind w:left="4320" w:hanging="360"/>
+      </w:pPr>
+    </w:lvl>
+    <w:lvl w:ilvl="6" w:tplc="A1FAA2DE" w:tentative="1">
+      <w:start w:val="1"/>
+      <w:numFmt w:val="bullet"/>
+      <w:lvlText w:val="●"/>
+      <w:lvlJc w:val="left"/>
+      <w:pPr>
+        <w:ind w:left="5040" w:hanging="360"/>
+      </w:pPr>
+    </w:lvl>
+    <w:lvl w:ilvl="7" w:tplc="9410BA70" w:tentative="1">
+      <w:start w:val="1"/>
+      <w:numFmt w:val="bullet"/>
+      <w:lvlText w:val="●"/>
+      <w:lvlJc w:val="left"/>
+      <w:pPr>
+        <w:ind w:left="5760" w:hanging="360"/>
+      </w:pPr>
+    </w:lvl>
+    <w:lvl w:ilvl="8" w:tplc="F926AC1C" w:tentative="1">
+      <w:start w:val="1"/>
+      <w:numFmt w:val="bullet"/>
+      <w:lvlText w:val="●"/>
+      <w:lvlJc w:val="left"/>
+      <w:pPr>
+        <w:ind w:left="6480" w:hanging="360"/>
+      </w:pPr>
+    </w:lvl>
+  </w:abstractNum>
+  <w:abstractNum w:abstractNumId="7" w15:restartNumberingAfterBreak="0">
+    <w:nsid w:val="63725938"/>
+    <w:multiLevelType w:val="hybridMultilevel"/>
+    <w:tmpl w:val="05389432"/>
+    <w:lvl w:ilvl="0" w:tplc="CA62CBF4">
+      <w:start w:val="1"/>
+      <w:numFmt w:val="decimal"/>
+      <w:lvlText w:val="%1."/>
+      <w:lvlJc w:val="left"/>
+      <w:pPr>
+        <w:ind w:left="360" w:hanging="300"/>
+      </w:pPr>
+    </w:lvl>
+    <w:lvl w:ilvl="1" w:tplc="DF2E7072" w:tentative="1">
+      <w:start w:val="1"/>
+      <w:numFmt w:val="lowerLetter"/>
+      <w:lvlText w:val="%2."/>
+      <w:lvlJc w:val="left"/>
+      <w:pPr>
+        <w:ind w:left="720" w:hanging="300"/>
+      </w:pPr>
+    </w:lvl>
+    <w:lvl w:ilvl="2" w:tplc="39A0F77E">
+      <w:numFmt w:val="decimal"/>
+      <w:lvlText w:val=""/>
+      <w:lvlJc w:val="left"/>
+    </w:lvl>
+    <w:lvl w:ilvl="3" w:tplc="48F2FE6E">
+      <w:numFmt w:val="decimal"/>
+      <w:lvlText w:val=""/>
+      <w:lvlJc w:val="left"/>
+    </w:lvl>
+    <w:lvl w:ilvl="4" w:tplc="5D18D488">
+      <w:numFmt w:val="decimal"/>
+      <w:lvlText w:val=""/>
+      <w:lvlJc w:val="left"/>
+    </w:lvl>
+    <w:lvl w:ilvl="5" w:tplc="1278CD1E">
+      <w:numFmt w:val="decimal"/>
+      <w:lvlText w:val=""/>
+      <w:lvlJc w:val="left"/>
+    </w:lvl>
+    <w:lvl w:ilvl="6" w:tplc="838C38A4">
+      <w:numFmt w:val="decimal"/>
+      <w:lvlText w:val=""/>
+      <w:lvlJc w:val="left"/>
+    </w:lvl>
+    <w:lvl w:ilvl="7" w:tplc="5F629DF8">
+      <w:numFmt w:val="decimal"/>
+      <w:lvlText w:val=""/>
+      <w:lvlJc w:val="left"/>
+    </w:lvl>
+    <w:lvl w:ilvl="8" w:tplc="996AF5E0">
+      <w:numFmt w:val="decimal"/>
+      <w:lvlText w:val=""/>
+      <w:lvlJc w:val="left"/>
+    </w:lvl>
+  </w:abstractNum>
+  <w:abstractNum w:abstractNumId="8" w15:restartNumberingAfterBreak="0">
+    <w:nsid w:val="65677A4C"/>
+    <w:multiLevelType w:val="hybridMultilevel"/>
+    <w:tmpl w:val="34002F8C"/>
+    <w:lvl w:ilvl="0" w:tplc="6F9418A4" w:tentative="1">
       <w:start w:val="1"/>
       <w:numFmt w:val="bullet"/>
       <w:lvlText w:val="•"/>
@@ -4127,7 +4619,7 @@
         <w:ind w:left="360" w:hanging="260"/>
       </w:pPr>
     </w:lvl>
-    <w:lvl w:ilvl="1" w:tplc="6DBC36D8" w:tentative="1">
+    <w:lvl w:ilvl="1" w:tplc="99306FCE" w:tentative="1">
       <w:start w:val="1"/>
       <w:numFmt w:val="bullet"/>
       <w:lvlText w:val="–"/>
@@ -4136,47 +4628,47 @@
         <w:ind w:left="720" w:hanging="260"/>
       </w:pPr>
     </w:lvl>
-    <w:lvl w:ilvl="2" w:tplc="4F24A43A">
-      <w:numFmt w:val="decimal"/>
-      <w:lvlText w:val=""/>
-      <w:lvlJc w:val="left"/>
-    </w:lvl>
-    <w:lvl w:ilvl="3" w:tplc="F4EE0BB0">
-      <w:numFmt w:val="decimal"/>
-      <w:lvlText w:val=""/>
-      <w:lvlJc w:val="left"/>
-    </w:lvl>
-    <w:lvl w:ilvl="4" w:tplc="C0146E92">
-      <w:numFmt w:val="decimal"/>
-      <w:lvlText w:val=""/>
-      <w:lvlJc w:val="left"/>
-    </w:lvl>
-    <w:lvl w:ilvl="5" w:tplc="3D540D98">
-      <w:numFmt w:val="decimal"/>
-      <w:lvlText w:val=""/>
-      <w:lvlJc w:val="left"/>
-    </w:lvl>
-    <w:lvl w:ilvl="6" w:tplc="C0A0374A">
-      <w:numFmt w:val="decimal"/>
-      <w:lvlText w:val=""/>
-      <w:lvlJc w:val="left"/>
-    </w:lvl>
-    <w:lvl w:ilvl="7" w:tplc="A23A253C">
-      <w:numFmt w:val="decimal"/>
-      <w:lvlText w:val=""/>
-      <w:lvlJc w:val="left"/>
-    </w:lvl>
-    <w:lvl w:ilvl="8" w:tplc="E92AA540">
+    <w:lvl w:ilvl="2" w:tplc="D16A4B0C">
+      <w:numFmt w:val="decimal"/>
+      <w:lvlText w:val=""/>
+      <w:lvlJc w:val="left"/>
+    </w:lvl>
+    <w:lvl w:ilvl="3" w:tplc="8F2C0B5E">
+      <w:numFmt w:val="decimal"/>
+      <w:lvlText w:val=""/>
+      <w:lvlJc w:val="left"/>
+    </w:lvl>
+    <w:lvl w:ilvl="4" w:tplc="8BCC8C0C">
+      <w:numFmt w:val="decimal"/>
+      <w:lvlText w:val=""/>
+      <w:lvlJc w:val="left"/>
+    </w:lvl>
+    <w:lvl w:ilvl="5" w:tplc="2C68E3DA">
+      <w:numFmt w:val="decimal"/>
+      <w:lvlText w:val=""/>
+      <w:lvlJc w:val="left"/>
+    </w:lvl>
+    <w:lvl w:ilvl="6" w:tplc="D34A7CC0">
+      <w:numFmt w:val="decimal"/>
+      <w:lvlText w:val=""/>
+      <w:lvlJc w:val="left"/>
+    </w:lvl>
+    <w:lvl w:ilvl="7" w:tplc="4692A5F8">
+      <w:numFmt w:val="decimal"/>
+      <w:lvlText w:val=""/>
+      <w:lvlJc w:val="left"/>
+    </w:lvl>
+    <w:lvl w:ilvl="8" w:tplc="8794BC20">
       <w:numFmt w:val="decimal"/>
       <w:lvlText w:val=""/>
       <w:lvlJc w:val="left"/>
     </w:lvl>
   </w:abstractNum>
-  <w:abstractNum w:abstractNumId="1" w15:restartNumberingAfterBreak="0">
-    <w:nsid w:val="203F5A54"/>
+  <w:abstractNum w:abstractNumId="9" w15:restartNumberingAfterBreak="0">
+    <w:nsid w:val="782458AA"/>
     <w:multiLevelType w:val="hybridMultilevel"/>
-    <w:tmpl w:val="034A912E"/>
-    <w:lvl w:ilvl="0" w:tplc="2C18EF2E">
+    <w:tmpl w:val="69DC7A76"/>
+    <w:lvl w:ilvl="0" w:tplc="85D0E3BE">
       <w:start w:val="1"/>
       <w:numFmt w:val="decimal"/>
       <w:lvlText w:val="%1."/>
@@ -4185,7 +4677,7 @@
         <w:ind w:left="360" w:hanging="300"/>
       </w:pPr>
     </w:lvl>
-    <w:lvl w:ilvl="1" w:tplc="67B28486" w:tentative="1">
+    <w:lvl w:ilvl="1" w:tplc="9A46D91C" w:tentative="1">
       <w:start w:val="1"/>
       <w:numFmt w:val="lowerLetter"/>
       <w:lvlText w:val="%2."/>
@@ -4194,584 +4686,92 @@
         <w:ind w:left="720" w:hanging="300"/>
       </w:pPr>
     </w:lvl>
-    <w:lvl w:ilvl="2" w:tplc="822AFC3E">
-      <w:numFmt w:val="decimal"/>
-      <w:lvlText w:val=""/>
-      <w:lvlJc w:val="left"/>
-    </w:lvl>
-    <w:lvl w:ilvl="3" w:tplc="71C88456">
-      <w:numFmt w:val="decimal"/>
-      <w:lvlText w:val=""/>
-      <w:lvlJc w:val="left"/>
-    </w:lvl>
-    <w:lvl w:ilvl="4" w:tplc="7A269390">
-      <w:numFmt w:val="decimal"/>
-      <w:lvlText w:val=""/>
-      <w:lvlJc w:val="left"/>
-    </w:lvl>
-    <w:lvl w:ilvl="5" w:tplc="6D92FBE0">
-      <w:numFmt w:val="decimal"/>
-      <w:lvlText w:val=""/>
-      <w:lvlJc w:val="left"/>
-    </w:lvl>
-    <w:lvl w:ilvl="6" w:tplc="72C44D6C">
-      <w:numFmt w:val="decimal"/>
-      <w:lvlText w:val=""/>
-      <w:lvlJc w:val="left"/>
-    </w:lvl>
-    <w:lvl w:ilvl="7" w:tplc="8E06F0A2">
-      <w:numFmt w:val="decimal"/>
-      <w:lvlText w:val=""/>
-      <w:lvlJc w:val="left"/>
-    </w:lvl>
-    <w:lvl w:ilvl="8" w:tplc="3BA0C468">
+    <w:lvl w:ilvl="2" w:tplc="B6845E5C">
+      <w:numFmt w:val="decimal"/>
+      <w:lvlText w:val=""/>
+      <w:lvlJc w:val="left"/>
+    </w:lvl>
+    <w:lvl w:ilvl="3" w:tplc="7432173C">
+      <w:numFmt w:val="decimal"/>
+      <w:lvlText w:val=""/>
+      <w:lvlJc w:val="left"/>
+    </w:lvl>
+    <w:lvl w:ilvl="4" w:tplc="B8F8A324">
+      <w:numFmt w:val="decimal"/>
+      <w:lvlText w:val=""/>
+      <w:lvlJc w:val="left"/>
+    </w:lvl>
+    <w:lvl w:ilvl="5" w:tplc="4CB64E6C">
+      <w:numFmt w:val="decimal"/>
+      <w:lvlText w:val=""/>
+      <w:lvlJc w:val="left"/>
+    </w:lvl>
+    <w:lvl w:ilvl="6" w:tplc="E24C2926">
+      <w:numFmt w:val="decimal"/>
+      <w:lvlText w:val=""/>
+      <w:lvlJc w:val="left"/>
+    </w:lvl>
+    <w:lvl w:ilvl="7" w:tplc="0AD86164">
+      <w:numFmt w:val="decimal"/>
+      <w:lvlText w:val=""/>
+      <w:lvlJc w:val="left"/>
+    </w:lvl>
+    <w:lvl w:ilvl="8" w:tplc="B8F8A3D6">
       <w:numFmt w:val="decimal"/>
       <w:lvlText w:val=""/>
       <w:lvlJc w:val="left"/>
     </w:lvl>
   </w:abstractNum>
-  <w:abstractNum w:abstractNumId="2" w15:restartNumberingAfterBreak="0">
-    <w:nsid w:val="248D5CE7"/>
-    <w:multiLevelType w:val="hybridMultilevel"/>
-    <w:tmpl w:val="88941D40"/>
-    <w:lvl w:ilvl="0" w:tplc="733E95D8">
-      <w:start w:val="1"/>
-      <w:numFmt w:val="decimal"/>
-      <w:lvlText w:val="%1."/>
-      <w:lvlJc w:val="left"/>
-      <w:pPr>
-        <w:ind w:left="360" w:hanging="300"/>
-      </w:pPr>
-    </w:lvl>
-    <w:lvl w:ilvl="1" w:tplc="2874627A" w:tentative="1">
-      <w:start w:val="1"/>
-      <w:numFmt w:val="lowerLetter"/>
-      <w:lvlText w:val="%2."/>
-      <w:lvlJc w:val="left"/>
-      <w:pPr>
-        <w:ind w:left="720" w:hanging="300"/>
-      </w:pPr>
-    </w:lvl>
-    <w:lvl w:ilvl="2" w:tplc="3DC2C0F2">
-      <w:numFmt w:val="decimal"/>
-      <w:lvlText w:val=""/>
-      <w:lvlJc w:val="left"/>
-    </w:lvl>
-    <w:lvl w:ilvl="3" w:tplc="93D4BEA2">
-      <w:numFmt w:val="decimal"/>
-      <w:lvlText w:val=""/>
-      <w:lvlJc w:val="left"/>
-    </w:lvl>
-    <w:lvl w:ilvl="4" w:tplc="D8721FD0">
-      <w:numFmt w:val="decimal"/>
-      <w:lvlText w:val=""/>
-      <w:lvlJc w:val="left"/>
-    </w:lvl>
-    <w:lvl w:ilvl="5" w:tplc="BF1C46C0">
-      <w:numFmt w:val="decimal"/>
-      <w:lvlText w:val=""/>
-      <w:lvlJc w:val="left"/>
-    </w:lvl>
-    <w:lvl w:ilvl="6" w:tplc="8402DA0C">
-      <w:numFmt w:val="decimal"/>
-      <w:lvlText w:val=""/>
-      <w:lvlJc w:val="left"/>
-    </w:lvl>
-    <w:lvl w:ilvl="7" w:tplc="A76A2460">
-      <w:numFmt w:val="decimal"/>
-      <w:lvlText w:val=""/>
-      <w:lvlJc w:val="left"/>
-    </w:lvl>
-    <w:lvl w:ilvl="8" w:tplc="DE2A8D42">
-      <w:numFmt w:val="decimal"/>
-      <w:lvlText w:val=""/>
-      <w:lvlJc w:val="left"/>
-    </w:lvl>
-  </w:abstractNum>
-  <w:abstractNum w:abstractNumId="3" w15:restartNumberingAfterBreak="0">
-    <w:nsid w:val="3E7D0E6D"/>
-    <w:multiLevelType w:val="hybridMultilevel"/>
-    <w:tmpl w:val="1B2A6ACE"/>
-    <w:lvl w:ilvl="0" w:tplc="F6EA3B70">
-      <w:start w:val="1"/>
-      <w:numFmt w:val="decimal"/>
-      <w:lvlText w:val="%1."/>
-      <w:lvlJc w:val="left"/>
-      <w:pPr>
-        <w:ind w:left="360" w:hanging="300"/>
-      </w:pPr>
-    </w:lvl>
-    <w:lvl w:ilvl="1" w:tplc="BAC80FB8" w:tentative="1">
-      <w:start w:val="1"/>
-      <w:numFmt w:val="lowerLetter"/>
-      <w:lvlText w:val="%2."/>
-      <w:lvlJc w:val="left"/>
-      <w:pPr>
-        <w:ind w:left="720" w:hanging="300"/>
-      </w:pPr>
-    </w:lvl>
-    <w:lvl w:ilvl="2" w:tplc="5AD652B2">
-      <w:numFmt w:val="decimal"/>
-      <w:lvlText w:val=""/>
-      <w:lvlJc w:val="left"/>
-    </w:lvl>
-    <w:lvl w:ilvl="3" w:tplc="FBAA62AC">
-      <w:numFmt w:val="decimal"/>
-      <w:lvlText w:val=""/>
-      <w:lvlJc w:val="left"/>
-    </w:lvl>
-    <w:lvl w:ilvl="4" w:tplc="C262AD26">
-      <w:numFmt w:val="decimal"/>
-      <w:lvlText w:val=""/>
-      <w:lvlJc w:val="left"/>
-    </w:lvl>
-    <w:lvl w:ilvl="5" w:tplc="2F7281C6">
-      <w:numFmt w:val="decimal"/>
-      <w:lvlText w:val=""/>
-      <w:lvlJc w:val="left"/>
-    </w:lvl>
-    <w:lvl w:ilvl="6" w:tplc="08D402A4">
-      <w:numFmt w:val="decimal"/>
-      <w:lvlText w:val=""/>
-      <w:lvlJc w:val="left"/>
-    </w:lvl>
-    <w:lvl w:ilvl="7" w:tplc="8F56392E">
-      <w:numFmt w:val="decimal"/>
-      <w:lvlText w:val=""/>
-      <w:lvlJc w:val="left"/>
-    </w:lvl>
-    <w:lvl w:ilvl="8" w:tplc="2982BED0">
-      <w:numFmt w:val="decimal"/>
-      <w:lvlText w:val=""/>
-      <w:lvlJc w:val="left"/>
-    </w:lvl>
-  </w:abstractNum>
-  <w:abstractNum w:abstractNumId="4" w15:restartNumberingAfterBreak="0">
-    <w:nsid w:val="42742E0D"/>
-    <w:multiLevelType w:val="hybridMultilevel"/>
-    <w:tmpl w:val="D2D2650A"/>
-    <w:lvl w:ilvl="0" w:tplc="9CBA168C">
-      <w:start w:val="1"/>
-      <w:numFmt w:val="decimal"/>
-      <w:lvlText w:val="%1."/>
-      <w:lvlJc w:val="left"/>
-      <w:pPr>
-        <w:ind w:left="360" w:hanging="300"/>
-      </w:pPr>
-    </w:lvl>
-    <w:lvl w:ilvl="1" w:tplc="5CFA7802" w:tentative="1">
-      <w:start w:val="1"/>
-      <w:numFmt w:val="lowerLetter"/>
-      <w:lvlText w:val="%2."/>
-      <w:lvlJc w:val="left"/>
-      <w:pPr>
-        <w:ind w:left="720" w:hanging="300"/>
-      </w:pPr>
-    </w:lvl>
-    <w:lvl w:ilvl="2" w:tplc="83443B22">
-      <w:numFmt w:val="decimal"/>
-      <w:lvlText w:val=""/>
-      <w:lvlJc w:val="left"/>
-    </w:lvl>
-    <w:lvl w:ilvl="3" w:tplc="00CCE7A2">
-      <w:numFmt w:val="decimal"/>
-      <w:lvlText w:val=""/>
-      <w:lvlJc w:val="left"/>
-    </w:lvl>
-    <w:lvl w:ilvl="4" w:tplc="CDB2CE84">
-      <w:numFmt w:val="decimal"/>
-      <w:lvlText w:val=""/>
-      <w:lvlJc w:val="left"/>
-    </w:lvl>
-    <w:lvl w:ilvl="5" w:tplc="568A6F96">
-      <w:numFmt w:val="decimal"/>
-      <w:lvlText w:val=""/>
-      <w:lvlJc w:val="left"/>
-    </w:lvl>
-    <w:lvl w:ilvl="6" w:tplc="374CD774">
-      <w:numFmt w:val="decimal"/>
-      <w:lvlText w:val=""/>
-      <w:lvlJc w:val="left"/>
-    </w:lvl>
-    <w:lvl w:ilvl="7" w:tplc="2DF0CD3A">
-      <w:numFmt w:val="decimal"/>
-      <w:lvlText w:val=""/>
-      <w:lvlJc w:val="left"/>
-    </w:lvl>
-    <w:lvl w:ilvl="8" w:tplc="B748F734">
-      <w:numFmt w:val="decimal"/>
-      <w:lvlText w:val=""/>
-      <w:lvlJc w:val="left"/>
-    </w:lvl>
-  </w:abstractNum>
-  <w:abstractNum w:abstractNumId="5" w15:restartNumberingAfterBreak="0">
-    <w:nsid w:val="46154F4B"/>
-    <w:multiLevelType w:val="hybridMultilevel"/>
-    <w:tmpl w:val="4DC614AE"/>
-    <w:lvl w:ilvl="0" w:tplc="D8F4A1D6">
-      <w:start w:val="1"/>
-      <w:numFmt w:val="decimal"/>
-      <w:lvlText w:val="%1."/>
-      <w:lvlJc w:val="left"/>
-      <w:pPr>
-        <w:ind w:left="360" w:hanging="300"/>
-      </w:pPr>
-    </w:lvl>
-    <w:lvl w:ilvl="1" w:tplc="31EEF16A" w:tentative="1">
-      <w:start w:val="1"/>
-      <w:numFmt w:val="lowerLetter"/>
-      <w:lvlText w:val="%2."/>
-      <w:lvlJc w:val="left"/>
-      <w:pPr>
-        <w:ind w:left="720" w:hanging="300"/>
-      </w:pPr>
-    </w:lvl>
-    <w:lvl w:ilvl="2" w:tplc="2CECC394">
-      <w:numFmt w:val="decimal"/>
-      <w:lvlText w:val=""/>
-      <w:lvlJc w:val="left"/>
-    </w:lvl>
-    <w:lvl w:ilvl="3" w:tplc="BE100CE6">
-      <w:numFmt w:val="decimal"/>
-      <w:lvlText w:val=""/>
-      <w:lvlJc w:val="left"/>
-    </w:lvl>
-    <w:lvl w:ilvl="4" w:tplc="1860644C">
-      <w:numFmt w:val="decimal"/>
-      <w:lvlText w:val=""/>
-      <w:lvlJc w:val="left"/>
-    </w:lvl>
-    <w:lvl w:ilvl="5" w:tplc="29668196">
-      <w:numFmt w:val="decimal"/>
-      <w:lvlText w:val=""/>
-      <w:lvlJc w:val="left"/>
-    </w:lvl>
-    <w:lvl w:ilvl="6" w:tplc="FE7A376C">
-      <w:numFmt w:val="decimal"/>
-      <w:lvlText w:val=""/>
-      <w:lvlJc w:val="left"/>
-    </w:lvl>
-    <w:lvl w:ilvl="7" w:tplc="ACA00BCE">
-      <w:numFmt w:val="decimal"/>
-      <w:lvlText w:val=""/>
-      <w:lvlJc w:val="left"/>
-    </w:lvl>
-    <w:lvl w:ilvl="8" w:tplc="43627D6E">
-      <w:numFmt w:val="decimal"/>
-      <w:lvlText w:val=""/>
-      <w:lvlJc w:val="left"/>
-    </w:lvl>
-  </w:abstractNum>
-  <w:abstractNum w:abstractNumId="6" w15:restartNumberingAfterBreak="0">
-    <w:nsid w:val="5F173ED8"/>
-    <w:multiLevelType w:val="hybridMultilevel"/>
-    <w:tmpl w:val="2D569AEA"/>
-    <w:lvl w:ilvl="0" w:tplc="95509310" w:tentative="1">
-      <w:start w:val="1"/>
-      <w:numFmt w:val="bullet"/>
-      <w:lvlText w:val="●"/>
-      <w:lvlJc w:val="left"/>
-      <w:pPr>
-        <w:ind w:left="720" w:hanging="360"/>
-      </w:pPr>
-    </w:lvl>
-    <w:lvl w:ilvl="1" w:tplc="76121F8E" w:tentative="1">
-      <w:start w:val="1"/>
-      <w:numFmt w:val="bullet"/>
-      <w:lvlText w:val="○"/>
-      <w:lvlJc w:val="left"/>
-      <w:pPr>
-        <w:ind w:left="1440" w:hanging="360"/>
-      </w:pPr>
-    </w:lvl>
-    <w:lvl w:ilvl="2" w:tplc="F5BE35BC" w:tentative="1">
-      <w:start w:val="1"/>
-      <w:numFmt w:val="bullet"/>
-      <w:lvlText w:val="■"/>
-      <w:lvlJc w:val="left"/>
-      <w:pPr>
-        <w:ind w:left="2160" w:hanging="360"/>
-      </w:pPr>
-    </w:lvl>
-    <w:lvl w:ilvl="3" w:tplc="C002BF52" w:tentative="1">
-      <w:start w:val="1"/>
-      <w:numFmt w:val="bullet"/>
-      <w:lvlText w:val="●"/>
-      <w:lvlJc w:val="left"/>
-      <w:pPr>
-        <w:ind w:left="2880" w:hanging="360"/>
-      </w:pPr>
-    </w:lvl>
-    <w:lvl w:ilvl="4" w:tplc="66A4275C" w:tentative="1">
-      <w:start w:val="1"/>
-      <w:numFmt w:val="bullet"/>
-      <w:lvlText w:val="○"/>
-      <w:lvlJc w:val="left"/>
-      <w:pPr>
-        <w:ind w:left="3600" w:hanging="360"/>
-      </w:pPr>
-    </w:lvl>
-    <w:lvl w:ilvl="5" w:tplc="6E726A74" w:tentative="1">
-      <w:start w:val="1"/>
-      <w:numFmt w:val="bullet"/>
-      <w:lvlText w:val="■"/>
-      <w:lvlJc w:val="left"/>
-      <w:pPr>
-        <w:ind w:left="4320" w:hanging="360"/>
-      </w:pPr>
-    </w:lvl>
-    <w:lvl w:ilvl="6" w:tplc="5E6A641C" w:tentative="1">
-      <w:start w:val="1"/>
-      <w:numFmt w:val="bullet"/>
-      <w:lvlText w:val="●"/>
-      <w:lvlJc w:val="left"/>
-      <w:pPr>
-        <w:ind w:left="5040" w:hanging="360"/>
-      </w:pPr>
-    </w:lvl>
-    <w:lvl w:ilvl="7" w:tplc="E168F25C" w:tentative="1">
-      <w:start w:val="1"/>
-      <w:numFmt w:val="bullet"/>
-      <w:lvlText w:val="●"/>
-      <w:lvlJc w:val="left"/>
-      <w:pPr>
-        <w:ind w:left="5760" w:hanging="360"/>
-      </w:pPr>
-    </w:lvl>
-    <w:lvl w:ilvl="8" w:tplc="3CB457E4" w:tentative="1">
-      <w:start w:val="1"/>
-      <w:numFmt w:val="bullet"/>
-      <w:lvlText w:val="●"/>
-      <w:lvlJc w:val="left"/>
-      <w:pPr>
-        <w:ind w:left="6480" w:hanging="360"/>
-      </w:pPr>
-    </w:lvl>
-  </w:abstractNum>
-  <w:abstractNum w:abstractNumId="7" w15:restartNumberingAfterBreak="0">
-    <w:nsid w:val="66F506A3"/>
-    <w:multiLevelType w:val="hybridMultilevel"/>
-    <w:tmpl w:val="9F1EDD30"/>
-    <w:lvl w:ilvl="0" w:tplc="2E7E15D8">
-      <w:start w:val="1"/>
-      <w:numFmt w:val="decimal"/>
-      <w:lvlText w:val="%1."/>
-      <w:lvlJc w:val="left"/>
-      <w:pPr>
-        <w:ind w:left="360" w:hanging="300"/>
-      </w:pPr>
-    </w:lvl>
-    <w:lvl w:ilvl="1" w:tplc="52226CF2" w:tentative="1">
-      <w:start w:val="1"/>
-      <w:numFmt w:val="lowerLetter"/>
-      <w:lvlText w:val="%2."/>
-      <w:lvlJc w:val="left"/>
-      <w:pPr>
-        <w:ind w:left="720" w:hanging="300"/>
-      </w:pPr>
-    </w:lvl>
-    <w:lvl w:ilvl="2" w:tplc="0A444858">
-      <w:numFmt w:val="decimal"/>
-      <w:lvlText w:val=""/>
-      <w:lvlJc w:val="left"/>
-    </w:lvl>
-    <w:lvl w:ilvl="3" w:tplc="AEAC7486">
-      <w:numFmt w:val="decimal"/>
-      <w:lvlText w:val=""/>
-      <w:lvlJc w:val="left"/>
-    </w:lvl>
-    <w:lvl w:ilvl="4" w:tplc="A2A40716">
-      <w:numFmt w:val="decimal"/>
-      <w:lvlText w:val=""/>
-      <w:lvlJc w:val="left"/>
-    </w:lvl>
-    <w:lvl w:ilvl="5" w:tplc="145C876A">
-      <w:numFmt w:val="decimal"/>
-      <w:lvlText w:val=""/>
-      <w:lvlJc w:val="left"/>
-    </w:lvl>
-    <w:lvl w:ilvl="6" w:tplc="4CA6DBDA">
-      <w:numFmt w:val="decimal"/>
-      <w:lvlText w:val=""/>
-      <w:lvlJc w:val="left"/>
-    </w:lvl>
-    <w:lvl w:ilvl="7" w:tplc="DBDAD31C">
-      <w:numFmt w:val="decimal"/>
-      <w:lvlText w:val=""/>
-      <w:lvlJc w:val="left"/>
-    </w:lvl>
-    <w:lvl w:ilvl="8" w:tplc="949A6C06">
-      <w:numFmt w:val="decimal"/>
-      <w:lvlText w:val=""/>
-      <w:lvlJc w:val="left"/>
-    </w:lvl>
-  </w:abstractNum>
-  <w:abstractNum w:abstractNumId="8" w15:restartNumberingAfterBreak="0">
-    <w:nsid w:val="79A452C1"/>
-    <w:multiLevelType w:val="hybridMultilevel"/>
-    <w:tmpl w:val="FA20454E"/>
-    <w:lvl w:ilvl="0" w:tplc="49B63090">
-      <w:start w:val="1"/>
-      <w:numFmt w:val="decimal"/>
-      <w:lvlText w:val="%1."/>
-      <w:lvlJc w:val="left"/>
-      <w:pPr>
-        <w:ind w:left="360" w:hanging="300"/>
-      </w:pPr>
-    </w:lvl>
-    <w:lvl w:ilvl="1" w:tplc="67C20E94" w:tentative="1">
-      <w:start w:val="1"/>
-      <w:numFmt w:val="lowerLetter"/>
-      <w:lvlText w:val="%2."/>
-      <w:lvlJc w:val="left"/>
-      <w:pPr>
-        <w:ind w:left="720" w:hanging="300"/>
-      </w:pPr>
-    </w:lvl>
-    <w:lvl w:ilvl="2" w:tplc="84868058">
-      <w:numFmt w:val="decimal"/>
-      <w:lvlText w:val=""/>
-      <w:lvlJc w:val="left"/>
-    </w:lvl>
-    <w:lvl w:ilvl="3" w:tplc="299C887E">
-      <w:numFmt w:val="decimal"/>
-      <w:lvlText w:val=""/>
-      <w:lvlJc w:val="left"/>
-    </w:lvl>
-    <w:lvl w:ilvl="4" w:tplc="C0DC6932">
-      <w:numFmt w:val="decimal"/>
-      <w:lvlText w:val=""/>
-      <w:lvlJc w:val="left"/>
-    </w:lvl>
-    <w:lvl w:ilvl="5" w:tplc="009E21AC">
-      <w:numFmt w:val="decimal"/>
-      <w:lvlText w:val=""/>
-      <w:lvlJc w:val="left"/>
-    </w:lvl>
-    <w:lvl w:ilvl="6" w:tplc="29982A36">
-      <w:numFmt w:val="decimal"/>
-      <w:lvlText w:val=""/>
-      <w:lvlJc w:val="left"/>
-    </w:lvl>
-    <w:lvl w:ilvl="7" w:tplc="CDE44DE4">
-      <w:numFmt w:val="decimal"/>
-      <w:lvlText w:val=""/>
-      <w:lvlJc w:val="left"/>
-    </w:lvl>
-    <w:lvl w:ilvl="8" w:tplc="7BAA9D22">
-      <w:numFmt w:val="decimal"/>
-      <w:lvlText w:val=""/>
-      <w:lvlJc w:val="left"/>
-    </w:lvl>
-  </w:abstractNum>
-  <w:abstractNum w:abstractNumId="9" w15:restartNumberingAfterBreak="0">
-    <w:nsid w:val="7EB10DBF"/>
-    <w:multiLevelType w:val="hybridMultilevel"/>
-    <w:tmpl w:val="07688C7A"/>
-    <w:lvl w:ilvl="0" w:tplc="9C9A3CB8">
-      <w:start w:val="1"/>
-      <w:numFmt w:val="decimal"/>
-      <w:lvlText w:val="%1."/>
-      <w:lvlJc w:val="left"/>
-      <w:pPr>
-        <w:ind w:left="360" w:hanging="300"/>
-      </w:pPr>
-    </w:lvl>
-    <w:lvl w:ilvl="1" w:tplc="B112A8D2" w:tentative="1">
-      <w:start w:val="1"/>
-      <w:numFmt w:val="lowerLetter"/>
-      <w:lvlText w:val="%2."/>
-      <w:lvlJc w:val="left"/>
-      <w:pPr>
-        <w:ind w:left="720" w:hanging="300"/>
-      </w:pPr>
-    </w:lvl>
-    <w:lvl w:ilvl="2" w:tplc="24C27BBC">
-      <w:numFmt w:val="decimal"/>
-      <w:lvlText w:val=""/>
-      <w:lvlJc w:val="left"/>
-    </w:lvl>
-    <w:lvl w:ilvl="3" w:tplc="39C23BC2">
-      <w:numFmt w:val="decimal"/>
-      <w:lvlText w:val=""/>
-      <w:lvlJc w:val="left"/>
-    </w:lvl>
-    <w:lvl w:ilvl="4" w:tplc="15582832">
-      <w:numFmt w:val="decimal"/>
-      <w:lvlText w:val=""/>
-      <w:lvlJc w:val="left"/>
-    </w:lvl>
-    <w:lvl w:ilvl="5" w:tplc="73A4DF14">
-      <w:numFmt w:val="decimal"/>
-      <w:lvlText w:val=""/>
-      <w:lvlJc w:val="left"/>
-    </w:lvl>
-    <w:lvl w:ilvl="6" w:tplc="84A6634E">
-      <w:numFmt w:val="decimal"/>
-      <w:lvlText w:val=""/>
-      <w:lvlJc w:val="left"/>
-    </w:lvl>
-    <w:lvl w:ilvl="7" w:tplc="16981FDE">
-      <w:numFmt w:val="decimal"/>
-      <w:lvlText w:val=""/>
-      <w:lvlJc w:val="left"/>
-    </w:lvl>
-    <w:lvl w:ilvl="8" w:tplc="D38884D6">
-      <w:numFmt w:val="decimal"/>
-      <w:lvlText w:val=""/>
-      <w:lvlJc w:val="left"/>
-    </w:lvl>
-  </w:abstractNum>
-  <w:num w:numId="1" w16cid:durableId="255864329">
+  <w:num w:numId="1" w16cid:durableId="1508445053">
     <w:abstractNumId w:val="6"/>
     <w:lvlOverride w:ilvl="0">
       <w:startOverride w:val="1"/>
     </w:lvlOverride>
   </w:num>
-  <w:num w:numId="2" w16cid:durableId="456535681">
-    <w:abstractNumId w:val="1"/>
+  <w:num w:numId="2" w16cid:durableId="1781992162">
+    <w:abstractNumId w:val="0"/>
     <w:lvlOverride w:ilvl="0">
       <w:startOverride w:val="1"/>
     </w:lvlOverride>
   </w:num>
-  <w:num w:numId="3" w16cid:durableId="1176533254">
+  <w:num w:numId="3" w16cid:durableId="1848474388">
+    <w:abstractNumId w:val="9"/>
+    <w:lvlOverride w:ilvl="0">
+      <w:startOverride w:val="1"/>
+    </w:lvlOverride>
+  </w:num>
+  <w:num w:numId="4" w16cid:durableId="1178426908">
+    <w:abstractNumId w:val="3"/>
+    <w:lvlOverride w:ilvl="0">
+      <w:startOverride w:val="1"/>
+    </w:lvlOverride>
+  </w:num>
+  <w:num w:numId="5" w16cid:durableId="1324771743">
+    <w:abstractNumId w:val="4"/>
+    <w:lvlOverride w:ilvl="0">
+      <w:startOverride w:val="1"/>
+    </w:lvlOverride>
+  </w:num>
+  <w:num w:numId="6" w16cid:durableId="980766178">
     <w:abstractNumId w:val="7"/>
     <w:lvlOverride w:ilvl="0">
       <w:startOverride w:val="1"/>
     </w:lvlOverride>
   </w:num>
-  <w:num w:numId="4" w16cid:durableId="419255281">
+  <w:num w:numId="7" w16cid:durableId="886990887">
     <w:abstractNumId w:val="5"/>
     <w:lvlOverride w:ilvl="0">
       <w:startOverride w:val="1"/>
     </w:lvlOverride>
   </w:num>
-  <w:num w:numId="5" w16cid:durableId="765855338">
-    <w:abstractNumId w:val="4"/>
-    <w:lvlOverride w:ilvl="0">
-      <w:startOverride w:val="1"/>
-    </w:lvlOverride>
-  </w:num>
-  <w:num w:numId="6" w16cid:durableId="691296240">
-    <w:abstractNumId w:val="8"/>
-    <w:lvlOverride w:ilvl="0">
-      <w:startOverride w:val="1"/>
-    </w:lvlOverride>
-  </w:num>
-  <w:num w:numId="7" w16cid:durableId="1313556161">
-    <w:abstractNumId w:val="3"/>
-    <w:lvlOverride w:ilvl="0">
-      <w:startOverride w:val="1"/>
-    </w:lvlOverride>
-  </w:num>
-  <w:num w:numId="8" w16cid:durableId="988632919">
+  <w:num w:numId="8" w16cid:durableId="808941011">
     <w:abstractNumId w:val="2"/>
     <w:lvlOverride w:ilvl="0">
       <w:startOverride w:val="1"/>
     </w:lvlOverride>
   </w:num>
-  <w:num w:numId="9" w16cid:durableId="215286887">
-    <w:abstractNumId w:val="9"/>
+  <w:num w:numId="9" w16cid:durableId="1337079046">
+    <w:abstractNumId w:val="1"/>
     <w:lvlOverride w:ilvl="0">
       <w:startOverride w:val="1"/>
     </w:lvlOverride>
@@ -5452,7 +5452,7 @@
     <w:autoRedefine/>
     <w:uiPriority w:val="39"/>
     <w:unhideWhenUsed/>
-    <w:rsid w:val="00FA469C"/>
+    <w:rsid w:val="003864CD"/>
     <w:pPr>
       <w:spacing w:after="100"/>
     </w:pPr>

--- a/discoverer-neo/docs/user-guide/manual/Discoverer-Neo-MANAGER-Guide-Quick-en.docx
+++ b/discoverer-neo/docs/user-guide/manual/Discoverer-Neo-MANAGER-Guide-Quick-en.docx
@@ -54,7 +54,7 @@
           <w:sz w:val="22"/>
           <w:szCs w:val="22"/>
         </w:rPr>
-        <w:t>Version 2.1.1</w:t>
+        <w:t>Version 2.2.0</w:t>
       </w:r>
     </w:p>
     <w:p>
@@ -74,7 +74,7 @@
     <w:sdt>
       <w:sdtPr>
         <w:alias w:val="Contents"/>
-        <w:id w:val="-294681732"/>
+        <w:id w:val="-1704402209"/>
       </w:sdtPr>
       <w:sdtEndPr/>
       <w:sdtContent>
@@ -102,7 +102,7 @@
           <w:r>
             <w:fldChar w:fldCharType="separate"/>
           </w:r>
-          <w:hyperlink w:anchor="_Toc241748373" w:history="1">
+          <w:hyperlink w:anchor="_Toc241848613" w:history="1">
             <w:r>
               <w:rPr>
                 <w:rStyle w:val="Hiperligao"/>
@@ -126,7 +126,7 @@
               <w:rPr>
                 <w:noProof/>
               </w:rPr>
-              <w:instrText xml:space="preserve"> PAGEREF _Toc241748373 \h </w:instrText>
+              <w:instrText xml:space="preserve"> PAGEREF _Toc241848613 \h </w:instrText>
             </w:r>
             <w:r>
               <w:rPr>
@@ -168,7 +168,7 @@
               <w14:ligatures w14:val="standardContextual"/>
             </w:rPr>
           </w:pPr>
-          <w:hyperlink w:anchor="_Toc241748374" w:history="1">
+          <w:hyperlink w:anchor="_Toc241848614" w:history="1">
             <w:r>
               <w:rPr>
                 <w:rStyle w:val="Hiperligao"/>
@@ -192,7 +192,7 @@
               <w:rPr>
                 <w:noProof/>
               </w:rPr>
-              <w:instrText xml:space="preserve"> PAGEREF _Toc241748374 \h </w:instrText>
+              <w:instrText xml:space="preserve"> PAGEREF _Toc241848614 \h </w:instrText>
             </w:r>
             <w:r>
               <w:rPr>
@@ -234,7 +234,7 @@
               <w14:ligatures w14:val="standardContextual"/>
             </w:rPr>
           </w:pPr>
-          <w:hyperlink w:anchor="_Toc241748375" w:history="1">
+          <w:hyperlink w:anchor="_Toc241848615" w:history="1">
             <w:r>
               <w:rPr>
                 <w:rStyle w:val="Hiperligao"/>
@@ -258,7 +258,7 @@
               <w:rPr>
                 <w:noProof/>
               </w:rPr>
-              <w:instrText xml:space="preserve"> PAGEREF _Toc241748375 \h </w:instrText>
+              <w:instrText xml:space="preserve"> PAGEREF _Toc241848615 \h </w:instrText>
             </w:r>
             <w:r>
               <w:rPr>
@@ -300,7 +300,7 @@
               <w14:ligatures w14:val="standardContextual"/>
             </w:rPr>
           </w:pPr>
-          <w:hyperlink w:anchor="_Toc241748376" w:history="1">
+          <w:hyperlink w:anchor="_Toc241848616" w:history="1">
             <w:r>
               <w:rPr>
                 <w:rStyle w:val="Hiperligao"/>
@@ -324,7 +324,7 @@
               <w:rPr>
                 <w:noProof/>
               </w:rPr>
-              <w:instrText xml:space="preserve"> PAGEREF _Toc241748376 \h </w:instrText>
+              <w:instrText xml:space="preserve"> PAGEREF _Toc241848616 \h </w:instrText>
             </w:r>
             <w:r>
               <w:rPr>
@@ -366,7 +366,7 @@
               <w14:ligatures w14:val="standardContextual"/>
             </w:rPr>
           </w:pPr>
-          <w:hyperlink w:anchor="_Toc241748377" w:history="1">
+          <w:hyperlink w:anchor="_Toc241848617" w:history="1">
             <w:r>
               <w:rPr>
                 <w:rStyle w:val="Hiperligao"/>
@@ -390,7 +390,7 @@
               <w:rPr>
                 <w:noProof/>
               </w:rPr>
-              <w:instrText xml:space="preserve"> PAGEREF _Toc241748377 \h </w:instrText>
+              <w:instrText xml:space="preserve"> PAGEREF _Toc241848617 \h </w:instrText>
             </w:r>
             <w:r>
               <w:rPr>
@@ -432,7 +432,7 @@
               <w14:ligatures w14:val="standardContextual"/>
             </w:rPr>
           </w:pPr>
-          <w:hyperlink w:anchor="_Toc241748378" w:history="1">
+          <w:hyperlink w:anchor="_Toc241848618" w:history="1">
             <w:r>
               <w:rPr>
                 <w:rStyle w:val="Hiperligao"/>
@@ -456,7 +456,7 @@
               <w:rPr>
                 <w:noProof/>
               </w:rPr>
-              <w:instrText xml:space="preserve"> PAGEREF _Toc241748378 \h </w:instrText>
+              <w:instrText xml:space="preserve"> PAGEREF _Toc241848618 \h </w:instrText>
             </w:r>
             <w:r>
               <w:rPr>
@@ -498,7 +498,7 @@
               <w14:ligatures w14:val="standardContextual"/>
             </w:rPr>
           </w:pPr>
-          <w:hyperlink w:anchor="_Toc241748379" w:history="1">
+          <w:hyperlink w:anchor="_Toc241848619" w:history="1">
             <w:r>
               <w:rPr>
                 <w:rStyle w:val="Hiperligao"/>
@@ -522,7 +522,7 @@
               <w:rPr>
                 <w:noProof/>
               </w:rPr>
-              <w:instrText xml:space="preserve"> PAGEREF _Toc241748379 \h </w:instrText>
+              <w:instrText xml:space="preserve"> PAGEREF _Toc241848619 \h </w:instrText>
             </w:r>
             <w:r>
               <w:rPr>
@@ -564,7 +564,7 @@
               <w14:ligatures w14:val="standardContextual"/>
             </w:rPr>
           </w:pPr>
-          <w:hyperlink w:anchor="_Toc241748380" w:history="1">
+          <w:hyperlink w:anchor="_Toc241848620" w:history="1">
             <w:r>
               <w:rPr>
                 <w:rStyle w:val="Hiperligao"/>
@@ -588,7 +588,7 @@
               <w:rPr>
                 <w:noProof/>
               </w:rPr>
-              <w:instrText xml:space="preserve"> PAGEREF _Toc241748380 \h </w:instrText>
+              <w:instrText xml:space="preserve"> PAGEREF _Toc241848620 \h </w:instrText>
             </w:r>
             <w:r>
               <w:rPr>
@@ -630,7 +630,7 @@
               <w14:ligatures w14:val="standardContextual"/>
             </w:rPr>
           </w:pPr>
-          <w:hyperlink w:anchor="_Toc241748381" w:history="1">
+          <w:hyperlink w:anchor="_Toc241848621" w:history="1">
             <w:r>
               <w:rPr>
                 <w:rStyle w:val="Hiperligao"/>
@@ -654,7 +654,7 @@
               <w:rPr>
                 <w:noProof/>
               </w:rPr>
-              <w:instrText xml:space="preserve"> PAGEREF _Toc241748381 \h </w:instrText>
+              <w:instrText xml:space="preserve"> PAGEREF _Toc241848621 \h </w:instrText>
             </w:r>
             <w:r>
               <w:rPr>
@@ -702,7 +702,7 @@
       <w:pPr>
         <w:pStyle w:val="Ttulo1"/>
       </w:pPr>
-      <w:bookmarkStart w:id="0" w:name="_Toc241748373"/>
+      <w:bookmarkStart w:id="0" w:name="_Toc241848613"/>
       <w:r>
         <w:lastRenderedPageBreak/>
         <w:t>Your role in one page</w:t>
@@ -1392,7 +1392,7 @@
         <w:pStyle w:val="Ttulo1"/>
         <w:pageBreakBefore/>
       </w:pPr>
-      <w:bookmarkStart w:id="1" w:name="_Toc241748374"/>
+      <w:bookmarkStart w:id="1" w:name="_Toc241848614"/>
       <w:r>
         <w:lastRenderedPageBreak/>
         <w:t>Maps</w:t>
@@ -1425,10 +1425,10 @@
           <w:noProof/>
         </w:rPr>
         <w:drawing>
-          <wp:inline distT="0" distB="0" distL="0" distR="0" wp14:anchorId="5D545BA6" wp14:editId="084CDDE7">
+          <wp:inline distT="0" distB="0" distL="0" distR="0" wp14:anchorId="4DBEB8AB" wp14:editId="28BF637F">
             <wp:extent cx="5715000" cy="3429000"/>
             <wp:effectExtent l="0" t="0" r="0" b="0"/>
-            <wp:docPr id="249" name="02-maps-all.png" descr="The Maps list, All tab, with Copy, Share, Schedule and Export icons on each row." title="The Maps list, All tab, with Copy, Share, Schedule and Export icons on each row."/>
+            <wp:docPr id="257" name="02-maps-all.png" descr="The Maps list, All tab, with Copy, Share, Schedule and Export icons on each row." title="The Maps list, All tab, with Copy, Share, Schedule and Export icons on each row."/>
             <wp:cNvGraphicFramePr>
               <a:graphicFrameLocks xmlns:a="http://schemas.openxmlformats.org/drawingml/2006/main" noChangeAspect="1"/>
             </wp:cNvGraphicFramePr>
@@ -1889,7 +1889,7 @@
         <w:pStyle w:val="Ttulo1"/>
         <w:pageBreakBefore/>
       </w:pPr>
-      <w:bookmarkStart w:id="2" w:name="_Toc241748375"/>
+      <w:bookmarkStart w:id="2" w:name="_Toc241848615"/>
       <w:r>
         <w:lastRenderedPageBreak/>
         <w:t>Sharing a map</w:t>
@@ -1912,10 +1912,10 @@
           <w:noProof/>
         </w:rPr>
         <w:drawing>
-          <wp:inline distT="0" distB="0" distL="0" distR="0" wp14:anchorId="07E99E4B" wp14:editId="286A5FA4">
+          <wp:inline distT="0" distB="0" distL="0" distR="0" wp14:anchorId="5158BDC7" wp14:editId="54754F70">
             <wp:extent cx="3743325" cy="3895725"/>
             <wp:effectExtent l="0" t="0" r="0" b="0"/>
-            <wp:docPr id="250" name="03-share-dialog.png" descr="The Share map dialog with a search box and Can view, Can export and Can edit buttons." title="The Share map dialog with a search box and Can view, Can export and Can edit buttons."/>
+            <wp:docPr id="258" name="03-share-dialog.png" descr="The Share map dialog with a search box and Can view, Can export and Can edit buttons." title="The Share map dialog with a search box and Can view, Can export and Can edit buttons."/>
             <wp:cNvGraphicFramePr>
               <a:graphicFrameLocks xmlns:a="http://schemas.openxmlformats.org/drawingml/2006/main" noChangeAspect="1"/>
             </wp:cNvGraphicFramePr>
@@ -2315,7 +2315,7 @@
         <w:pStyle w:val="Ttulo1"/>
         <w:pageBreakBefore/>
       </w:pPr>
-      <w:bookmarkStart w:id="3" w:name="_Toc241748376"/>
+      <w:bookmarkStart w:id="3" w:name="_Toc241848616"/>
       <w:r>
         <w:lastRenderedPageBreak/>
         <w:t>Viewing, running and exporting</w:t>
@@ -2338,10 +2338,10 @@
           <w:noProof/>
         </w:rPr>
         <w:drawing>
-          <wp:inline distT="0" distB="0" distL="0" distR="0" wp14:anchorId="13E3D97E" wp14:editId="271B721E">
+          <wp:inline distT="0" distB="0" distL="0" distR="0" wp14:anchorId="337554DA" wp14:editId="37450EE1">
             <wp:extent cx="5715000" cy="3571875"/>
             <wp:effectExtent l="0" t="0" r="0" b="0"/>
-            <wp:docPr id="251" name="06-viewer-results.png" descr="A completed run with Excel, CSV and PDF buttons over the results grid." title="A completed run with Excel, CSV and PDF buttons over the results grid."/>
+            <wp:docPr id="259" name="06-viewer-results.png" descr="A completed run with Excel, CSV and PDF buttons over the results grid." title="A completed run with Excel, CSV and PDF buttons over the results grid."/>
             <wp:cNvGraphicFramePr>
               <a:graphicFrameLocks xmlns:a="http://schemas.openxmlformats.org/drawingml/2006/main" noChangeAspect="1"/>
             </wp:cNvGraphicFramePr>
@@ -2536,7 +2536,7 @@
         <w:pStyle w:val="Ttulo1"/>
         <w:pageBreakBefore/>
       </w:pPr>
-      <w:bookmarkStart w:id="4" w:name="_Toc241748377"/>
+      <w:bookmarkStart w:id="4" w:name="_Toc241848617"/>
       <w:r>
         <w:lastRenderedPageBreak/>
         <w:t>Map builder</w:t>
@@ -2569,10 +2569,10 @@
           <w:noProof/>
         </w:rPr>
         <w:drawing>
-          <wp:inline distT="0" distB="0" distL="0" distR="0" wp14:anchorId="62F5BD57" wp14:editId="086DA7A6">
+          <wp:inline distT="0" distB="0" distL="0" distR="0" wp14:anchorId="6F58A5DA" wp14:editId="36DF8D6A">
             <wp:extent cx="5715000" cy="3571875"/>
             <wp:effectExtent l="0" t="0" r="0" b="0"/>
-            <wp:docPr id="252" name="05-builder-overview.png" descr="The map builder with the Business Areas tree, the columns canvas and the Properties panel." title="The map builder with the Business Areas tree, the columns canvas and the Properties panel."/>
+            <wp:docPr id="260" name="05-builder-overview.png" descr="The map builder with the Business Areas tree, the columns canvas and the Properties panel." title="The map builder with the Business Areas tree, the columns canvas and the Properties panel."/>
             <wp:cNvGraphicFramePr>
               <a:graphicFrameLocks xmlns:a="http://schemas.openxmlformats.org/drawingml/2006/main" noChangeAspect="1"/>
             </wp:cNvGraphicFramePr>
@@ -2807,7 +2807,7 @@
         <w:pStyle w:val="Ttulo1"/>
         <w:pageBreakBefore/>
       </w:pPr>
-      <w:bookmarkStart w:id="5" w:name="_Toc241748378"/>
+      <w:bookmarkStart w:id="5" w:name="_Toc241848618"/>
       <w:r>
         <w:lastRenderedPageBreak/>
         <w:t>Schedules</w:t>
@@ -2830,10 +2830,10 @@
           <w:noProof/>
         </w:rPr>
         <w:drawing>
-          <wp:inline distT="0" distB="0" distL="0" distR="0" wp14:anchorId="71C53423" wp14:editId="356E22B1">
+          <wp:inline distT="0" distB="0" distL="0" distR="0" wp14:anchorId="3940E0AB" wp14:editId="08F7CCB4">
             <wp:extent cx="5715000" cy="3571875"/>
             <wp:effectExtent l="0" t="0" r="0" b="0"/>
-            <wp:docPr id="253" name="38-schedules-list.png" descr="The Schedules page with a paused schedule and its action icons." title="The Schedules page with a paused schedule and its action icons."/>
+            <wp:docPr id="261" name="38-schedules-list.png" descr="The Schedules page with a paused schedule and its action icons." title="The Schedules page with a paused schedule and its action icons."/>
             <wp:cNvGraphicFramePr>
               <a:graphicFrameLocks xmlns:a="http://schemas.openxmlformats.org/drawingml/2006/main" noChangeAspect="1"/>
             </wp:cNvGraphicFramePr>
@@ -3158,7 +3158,7 @@
                 <w:b/>
                 <w:bCs/>
               </w:rPr>
-              <w:t>Daily (midnight)</w:t>
+              <w:t>Daily</w:t>
             </w:r>
             <w:r>
               <w:t xml:space="preserve">, </w:t>
@@ -3168,7 +3168,7 @@
                 <w:b/>
                 <w:bCs/>
               </w:rPr>
-              <w:t>Weekly (Sunday, midnight)</w:t>
+              <w:t>Weekly</w:t>
             </w:r>
             <w:r>
               <w:t xml:space="preserve">, </w:t>
@@ -3178,7 +3178,27 @@
                 <w:b/>
                 <w:bCs/>
               </w:rPr>
-              <w:t>Monthly (1st, midnight)</w:t>
+              <w:t>Fortnightly</w:t>
+            </w:r>
+            <w:r>
+              <w:t xml:space="preserve">, </w:t>
+            </w:r>
+            <w:r>
+              <w:rPr>
+                <w:b/>
+                <w:bCs/>
+              </w:rPr>
+              <w:t>Monthly</w:t>
+            </w:r>
+            <w:r>
+              <w:t xml:space="preserve">, every 2, 3, 4 or 6 months, </w:t>
+            </w:r>
+            <w:r>
+              <w:rPr>
+                <w:b/>
+                <w:bCs/>
+              </w:rPr>
+              <w:t>Yearly</w:t>
             </w:r>
           </w:p>
         </w:tc>
@@ -3203,7 +3223,17 @@
               <w:spacing w:after="0"/>
             </w:pPr>
             <w:r>
-              <w:t>Ready-made timetables.</w:t>
+              <w:t xml:space="preserve">Ready-made timetables, with a </w:t>
+            </w:r>
+            <w:r>
+              <w:rPr>
+                <w:b/>
+                <w:bCs/>
+              </w:rPr>
+              <w:t>Time</w:t>
+            </w:r>
+            <w:r>
+              <w:t xml:space="preserve"> and a day.</w:t>
             </w:r>
           </w:p>
         </w:tc>
@@ -3244,7 +3274,7 @@
                 <w:b/>
                 <w:bCs/>
               </w:rPr>
-              <w:t>Custom</w:t>
+              <w:t>Custom (cron)</w:t>
             </w:r>
           </w:p>
         </w:tc>
@@ -3310,17 +3340,7 @@
                 <w:b/>
                 <w:bCs/>
               </w:rPr>
-              <w:t>Excel (.xlsx)</w:t>
-            </w:r>
-            <w:r>
-              <w:t xml:space="preserve">, </w:t>
-            </w:r>
-            <w:r>
-              <w:rPr>
-                <w:b/>
-                <w:bCs/>
-              </w:rPr>
-              <w:t>CSV</w:t>
+              <w:t>Relative to the run date</w:t>
             </w:r>
           </w:p>
         </w:tc>
@@ -3345,6 +3365,103 @@
               <w:spacing w:after="0"/>
             </w:pPr>
             <w:r>
+              <w:t xml:space="preserve">A parameter value that follows the run, for example -1 </w:t>
+            </w:r>
+            <w:r>
+              <w:rPr>
+                <w:b/>
+                <w:bCs/>
+              </w:rPr>
+              <w:t>months</w:t>
+            </w:r>
+            <w:r>
+              <w:t xml:space="preserve">, </w:t>
+            </w:r>
+            <w:r>
+              <w:rPr>
+                <w:b/>
+                <w:bCs/>
+              </w:rPr>
+              <w:t>last day of that month</w:t>
+            </w:r>
+            <w:r>
+              <w:t>.</w:t>
+            </w:r>
+          </w:p>
+        </w:tc>
+      </w:tr>
+      <w:tr>
+        <w:tblPrEx>
+          <w:tblCellMar>
+            <w:top w:w="0" w:type="dxa"/>
+            <w:bottom w:w="0" w:type="dxa"/>
+          </w:tblCellMar>
+        </w:tblPrEx>
+        <w:trPr>
+          <w:cantSplit/>
+        </w:trPr>
+        <w:tc>
+          <w:tcPr>
+            <w:tcW w:w="4513" w:type="dxa"/>
+            <w:tcBorders>
+              <w:top w:val="single" w:sz="4" w:space="0" w:color="BFC7D1"/>
+              <w:left w:val="single" w:sz="4" w:space="0" w:color="BFC7D1"/>
+              <w:bottom w:val="single" w:sz="4" w:space="0" w:color="BFC7D1"/>
+              <w:right w:val="single" w:sz="4" w:space="0" w:color="BFC7D1"/>
+            </w:tcBorders>
+            <w:shd w:val="clear" w:color="auto" w:fill="F3F6F9"/>
+            <w:tcMar>
+              <w:top w:w="60" w:type="dxa"/>
+              <w:left w:w="100" w:type="dxa"/>
+              <w:bottom w:w="60" w:type="dxa"/>
+              <w:right w:w="100" w:type="dxa"/>
+            </w:tcMar>
+          </w:tcPr>
+          <w:p>
+            <w:pPr>
+              <w:spacing w:after="0"/>
+            </w:pPr>
+            <w:r>
+              <w:rPr>
+                <w:b/>
+                <w:bCs/>
+              </w:rPr>
+              <w:t>Excel (.xlsx)</w:t>
+            </w:r>
+            <w:r>
+              <w:t xml:space="preserve">, </w:t>
+            </w:r>
+            <w:r>
+              <w:rPr>
+                <w:b/>
+                <w:bCs/>
+              </w:rPr>
+              <w:t>CSV</w:t>
+            </w:r>
+          </w:p>
+        </w:tc>
+        <w:tc>
+          <w:tcPr>
+            <w:tcW w:w="4513" w:type="dxa"/>
+            <w:tcBorders>
+              <w:top w:val="single" w:sz="4" w:space="0" w:color="BFC7D1"/>
+              <w:left w:val="single" w:sz="4" w:space="0" w:color="BFC7D1"/>
+              <w:bottom w:val="single" w:sz="4" w:space="0" w:color="BFC7D1"/>
+              <w:right w:val="single" w:sz="4" w:space="0" w:color="BFC7D1"/>
+            </w:tcBorders>
+            <w:shd w:val="clear" w:color="auto" w:fill="F3F6F9"/>
+            <w:tcMar>
+              <w:top w:w="60" w:type="dxa"/>
+              <w:left w:w="100" w:type="dxa"/>
+              <w:bottom w:w="60" w:type="dxa"/>
+              <w:right w:w="100" w:type="dxa"/>
+            </w:tcMar>
+          </w:tcPr>
+          <w:p>
+            <w:pPr>
+              <w:spacing w:after="0"/>
+            </w:pPr>
+            <w:r>
               <w:t>Format of the stored result.</w:t>
             </w:r>
           </w:p>
@@ -3366,7 +3483,7 @@
         <w:pStyle w:val="Ttulo1"/>
         <w:pageBreakBefore/>
       </w:pPr>
-      <w:bookmarkStart w:id="6" w:name="_Toc241748379"/>
+      <w:bookmarkStart w:id="6" w:name="_Toc241848619"/>
       <w:r>
         <w:lastRenderedPageBreak/>
         <w:t>Runs and Exports</w:t>
@@ -3406,10 +3523,10 @@
           <w:noProof/>
         </w:rPr>
         <w:drawing>
-          <wp:inline distT="0" distB="0" distL="0" distR="0" wp14:anchorId="5D35C36E" wp14:editId="729738B6">
+          <wp:inline distT="0" distB="0" distL="0" distR="0" wp14:anchorId="2574BAEF" wp14:editId="0A341661">
             <wp:extent cx="5715000" cy="3571875"/>
             <wp:effectExtent l="0" t="0" r="0" b="0"/>
-            <wp:docPr id="254" name="08-runs.png" descr="The Runs page with map, status and kind filters and the list of runs." title="The Runs page with map, status and kind filters and the list of runs."/>
+            <wp:docPr id="262" name="08-runs.png" descr="The Runs page with map, status and kind filters and the list of runs." title="The Runs page with map, status and kind filters and the list of runs."/>
             <wp:cNvGraphicFramePr>
               <a:graphicFrameLocks xmlns:a="http://schemas.openxmlformats.org/drawingml/2006/main" noChangeAspect="1"/>
             </wp:cNvGraphicFramePr>
@@ -3581,7 +3698,7 @@
         <w:pStyle w:val="Ttulo1"/>
         <w:pageBreakBefore/>
       </w:pPr>
-      <w:bookmarkStart w:id="7" w:name="_Toc241748380"/>
+      <w:bookmarkStart w:id="7" w:name="_Toc241848620"/>
       <w:r>
         <w:lastRenderedPageBreak/>
         <w:t>Users</w:t>
@@ -3649,10 +3766,10 @@
           <w:noProof/>
         </w:rPr>
         <w:drawing>
-          <wp:inline distT="0" distB="0" distL="0" distR="0" wp14:anchorId="2E679195" wp14:editId="5648D785">
+          <wp:inline distT="0" distB="0" distL="0" distR="0" wp14:anchorId="0B4B3985" wp14:editId="5FEA5238">
             <wp:extent cx="4362450" cy="2190750"/>
             <wp:effectExtent l="0" t="0" r="0" b="0"/>
-            <wp:docPr id="255" name="09-users-maps-dialog.png" descr="The Maps dialog for a user, with share-level selects and owner and remove icons." title="The Maps dialog for a user, with share-level selects and owner and remove icons."/>
+            <wp:docPr id="263" name="09-users-maps-dialog.png" descr="The Maps dialog for a user, with share-level selects and owner and remove icons." title="The Maps dialog for a user, with share-level selects and owner and remove icons."/>
             <wp:cNvGraphicFramePr>
               <a:graphicFrameLocks xmlns:a="http://schemas.openxmlformats.org/drawingml/2006/main" noChangeAspect="1"/>
             </wp:cNvGraphicFramePr>
@@ -3804,7 +3921,7 @@
         <w:pStyle w:val="Ttulo1"/>
         <w:pageBreakBefore/>
       </w:pPr>
-      <w:bookmarkStart w:id="8" w:name="_Toc241748381"/>
+      <w:bookmarkStart w:id="8" w:name="_Toc241848621"/>
       <w:r>
         <w:lastRenderedPageBreak/>
         <w:t>Settings</w:t>
@@ -3837,10 +3954,10 @@
           <w:noProof/>
         </w:rPr>
         <w:drawing>
-          <wp:inline distT="0" distB="0" distL="0" distR="0" wp14:anchorId="4380F3B7" wp14:editId="45128A9F">
+          <wp:inline distT="0" distB="0" distL="0" distR="0" wp14:anchorId="3B61234F" wp14:editId="189455EF">
             <wp:extent cx="5715000" cy="3571875"/>
             <wp:effectExtent l="0" t="0" r="0" b="0"/>
-            <wp:docPr id="256" name="04-settings.png" descr="The Settings page with the Language, Theme and Color palette cards." title="The Settings page with the Language, Theme and Color palette cards."/>
+            <wp:docPr id="264" name="04-settings.png" descr="The Settings page with the Language, Theme and Color palette cards." title="The Settings page with the Language, Theme and Color palette cards."/>
             <wp:cNvGraphicFramePr>
               <a:graphicFrameLocks xmlns:a="http://schemas.openxmlformats.org/drawingml/2006/main" noChangeAspect="1"/>
             </wp:cNvGraphicFramePr>
@@ -4106,7 +4223,7 @@
         <w:sz w:val="16"/>
         <w:szCs w:val="16"/>
       </w:rPr>
-      <w:t>Discoverer Neo 2.1.1 · Quick guide · MANAGER</w:t>
+      <w:t>Discoverer Neo 2.2.0 · Quick guide · MANAGER</w:t>
     </w:r>
   </w:p>
 </w:hdr>
@@ -4115,10 +4232,10 @@
 <file path=word/numbering.xml><?xml version="1.0" encoding="utf-8"?>
 <w:numbering xmlns:wpc="http://schemas.microsoft.com/office/word/2010/wordprocessingCanvas" xmlns:cx="http://schemas.microsoft.com/office/drawing/2014/chartex" xmlns:cx1="http://schemas.microsoft.com/office/drawing/2015/9/8/chartex" xmlns:cx2="http://schemas.microsoft.com/office/drawing/2015/10/21/chartex" xmlns:cx3="http://schemas.microsoft.com/office/drawing/2016/5/9/chartex" xmlns:cx4="http://schemas.microsoft.com/office/drawing/2016/5/10/chartex" xmlns:cx5="http://schemas.microsoft.com/office/drawing/2016/5/11/chartex" xmlns:cx6="http://schemas.microsoft.com/office/drawing/2016/5/12/chartex" xmlns:cx7="http://schemas.microsoft.com/office/drawing/2016/5/13/chartex" xmlns:cx8="http://schemas.microsoft.com/office/drawing/2016/5/14/chartex" xmlns:mc="http://schemas.openxmlformats.org/markup-compatibility/2006" xmlns:aink="http://schemas.microsoft.com/office/drawing/2016/ink" xmlns:am3d="http://schemas.microsoft.com/office/drawing/2017/model3d" xmlns:o="urn:schemas-microsoft-com:office:office" xmlns:oel="http://schemas.microsoft.com/office/2019/extlst" xmlns:r="http://schemas.openxmlformats.org/officeDocument/2006/relationships" xmlns:m="http://schemas.openxmlformats.org/officeDocument/2006/math" xmlns:v="urn:schemas-microsoft-com:vml" xmlns:wp14="http://schemas.microsoft.com/office/word/2010/wordprocessingDrawing" xmlns:wp="http://schemas.openxmlformats.org/drawingml/2006/wordprocessingDrawing" xmlns:w10="urn:schemas-microsoft-com:office:word" xmlns:w="http://schemas.openxmlformats.org/wordprocessingml/2006/main" xmlns:w14="http://schemas.microsoft.com/office/word/2010/wordml" xmlns:w15="http://schemas.microsoft.com/office/word/2012/wordml" xmlns:w16cex="http://schemas.microsoft.com/office/word/2018/wordml/cex" xmlns:w16cid="http://schemas.microsoft.com/office/word/2016/wordml/cid" xmlns:w16="http://schemas.microsoft.com/office/word/2018/wordml" xmlns:w16sdtdh="http://schemas.microsoft.com/office/word/2020/wordml/sdtdatahash" xmlns:w16se="http://schemas.microsoft.com/office/word/2015/wordml/symex" xmlns:wpg="http://schemas.microsoft.com/office/word/2010/wordprocessingGroup" xmlns:wpi="http://schemas.microsoft.com/office/word/2010/wordprocessingInk" xmlns:wne="http://schemas.microsoft.com/office/word/2006/wordml" xmlns:wps="http://schemas.microsoft.com/office/word/2010/wordprocessingShape" mc:Ignorable="w14 w15 w16se w16cid w16 w16cex w16sdtdh wp14">
   <w:abstractNum w:abstractNumId="0" w15:restartNumberingAfterBreak="0">
-    <w:nsid w:val="02F51941"/>
+    <w:nsid w:val="0852757E"/>
     <w:multiLevelType w:val="hybridMultilevel"/>
-    <w:tmpl w:val="EF4E2E72"/>
-    <w:lvl w:ilvl="0" w:tplc="40D8145A">
+    <w:tmpl w:val="8A9A9936"/>
+    <w:lvl w:ilvl="0" w:tplc="35F0BBE8">
       <w:start w:val="1"/>
       <w:numFmt w:val="decimal"/>
       <w:lvlText w:val="%1."/>
@@ -4127,7 +4244,7 @@
         <w:ind w:left="360" w:hanging="300"/>
       </w:pPr>
     </w:lvl>
-    <w:lvl w:ilvl="1" w:tplc="0ABE8BB0" w:tentative="1">
+    <w:lvl w:ilvl="1" w:tplc="57D4B21A" w:tentative="1">
       <w:start w:val="1"/>
       <w:numFmt w:val="lowerLetter"/>
       <w:lvlText w:val="%2."/>
@@ -4136,47 +4253,47 @@
         <w:ind w:left="720" w:hanging="300"/>
       </w:pPr>
     </w:lvl>
-    <w:lvl w:ilvl="2" w:tplc="417CAF44">
-      <w:numFmt w:val="decimal"/>
-      <w:lvlText w:val=""/>
-      <w:lvlJc w:val="left"/>
-    </w:lvl>
-    <w:lvl w:ilvl="3" w:tplc="5F801E70">
-      <w:numFmt w:val="decimal"/>
-      <w:lvlText w:val=""/>
-      <w:lvlJc w:val="left"/>
-    </w:lvl>
-    <w:lvl w:ilvl="4" w:tplc="FF805DF8">
-      <w:numFmt w:val="decimal"/>
-      <w:lvlText w:val=""/>
-      <w:lvlJc w:val="left"/>
-    </w:lvl>
-    <w:lvl w:ilvl="5" w:tplc="4EF0AA80">
-      <w:numFmt w:val="decimal"/>
-      <w:lvlText w:val=""/>
-      <w:lvlJc w:val="left"/>
-    </w:lvl>
-    <w:lvl w:ilvl="6" w:tplc="6F466CC0">
-      <w:numFmt w:val="decimal"/>
-      <w:lvlText w:val=""/>
-      <w:lvlJc w:val="left"/>
-    </w:lvl>
-    <w:lvl w:ilvl="7" w:tplc="9FCA9C9C">
-      <w:numFmt w:val="decimal"/>
-      <w:lvlText w:val=""/>
-      <w:lvlJc w:val="left"/>
-    </w:lvl>
-    <w:lvl w:ilvl="8" w:tplc="8444A572">
+    <w:lvl w:ilvl="2" w:tplc="22905E58">
+      <w:numFmt w:val="decimal"/>
+      <w:lvlText w:val=""/>
+      <w:lvlJc w:val="left"/>
+    </w:lvl>
+    <w:lvl w:ilvl="3" w:tplc="D796247E">
+      <w:numFmt w:val="decimal"/>
+      <w:lvlText w:val=""/>
+      <w:lvlJc w:val="left"/>
+    </w:lvl>
+    <w:lvl w:ilvl="4" w:tplc="40623CCC">
+      <w:numFmt w:val="decimal"/>
+      <w:lvlText w:val=""/>
+      <w:lvlJc w:val="left"/>
+    </w:lvl>
+    <w:lvl w:ilvl="5" w:tplc="E90610E4">
+      <w:numFmt w:val="decimal"/>
+      <w:lvlText w:val=""/>
+      <w:lvlJc w:val="left"/>
+    </w:lvl>
+    <w:lvl w:ilvl="6" w:tplc="7742B60C">
+      <w:numFmt w:val="decimal"/>
+      <w:lvlText w:val=""/>
+      <w:lvlJc w:val="left"/>
+    </w:lvl>
+    <w:lvl w:ilvl="7" w:tplc="6ED45E22">
+      <w:numFmt w:val="decimal"/>
+      <w:lvlText w:val=""/>
+      <w:lvlJc w:val="left"/>
+    </w:lvl>
+    <w:lvl w:ilvl="8" w:tplc="97169080">
       <w:numFmt w:val="decimal"/>
       <w:lvlText w:val=""/>
       <w:lvlJc w:val="left"/>
     </w:lvl>
   </w:abstractNum>
   <w:abstractNum w:abstractNumId="1" w15:restartNumberingAfterBreak="0">
-    <w:nsid w:val="09663182"/>
+    <w:nsid w:val="154F1C70"/>
     <w:multiLevelType w:val="hybridMultilevel"/>
-    <w:tmpl w:val="05CCBBAC"/>
-    <w:lvl w:ilvl="0" w:tplc="310E33F4">
+    <w:tmpl w:val="65B0960A"/>
+    <w:lvl w:ilvl="0" w:tplc="A2424960">
       <w:start w:val="1"/>
       <w:numFmt w:val="decimal"/>
       <w:lvlText w:val="%1."/>
@@ -4185,7 +4302,7 @@
         <w:ind w:left="360" w:hanging="300"/>
       </w:pPr>
     </w:lvl>
-    <w:lvl w:ilvl="1" w:tplc="69F41222" w:tentative="1">
+    <w:lvl w:ilvl="1" w:tplc="640A394A" w:tentative="1">
       <w:start w:val="1"/>
       <w:numFmt w:val="lowerLetter"/>
       <w:lvlText w:val="%2."/>
@@ -4194,47 +4311,47 @@
         <w:ind w:left="720" w:hanging="300"/>
       </w:pPr>
     </w:lvl>
-    <w:lvl w:ilvl="2" w:tplc="1638B99C">
-      <w:numFmt w:val="decimal"/>
-      <w:lvlText w:val=""/>
-      <w:lvlJc w:val="left"/>
-    </w:lvl>
-    <w:lvl w:ilvl="3" w:tplc="40986E04">
-      <w:numFmt w:val="decimal"/>
-      <w:lvlText w:val=""/>
-      <w:lvlJc w:val="left"/>
-    </w:lvl>
-    <w:lvl w:ilvl="4" w:tplc="0592FEB0">
-      <w:numFmt w:val="decimal"/>
-      <w:lvlText w:val=""/>
-      <w:lvlJc w:val="left"/>
-    </w:lvl>
-    <w:lvl w:ilvl="5" w:tplc="362ED4A0">
-      <w:numFmt w:val="decimal"/>
-      <w:lvlText w:val=""/>
-      <w:lvlJc w:val="left"/>
-    </w:lvl>
-    <w:lvl w:ilvl="6" w:tplc="8DDA7E48">
-      <w:numFmt w:val="decimal"/>
-      <w:lvlText w:val=""/>
-      <w:lvlJc w:val="left"/>
-    </w:lvl>
-    <w:lvl w:ilvl="7" w:tplc="F5D8F5CA">
-      <w:numFmt w:val="decimal"/>
-      <w:lvlText w:val=""/>
-      <w:lvlJc w:val="left"/>
-    </w:lvl>
-    <w:lvl w:ilvl="8" w:tplc="CBF29666">
+    <w:lvl w:ilvl="2" w:tplc="23E68870">
+      <w:numFmt w:val="decimal"/>
+      <w:lvlText w:val=""/>
+      <w:lvlJc w:val="left"/>
+    </w:lvl>
+    <w:lvl w:ilvl="3" w:tplc="97AC20D2">
+      <w:numFmt w:val="decimal"/>
+      <w:lvlText w:val=""/>
+      <w:lvlJc w:val="left"/>
+    </w:lvl>
+    <w:lvl w:ilvl="4" w:tplc="77A22792">
+      <w:numFmt w:val="decimal"/>
+      <w:lvlText w:val=""/>
+      <w:lvlJc w:val="left"/>
+    </w:lvl>
+    <w:lvl w:ilvl="5" w:tplc="647C48F8">
+      <w:numFmt w:val="decimal"/>
+      <w:lvlText w:val=""/>
+      <w:lvlJc w:val="left"/>
+    </w:lvl>
+    <w:lvl w:ilvl="6" w:tplc="C7386742">
+      <w:numFmt w:val="decimal"/>
+      <w:lvlText w:val=""/>
+      <w:lvlJc w:val="left"/>
+    </w:lvl>
+    <w:lvl w:ilvl="7" w:tplc="A8A0925C">
+      <w:numFmt w:val="decimal"/>
+      <w:lvlText w:val=""/>
+      <w:lvlJc w:val="left"/>
+    </w:lvl>
+    <w:lvl w:ilvl="8" w:tplc="7758CDE6">
       <w:numFmt w:val="decimal"/>
       <w:lvlText w:val=""/>
       <w:lvlJc w:val="left"/>
     </w:lvl>
   </w:abstractNum>
   <w:abstractNum w:abstractNumId="2" w15:restartNumberingAfterBreak="0">
-    <w:nsid w:val="21FC6816"/>
+    <w:nsid w:val="186E66EA"/>
     <w:multiLevelType w:val="hybridMultilevel"/>
-    <w:tmpl w:val="D166E020"/>
-    <w:lvl w:ilvl="0" w:tplc="D00C1562">
+    <w:tmpl w:val="F9DC3202"/>
+    <w:lvl w:ilvl="0" w:tplc="ECB0BC48">
       <w:start w:val="1"/>
       <w:numFmt w:val="decimal"/>
       <w:lvlText w:val="%1."/>
@@ -4243,7 +4360,7 @@
         <w:ind w:left="360" w:hanging="300"/>
       </w:pPr>
     </w:lvl>
-    <w:lvl w:ilvl="1" w:tplc="C138094C" w:tentative="1">
+    <w:lvl w:ilvl="1" w:tplc="BA8065B2" w:tentative="1">
       <w:start w:val="1"/>
       <w:numFmt w:val="lowerLetter"/>
       <w:lvlText w:val="%2."/>
@@ -4252,48 +4369,106 @@
         <w:ind w:left="720" w:hanging="300"/>
       </w:pPr>
     </w:lvl>
-    <w:lvl w:ilvl="2" w:tplc="13C4C29A">
-      <w:numFmt w:val="decimal"/>
-      <w:lvlText w:val=""/>
-      <w:lvlJc w:val="left"/>
-    </w:lvl>
-    <w:lvl w:ilvl="3" w:tplc="1DFA62B8">
-      <w:numFmt w:val="decimal"/>
-      <w:lvlText w:val=""/>
-      <w:lvlJc w:val="left"/>
-    </w:lvl>
-    <w:lvl w:ilvl="4" w:tplc="A02AD192">
-      <w:numFmt w:val="decimal"/>
-      <w:lvlText w:val=""/>
-      <w:lvlJc w:val="left"/>
-    </w:lvl>
-    <w:lvl w:ilvl="5" w:tplc="77847E1E">
-      <w:numFmt w:val="decimal"/>
-      <w:lvlText w:val=""/>
-      <w:lvlJc w:val="left"/>
-    </w:lvl>
-    <w:lvl w:ilvl="6" w:tplc="D5EEB610">
-      <w:numFmt w:val="decimal"/>
-      <w:lvlText w:val=""/>
-      <w:lvlJc w:val="left"/>
-    </w:lvl>
-    <w:lvl w:ilvl="7" w:tplc="2D929422">
-      <w:numFmt w:val="decimal"/>
-      <w:lvlText w:val=""/>
-      <w:lvlJc w:val="left"/>
-    </w:lvl>
-    <w:lvl w:ilvl="8" w:tplc="6C1835DA">
+    <w:lvl w:ilvl="2" w:tplc="C150C7D2">
+      <w:numFmt w:val="decimal"/>
+      <w:lvlText w:val=""/>
+      <w:lvlJc w:val="left"/>
+    </w:lvl>
+    <w:lvl w:ilvl="3" w:tplc="4F305146">
+      <w:numFmt w:val="decimal"/>
+      <w:lvlText w:val=""/>
+      <w:lvlJc w:val="left"/>
+    </w:lvl>
+    <w:lvl w:ilvl="4" w:tplc="6D524D9C">
+      <w:numFmt w:val="decimal"/>
+      <w:lvlText w:val=""/>
+      <w:lvlJc w:val="left"/>
+    </w:lvl>
+    <w:lvl w:ilvl="5" w:tplc="D26E46A0">
+      <w:numFmt w:val="decimal"/>
+      <w:lvlText w:val=""/>
+      <w:lvlJc w:val="left"/>
+    </w:lvl>
+    <w:lvl w:ilvl="6" w:tplc="D742860E">
+      <w:numFmt w:val="decimal"/>
+      <w:lvlText w:val=""/>
+      <w:lvlJc w:val="left"/>
+    </w:lvl>
+    <w:lvl w:ilvl="7" w:tplc="38AC8AEA">
+      <w:numFmt w:val="decimal"/>
+      <w:lvlText w:val=""/>
+      <w:lvlJc w:val="left"/>
+    </w:lvl>
+    <w:lvl w:ilvl="8" w:tplc="C2468690">
       <w:numFmt w:val="decimal"/>
       <w:lvlText w:val=""/>
       <w:lvlJc w:val="left"/>
     </w:lvl>
   </w:abstractNum>
   <w:abstractNum w:abstractNumId="3" w15:restartNumberingAfterBreak="0">
-    <w:nsid w:val="234264F4"/>
+    <w:nsid w:val="1E642251"/>
     <w:multiLevelType w:val="hybridMultilevel"/>
-    <w:tmpl w:val="3D0A02B8"/>
-    <w:lvl w:ilvl="0" w:tplc="CF86E3DC">
+    <w:tmpl w:val="7ACE9242"/>
+    <w:lvl w:ilvl="0" w:tplc="9B569B0E" w:tentative="1">
       <w:start w:val="1"/>
+      <w:numFmt w:val="bullet"/>
+      <w:lvlText w:val="•"/>
+      <w:lvlJc w:val="left"/>
+      <w:pPr>
+        <w:ind w:left="360" w:hanging="260"/>
+      </w:pPr>
+    </w:lvl>
+    <w:lvl w:ilvl="1" w:tplc="D05269FC" w:tentative="1">
+      <w:start w:val="1"/>
+      <w:numFmt w:val="bullet"/>
+      <w:lvlText w:val="–"/>
+      <w:lvlJc w:val="left"/>
+      <w:pPr>
+        <w:ind w:left="720" w:hanging="260"/>
+      </w:pPr>
+    </w:lvl>
+    <w:lvl w:ilvl="2" w:tplc="74E2A14C">
+      <w:numFmt w:val="decimal"/>
+      <w:lvlText w:val=""/>
+      <w:lvlJc w:val="left"/>
+    </w:lvl>
+    <w:lvl w:ilvl="3" w:tplc="4D5C3F10">
+      <w:numFmt w:val="decimal"/>
+      <w:lvlText w:val=""/>
+      <w:lvlJc w:val="left"/>
+    </w:lvl>
+    <w:lvl w:ilvl="4" w:tplc="A09294A6">
+      <w:numFmt w:val="decimal"/>
+      <w:lvlText w:val=""/>
+      <w:lvlJc w:val="left"/>
+    </w:lvl>
+    <w:lvl w:ilvl="5" w:tplc="4774A434">
+      <w:numFmt w:val="decimal"/>
+      <w:lvlText w:val=""/>
+      <w:lvlJc w:val="left"/>
+    </w:lvl>
+    <w:lvl w:ilvl="6" w:tplc="DE8C31A6">
+      <w:numFmt w:val="decimal"/>
+      <w:lvlText w:val=""/>
+      <w:lvlJc w:val="left"/>
+    </w:lvl>
+    <w:lvl w:ilvl="7" w:tplc="FC7A6FBE">
+      <w:numFmt w:val="decimal"/>
+      <w:lvlText w:val=""/>
+      <w:lvlJc w:val="left"/>
+    </w:lvl>
+    <w:lvl w:ilvl="8" w:tplc="57A2353A">
+      <w:numFmt w:val="decimal"/>
+      <w:lvlText w:val=""/>
+      <w:lvlJc w:val="left"/>
+    </w:lvl>
+  </w:abstractNum>
+  <w:abstractNum w:abstractNumId="4" w15:restartNumberingAfterBreak="0">
+    <w:nsid w:val="21C06A3C"/>
+    <w:multiLevelType w:val="hybridMultilevel"/>
+    <w:tmpl w:val="BA7EF912"/>
+    <w:lvl w:ilvl="0" w:tplc="BC9AE786">
+      <w:start w:val="1"/>
       <w:numFmt w:val="decimal"/>
       <w:lvlText w:val="%1."/>
       <w:lvlJc w:val="left"/>
@@ -4301,7 +4476,7 @@
         <w:ind w:left="360" w:hanging="300"/>
       </w:pPr>
     </w:lvl>
-    <w:lvl w:ilvl="1" w:tplc="2092C288" w:tentative="1">
+    <w:lvl w:ilvl="1" w:tplc="7D50F06E" w:tentative="1">
       <w:start w:val="1"/>
       <w:numFmt w:val="lowerLetter"/>
       <w:lvlText w:val="%2."/>
@@ -4310,47 +4485,47 @@
         <w:ind w:left="720" w:hanging="300"/>
       </w:pPr>
     </w:lvl>
-    <w:lvl w:ilvl="2" w:tplc="8BA6FE0A">
-      <w:numFmt w:val="decimal"/>
-      <w:lvlText w:val=""/>
-      <w:lvlJc w:val="left"/>
-    </w:lvl>
-    <w:lvl w:ilvl="3" w:tplc="7C18386A">
-      <w:numFmt w:val="decimal"/>
-      <w:lvlText w:val=""/>
-      <w:lvlJc w:val="left"/>
-    </w:lvl>
-    <w:lvl w:ilvl="4" w:tplc="AC64158C">
-      <w:numFmt w:val="decimal"/>
-      <w:lvlText w:val=""/>
-      <w:lvlJc w:val="left"/>
-    </w:lvl>
-    <w:lvl w:ilvl="5" w:tplc="D9C8658C">
-      <w:numFmt w:val="decimal"/>
-      <w:lvlText w:val=""/>
-      <w:lvlJc w:val="left"/>
-    </w:lvl>
-    <w:lvl w:ilvl="6" w:tplc="0D70D2C4">
-      <w:numFmt w:val="decimal"/>
-      <w:lvlText w:val=""/>
-      <w:lvlJc w:val="left"/>
-    </w:lvl>
-    <w:lvl w:ilvl="7" w:tplc="4642B30A">
-      <w:numFmt w:val="decimal"/>
-      <w:lvlText w:val=""/>
-      <w:lvlJc w:val="left"/>
-    </w:lvl>
-    <w:lvl w:ilvl="8" w:tplc="F4BE9E46">
+    <w:lvl w:ilvl="2" w:tplc="5F141594">
+      <w:numFmt w:val="decimal"/>
+      <w:lvlText w:val=""/>
+      <w:lvlJc w:val="left"/>
+    </w:lvl>
+    <w:lvl w:ilvl="3" w:tplc="3F84296C">
+      <w:numFmt w:val="decimal"/>
+      <w:lvlText w:val=""/>
+      <w:lvlJc w:val="left"/>
+    </w:lvl>
+    <w:lvl w:ilvl="4" w:tplc="9BE2BA2C">
+      <w:numFmt w:val="decimal"/>
+      <w:lvlText w:val=""/>
+      <w:lvlJc w:val="left"/>
+    </w:lvl>
+    <w:lvl w:ilvl="5" w:tplc="DA3CB924">
+      <w:numFmt w:val="decimal"/>
+      <w:lvlText w:val=""/>
+      <w:lvlJc w:val="left"/>
+    </w:lvl>
+    <w:lvl w:ilvl="6" w:tplc="3DC4DE5A">
+      <w:numFmt w:val="decimal"/>
+      <w:lvlText w:val=""/>
+      <w:lvlJc w:val="left"/>
+    </w:lvl>
+    <w:lvl w:ilvl="7" w:tplc="D3F63BB0">
+      <w:numFmt w:val="decimal"/>
+      <w:lvlText w:val=""/>
+      <w:lvlJc w:val="left"/>
+    </w:lvl>
+    <w:lvl w:ilvl="8" w:tplc="22F8DEC8">
       <w:numFmt w:val="decimal"/>
       <w:lvlText w:val=""/>
       <w:lvlJc w:val="left"/>
     </w:lvl>
   </w:abstractNum>
-  <w:abstractNum w:abstractNumId="4" w15:restartNumberingAfterBreak="0">
-    <w:nsid w:val="24CD09FF"/>
+  <w:abstractNum w:abstractNumId="5" w15:restartNumberingAfterBreak="0">
+    <w:nsid w:val="24CC5440"/>
     <w:multiLevelType w:val="hybridMultilevel"/>
-    <w:tmpl w:val="6BECCCC0"/>
-    <w:lvl w:ilvl="0" w:tplc="7968EC14">
+    <w:tmpl w:val="D3BC4AE4"/>
+    <w:lvl w:ilvl="0" w:tplc="61A45F26">
       <w:start w:val="1"/>
       <w:numFmt w:val="decimal"/>
       <w:lvlText w:val="%1."/>
@@ -4359,7 +4534,7 @@
         <w:ind w:left="360" w:hanging="300"/>
       </w:pPr>
     </w:lvl>
-    <w:lvl w:ilvl="1" w:tplc="822C3DF6" w:tentative="1">
+    <w:lvl w:ilvl="1" w:tplc="99B42F0E" w:tentative="1">
       <w:start w:val="1"/>
       <w:numFmt w:val="lowerLetter"/>
       <w:lvlText w:val="%2."/>
@@ -4368,47 +4543,47 @@
         <w:ind w:left="720" w:hanging="300"/>
       </w:pPr>
     </w:lvl>
-    <w:lvl w:ilvl="2" w:tplc="68CE354C">
-      <w:numFmt w:val="decimal"/>
-      <w:lvlText w:val=""/>
-      <w:lvlJc w:val="left"/>
-    </w:lvl>
-    <w:lvl w:ilvl="3" w:tplc="EC1A218C">
-      <w:numFmt w:val="decimal"/>
-      <w:lvlText w:val=""/>
-      <w:lvlJc w:val="left"/>
-    </w:lvl>
-    <w:lvl w:ilvl="4" w:tplc="41B8B5CE">
-      <w:numFmt w:val="decimal"/>
-      <w:lvlText w:val=""/>
-      <w:lvlJc w:val="left"/>
-    </w:lvl>
-    <w:lvl w:ilvl="5" w:tplc="11543546">
-      <w:numFmt w:val="decimal"/>
-      <w:lvlText w:val=""/>
-      <w:lvlJc w:val="left"/>
-    </w:lvl>
-    <w:lvl w:ilvl="6" w:tplc="4196781C">
-      <w:numFmt w:val="decimal"/>
-      <w:lvlText w:val=""/>
-      <w:lvlJc w:val="left"/>
-    </w:lvl>
-    <w:lvl w:ilvl="7" w:tplc="3342D8A4">
-      <w:numFmt w:val="decimal"/>
-      <w:lvlText w:val=""/>
-      <w:lvlJc w:val="left"/>
-    </w:lvl>
-    <w:lvl w:ilvl="8" w:tplc="C944C4B8">
+    <w:lvl w:ilvl="2" w:tplc="B8C6FA62">
+      <w:numFmt w:val="decimal"/>
+      <w:lvlText w:val=""/>
+      <w:lvlJc w:val="left"/>
+    </w:lvl>
+    <w:lvl w:ilvl="3" w:tplc="1E0C24D8">
+      <w:numFmt w:val="decimal"/>
+      <w:lvlText w:val=""/>
+      <w:lvlJc w:val="left"/>
+    </w:lvl>
+    <w:lvl w:ilvl="4" w:tplc="E91EA256">
+      <w:numFmt w:val="decimal"/>
+      <w:lvlText w:val=""/>
+      <w:lvlJc w:val="left"/>
+    </w:lvl>
+    <w:lvl w:ilvl="5" w:tplc="619ACB7C">
+      <w:numFmt w:val="decimal"/>
+      <w:lvlText w:val=""/>
+      <w:lvlJc w:val="left"/>
+    </w:lvl>
+    <w:lvl w:ilvl="6" w:tplc="F1D05CE4">
+      <w:numFmt w:val="decimal"/>
+      <w:lvlText w:val=""/>
+      <w:lvlJc w:val="left"/>
+    </w:lvl>
+    <w:lvl w:ilvl="7" w:tplc="1214EE8A">
+      <w:numFmt w:val="decimal"/>
+      <w:lvlText w:val=""/>
+      <w:lvlJc w:val="left"/>
+    </w:lvl>
+    <w:lvl w:ilvl="8" w:tplc="BB7039DA">
       <w:numFmt w:val="decimal"/>
       <w:lvlText w:val=""/>
       <w:lvlJc w:val="left"/>
     </w:lvl>
   </w:abstractNum>
-  <w:abstractNum w:abstractNumId="5" w15:restartNumberingAfterBreak="0">
-    <w:nsid w:val="3D7565E1"/>
+  <w:abstractNum w:abstractNumId="6" w15:restartNumberingAfterBreak="0">
+    <w:nsid w:val="3F305571"/>
     <w:multiLevelType w:val="hybridMultilevel"/>
-    <w:tmpl w:val="7DE4F5F0"/>
-    <w:lvl w:ilvl="0" w:tplc="7CE61E5E">
+    <w:tmpl w:val="5472F60E"/>
+    <w:lvl w:ilvl="0" w:tplc="2138DDD8">
       <w:start w:val="1"/>
       <w:numFmt w:val="decimal"/>
       <w:lvlText w:val="%1."/>
@@ -4417,7 +4592,7 @@
         <w:ind w:left="360" w:hanging="300"/>
       </w:pPr>
     </w:lvl>
-    <w:lvl w:ilvl="1" w:tplc="7F94B26A" w:tentative="1">
+    <w:lvl w:ilvl="1" w:tplc="4AA2BC34" w:tentative="1">
       <w:start w:val="1"/>
       <w:numFmt w:val="lowerLetter"/>
       <w:lvlText w:val="%2."/>
@@ -4426,47 +4601,163 @@
         <w:ind w:left="720" w:hanging="300"/>
       </w:pPr>
     </w:lvl>
-    <w:lvl w:ilvl="2" w:tplc="04522892">
-      <w:numFmt w:val="decimal"/>
-      <w:lvlText w:val=""/>
-      <w:lvlJc w:val="left"/>
-    </w:lvl>
-    <w:lvl w:ilvl="3" w:tplc="E87C8C16">
-      <w:numFmt w:val="decimal"/>
-      <w:lvlText w:val=""/>
-      <w:lvlJc w:val="left"/>
-    </w:lvl>
-    <w:lvl w:ilvl="4" w:tplc="A7FA9E5E">
-      <w:numFmt w:val="decimal"/>
-      <w:lvlText w:val=""/>
-      <w:lvlJc w:val="left"/>
-    </w:lvl>
-    <w:lvl w:ilvl="5" w:tplc="EEE2DC98">
-      <w:numFmt w:val="decimal"/>
-      <w:lvlText w:val=""/>
-      <w:lvlJc w:val="left"/>
-    </w:lvl>
-    <w:lvl w:ilvl="6" w:tplc="60FAAF66">
-      <w:numFmt w:val="decimal"/>
-      <w:lvlText w:val=""/>
-      <w:lvlJc w:val="left"/>
-    </w:lvl>
-    <w:lvl w:ilvl="7" w:tplc="84B6A756">
-      <w:numFmt w:val="decimal"/>
-      <w:lvlText w:val=""/>
-      <w:lvlJc w:val="left"/>
-    </w:lvl>
-    <w:lvl w:ilvl="8" w:tplc="22989832">
+    <w:lvl w:ilvl="2" w:tplc="AC945198">
+      <w:numFmt w:val="decimal"/>
+      <w:lvlText w:val=""/>
+      <w:lvlJc w:val="left"/>
+    </w:lvl>
+    <w:lvl w:ilvl="3" w:tplc="9A66E1BA">
+      <w:numFmt w:val="decimal"/>
+      <w:lvlText w:val=""/>
+      <w:lvlJc w:val="left"/>
+    </w:lvl>
+    <w:lvl w:ilvl="4" w:tplc="2D3829DE">
+      <w:numFmt w:val="decimal"/>
+      <w:lvlText w:val=""/>
+      <w:lvlJc w:val="left"/>
+    </w:lvl>
+    <w:lvl w:ilvl="5" w:tplc="97A083DC">
+      <w:numFmt w:val="decimal"/>
+      <w:lvlText w:val=""/>
+      <w:lvlJc w:val="left"/>
+    </w:lvl>
+    <w:lvl w:ilvl="6" w:tplc="FB268DEE">
+      <w:numFmt w:val="decimal"/>
+      <w:lvlText w:val=""/>
+      <w:lvlJc w:val="left"/>
+    </w:lvl>
+    <w:lvl w:ilvl="7" w:tplc="6F14E0A4">
+      <w:numFmt w:val="decimal"/>
+      <w:lvlText w:val=""/>
+      <w:lvlJc w:val="left"/>
+    </w:lvl>
+    <w:lvl w:ilvl="8" w:tplc="93B89614">
       <w:numFmt w:val="decimal"/>
       <w:lvlText w:val=""/>
       <w:lvlJc w:val="left"/>
     </w:lvl>
   </w:abstractNum>
-  <w:abstractNum w:abstractNumId="6" w15:restartNumberingAfterBreak="0">
-    <w:nsid w:val="4BE42654"/>
+  <w:abstractNum w:abstractNumId="7" w15:restartNumberingAfterBreak="0">
+    <w:nsid w:val="43794755"/>
     <w:multiLevelType w:val="hybridMultilevel"/>
-    <w:tmpl w:val="5EA8C3E6"/>
-    <w:lvl w:ilvl="0" w:tplc="DE7E29AC" w:tentative="1">
+    <w:tmpl w:val="9B28EA8C"/>
+    <w:lvl w:ilvl="0" w:tplc="8020AF0A">
+      <w:start w:val="1"/>
+      <w:numFmt w:val="decimal"/>
+      <w:lvlText w:val="%1."/>
+      <w:lvlJc w:val="left"/>
+      <w:pPr>
+        <w:ind w:left="360" w:hanging="300"/>
+      </w:pPr>
+    </w:lvl>
+    <w:lvl w:ilvl="1" w:tplc="8714AEA4" w:tentative="1">
+      <w:start w:val="1"/>
+      <w:numFmt w:val="lowerLetter"/>
+      <w:lvlText w:val="%2."/>
+      <w:lvlJc w:val="left"/>
+      <w:pPr>
+        <w:ind w:left="720" w:hanging="300"/>
+      </w:pPr>
+    </w:lvl>
+    <w:lvl w:ilvl="2" w:tplc="6486D234">
+      <w:numFmt w:val="decimal"/>
+      <w:lvlText w:val=""/>
+      <w:lvlJc w:val="left"/>
+    </w:lvl>
+    <w:lvl w:ilvl="3" w:tplc="CC22ED5E">
+      <w:numFmt w:val="decimal"/>
+      <w:lvlText w:val=""/>
+      <w:lvlJc w:val="left"/>
+    </w:lvl>
+    <w:lvl w:ilvl="4" w:tplc="B8E25D94">
+      <w:numFmt w:val="decimal"/>
+      <w:lvlText w:val=""/>
+      <w:lvlJc w:val="left"/>
+    </w:lvl>
+    <w:lvl w:ilvl="5" w:tplc="85AA4B5E">
+      <w:numFmt w:val="decimal"/>
+      <w:lvlText w:val=""/>
+      <w:lvlJc w:val="left"/>
+    </w:lvl>
+    <w:lvl w:ilvl="6" w:tplc="D03629FC">
+      <w:numFmt w:val="decimal"/>
+      <w:lvlText w:val=""/>
+      <w:lvlJc w:val="left"/>
+    </w:lvl>
+    <w:lvl w:ilvl="7" w:tplc="24949484">
+      <w:numFmt w:val="decimal"/>
+      <w:lvlText w:val=""/>
+      <w:lvlJc w:val="left"/>
+    </w:lvl>
+    <w:lvl w:ilvl="8" w:tplc="F8766972">
+      <w:numFmt w:val="decimal"/>
+      <w:lvlText w:val=""/>
+      <w:lvlJc w:val="left"/>
+    </w:lvl>
+  </w:abstractNum>
+  <w:abstractNum w:abstractNumId="8" w15:restartNumberingAfterBreak="0">
+    <w:nsid w:val="5B4D5037"/>
+    <w:multiLevelType w:val="hybridMultilevel"/>
+    <w:tmpl w:val="0450F1E6"/>
+    <w:lvl w:ilvl="0" w:tplc="83E68566">
+      <w:start w:val="1"/>
+      <w:numFmt w:val="decimal"/>
+      <w:lvlText w:val="%1."/>
+      <w:lvlJc w:val="left"/>
+      <w:pPr>
+        <w:ind w:left="360" w:hanging="300"/>
+      </w:pPr>
+    </w:lvl>
+    <w:lvl w:ilvl="1" w:tplc="3CBEBC18" w:tentative="1">
+      <w:start w:val="1"/>
+      <w:numFmt w:val="lowerLetter"/>
+      <w:lvlText w:val="%2."/>
+      <w:lvlJc w:val="left"/>
+      <w:pPr>
+        <w:ind w:left="720" w:hanging="300"/>
+      </w:pPr>
+    </w:lvl>
+    <w:lvl w:ilvl="2" w:tplc="7460077C">
+      <w:numFmt w:val="decimal"/>
+      <w:lvlText w:val=""/>
+      <w:lvlJc w:val="left"/>
+    </w:lvl>
+    <w:lvl w:ilvl="3" w:tplc="6798AD98">
+      <w:numFmt w:val="decimal"/>
+      <w:lvlText w:val=""/>
+      <w:lvlJc w:val="left"/>
+    </w:lvl>
+    <w:lvl w:ilvl="4" w:tplc="257C706E">
+      <w:numFmt w:val="decimal"/>
+      <w:lvlText w:val=""/>
+      <w:lvlJc w:val="left"/>
+    </w:lvl>
+    <w:lvl w:ilvl="5" w:tplc="9F86507E">
+      <w:numFmt w:val="decimal"/>
+      <w:lvlText w:val=""/>
+      <w:lvlJc w:val="left"/>
+    </w:lvl>
+    <w:lvl w:ilvl="6" w:tplc="41582AA6">
+      <w:numFmt w:val="decimal"/>
+      <w:lvlText w:val=""/>
+      <w:lvlJc w:val="left"/>
+    </w:lvl>
+    <w:lvl w:ilvl="7" w:tplc="737827A0">
+      <w:numFmt w:val="decimal"/>
+      <w:lvlText w:val=""/>
+      <w:lvlJc w:val="left"/>
+    </w:lvl>
+    <w:lvl w:ilvl="8" w:tplc="9B3A9F36">
+      <w:numFmt w:val="decimal"/>
+      <w:lvlText w:val=""/>
+      <w:lvlJc w:val="left"/>
+    </w:lvl>
+  </w:abstractNum>
+  <w:abstractNum w:abstractNumId="9" w15:restartNumberingAfterBreak="0">
+    <w:nsid w:val="78C3248E"/>
+    <w:multiLevelType w:val="hybridMultilevel"/>
+    <w:tmpl w:val="2DF8DF2A"/>
+    <w:lvl w:ilvl="0" w:tplc="E76EF6F6" w:tentative="1">
       <w:start w:val="1"/>
       <w:numFmt w:val="bullet"/>
       <w:lvlText w:val="●"/>
@@ -4475,7 +4766,7 @@
         <w:ind w:left="720" w:hanging="360"/>
       </w:pPr>
     </w:lvl>
-    <w:lvl w:ilvl="1" w:tplc="FBE0557A" w:tentative="1">
+    <w:lvl w:ilvl="1" w:tplc="E416DCD8" w:tentative="1">
       <w:start w:val="1"/>
       <w:numFmt w:val="bullet"/>
       <w:lvlText w:val="○"/>
@@ -4484,7 +4775,7 @@
         <w:ind w:left="1440" w:hanging="360"/>
       </w:pPr>
     </w:lvl>
-    <w:lvl w:ilvl="2" w:tplc="85E4135C" w:tentative="1">
+    <w:lvl w:ilvl="2" w:tplc="072C7550" w:tentative="1">
       <w:start w:val="1"/>
       <w:numFmt w:val="bullet"/>
       <w:lvlText w:val="■"/>
@@ -4493,7 +4784,7 @@
         <w:ind w:left="2160" w:hanging="360"/>
       </w:pPr>
     </w:lvl>
-    <w:lvl w:ilvl="3" w:tplc="EFBCB370" w:tentative="1">
+    <w:lvl w:ilvl="3" w:tplc="05167B16" w:tentative="1">
       <w:start w:val="1"/>
       <w:numFmt w:val="bullet"/>
       <w:lvlText w:val="●"/>
@@ -4502,7 +4793,7 @@
         <w:ind w:left="2880" w:hanging="360"/>
       </w:pPr>
     </w:lvl>
-    <w:lvl w:ilvl="4" w:tplc="58901A20" w:tentative="1">
+    <w:lvl w:ilvl="4" w:tplc="8F5AD58A" w:tentative="1">
       <w:start w:val="1"/>
       <w:numFmt w:val="bullet"/>
       <w:lvlText w:val="○"/>
@@ -4511,7 +4802,7 @@
         <w:ind w:left="3600" w:hanging="360"/>
       </w:pPr>
     </w:lvl>
-    <w:lvl w:ilvl="5" w:tplc="AAE81C0E" w:tentative="1">
+    <w:lvl w:ilvl="5" w:tplc="C186BED0" w:tentative="1">
       <w:start w:val="1"/>
       <w:numFmt w:val="bullet"/>
       <w:lvlText w:val="■"/>
@@ -4520,7 +4811,7 @@
         <w:ind w:left="4320" w:hanging="360"/>
       </w:pPr>
     </w:lvl>
-    <w:lvl w:ilvl="6" w:tplc="A1FAA2DE" w:tentative="1">
+    <w:lvl w:ilvl="6" w:tplc="A4B66892" w:tentative="1">
       <w:start w:val="1"/>
       <w:numFmt w:val="bullet"/>
       <w:lvlText w:val="●"/>
@@ -4529,7 +4820,7 @@
         <w:ind w:left="5040" w:hanging="360"/>
       </w:pPr>
     </w:lvl>
-    <w:lvl w:ilvl="7" w:tplc="9410BA70" w:tentative="1">
+    <w:lvl w:ilvl="7" w:tplc="1E46A5EC" w:tentative="1">
       <w:start w:val="1"/>
       <w:numFmt w:val="bullet"/>
       <w:lvlText w:val="●"/>
@@ -4538,7 +4829,7 @@
         <w:ind w:left="5760" w:hanging="360"/>
       </w:pPr>
     </w:lvl>
-    <w:lvl w:ilvl="8" w:tplc="F926AC1C" w:tentative="1">
+    <w:lvl w:ilvl="8" w:tplc="F35E157E" w:tentative="1">
       <w:start w:val="1"/>
       <w:numFmt w:val="bullet"/>
       <w:lvlText w:val="●"/>
@@ -4548,230 +4839,56 @@
       </w:pPr>
     </w:lvl>
   </w:abstractNum>
-  <w:abstractNum w:abstractNumId="7" w15:restartNumberingAfterBreak="0">
-    <w:nsid w:val="63725938"/>
-    <w:multiLevelType w:val="hybridMultilevel"/>
-    <w:tmpl w:val="05389432"/>
-    <w:lvl w:ilvl="0" w:tplc="CA62CBF4">
-      <w:start w:val="1"/>
-      <w:numFmt w:val="decimal"/>
-      <w:lvlText w:val="%1."/>
-      <w:lvlJc w:val="left"/>
-      <w:pPr>
-        <w:ind w:left="360" w:hanging="300"/>
-      </w:pPr>
-    </w:lvl>
-    <w:lvl w:ilvl="1" w:tplc="DF2E7072" w:tentative="1">
-      <w:start w:val="1"/>
-      <w:numFmt w:val="lowerLetter"/>
-      <w:lvlText w:val="%2."/>
-      <w:lvlJc w:val="left"/>
-      <w:pPr>
-        <w:ind w:left="720" w:hanging="300"/>
-      </w:pPr>
-    </w:lvl>
-    <w:lvl w:ilvl="2" w:tplc="39A0F77E">
-      <w:numFmt w:val="decimal"/>
-      <w:lvlText w:val=""/>
-      <w:lvlJc w:val="left"/>
-    </w:lvl>
-    <w:lvl w:ilvl="3" w:tplc="48F2FE6E">
-      <w:numFmt w:val="decimal"/>
-      <w:lvlText w:val=""/>
-      <w:lvlJc w:val="left"/>
-    </w:lvl>
-    <w:lvl w:ilvl="4" w:tplc="5D18D488">
-      <w:numFmt w:val="decimal"/>
-      <w:lvlText w:val=""/>
-      <w:lvlJc w:val="left"/>
-    </w:lvl>
-    <w:lvl w:ilvl="5" w:tplc="1278CD1E">
-      <w:numFmt w:val="decimal"/>
-      <w:lvlText w:val=""/>
-      <w:lvlJc w:val="left"/>
-    </w:lvl>
-    <w:lvl w:ilvl="6" w:tplc="838C38A4">
-      <w:numFmt w:val="decimal"/>
-      <w:lvlText w:val=""/>
-      <w:lvlJc w:val="left"/>
-    </w:lvl>
-    <w:lvl w:ilvl="7" w:tplc="5F629DF8">
-      <w:numFmt w:val="decimal"/>
-      <w:lvlText w:val=""/>
-      <w:lvlJc w:val="left"/>
-    </w:lvl>
-    <w:lvl w:ilvl="8" w:tplc="996AF5E0">
-      <w:numFmt w:val="decimal"/>
-      <w:lvlText w:val=""/>
-      <w:lvlJc w:val="left"/>
-    </w:lvl>
-  </w:abstractNum>
-  <w:abstractNum w:abstractNumId="8" w15:restartNumberingAfterBreak="0">
-    <w:nsid w:val="65677A4C"/>
-    <w:multiLevelType w:val="hybridMultilevel"/>
-    <w:tmpl w:val="34002F8C"/>
-    <w:lvl w:ilvl="0" w:tplc="6F9418A4" w:tentative="1">
-      <w:start w:val="1"/>
-      <w:numFmt w:val="bullet"/>
-      <w:lvlText w:val="•"/>
-      <w:lvlJc w:val="left"/>
-      <w:pPr>
-        <w:ind w:left="360" w:hanging="260"/>
-      </w:pPr>
-    </w:lvl>
-    <w:lvl w:ilvl="1" w:tplc="99306FCE" w:tentative="1">
-      <w:start w:val="1"/>
-      <w:numFmt w:val="bullet"/>
-      <w:lvlText w:val="–"/>
-      <w:lvlJc w:val="left"/>
-      <w:pPr>
-        <w:ind w:left="720" w:hanging="260"/>
-      </w:pPr>
-    </w:lvl>
-    <w:lvl w:ilvl="2" w:tplc="D16A4B0C">
-      <w:numFmt w:val="decimal"/>
-      <w:lvlText w:val=""/>
-      <w:lvlJc w:val="left"/>
-    </w:lvl>
-    <w:lvl w:ilvl="3" w:tplc="8F2C0B5E">
-      <w:numFmt w:val="decimal"/>
-      <w:lvlText w:val=""/>
-      <w:lvlJc w:val="left"/>
-    </w:lvl>
-    <w:lvl w:ilvl="4" w:tplc="8BCC8C0C">
-      <w:numFmt w:val="decimal"/>
-      <w:lvlText w:val=""/>
-      <w:lvlJc w:val="left"/>
-    </w:lvl>
-    <w:lvl w:ilvl="5" w:tplc="2C68E3DA">
-      <w:numFmt w:val="decimal"/>
-      <w:lvlText w:val=""/>
-      <w:lvlJc w:val="left"/>
-    </w:lvl>
-    <w:lvl w:ilvl="6" w:tplc="D34A7CC0">
-      <w:numFmt w:val="decimal"/>
-      <w:lvlText w:val=""/>
-      <w:lvlJc w:val="left"/>
-    </w:lvl>
-    <w:lvl w:ilvl="7" w:tplc="4692A5F8">
-      <w:numFmt w:val="decimal"/>
-      <w:lvlText w:val=""/>
-      <w:lvlJc w:val="left"/>
-    </w:lvl>
-    <w:lvl w:ilvl="8" w:tplc="8794BC20">
-      <w:numFmt w:val="decimal"/>
-      <w:lvlText w:val=""/>
-      <w:lvlJc w:val="left"/>
-    </w:lvl>
-  </w:abstractNum>
-  <w:abstractNum w:abstractNumId="9" w15:restartNumberingAfterBreak="0">
-    <w:nsid w:val="782458AA"/>
-    <w:multiLevelType w:val="hybridMultilevel"/>
-    <w:tmpl w:val="69DC7A76"/>
-    <w:lvl w:ilvl="0" w:tplc="85D0E3BE">
-      <w:start w:val="1"/>
-      <w:numFmt w:val="decimal"/>
-      <w:lvlText w:val="%1."/>
-      <w:lvlJc w:val="left"/>
-      <w:pPr>
-        <w:ind w:left="360" w:hanging="300"/>
-      </w:pPr>
-    </w:lvl>
-    <w:lvl w:ilvl="1" w:tplc="9A46D91C" w:tentative="1">
-      <w:start w:val="1"/>
-      <w:numFmt w:val="lowerLetter"/>
-      <w:lvlText w:val="%2."/>
-      <w:lvlJc w:val="left"/>
-      <w:pPr>
-        <w:ind w:left="720" w:hanging="300"/>
-      </w:pPr>
-    </w:lvl>
-    <w:lvl w:ilvl="2" w:tplc="B6845E5C">
-      <w:numFmt w:val="decimal"/>
-      <w:lvlText w:val=""/>
-      <w:lvlJc w:val="left"/>
-    </w:lvl>
-    <w:lvl w:ilvl="3" w:tplc="7432173C">
-      <w:numFmt w:val="decimal"/>
-      <w:lvlText w:val=""/>
-      <w:lvlJc w:val="left"/>
-    </w:lvl>
-    <w:lvl w:ilvl="4" w:tplc="B8F8A324">
-      <w:numFmt w:val="decimal"/>
-      <w:lvlText w:val=""/>
-      <w:lvlJc w:val="left"/>
-    </w:lvl>
-    <w:lvl w:ilvl="5" w:tplc="4CB64E6C">
-      <w:numFmt w:val="decimal"/>
-      <w:lvlText w:val=""/>
-      <w:lvlJc w:val="left"/>
-    </w:lvl>
-    <w:lvl w:ilvl="6" w:tplc="E24C2926">
-      <w:numFmt w:val="decimal"/>
-      <w:lvlText w:val=""/>
-      <w:lvlJc w:val="left"/>
-    </w:lvl>
-    <w:lvl w:ilvl="7" w:tplc="0AD86164">
-      <w:numFmt w:val="decimal"/>
-      <w:lvlText w:val=""/>
-      <w:lvlJc w:val="left"/>
-    </w:lvl>
-    <w:lvl w:ilvl="8" w:tplc="B8F8A3D6">
-      <w:numFmt w:val="decimal"/>
-      <w:lvlText w:val=""/>
-      <w:lvlJc w:val="left"/>
-    </w:lvl>
-  </w:abstractNum>
-  <w:num w:numId="1" w16cid:durableId="1508445053">
+  <w:num w:numId="1" w16cid:durableId="642386965">
+    <w:abstractNumId w:val="9"/>
+    <w:lvlOverride w:ilvl="0">
+      <w:startOverride w:val="1"/>
+    </w:lvlOverride>
+  </w:num>
+  <w:num w:numId="2" w16cid:durableId="623732346">
+    <w:abstractNumId w:val="8"/>
+    <w:lvlOverride w:ilvl="0">
+      <w:startOverride w:val="1"/>
+    </w:lvlOverride>
+  </w:num>
+  <w:num w:numId="3" w16cid:durableId="1248536476">
+    <w:abstractNumId w:val="5"/>
+    <w:lvlOverride w:ilvl="0">
+      <w:startOverride w:val="1"/>
+    </w:lvlOverride>
+  </w:num>
+  <w:num w:numId="4" w16cid:durableId="1951889925">
+    <w:abstractNumId w:val="4"/>
+    <w:lvlOverride w:ilvl="0">
+      <w:startOverride w:val="1"/>
+    </w:lvlOverride>
+  </w:num>
+  <w:num w:numId="5" w16cid:durableId="1093210865">
     <w:abstractNumId w:val="6"/>
     <w:lvlOverride w:ilvl="0">
       <w:startOverride w:val="1"/>
     </w:lvlOverride>
   </w:num>
-  <w:num w:numId="2" w16cid:durableId="1781992162">
+  <w:num w:numId="6" w16cid:durableId="1034354908">
     <w:abstractNumId w:val="0"/>
     <w:lvlOverride w:ilvl="0">
       <w:startOverride w:val="1"/>
     </w:lvlOverride>
   </w:num>
-  <w:num w:numId="3" w16cid:durableId="1848474388">
-    <w:abstractNumId w:val="9"/>
-    <w:lvlOverride w:ilvl="0">
-      <w:startOverride w:val="1"/>
-    </w:lvlOverride>
-  </w:num>
-  <w:num w:numId="4" w16cid:durableId="1178426908">
-    <w:abstractNumId w:val="3"/>
-    <w:lvlOverride w:ilvl="0">
-      <w:startOverride w:val="1"/>
-    </w:lvlOverride>
-  </w:num>
-  <w:num w:numId="5" w16cid:durableId="1324771743">
-    <w:abstractNumId w:val="4"/>
-    <w:lvlOverride w:ilvl="0">
-      <w:startOverride w:val="1"/>
-    </w:lvlOverride>
-  </w:num>
-  <w:num w:numId="6" w16cid:durableId="980766178">
-    <w:abstractNumId w:val="7"/>
-    <w:lvlOverride w:ilvl="0">
-      <w:startOverride w:val="1"/>
-    </w:lvlOverride>
-  </w:num>
-  <w:num w:numId="7" w16cid:durableId="886990887">
-    <w:abstractNumId w:val="5"/>
-    <w:lvlOverride w:ilvl="0">
-      <w:startOverride w:val="1"/>
-    </w:lvlOverride>
-  </w:num>
-  <w:num w:numId="8" w16cid:durableId="808941011">
+  <w:num w:numId="7" w16cid:durableId="1323578712">
     <w:abstractNumId w:val="2"/>
     <w:lvlOverride w:ilvl="0">
       <w:startOverride w:val="1"/>
     </w:lvlOverride>
   </w:num>
-  <w:num w:numId="9" w16cid:durableId="1337079046">
+  <w:num w:numId="8" w16cid:durableId="1589345484">
     <w:abstractNumId w:val="1"/>
+    <w:lvlOverride w:ilvl="0">
+      <w:startOverride w:val="1"/>
+    </w:lvlOverride>
+  </w:num>
+  <w:num w:numId="9" w16cid:durableId="314574452">
+    <w:abstractNumId w:val="7"/>
     <w:lvlOverride w:ilvl="0">
       <w:startOverride w:val="1"/>
     </w:lvlOverride>
@@ -5452,7 +5569,7 @@
     <w:autoRedefine/>
     <w:uiPriority w:val="39"/>
     <w:unhideWhenUsed/>
-    <w:rsid w:val="003864CD"/>
+    <w:rsid w:val="009D2CE3"/>
     <w:pPr>
       <w:spacing w:after="100"/>
     </w:pPr>
